--- a/documents/Rain - 2026.9.14.docx
+++ b/documents/Rain - 2026.9.14.docx
@@ -130,36 +130,16 @@
           <w:iCs/>
           <w:lang w:val="en-CA"/>
         </w:rPr>
-        <w:t>--</w:t>
-      </w:r>
-      <w:proofErr w:type="gramStart"/>
-      <w:r>
-        <w:rPr>
-          <w:rFonts w:ascii="Times New Roman" w:hAnsi="Times New Roman" w:cs="Times New Roman"/>
+        <w:t xml:space="preserve">--- </w:t>
+      </w:r>
+      <w:r>
+        <w:rPr>
+          <w:rFonts w:ascii="Times New Roman" w:hAnsi="Times New Roman" w:cs="Times New Roman" w:hint="eastAsia"/>
           <w:i/>
           <w:iCs/>
           <w:lang w:val="en-CA"/>
         </w:rPr>
-        <w:t xml:space="preserve">- </w:t>
-      </w:r>
-      <w:r>
-        <w:rPr>
-          <w:rFonts w:ascii="Times New Roman" w:hAnsi="Times New Roman" w:cs="Times New Roman" w:hint="eastAsia"/>
-          <w:i/>
-          <w:iCs/>
-          <w:lang w:val="en-CA"/>
-        </w:rPr>
-        <w:t>毛泽东</w:t>
-      </w:r>
-      <w:proofErr w:type="gramEnd"/>
-      <w:r>
-        <w:rPr>
-          <w:rFonts w:ascii="Times New Roman" w:hAnsi="Times New Roman" w:cs="Times New Roman" w:hint="eastAsia"/>
-          <w:i/>
-          <w:iCs/>
-          <w:lang w:val="en-CA"/>
-        </w:rPr>
-        <w:t>，《忆秦娥·娄山关》</w:t>
+        <w:t>毛泽东，《忆秦娥·娄山关》</w:t>
       </w:r>
       <w:r>
         <w:rPr>
@@ -198,6 +178,7 @@
         <w:jc w:val="both"/>
         <w:rPr>
           <w:rFonts w:ascii="Times New Roman" w:hAnsi="Times New Roman" w:cs="Times New Roman"/>
+          <w:lang w:val="en-CA"/>
         </w:rPr>
       </w:pPr>
       <w:r>
@@ -240,21 +221,7 @@
         <w:rPr>
           <w:rFonts w:ascii="Times New Roman" w:hAnsi="Times New Roman" w:cs="Times New Roman" w:hint="eastAsia"/>
         </w:rPr>
-        <w:t xml:space="preserve"> its face behind a thin veil of </w:t>
-      </w:r>
-      <w:proofErr w:type="gramStart"/>
-      <w:r>
-        <w:rPr>
-          <w:rFonts w:ascii="Times New Roman" w:hAnsi="Times New Roman" w:cs="Times New Roman" w:hint="eastAsia"/>
-        </w:rPr>
-        <w:t>cloud</w:t>
-      </w:r>
-      <w:proofErr w:type="gramEnd"/>
-      <w:r>
-        <w:rPr>
-          <w:rFonts w:ascii="Times New Roman" w:hAnsi="Times New Roman" w:cs="Times New Roman" w:hint="eastAsia"/>
-        </w:rPr>
-        <w:t>,</w:t>
+        <w:t xml:space="preserve"> its face behind a thin veil of cloud,</w:t>
       </w:r>
       <w:r>
         <w:rPr>
@@ -338,19 +305,14 @@
         <w:rPr>
           <w:rFonts w:ascii="Times New Roman" w:hAnsi="Times New Roman" w:cs="Times New Roman"/>
         </w:rPr>
-        <w:t xml:space="preserve"> remained visible as shadows on the ground, sharp beneath the rain, mocking those who had trusted it and could now do nothing but </w:t>
-      </w:r>
-      <w:r>
-        <w:rPr>
-          <w:rFonts w:ascii="Times New Roman" w:hAnsi="Times New Roman" w:cs="Times New Roman"/>
-        </w:rPr>
-        <w:t xml:space="preserve">curse and </w:t>
-      </w:r>
-      <w:r>
-        <w:rPr>
-          <w:rFonts w:ascii="Times New Roman" w:hAnsi="Times New Roman" w:cs="Times New Roman"/>
-        </w:rPr>
-        <w:t>scatter.</w:t>
+        <w:t xml:space="preserve"> remained visible as shadows on the ground, sharp beneath the rain, mocking those who had trusted it</w:t>
+      </w:r>
+      <w:r>
+        <w:rPr>
+          <w:rFonts w:ascii="Times New Roman" w:hAnsi="Times New Roman" w:cs="Times New Roman"/>
+          <w:lang w:val="en-CA"/>
+        </w:rPr>
+        <w:t>.</w:t>
       </w:r>
     </w:p>
     <w:p>
@@ -389,7 +351,7 @@
           <w:rFonts w:ascii="Times New Roman" w:hAnsi="Times New Roman" w:cs="Times New Roman"/>
           <w:lang w:val="en-CA"/>
         </w:rPr>
-        <w:t>: first, I was luckily located right next to a house with a long, extended ro</w:t>
+        <w:t>: first, I was located right next to a house with a long, extended ro</w:t>
       </w:r>
       <w:r>
         <w:rPr>
@@ -554,56 +516,14 @@
           <w:rFonts w:ascii="Times New Roman" w:hAnsi="Times New Roman" w:cs="Times New Roman"/>
           <w:lang w:val="en-CA"/>
         </w:rPr>
-        <w:t>problem at all.</w:t>
-      </w:r>
-      <w:r>
-        <w:rPr>
-          <w:rFonts w:ascii="Times New Roman" w:hAnsi="Times New Roman" w:cs="Times New Roman"/>
-          <w:lang w:val="en-CA"/>
-        </w:rPr>
-        <w:t xml:space="preserve"> </w:t>
-      </w:r>
-      <w:r>
-        <w:rPr>
-          <w:rFonts w:ascii="Times New Roman" w:hAnsi="Times New Roman" w:cs="Times New Roman"/>
-          <w:lang w:val="en-CA"/>
-        </w:rPr>
-        <w:t>Besides, w</w:t>
-      </w:r>
-      <w:r>
-        <w:rPr>
-          <w:rFonts w:ascii="Times New Roman" w:hAnsi="Times New Roman" w:cs="Times New Roman"/>
-          <w:lang w:val="en-CA"/>
-        </w:rPr>
-        <w:t xml:space="preserve">hat </w:t>
-      </w:r>
-      <w:r>
-        <w:rPr>
-          <w:rFonts w:ascii="Times New Roman" w:hAnsi="Times New Roman" w:cs="Times New Roman"/>
-          <w:lang w:val="en-CA"/>
-        </w:rPr>
-        <w:t xml:space="preserve">more </w:t>
-      </w:r>
-      <w:r>
-        <w:rPr>
-          <w:rFonts w:ascii="Times New Roman" w:hAnsi="Times New Roman" w:cs="Times New Roman"/>
-          <w:lang w:val="en-CA"/>
-        </w:rPr>
-        <w:t xml:space="preserve">can </w:t>
-      </w:r>
-      <w:r>
-        <w:rPr>
-          <w:rFonts w:ascii="Times New Roman" w:hAnsi="Times New Roman" w:cs="Times New Roman" w:hint="eastAsia"/>
-          <w:lang w:val="en-CA"/>
-        </w:rPr>
-        <w:t>I</w:t>
-      </w:r>
-      <w:r>
-        <w:rPr>
-          <w:rFonts w:ascii="Times New Roman" w:hAnsi="Times New Roman" w:cs="Times New Roman"/>
-          <w:lang w:val="en-CA"/>
-        </w:rPr>
-        <w:t xml:space="preserve"> do about it? Nothing – and that’s exactly right, I tell myself</w:t>
+        <w:t>problem at all</w:t>
+      </w:r>
+      <w:r>
+        <w:rPr>
+          <w:rFonts w:ascii="Times New Roman" w:hAnsi="Times New Roman" w:cs="Times New Roman"/>
+          <w:lang w:val="en-CA"/>
+        </w:rPr>
+        <w:t>, I tell myself</w:t>
       </w:r>
       <w:r>
         <w:rPr>
@@ -957,23 +877,7 @@
           <w:rFonts w:ascii="Times New Roman" w:hAnsi="Times New Roman" w:cs="Times New Roman"/>
           <w:lang w:val="en-CA"/>
         </w:rPr>
-        <w:t xml:space="preserve"> simply the fact that it is aesthetic. However, none have ever been able to answer me further without resorting to </w:t>
-      </w:r>
-      <w:r>
-        <w:rPr>
-          <w:rFonts w:ascii="Times New Roman" w:hAnsi="Times New Roman" w:cs="Times New Roman"/>
-          <w:i/>
-          <w:iCs/>
-          <w:lang w:val="en-CA"/>
-        </w:rPr>
-        <w:t xml:space="preserve">ad hominem </w:t>
-      </w:r>
-      <w:r>
-        <w:rPr>
-          <w:rFonts w:ascii="Times New Roman" w:hAnsi="Times New Roman" w:cs="Times New Roman"/>
-          <w:lang w:val="en-CA"/>
-        </w:rPr>
-        <w:t xml:space="preserve">arguments as to exactly what </w:t>
+        <w:t xml:space="preserve"> simply the fact that it is aesthetic. However, none have ever been able to answer me further as to exactly what </w:t>
       </w:r>
       <w:r>
         <w:rPr>
@@ -1001,15 +905,7 @@
           <w:rFonts w:ascii="Times New Roman" w:hAnsi="Times New Roman" w:cs="Times New Roman"/>
           <w:lang w:val="en-CA"/>
         </w:rPr>
-        <w:t xml:space="preserve"> say, the leaves </w:t>
-      </w:r>
-      <w:r>
-        <w:rPr>
-          <w:rFonts w:ascii="Times New Roman" w:hAnsi="Times New Roman" w:cs="Times New Roman"/>
-          <w:lang w:val="en-CA"/>
-        </w:rPr>
-        <w:lastRenderedPageBreak/>
-        <w:t>of a tall tree glowing underneath bright sunlight, or the laughter of children playing in the snow under a distant, cold star.</w:t>
+        <w:t xml:space="preserve"> say, the leaves of a tall tree glowing underneath bright sunlight, or the laughter of children playing in the snow under a distant, cold star.</w:t>
       </w:r>
     </w:p>
     <w:p>
@@ -1223,7 +1119,15 @@
           <w:rFonts w:ascii="Times New Roman" w:hAnsi="Times New Roman" w:cs="Times New Roman" w:hint="eastAsia"/>
           <w:lang w:val="en-CA"/>
         </w:rPr>
-        <w:t>to be associated with</w:t>
+        <w:t xml:space="preserve">to </w:t>
+      </w:r>
+      <w:r>
+        <w:rPr>
+          <w:rFonts w:ascii="Times New Roman" w:hAnsi="Times New Roman" w:cs="Times New Roman" w:hint="eastAsia"/>
+          <w:lang w:val="en-CA"/>
+        </w:rPr>
+        <w:lastRenderedPageBreak/>
+        <w:t>be associated with</w:t>
       </w:r>
       <w:r>
         <w:rPr>
@@ -1655,23 +1559,7 @@
           <w:rFonts w:ascii="Times New Roman" w:hAnsi="Times New Roman" w:cs="Times New Roman" w:hint="eastAsia"/>
           <w:lang w:val="en-CA"/>
         </w:rPr>
-        <w:t xml:space="preserve"> the poor human who </w:t>
-      </w:r>
-      <w:proofErr w:type="gramStart"/>
-      <w:r>
-        <w:rPr>
-          <w:rFonts w:ascii="Times New Roman" w:hAnsi="Times New Roman" w:cs="Times New Roman" w:hint="eastAsia"/>
-          <w:lang w:val="en-CA"/>
-        </w:rPr>
-        <w:t>has to</w:t>
-      </w:r>
-      <w:proofErr w:type="gramEnd"/>
-      <w:r>
-        <w:rPr>
-          <w:rFonts w:ascii="Times New Roman" w:hAnsi="Times New Roman" w:cs="Times New Roman" w:hint="eastAsia"/>
-          <w:lang w:val="en-CA"/>
-        </w:rPr>
-        <w:t xml:space="preserve"> endure this process. </w:t>
+        <w:t xml:space="preserve"> the poor human who has to endure this process. </w:t>
       </w:r>
       <w:r>
         <w:rPr>
@@ -2004,14 +1892,42 @@
           <w:rFonts w:ascii="Times New Roman" w:hAnsi="Times New Roman" w:cs="Times New Roman" w:hint="eastAsia"/>
           <w:lang w:val="en-CA"/>
         </w:rPr>
-        <w:t xml:space="preserve">It is like watching a fish struggling </w:t>
-      </w:r>
-      <w:r>
-        <w:rPr>
-          <w:rFonts w:ascii="Times New Roman" w:hAnsi="Times New Roman" w:cs="Times New Roman" w:hint="eastAsia"/>
-          <w:lang w:val="en-CA"/>
-        </w:rPr>
-        <w:t xml:space="preserve">and writhing </w:t>
+        <w:t xml:space="preserve">It is like watching a fish </w:t>
+      </w:r>
+      <w:r>
+        <w:rPr>
+          <w:rFonts w:ascii="Times New Roman" w:eastAsia="Yu Mincho" w:hAnsi="Times New Roman" w:cs="Times New Roman" w:hint="eastAsia"/>
+          <w:lang w:val="en-CA" w:eastAsia="ja-JP"/>
+        </w:rPr>
+        <w:t>struggle</w:t>
+      </w:r>
+      <w:r>
+        <w:rPr>
+          <w:rFonts w:ascii="Times New Roman" w:hAnsi="Times New Roman" w:cs="Times New Roman" w:hint="eastAsia"/>
+          <w:lang w:val="en-CA"/>
+        </w:rPr>
+        <w:t xml:space="preserve"> </w:t>
+      </w:r>
+      <w:r>
+        <w:rPr>
+          <w:rFonts w:ascii="Times New Roman" w:hAnsi="Times New Roman" w:cs="Times New Roman" w:hint="eastAsia"/>
+          <w:lang w:val="en-CA"/>
+        </w:rPr>
+        <w:t xml:space="preserve">and </w:t>
+      </w:r>
+      <w:r>
+        <w:rPr>
+          <w:rFonts w:ascii="Times New Roman" w:eastAsia="Yu Mincho" w:hAnsi="Times New Roman" w:cs="Times New Roman" w:hint="eastAsia"/>
+          <w:lang w:val="en-CA" w:eastAsia="ja-JP"/>
+        </w:rPr>
+        <w:t>writhe</w:t>
+      </w:r>
+      <w:r>
+        <w:rPr>
+          <w:rFonts w:ascii="Times New Roman" w:hAnsi="Times New Roman" w:cs="Times New Roman" w:hint="eastAsia"/>
+          <w:lang w:val="en-CA"/>
+        </w:rPr>
+        <w:t xml:space="preserve"> </w:t>
       </w:r>
       <w:r>
         <w:rPr>
@@ -2239,23 +2155,7 @@
           <w:rFonts w:ascii="Times New Roman" w:hAnsi="Times New Roman" w:cs="Times New Roman" w:hint="eastAsia"/>
           <w:lang w:val="en-CA"/>
         </w:rPr>
-        <w:t xml:space="preserve">s </w:t>
-      </w:r>
-      <w:proofErr w:type="gramStart"/>
-      <w:r>
-        <w:rPr>
-          <w:rFonts w:ascii="Times New Roman" w:hAnsi="Times New Roman" w:cs="Times New Roman" w:hint="eastAsia"/>
-          <w:lang w:val="en-CA"/>
-        </w:rPr>
-        <w:t>all across</w:t>
-      </w:r>
-      <w:proofErr w:type="gramEnd"/>
-      <w:r>
-        <w:rPr>
-          <w:rFonts w:ascii="Times New Roman" w:hAnsi="Times New Roman" w:cs="Times New Roman" w:hint="eastAsia"/>
-          <w:lang w:val="en-CA"/>
-        </w:rPr>
-        <w:t xml:space="preserve"> the body </w:t>
+        <w:t xml:space="preserve">s all across the body </w:t>
       </w:r>
       <w:r>
         <w:rPr>
@@ -2346,7 +2246,21 @@
           <w:rFonts w:ascii="Times New Roman" w:hAnsi="Times New Roman" w:cs="Times New Roman" w:hint="eastAsia"/>
           <w:lang w:val="en-CA"/>
         </w:rPr>
-        <w:t xml:space="preserve"> the files that I held tightly in my hand </w:t>
+        <w:t xml:space="preserve"> </w:t>
+      </w:r>
+      <w:r>
+        <w:rPr>
+          <w:rFonts w:ascii="Times New Roman" w:hAnsi="Times New Roman" w:cs="Times New Roman" w:hint="eastAsia"/>
+          <w:lang w:val="en-CA"/>
+        </w:rPr>
+        <w:t>my</w:t>
+      </w:r>
+      <w:r>
+        <w:rPr>
+          <w:rFonts w:ascii="Times New Roman" w:hAnsi="Times New Roman" w:cs="Times New Roman" w:hint="eastAsia"/>
+          <w:lang w:val="en-CA"/>
+        </w:rPr>
+        <w:t xml:space="preserve"> files </w:t>
       </w:r>
       <w:r>
         <w:rPr>
@@ -2367,28 +2281,14 @@
           <w:rFonts w:ascii="Times New Roman" w:hAnsi="Times New Roman" w:cs="Times New Roman" w:hint="eastAsia"/>
           <w:lang w:val="en-CA"/>
         </w:rPr>
-        <w:t xml:space="preserve"> my weakened grasp and </w:t>
-      </w:r>
-      <w:r>
-        <w:rPr>
-          <w:rFonts w:ascii="Times New Roman" w:hAnsi="Times New Roman" w:cs="Times New Roman" w:hint="eastAsia"/>
-          <w:lang w:val="en-CA"/>
-        </w:rPr>
-        <w:t>fly</w:t>
-      </w:r>
-      <w:r>
-        <w:rPr>
-          <w:rFonts w:ascii="Times New Roman" w:hAnsi="Times New Roman" w:cs="Times New Roman" w:hint="eastAsia"/>
-          <w:lang w:val="en-CA"/>
-        </w:rPr>
-        <w:t xml:space="preserve"> onto the ground</w:t>
-      </w:r>
-      <w:r>
-        <w:rPr>
-          <w:rFonts w:ascii="Times New Roman" w:hAnsi="Times New Roman" w:cs="Times New Roman" w:hint="eastAsia"/>
-          <w:lang w:val="en-CA"/>
-        </w:rPr>
-        <w:t>, and my feet to give out, bringing me to my knees near the curb, placing my head outside the protection of the roof, directly under the pouring rain.</w:t>
+        <w:t xml:space="preserve"> my weakened grasp</w:t>
+      </w:r>
+      <w:r>
+        <w:rPr>
+          <w:rFonts w:ascii="Times New Roman" w:hAnsi="Times New Roman" w:cs="Times New Roman" w:hint="eastAsia"/>
+          <w:lang w:val="en-CA"/>
+        </w:rPr>
+        <w:t xml:space="preserve"> and my feet to give out, bringing me to my knees near the curb, placing my head outside the protection of the roof, directly under the pouring rain.</w:t>
       </w:r>
     </w:p>
     <w:p>
@@ -2406,7 +2306,6 @@
           <w:rFonts w:ascii="Times New Roman" w:hAnsi="Times New Roman" w:cs="Times New Roman" w:hint="eastAsia"/>
           <w:lang w:val="en-CA"/>
         </w:rPr>
-        <w:lastRenderedPageBreak/>
         <w:t>W</w:t>
       </w:r>
       <w:r>
@@ -2513,41 +2412,6 @@
           <w:lang w:val="en-CA"/>
         </w:rPr>
         <w:t>begun</w:t>
-      </w:r>
-      <w:r>
-        <w:rPr>
-          <w:rFonts w:ascii="Times New Roman" w:hAnsi="Times New Roman" w:cs="Times New Roman" w:hint="eastAsia"/>
-          <w:lang w:val="en-CA"/>
-        </w:rPr>
-        <w:t xml:space="preserve"> </w:t>
-      </w:r>
-      <w:r>
-        <w:rPr>
-          <w:rFonts w:ascii="Times New Roman" w:hAnsi="Times New Roman" w:cs="Times New Roman"/>
-          <w:lang w:val="en-CA"/>
-        </w:rPr>
-        <w:t>when</w:t>
-      </w:r>
-      <w:r>
-        <w:rPr>
-          <w:rFonts w:ascii="Times New Roman" w:hAnsi="Times New Roman" w:cs="Times New Roman" w:hint="eastAsia"/>
-          <w:lang w:val="en-CA"/>
-        </w:rPr>
-        <w:t xml:space="preserve"> its first two blows</w:t>
-      </w:r>
-      <w:r>
-        <w:rPr>
-          <w:rFonts w:ascii="Times New Roman" w:hAnsi="Times New Roman" w:cs="Times New Roman" w:hint="eastAsia"/>
-          <w:lang w:val="en-CA"/>
-        </w:rPr>
-        <w:t xml:space="preserve"> </w:t>
-      </w:r>
-      <w:r>
-        <w:rPr>
-          <w:rFonts w:ascii="Times New Roman" w:hAnsi="Times New Roman" w:cs="Times New Roman" w:hint="eastAsia"/>
-          <w:lang w:val="en-CA"/>
-        </w:rPr>
-        <w:t>connected</w:t>
       </w:r>
       <w:r>
         <w:rPr>
@@ -2726,6 +2590,7 @@
           <w:rFonts w:ascii="Times New Roman" w:hAnsi="Times New Roman" w:cs="Times New Roman"/>
           <w:lang w:val="en-CA"/>
         </w:rPr>
+        <w:lastRenderedPageBreak/>
         <w:t>Asthma squeezed my neck ever tighter</w:t>
       </w:r>
       <w:r>
@@ -2761,23 +2626,7 @@
           <w:rFonts w:ascii="Times New Roman" w:hAnsi="Times New Roman" w:cs="Times New Roman" w:hint="eastAsia"/>
           <w:lang w:val="en-CA"/>
         </w:rPr>
-        <w:t xml:space="preserve"> to reach my </w:t>
-      </w:r>
-      <w:proofErr w:type="gramStart"/>
-      <w:r>
-        <w:rPr>
-          <w:rFonts w:ascii="Times New Roman" w:hAnsi="Times New Roman" w:cs="Times New Roman" w:hint="eastAsia"/>
-          <w:lang w:val="en-CA"/>
-        </w:rPr>
-        <w:t>brain,</w:t>
-      </w:r>
-      <w:proofErr w:type="gramEnd"/>
-      <w:r>
-        <w:rPr>
-          <w:rFonts w:ascii="Times New Roman" w:hAnsi="Times New Roman" w:cs="Times New Roman" w:hint="eastAsia"/>
-          <w:lang w:val="en-CA"/>
-        </w:rPr>
-        <w:t xml:space="preserve"> hand</w:t>
+        <w:t xml:space="preserve"> to reach my brain, hand</w:t>
       </w:r>
       <w:r>
         <w:rPr>
@@ -3999,23 +3848,7 @@
           <w:rFonts w:ascii="Times New Roman" w:hAnsi="Times New Roman" w:cs="Times New Roman"/>
           <w:lang w:val="en-CA"/>
         </w:rPr>
-        <w:t xml:space="preserve"> see much clearer, and – thank the Lord! </w:t>
-      </w:r>
-      <w:proofErr w:type="gramStart"/>
-      <w:r>
-        <w:rPr>
-          <w:rFonts w:ascii="Times New Roman" w:hAnsi="Times New Roman" w:cs="Times New Roman"/>
-          <w:lang w:val="en-CA"/>
-        </w:rPr>
-        <w:t>It seemed as though</w:t>
-      </w:r>
-      <w:proofErr w:type="gramEnd"/>
-      <w:r>
-        <w:rPr>
-          <w:rFonts w:ascii="Times New Roman" w:hAnsi="Times New Roman" w:cs="Times New Roman"/>
-          <w:lang w:val="en-CA"/>
-        </w:rPr>
-        <w:t xml:space="preserve"> the data was still sharp on the page</w:t>
+        <w:t xml:space="preserve"> see much clearer, and – thank the Lord! It seemed as though the data was still sharp on the page</w:t>
       </w:r>
       <w:r>
         <w:rPr>
@@ -4043,15 +3876,7 @@
           <w:rFonts w:ascii="Times New Roman" w:hAnsi="Times New Roman" w:cs="Times New Roman" w:hint="eastAsia"/>
           <w:lang w:val="en-CA"/>
         </w:rPr>
-        <w:t xml:space="preserve">This is, no </w:t>
-      </w:r>
-      <w:r>
-        <w:rPr>
-          <w:rFonts w:ascii="Times New Roman" w:hAnsi="Times New Roman" w:cs="Times New Roman" w:hint="eastAsia"/>
-          <w:lang w:val="en-CA"/>
-        </w:rPr>
-        <w:lastRenderedPageBreak/>
-        <w:t xml:space="preserve">doubt, the best possible outcome given the circumstances. </w:t>
+        <w:t xml:space="preserve">This is, no doubt, the best possible outcome given the circumstances. </w:t>
       </w:r>
       <w:r>
         <w:rPr>
@@ -4286,7 +4111,15 @@
           <w:rFonts w:ascii="Times New Roman" w:hAnsi="Times New Roman" w:cs="Times New Roman" w:hint="eastAsia"/>
           <w:lang w:val="en-CA"/>
         </w:rPr>
-        <w:t xml:space="preserve"> to climb upwards</w:t>
+        <w:t xml:space="preserve"> </w:t>
+      </w:r>
+      <w:r>
+        <w:rPr>
+          <w:rFonts w:ascii="Times New Roman" w:hAnsi="Times New Roman" w:cs="Times New Roman" w:hint="eastAsia"/>
+          <w:lang w:val="en-CA"/>
+        </w:rPr>
+        <w:lastRenderedPageBreak/>
+        <w:t>to climb upwards</w:t>
       </w:r>
       <w:r>
         <w:rPr>
@@ -4402,23 +4235,7 @@
           <w:rFonts w:ascii="Times New Roman" w:hAnsi="Times New Roman" w:cs="Times New Roman" w:hint="eastAsia"/>
           <w:lang w:val="en-CA"/>
         </w:rPr>
-        <w:t xml:space="preserve"> </w:t>
-      </w:r>
-      <w:proofErr w:type="gramStart"/>
-      <w:r>
-        <w:rPr>
-          <w:rFonts w:ascii="Times New Roman" w:hAnsi="Times New Roman" w:cs="Times New Roman" w:hint="eastAsia"/>
-          <w:lang w:val="en-CA"/>
-        </w:rPr>
-        <w:t>off of</w:t>
-      </w:r>
-      <w:proofErr w:type="gramEnd"/>
-      <w:r>
-        <w:rPr>
-          <w:rFonts w:ascii="Times New Roman" w:hAnsi="Times New Roman" w:cs="Times New Roman" w:hint="eastAsia"/>
-          <w:lang w:val="en-CA"/>
-        </w:rPr>
-        <w:t xml:space="preserve"> the </w:t>
+        <w:t xml:space="preserve"> off of the </w:t>
       </w:r>
       <w:r>
         <w:rPr>
@@ -4814,23 +4631,7 @@
           <w:rFonts w:ascii="Times New Roman" w:hAnsi="Times New Roman" w:cs="Times New Roman"/>
           <w:lang w:val="en-CA"/>
         </w:rPr>
-        <w:t xml:space="preserve"> </w:t>
-      </w:r>
-      <w:proofErr w:type="gramStart"/>
-      <w:r>
-        <w:rPr>
-          <w:rFonts w:ascii="Times New Roman" w:hAnsi="Times New Roman" w:cs="Times New Roman"/>
-          <w:lang w:val="en-CA"/>
-        </w:rPr>
-        <w:t>born, and</w:t>
-      </w:r>
-      <w:proofErr w:type="gramEnd"/>
-      <w:r>
-        <w:rPr>
-          <w:rFonts w:ascii="Times New Roman" w:hAnsi="Times New Roman" w:cs="Times New Roman"/>
-          <w:lang w:val="en-CA"/>
-        </w:rPr>
-        <w:t xml:space="preserve"> </w:t>
+        <w:t xml:space="preserve"> born, and </w:t>
       </w:r>
       <w:r>
         <w:rPr>
@@ -5524,15 +5325,7 @@
           <w:rFonts w:ascii="Times New Roman" w:hAnsi="Times New Roman" w:cs="Times New Roman"/>
           <w:lang w:val="en-CA"/>
         </w:rPr>
-        <w:t xml:space="preserve">population of this ancient and calm country was suddenly </w:t>
-      </w:r>
-      <w:r>
-        <w:rPr>
-          <w:rFonts w:ascii="Times New Roman" w:hAnsi="Times New Roman" w:cs="Times New Roman"/>
-          <w:lang w:val="en-CA"/>
-        </w:rPr>
-        <w:lastRenderedPageBreak/>
-        <w:t xml:space="preserve">awakened from its five thousand years of </w:t>
+        <w:t xml:space="preserve">population of this ancient and calm country was suddenly awakened from its five thousand years of </w:t>
       </w:r>
       <w:r>
         <w:rPr>
@@ -5695,23 +5488,7 @@
           <w:rFonts w:ascii="Times New Roman" w:hAnsi="Times New Roman" w:cs="Times New Roman"/>
           <w:lang w:val="en-CA"/>
         </w:rPr>
-        <w:t xml:space="preserve">at this most crucial time in </w:t>
-      </w:r>
-      <w:proofErr w:type="gramStart"/>
-      <w:r>
-        <w:rPr>
-          <w:rFonts w:ascii="Times New Roman" w:hAnsi="Times New Roman" w:cs="Times New Roman"/>
-          <w:lang w:val="en-CA"/>
-        </w:rPr>
-        <w:t>all of</w:t>
-      </w:r>
-      <w:proofErr w:type="gramEnd"/>
-      <w:r>
-        <w:rPr>
-          <w:rFonts w:ascii="Times New Roman" w:hAnsi="Times New Roman" w:cs="Times New Roman"/>
-          <w:lang w:val="en-CA"/>
-        </w:rPr>
-        <w:t xml:space="preserve"> recorded history? </w:t>
+        <w:t xml:space="preserve">at this most crucial time in all of recorded history? </w:t>
       </w:r>
       <w:r>
         <w:rPr>
@@ -5732,7 +5509,15 @@
           <w:rFonts w:ascii="Times New Roman" w:hAnsi="Times New Roman" w:cs="Times New Roman"/>
           <w:lang w:val="en-CA"/>
         </w:rPr>
-        <w:t xml:space="preserve"> what a shame you’ll miss all this movement. </w:t>
+        <w:t xml:space="preserve"> what a shame you’ll </w:t>
+      </w:r>
+      <w:r>
+        <w:rPr>
+          <w:rFonts w:ascii="Times New Roman" w:hAnsi="Times New Roman" w:cs="Times New Roman"/>
+          <w:lang w:val="en-CA"/>
+        </w:rPr>
+        <w:lastRenderedPageBreak/>
+        <w:t xml:space="preserve">miss all this movement. </w:t>
       </w:r>
       <w:r>
         <w:rPr>
@@ -6598,23 +6383,7 @@
           <w:rFonts w:ascii="Times New Roman" w:hAnsi="Times New Roman" w:cs="Times New Roman"/>
           <w:lang w:val="en-CA"/>
         </w:rPr>
-        <w:t xml:space="preserve">“Maybe… </w:t>
-      </w:r>
-      <w:proofErr w:type="gramStart"/>
-      <w:r>
-        <w:rPr>
-          <w:rFonts w:ascii="Times New Roman" w:hAnsi="Times New Roman" w:cs="Times New Roman"/>
-          <w:lang w:val="en-CA"/>
-        </w:rPr>
-        <w:t>But,</w:t>
-      </w:r>
-      <w:proofErr w:type="gramEnd"/>
-      <w:r>
-        <w:rPr>
-          <w:rFonts w:ascii="Times New Roman" w:hAnsi="Times New Roman" w:cs="Times New Roman"/>
-          <w:lang w:val="en-CA"/>
-        </w:rPr>
-        <w:t xml:space="preserve"> there’s no…”</w:t>
+        <w:t>“Maybe… But, there’s no…”</w:t>
       </w:r>
     </w:p>
     <w:p>
@@ -6972,15 +6741,7 @@
           <w:rFonts w:ascii="Times New Roman" w:hAnsi="Times New Roman" w:cs="Times New Roman"/>
           <w:lang w:val="en-CA"/>
         </w:rPr>
-        <w:t xml:space="preserve"> the last phase of asthma </w:t>
-      </w:r>
-      <w:r>
-        <w:rPr>
-          <w:rFonts w:ascii="Times New Roman" w:hAnsi="Times New Roman" w:cs="Times New Roman"/>
-          <w:lang w:val="en-CA"/>
-        </w:rPr>
-        <w:lastRenderedPageBreak/>
-        <w:t>–</w:t>
+        <w:t xml:space="preserve"> the last phase of asthma –</w:t>
       </w:r>
       <w:r>
         <w:rPr>
@@ -7240,6 +7001,7 @@
           <w:rFonts w:ascii="Times New Roman" w:hAnsi="Times New Roman" w:cs="Times New Roman"/>
           <w:lang w:val="en-CA"/>
         </w:rPr>
+        <w:lastRenderedPageBreak/>
         <w:t>I took a step forward.</w:t>
       </w:r>
     </w:p>
@@ -8050,15 +7812,7 @@
           <w:rFonts w:ascii="Times New Roman" w:hAnsi="Times New Roman" w:cs="Times New Roman"/>
           <w:lang w:val="en-CA"/>
         </w:rPr>
-        <w:t xml:space="preserve"> rainbow had appeared on the horizon as an </w:t>
-      </w:r>
-      <w:proofErr w:type="gramStart"/>
-      <w:r>
-        <w:rPr>
-          <w:rFonts w:ascii="Times New Roman" w:hAnsi="Times New Roman" w:cs="Times New Roman"/>
-          <w:lang w:val="en-CA"/>
-        </w:rPr>
-        <w:t>apology</w:t>
+        <w:t xml:space="preserve"> rainbow had appeared on the horizon as an apology</w:t>
       </w:r>
       <w:r>
         <w:rPr>
@@ -8081,7 +7835,6 @@
         </w:rPr>
         <w:t>yet</w:t>
       </w:r>
-      <w:proofErr w:type="gramEnd"/>
       <w:r>
         <w:rPr>
           <w:rFonts w:ascii="Times New Roman" w:hAnsi="Times New Roman" w:cs="Times New Roman"/>
@@ -8242,204 +7995,211 @@
           <w:rFonts w:ascii="Times New Roman" w:hAnsi="Times New Roman" w:cs="Times New Roman"/>
           <w:lang w:val="en-CA"/>
         </w:rPr>
+        <w:t>photons</w:t>
+      </w:r>
+      <w:r>
+        <w:rPr>
+          <w:rFonts w:ascii="Times New Roman" w:hAnsi="Times New Roman" w:cs="Times New Roman"/>
+          <w:lang w:val="en-CA"/>
+        </w:rPr>
+        <w:t>, out of it.</w:t>
+      </w:r>
+      <w:r>
+        <w:rPr>
+          <w:rFonts w:ascii="Times New Roman" w:hAnsi="Times New Roman" w:cs="Times New Roman"/>
+          <w:lang w:val="en-CA"/>
+        </w:rPr>
+        <w:t xml:space="preserve"> </w:t>
+      </w:r>
+      <w:r>
+        <w:rPr>
+          <w:rFonts w:ascii="Times New Roman" w:hAnsi="Times New Roman" w:cs="Times New Roman"/>
+          <w:lang w:val="en-CA"/>
+        </w:rPr>
+        <w:t xml:space="preserve">As electrons </w:t>
+      </w:r>
+      <w:r>
+        <w:rPr>
+          <w:rFonts w:ascii="Times New Roman" w:hAnsi="Times New Roman" w:cs="Times New Roman"/>
+          <w:lang w:val="en-CA"/>
+        </w:rPr>
+        <w:t>experienced</w:t>
+      </w:r>
+      <w:r>
+        <w:rPr>
+          <w:rFonts w:ascii="Times New Roman" w:hAnsi="Times New Roman" w:cs="Times New Roman"/>
+          <w:lang w:val="en-CA"/>
+        </w:rPr>
+        <w:t xml:space="preserve"> the photoelectric effect</w:t>
+      </w:r>
+      <w:r>
+        <w:rPr>
+          <w:rFonts w:ascii="Times New Roman" w:hAnsi="Times New Roman" w:cs="Times New Roman"/>
+          <w:lang w:val="en-CA"/>
+        </w:rPr>
+        <w:t>, nods and murmurs in</w:t>
+      </w:r>
+      <w:r>
+        <w:rPr>
+          <w:rFonts w:ascii="Times New Roman" w:hAnsi="Times New Roman" w:cs="Times New Roman"/>
+          <w:lang w:val="en-CA"/>
+        </w:rPr>
+        <w:t>tensified</w:t>
+      </w:r>
+      <w:r>
+        <w:rPr>
+          <w:rFonts w:ascii="Times New Roman" w:hAnsi="Times New Roman" w:cs="Times New Roman"/>
+          <w:lang w:val="en-CA"/>
+        </w:rPr>
+        <w:t>, and</w:t>
+      </w:r>
+      <w:r>
+        <w:rPr>
+          <w:rFonts w:ascii="Times New Roman" w:hAnsi="Times New Roman" w:cs="Times New Roman"/>
+          <w:lang w:val="en-CA"/>
+        </w:rPr>
+        <w:t xml:space="preserve"> </w:t>
+      </w:r>
+      <w:r>
+        <w:rPr>
+          <w:rFonts w:ascii="Times New Roman" w:hAnsi="Times New Roman" w:cs="Times New Roman"/>
+          <w:lang w:val="en-CA"/>
+        </w:rPr>
+        <w:t>o</w:t>
+      </w:r>
+      <w:r>
+        <w:rPr>
+          <w:rFonts w:ascii="Times New Roman" w:hAnsi="Times New Roman" w:cs="Times New Roman"/>
+          <w:lang w:val="en-CA"/>
+        </w:rPr>
+        <w:t>nce again, the roof start</w:t>
+      </w:r>
+      <w:r>
+        <w:rPr>
+          <w:rFonts w:ascii="Times New Roman" w:hAnsi="Times New Roman" w:cs="Times New Roman"/>
+          <w:lang w:val="en-CA"/>
+        </w:rPr>
+        <w:t>ed</w:t>
+      </w:r>
+      <w:r>
+        <w:rPr>
+          <w:rFonts w:ascii="Times New Roman" w:hAnsi="Times New Roman" w:cs="Times New Roman"/>
+          <w:lang w:val="en-CA"/>
+        </w:rPr>
+        <w:t xml:space="preserve"> descending, faster and firmer than ever.</w:t>
+      </w:r>
+      <w:r>
+        <w:rPr>
+          <w:rFonts w:ascii="Times New Roman" w:hAnsi="Times New Roman" w:cs="Times New Roman"/>
+          <w:lang w:val="en-CA"/>
+        </w:rPr>
+        <w:t xml:space="preserve"> </w:t>
+      </w:r>
+      <w:r>
+        <w:rPr>
+          <w:rFonts w:ascii="Times New Roman" w:hAnsi="Times New Roman" w:cs="Times New Roman"/>
+          <w:lang w:val="en-CA"/>
+        </w:rPr>
+        <w:t>The unintelligible sounds emerging from their mouths squeezed me tight</w:t>
+      </w:r>
+      <w:r>
+        <w:rPr>
+          <w:rFonts w:ascii="Times New Roman" w:hAnsi="Times New Roman" w:cs="Times New Roman"/>
+          <w:lang w:val="en-CA"/>
+        </w:rPr>
+        <w:t>ly,</w:t>
+      </w:r>
+      <w:r>
+        <w:rPr>
+          <w:rFonts w:ascii="Times New Roman" w:hAnsi="Times New Roman" w:cs="Times New Roman"/>
+          <w:lang w:val="en-CA"/>
+        </w:rPr>
+        <w:t xml:space="preserve"> making it extremely difficult </w:t>
+      </w:r>
+      <w:r>
+        <w:rPr>
+          <w:rFonts w:ascii="Times New Roman" w:hAnsi="Times New Roman" w:cs="Times New Roman"/>
+          <w:lang w:val="en-CA"/>
+        </w:rPr>
+        <w:t>to move, even if to comply</w:t>
+      </w:r>
+      <w:r>
+        <w:rPr>
+          <w:rFonts w:ascii="Times New Roman" w:hAnsi="Times New Roman" w:cs="Times New Roman"/>
+          <w:lang w:val="en-CA"/>
+        </w:rPr>
+        <w:t xml:space="preserve"> – but why should I comply? A voice rang inside me, hardening my lips and raising my chin. </w:t>
+      </w:r>
+      <w:r>
+        <w:rPr>
+          <w:rFonts w:ascii="Times New Roman" w:hAnsi="Times New Roman" w:cs="Times New Roman"/>
+          <w:lang w:val="en-CA"/>
+        </w:rPr>
+        <w:t xml:space="preserve">Why should I comply? I pose no danger to these people. </w:t>
+      </w:r>
+      <w:r>
+        <w:rPr>
+          <w:rFonts w:ascii="Times New Roman" w:hAnsi="Times New Roman" w:cs="Times New Roman"/>
+          <w:lang w:val="en-CA"/>
+        </w:rPr>
+        <w:t xml:space="preserve">Sure, I understand why they would be scared, or why they would think of me as a threat, but such </w:t>
+      </w:r>
+      <w:r>
+        <w:rPr>
+          <w:rFonts w:ascii="Times New Roman" w:hAnsi="Times New Roman" w:cs="Times New Roman"/>
+          <w:lang w:val="en-CA"/>
+        </w:rPr>
+        <w:t xml:space="preserve">opinions </w:t>
+      </w:r>
+      <w:r>
+        <w:rPr>
+          <w:rFonts w:ascii="Times New Roman" w:hAnsi="Times New Roman" w:cs="Times New Roman"/>
+          <w:lang w:val="en-CA"/>
+        </w:rPr>
+        <w:t xml:space="preserve">are baseless. I was not lying when I said my symptoms don’t match </w:t>
+      </w:r>
+      <w:r>
+        <w:rPr>
+          <w:rFonts w:ascii="Times New Roman" w:hAnsi="Times New Roman" w:cs="Times New Roman"/>
+          <w:lang w:val="en-CA"/>
+        </w:rPr>
+        <w:t>those</w:t>
+      </w:r>
+      <w:r>
+        <w:rPr>
+          <w:rFonts w:ascii="Times New Roman" w:hAnsi="Times New Roman" w:cs="Times New Roman"/>
+          <w:lang w:val="en-CA"/>
+        </w:rPr>
+        <w:t xml:space="preserve"> of SARS. I was not lying when I said there </w:t>
+      </w:r>
+      <w:r>
+        <w:rPr>
+          <w:rFonts w:ascii="Times New Roman" w:hAnsi="Times New Roman" w:cs="Times New Roman"/>
+          <w:lang w:val="en-CA"/>
+        </w:rPr>
+        <w:t>are</w:t>
+      </w:r>
+      <w:r>
+        <w:rPr>
+          <w:rFonts w:ascii="Times New Roman" w:hAnsi="Times New Roman" w:cs="Times New Roman"/>
+          <w:lang w:val="en-CA"/>
+        </w:rPr>
+        <w:t xml:space="preserve"> no SARS cases here, in this city.</w:t>
+      </w:r>
+      <w:r>
+        <w:rPr>
+          <w:rFonts w:ascii="Times New Roman" w:hAnsi="Times New Roman" w:cs="Times New Roman"/>
+          <w:lang w:val="en-CA"/>
+        </w:rPr>
+        <w:t xml:space="preserve"> This voice argued, </w:t>
+      </w:r>
+      <w:r>
+        <w:rPr>
+          <w:rFonts w:ascii="Times New Roman" w:hAnsi="Times New Roman" w:cs="Times New Roman"/>
+          <w:lang w:val="en-CA"/>
+        </w:rPr>
         <w:lastRenderedPageBreak/>
-        <w:t>photons</w:t>
-      </w:r>
-      <w:r>
-        <w:rPr>
-          <w:rFonts w:ascii="Times New Roman" w:hAnsi="Times New Roman" w:cs="Times New Roman"/>
-          <w:lang w:val="en-CA"/>
-        </w:rPr>
-        <w:t>, out of it.</w:t>
-      </w:r>
-      <w:r>
-        <w:rPr>
-          <w:rFonts w:ascii="Times New Roman" w:hAnsi="Times New Roman" w:cs="Times New Roman"/>
-          <w:lang w:val="en-CA"/>
-        </w:rPr>
-        <w:t xml:space="preserve"> </w:t>
-      </w:r>
-      <w:r>
-        <w:rPr>
-          <w:rFonts w:ascii="Times New Roman" w:hAnsi="Times New Roman" w:cs="Times New Roman"/>
-          <w:lang w:val="en-CA"/>
-        </w:rPr>
-        <w:t xml:space="preserve">As electrons </w:t>
-      </w:r>
-      <w:r>
-        <w:rPr>
-          <w:rFonts w:ascii="Times New Roman" w:hAnsi="Times New Roman" w:cs="Times New Roman"/>
-          <w:lang w:val="en-CA"/>
-        </w:rPr>
-        <w:t>experienced</w:t>
-      </w:r>
-      <w:r>
-        <w:rPr>
-          <w:rFonts w:ascii="Times New Roman" w:hAnsi="Times New Roman" w:cs="Times New Roman"/>
-          <w:lang w:val="en-CA"/>
-        </w:rPr>
-        <w:t xml:space="preserve"> the photoelectric effect</w:t>
-      </w:r>
-      <w:r>
-        <w:rPr>
-          <w:rFonts w:ascii="Times New Roman" w:hAnsi="Times New Roman" w:cs="Times New Roman"/>
-          <w:lang w:val="en-CA"/>
-        </w:rPr>
-        <w:t>, nods and murmurs in</w:t>
-      </w:r>
-      <w:r>
-        <w:rPr>
-          <w:rFonts w:ascii="Times New Roman" w:hAnsi="Times New Roman" w:cs="Times New Roman"/>
-          <w:lang w:val="en-CA"/>
-        </w:rPr>
-        <w:t>tensified</w:t>
-      </w:r>
-      <w:r>
-        <w:rPr>
-          <w:rFonts w:ascii="Times New Roman" w:hAnsi="Times New Roman" w:cs="Times New Roman"/>
-          <w:lang w:val="en-CA"/>
-        </w:rPr>
-        <w:t>, and</w:t>
-      </w:r>
-      <w:r>
-        <w:rPr>
-          <w:rFonts w:ascii="Times New Roman" w:hAnsi="Times New Roman" w:cs="Times New Roman"/>
-          <w:lang w:val="en-CA"/>
-        </w:rPr>
-        <w:t xml:space="preserve"> </w:t>
-      </w:r>
-      <w:r>
-        <w:rPr>
-          <w:rFonts w:ascii="Times New Roman" w:hAnsi="Times New Roman" w:cs="Times New Roman"/>
-          <w:lang w:val="en-CA"/>
-        </w:rPr>
-        <w:t>o</w:t>
-      </w:r>
-      <w:r>
-        <w:rPr>
-          <w:rFonts w:ascii="Times New Roman" w:hAnsi="Times New Roman" w:cs="Times New Roman"/>
-          <w:lang w:val="en-CA"/>
-        </w:rPr>
-        <w:t>nce again, the roof start</w:t>
-      </w:r>
-      <w:r>
-        <w:rPr>
-          <w:rFonts w:ascii="Times New Roman" w:hAnsi="Times New Roman" w:cs="Times New Roman"/>
-          <w:lang w:val="en-CA"/>
-        </w:rPr>
-        <w:t>ed</w:t>
-      </w:r>
-      <w:r>
-        <w:rPr>
-          <w:rFonts w:ascii="Times New Roman" w:hAnsi="Times New Roman" w:cs="Times New Roman"/>
-          <w:lang w:val="en-CA"/>
-        </w:rPr>
-        <w:t xml:space="preserve"> descending, faster and firmer than ever.</w:t>
-      </w:r>
-      <w:r>
-        <w:rPr>
-          <w:rFonts w:ascii="Times New Roman" w:hAnsi="Times New Roman" w:cs="Times New Roman"/>
-          <w:lang w:val="en-CA"/>
-        </w:rPr>
-        <w:t xml:space="preserve"> </w:t>
-      </w:r>
-      <w:r>
-        <w:rPr>
-          <w:rFonts w:ascii="Times New Roman" w:hAnsi="Times New Roman" w:cs="Times New Roman"/>
-          <w:lang w:val="en-CA"/>
-        </w:rPr>
-        <w:t>The unintelligible sounds emerging from their mouths squeezed me tight</w:t>
-      </w:r>
-      <w:r>
-        <w:rPr>
-          <w:rFonts w:ascii="Times New Roman" w:hAnsi="Times New Roman" w:cs="Times New Roman"/>
-          <w:lang w:val="en-CA"/>
-        </w:rPr>
-        <w:t>ly,</w:t>
-      </w:r>
-      <w:r>
-        <w:rPr>
-          <w:rFonts w:ascii="Times New Roman" w:hAnsi="Times New Roman" w:cs="Times New Roman"/>
-          <w:lang w:val="en-CA"/>
-        </w:rPr>
-        <w:t xml:space="preserve"> making it extremely difficult </w:t>
-      </w:r>
-      <w:r>
-        <w:rPr>
-          <w:rFonts w:ascii="Times New Roman" w:hAnsi="Times New Roman" w:cs="Times New Roman"/>
-          <w:lang w:val="en-CA"/>
-        </w:rPr>
-        <w:t>to move, even if to comply</w:t>
-      </w:r>
-      <w:r>
-        <w:rPr>
-          <w:rFonts w:ascii="Times New Roman" w:hAnsi="Times New Roman" w:cs="Times New Roman"/>
-          <w:lang w:val="en-CA"/>
-        </w:rPr>
-        <w:t xml:space="preserve"> – but why should I comply? A voice rang inside me, hardening my lips and raising my chin. </w:t>
-      </w:r>
-      <w:r>
-        <w:rPr>
-          <w:rFonts w:ascii="Times New Roman" w:hAnsi="Times New Roman" w:cs="Times New Roman"/>
-          <w:lang w:val="en-CA"/>
-        </w:rPr>
-        <w:t xml:space="preserve">Why should I comply? I pose no danger to these people. </w:t>
-      </w:r>
-      <w:r>
-        <w:rPr>
-          <w:rFonts w:ascii="Times New Roman" w:hAnsi="Times New Roman" w:cs="Times New Roman"/>
-          <w:lang w:val="en-CA"/>
-        </w:rPr>
-        <w:t xml:space="preserve">Sure, I understand why they would be scared, or why they would think of me as a threat, but such </w:t>
-      </w:r>
-      <w:r>
-        <w:rPr>
-          <w:rFonts w:ascii="Times New Roman" w:hAnsi="Times New Roman" w:cs="Times New Roman"/>
-          <w:lang w:val="en-CA"/>
-        </w:rPr>
-        <w:t xml:space="preserve">opinions </w:t>
-      </w:r>
-      <w:r>
-        <w:rPr>
-          <w:rFonts w:ascii="Times New Roman" w:hAnsi="Times New Roman" w:cs="Times New Roman"/>
-          <w:lang w:val="en-CA"/>
-        </w:rPr>
-        <w:t xml:space="preserve">are baseless. I was not lying when I said my symptoms don’t match </w:t>
-      </w:r>
-      <w:r>
-        <w:rPr>
-          <w:rFonts w:ascii="Times New Roman" w:hAnsi="Times New Roman" w:cs="Times New Roman"/>
-          <w:lang w:val="en-CA"/>
-        </w:rPr>
-        <w:t>those</w:t>
-      </w:r>
-      <w:r>
-        <w:rPr>
-          <w:rFonts w:ascii="Times New Roman" w:hAnsi="Times New Roman" w:cs="Times New Roman"/>
-          <w:lang w:val="en-CA"/>
-        </w:rPr>
-        <w:t xml:space="preserve"> of SARS. I was not lying when I said there </w:t>
-      </w:r>
-      <w:r>
-        <w:rPr>
-          <w:rFonts w:ascii="Times New Roman" w:hAnsi="Times New Roman" w:cs="Times New Roman"/>
-          <w:lang w:val="en-CA"/>
-        </w:rPr>
-        <w:t>are</w:t>
-      </w:r>
-      <w:r>
-        <w:rPr>
-          <w:rFonts w:ascii="Times New Roman" w:hAnsi="Times New Roman" w:cs="Times New Roman"/>
-          <w:lang w:val="en-CA"/>
-        </w:rPr>
-        <w:t xml:space="preserve"> no SARS cases here, in this city.</w:t>
-      </w:r>
-      <w:r>
-        <w:rPr>
-          <w:rFonts w:ascii="Times New Roman" w:hAnsi="Times New Roman" w:cs="Times New Roman"/>
-          <w:lang w:val="en-CA"/>
-        </w:rPr>
-        <w:t xml:space="preserve"> This voice argued, ferociously: it is </w:t>
+        <w:t xml:space="preserve">ferociously: it is </w:t>
       </w:r>
       <w:r>
         <w:rPr>
@@ -9524,38 +9284,14 @@
           <w:rFonts w:ascii="Times New Roman" w:hAnsi="Times New Roman" w:cs="Times New Roman"/>
           <w:lang w:val="en-CA"/>
         </w:rPr>
-        <w:t xml:space="preserve"> began to waver. Sure, I don’t </w:t>
-      </w:r>
-      <w:proofErr w:type="gramStart"/>
-      <w:r>
-        <w:rPr>
-          <w:rFonts w:ascii="Times New Roman" w:hAnsi="Times New Roman" w:cs="Times New Roman"/>
-          <w:lang w:val="en-CA"/>
-        </w:rPr>
-        <w:t>actually have</w:t>
-      </w:r>
-      <w:proofErr w:type="gramEnd"/>
-      <w:r>
-        <w:rPr>
-          <w:rFonts w:ascii="Times New Roman" w:hAnsi="Times New Roman" w:cs="Times New Roman"/>
-          <w:lang w:val="en-CA"/>
-        </w:rPr>
-        <w:t xml:space="preserve"> SARS, but wouldn’t it be a net good to just step out</w:t>
-      </w:r>
-      <w:r>
-        <w:rPr>
-          <w:rFonts w:ascii="Times New Roman" w:hAnsi="Times New Roman" w:cs="Times New Roman"/>
-          <w:lang w:val="en-CA"/>
-        </w:rPr>
-        <w:t xml:space="preserve"> </w:t>
-      </w:r>
-      <w:r>
-        <w:rPr>
-          <w:rFonts w:ascii="Times New Roman" w:hAnsi="Times New Roman" w:cs="Times New Roman"/>
-          <w:lang w:val="en-CA"/>
-        </w:rPr>
-        <w:lastRenderedPageBreak/>
-        <w:t>and give these people the peace of mind?</w:t>
+        <w:t xml:space="preserve"> began to waver. Sure, I don’t actually have SARS, but wouldn’t it be a net good to just step out</w:t>
+      </w:r>
+      <w:r>
+        <w:rPr>
+          <w:rFonts w:ascii="Times New Roman" w:hAnsi="Times New Roman" w:cs="Times New Roman"/>
+          <w:lang w:val="en-CA"/>
+        </w:rPr>
+        <w:t xml:space="preserve"> and give these people the peace of mind?</w:t>
       </w:r>
       <w:r>
         <w:rPr>
@@ -9826,6 +9562,7 @@
           <w:rFonts w:ascii="Times New Roman" w:hAnsi="Times New Roman" w:cs="Times New Roman"/>
           <w:lang w:val="en-CA"/>
         </w:rPr>
+        <w:lastRenderedPageBreak/>
         <w:t xml:space="preserve">not a </w:t>
       </w:r>
       <w:r>
@@ -10333,23 +10070,7 @@
           <w:rFonts w:ascii="Times New Roman" w:hAnsi="Times New Roman" w:cs="Times New Roman"/>
           <w:lang w:val="en-CA"/>
         </w:rPr>
-        <w:t xml:space="preserve">I- I know you don’t b-believe me.” Oh no, it started again. “But </w:t>
-      </w:r>
-      <w:proofErr w:type="gramStart"/>
-      <w:r>
-        <w:rPr>
-          <w:rFonts w:ascii="Times New Roman" w:hAnsi="Times New Roman" w:cs="Times New Roman"/>
-          <w:lang w:val="en-CA"/>
-        </w:rPr>
-        <w:t>it</w:t>
-      </w:r>
-      <w:proofErr w:type="gramEnd"/>
-      <w:r>
-        <w:rPr>
-          <w:rFonts w:ascii="Times New Roman" w:hAnsi="Times New Roman" w:cs="Times New Roman"/>
-          <w:lang w:val="en-CA"/>
-        </w:rPr>
-        <w:t xml:space="preserve"> d-d-doesn’t m-matter-</w:t>
+        <w:t>I- I know you don’t b-believe me.” Oh no, it started again. “But it d-d-doesn’t m-matter-</w:t>
       </w:r>
       <w:r>
         <w:rPr>
@@ -10643,7 +10364,6 @@
         </w:rPr>
         <w:t xml:space="preserve">. </w:t>
       </w:r>
-      <w:proofErr w:type="gramStart"/>
       <w:r>
         <w:rPr>
           <w:rFonts w:ascii="Times New Roman" w:hAnsi="Times New Roman" w:cs="Times New Roman"/>
@@ -10656,15 +10376,7 @@
           <w:rFonts w:ascii="Times New Roman" w:hAnsi="Times New Roman" w:cs="Times New Roman"/>
           <w:lang w:val="en-CA"/>
         </w:rPr>
-        <w:t>,</w:t>
-      </w:r>
-      <w:proofErr w:type="gramEnd"/>
-      <w:r>
-        <w:rPr>
-          <w:rFonts w:ascii="Times New Roman" w:hAnsi="Times New Roman" w:cs="Times New Roman"/>
-          <w:lang w:val="en-CA"/>
-        </w:rPr>
-        <w:t xml:space="preserve"> </w:t>
+        <w:t xml:space="preserve">, </w:t>
       </w:r>
       <w:r>
         <w:rPr>
@@ -10833,15 +10545,7 @@
           <w:rFonts w:ascii="Times New Roman" w:hAnsi="Times New Roman" w:cs="Times New Roman"/>
           <w:lang w:val="en-CA"/>
         </w:rPr>
-        <w:t xml:space="preserve">, and the air </w:t>
-      </w:r>
-      <w:r>
-        <w:rPr>
-          <w:rFonts w:ascii="Times New Roman" w:hAnsi="Times New Roman" w:cs="Times New Roman"/>
-          <w:lang w:val="en-CA"/>
-        </w:rPr>
-        <w:lastRenderedPageBreak/>
-        <w:t>seem</w:t>
+        <w:t>, and the air seem</w:t>
       </w:r>
       <w:r>
         <w:rPr>
@@ -11116,6 +10820,7 @@
           <w:rFonts w:ascii="Times New Roman" w:hAnsi="Times New Roman" w:cs="Times New Roman"/>
           <w:lang w:val="en-CA"/>
         </w:rPr>
+        <w:lastRenderedPageBreak/>
         <w:t>“</w:t>
       </w:r>
       <w:r>
@@ -11606,39 +11311,7 @@
           <w:rFonts w:ascii="Times New Roman" w:hAnsi="Times New Roman" w:cs="Times New Roman"/>
           <w:lang w:val="en-CA"/>
         </w:rPr>
-        <w:t>“No, no. You don’t get it. T-</w:t>
-      </w:r>
-      <w:proofErr w:type="spellStart"/>
-      <w:r>
-        <w:rPr>
-          <w:rFonts w:ascii="Times New Roman" w:hAnsi="Times New Roman" w:cs="Times New Roman"/>
-          <w:lang w:val="en-CA"/>
-        </w:rPr>
-        <w:t>th</w:t>
-      </w:r>
-      <w:proofErr w:type="spellEnd"/>
-      <w:r>
-        <w:rPr>
-          <w:rFonts w:ascii="Times New Roman" w:hAnsi="Times New Roman" w:cs="Times New Roman"/>
-          <w:lang w:val="en-CA"/>
-        </w:rPr>
-        <w:t>-</w:t>
-      </w:r>
-      <w:proofErr w:type="spellStart"/>
-      <w:r>
-        <w:rPr>
-          <w:rFonts w:ascii="Times New Roman" w:hAnsi="Times New Roman" w:cs="Times New Roman"/>
-          <w:lang w:val="en-CA"/>
-        </w:rPr>
-        <w:t>th</w:t>
-      </w:r>
-      <w:proofErr w:type="spellEnd"/>
-      <w:r>
-        <w:rPr>
-          <w:rFonts w:ascii="Times New Roman" w:hAnsi="Times New Roman" w:cs="Times New Roman"/>
-          <w:lang w:val="en-CA"/>
-        </w:rPr>
-        <w:t>-they are the ones that are-”</w:t>
+        <w:t>“No, no. You don’t get it. T-th-th-they are the ones that are-”</w:t>
       </w:r>
     </w:p>
     <w:p>
@@ -11741,15 +11414,7 @@
           <w:rFonts w:ascii="Times New Roman" w:hAnsi="Times New Roman" w:cs="Times New Roman"/>
           <w:lang w:val="en-CA"/>
         </w:rPr>
-        <w:t xml:space="preserve">impossible for him to </w:t>
-      </w:r>
-      <w:r>
-        <w:rPr>
-          <w:rFonts w:ascii="Times New Roman" w:hAnsi="Times New Roman" w:cs="Times New Roman"/>
-          <w:lang w:val="en-CA"/>
-        </w:rPr>
-        <w:lastRenderedPageBreak/>
-        <w:t>remove it to begin with</w:t>
+        <w:t>impossible for him to remove it to begin with</w:t>
       </w:r>
       <w:r>
         <w:rPr>
@@ -11950,7 +11615,15 @@
           <w:rFonts w:ascii="Times New Roman" w:hAnsi="Times New Roman" w:cs="Times New Roman"/>
           <w:lang w:val="en-CA"/>
         </w:rPr>
-        <w:t xml:space="preserve"> the rights to exist outside of a jail cell</w:t>
+        <w:t xml:space="preserve"> the rights to exist </w:t>
+      </w:r>
+      <w:r>
+        <w:rPr>
+          <w:rFonts w:ascii="Times New Roman" w:hAnsi="Times New Roman" w:cs="Times New Roman"/>
+          <w:lang w:val="en-CA"/>
+        </w:rPr>
+        <w:lastRenderedPageBreak/>
+        <w:t>outside of a jail cell</w:t>
       </w:r>
       <w:r>
         <w:rPr>
@@ -12702,35 +12375,7 @@
         <w:rPr>
           <w:rFonts w:ascii="Times New Roman" w:hAnsi="Times New Roman" w:cs="Times New Roman"/>
         </w:rPr>
-        <w:t xml:space="preserve">Dad said he would, because Dad says </w:t>
-      </w:r>
-      <w:proofErr w:type="gramStart"/>
-      <w:r>
-        <w:rPr>
-          <w:rFonts w:ascii="Times New Roman" w:hAnsi="Times New Roman" w:cs="Times New Roman"/>
-        </w:rPr>
-        <w:t>weather</w:t>
-      </w:r>
-      <w:proofErr w:type="gramEnd"/>
-      <w:r>
-        <w:rPr>
-          <w:rFonts w:ascii="Times New Roman" w:hAnsi="Times New Roman" w:cs="Times New Roman"/>
-        </w:rPr>
-        <w:t xml:space="preserve"> people can be wrong every day and </w:t>
-      </w:r>
-      <w:proofErr w:type="gramStart"/>
-      <w:r>
-        <w:rPr>
-          <w:rFonts w:ascii="Times New Roman" w:hAnsi="Times New Roman" w:cs="Times New Roman"/>
-        </w:rPr>
-        <w:t>still keep</w:t>
-      </w:r>
-      <w:proofErr w:type="gramEnd"/>
-      <w:r>
-        <w:rPr>
-          <w:rFonts w:ascii="Times New Roman" w:hAnsi="Times New Roman" w:cs="Times New Roman"/>
-        </w:rPr>
-        <w:t xml:space="preserve"> their jobs. </w:t>
+        <w:t xml:space="preserve">Dad said he would, because Dad says weather people can be wrong every day and still keep their jobs. </w:t>
       </w:r>
       <w:r>
         <w:rPr>
@@ -12790,21 +12435,7 @@
         <w:rPr>
           <w:rFonts w:ascii="Times New Roman" w:hAnsi="Times New Roman" w:cs="Times New Roman"/>
         </w:rPr>
-        <w:t xml:space="preserve"> called it “</w:t>
-      </w:r>
-      <w:proofErr w:type="spellStart"/>
-      <w:r>
-        <w:rPr>
-          <w:rFonts w:ascii="Times New Roman" w:hAnsi="Times New Roman" w:cs="Times New Roman"/>
-        </w:rPr>
-        <w:t>sunshower</w:t>
-      </w:r>
-      <w:proofErr w:type="spellEnd"/>
-      <w:r>
-        <w:rPr>
-          <w:rFonts w:ascii="Times New Roman" w:hAnsi="Times New Roman" w:cs="Times New Roman"/>
-        </w:rPr>
-        <w:t>”, but I don’t know. The sun wasn’t taking a shower, I was.</w:t>
+        <w:t xml:space="preserve"> called it “sunshower”, but I don’t know. The sun wasn’t taking a shower, I was.</w:t>
       </w:r>
       <w:r>
         <w:rPr>
@@ -13000,29 +12631,7 @@
         <w:rPr>
           <w:rFonts w:ascii="Times New Roman" w:hAnsi="Times New Roman" w:cs="Times New Roman"/>
         </w:rPr>
-        <w:t xml:space="preserve"> it rained really </w:t>
-      </w:r>
-      <w:proofErr w:type="spellStart"/>
-      <w:proofErr w:type="gramStart"/>
-      <w:r>
-        <w:rPr>
-          <w:rFonts w:ascii="Times New Roman" w:hAnsi="Times New Roman" w:cs="Times New Roman"/>
-        </w:rPr>
-        <w:t>really</w:t>
-      </w:r>
-      <w:proofErr w:type="spellEnd"/>
-      <w:r>
-        <w:rPr>
-          <w:rFonts w:ascii="Times New Roman" w:hAnsi="Times New Roman" w:cs="Times New Roman"/>
-        </w:rPr>
-        <w:t xml:space="preserve"> hard</w:t>
-      </w:r>
-      <w:proofErr w:type="gramEnd"/>
-      <w:r>
-        <w:rPr>
-          <w:rFonts w:ascii="Times New Roman" w:hAnsi="Times New Roman" w:cs="Times New Roman"/>
-        </w:rPr>
-        <w:t xml:space="preserve"> in the afternoon</w:t>
+        <w:t xml:space="preserve"> it rained really really hard in the afternoon</w:t>
       </w:r>
       <w:r>
         <w:rPr>
@@ -13148,16 +12757,8 @@
         <w:rPr>
           <w:rFonts w:ascii="Times New Roman" w:hAnsi="Times New Roman" w:cs="Times New Roman"/>
         </w:rPr>
-        <w:t xml:space="preserve">and it was </w:t>
-      </w:r>
-      <w:proofErr w:type="gramStart"/>
-      <w:r>
-        <w:rPr>
-          <w:rFonts w:ascii="Times New Roman" w:hAnsi="Times New Roman" w:cs="Times New Roman"/>
-        </w:rPr>
-        <w:t>really warm</w:t>
-      </w:r>
-      <w:proofErr w:type="gramEnd"/>
+        <w:t>and it was really warm</w:t>
+      </w:r>
       <w:r>
         <w:rPr>
           <w:rFonts w:ascii="Times New Roman" w:hAnsi="Times New Roman" w:cs="Times New Roman"/>
@@ -13174,41 +12775,13 @@
         <w:rPr>
           <w:rFonts w:ascii="Times New Roman" w:hAnsi="Times New Roman" w:cs="Times New Roman"/>
         </w:rPr>
-        <w:t>It’s a “</w:t>
-      </w:r>
-      <w:proofErr w:type="spellStart"/>
-      <w:r>
-        <w:rPr>
-          <w:rFonts w:ascii="Times New Roman" w:hAnsi="Times New Roman" w:cs="Times New Roman"/>
-        </w:rPr>
-        <w:t>sunshower</w:t>
-      </w:r>
-      <w:proofErr w:type="spellEnd"/>
-      <w:r>
-        <w:rPr>
-          <w:rFonts w:ascii="Times New Roman" w:hAnsi="Times New Roman" w:cs="Times New Roman"/>
-        </w:rPr>
-        <w:t xml:space="preserve">”! </w:t>
-      </w:r>
-      <w:r>
-        <w:rPr>
-          <w:rFonts w:ascii="Times New Roman" w:hAnsi="Times New Roman" w:cs="Times New Roman"/>
-        </w:rPr>
-        <w:t xml:space="preserve">My hair was all wet, but I </w:t>
-      </w:r>
-      <w:proofErr w:type="gramStart"/>
-      <w:r>
-        <w:rPr>
-          <w:rFonts w:ascii="Times New Roman" w:hAnsi="Times New Roman" w:cs="Times New Roman"/>
-        </w:rPr>
-        <w:t>don’t</w:t>
-      </w:r>
-      <w:proofErr w:type="gramEnd"/>
-      <w:r>
-        <w:rPr>
-          <w:rFonts w:ascii="Times New Roman" w:hAnsi="Times New Roman" w:cs="Times New Roman"/>
-        </w:rPr>
-        <w:t xml:space="preserve"> care, because the sun dried it out. </w:t>
+        <w:t xml:space="preserve">It’s a “sunshower”! </w:t>
+      </w:r>
+      <w:r>
+        <w:rPr>
+          <w:rFonts w:ascii="Times New Roman" w:hAnsi="Times New Roman" w:cs="Times New Roman"/>
+        </w:rPr>
+        <w:t xml:space="preserve">My hair was all wet, but I don’t care, because the sun dried it out. </w:t>
       </w:r>
       <w:r>
         <w:rPr>
@@ -13508,23 +13081,7 @@
           <w:rFonts w:ascii="Times New Roman" w:hAnsi="Times New Roman" w:cs="Times New Roman" w:hint="eastAsia"/>
           <w:lang w:val="en-CA"/>
         </w:rPr>
-        <w:t xml:space="preserve">was </w:t>
-      </w:r>
-      <w:proofErr w:type="gramStart"/>
-      <w:r>
-        <w:rPr>
-          <w:rFonts w:ascii="Times New Roman" w:hAnsi="Times New Roman" w:cs="Times New Roman" w:hint="eastAsia"/>
-          <w:lang w:val="en-CA"/>
-        </w:rPr>
-        <w:t>really worried</w:t>
-      </w:r>
-      <w:proofErr w:type="gramEnd"/>
-      <w:r>
-        <w:rPr>
-          <w:rFonts w:ascii="Times New Roman" w:hAnsi="Times New Roman" w:cs="Times New Roman" w:hint="eastAsia"/>
-          <w:lang w:val="en-CA"/>
-        </w:rPr>
-        <w:t xml:space="preserve"> because I didn</w:t>
+        <w:t>was really worried because I didn</w:t>
       </w:r>
       <w:r>
         <w:rPr>
@@ -13538,23 +13095,7 @@
           <w:rFonts w:ascii="Times New Roman" w:hAnsi="Times New Roman" w:cs="Times New Roman" w:hint="eastAsia"/>
           <w:lang w:val="en-CA"/>
         </w:rPr>
-        <w:t xml:space="preserve">t bring my umbrella and it was raining </w:t>
-      </w:r>
-      <w:proofErr w:type="gramStart"/>
-      <w:r>
-        <w:rPr>
-          <w:rFonts w:ascii="Times New Roman" w:hAnsi="Times New Roman" w:cs="Times New Roman" w:hint="eastAsia"/>
-          <w:lang w:val="en-CA"/>
-        </w:rPr>
-        <w:t>really hard</w:t>
-      </w:r>
-      <w:proofErr w:type="gramEnd"/>
-      <w:r>
-        <w:rPr>
-          <w:rFonts w:ascii="Times New Roman" w:hAnsi="Times New Roman" w:cs="Times New Roman" w:hint="eastAsia"/>
-          <w:lang w:val="en-CA"/>
-        </w:rPr>
-        <w:t xml:space="preserve">, </w:t>
+        <w:t xml:space="preserve">t bring my umbrella and it was raining really hard, </w:t>
       </w:r>
       <w:r>
         <w:rPr>
@@ -13617,23 +13158,7 @@
           <w:rFonts w:ascii="Times New Roman" w:hAnsi="Times New Roman" w:cs="Times New Roman" w:hint="eastAsia"/>
           <w:lang w:val="en-CA"/>
         </w:rPr>
-        <w:t xml:space="preserve">t tell them about the squirrel because they will </w:t>
-      </w:r>
-      <w:proofErr w:type="gramStart"/>
-      <w:r>
-        <w:rPr>
-          <w:rFonts w:ascii="Times New Roman" w:hAnsi="Times New Roman" w:cs="Times New Roman" w:hint="eastAsia"/>
-          <w:lang w:val="en-CA"/>
-        </w:rPr>
-        <w:t>definitely get</w:t>
-      </w:r>
-      <w:proofErr w:type="gramEnd"/>
-      <w:r>
-        <w:rPr>
-          <w:rFonts w:ascii="Times New Roman" w:hAnsi="Times New Roman" w:cs="Times New Roman" w:hint="eastAsia"/>
-          <w:lang w:val="en-CA"/>
-        </w:rPr>
-        <w:t xml:space="preserve"> mad</w:t>
+        <w:t>t tell them about the squirrel because they will definitely get mad</w:t>
       </w:r>
       <w:r>
         <w:rPr>
@@ -13685,23 +13210,7 @@
           <w:rFonts w:ascii="Times New Roman" w:hAnsi="Times New Roman" w:cs="Times New Roman"/>
           <w:lang w:val="en-CA"/>
         </w:rPr>
-        <w:t xml:space="preserve">Well, I don’t think they </w:t>
-      </w:r>
-      <w:proofErr w:type="gramStart"/>
-      <w:r>
-        <w:rPr>
-          <w:rFonts w:ascii="Times New Roman" w:hAnsi="Times New Roman" w:cs="Times New Roman"/>
-          <w:lang w:val="en-CA"/>
-        </w:rPr>
-        <w:t>will</w:t>
-      </w:r>
-      <w:proofErr w:type="gramEnd"/>
-      <w:r>
-        <w:rPr>
-          <w:rFonts w:ascii="Times New Roman" w:hAnsi="Times New Roman" w:cs="Times New Roman"/>
-          <w:lang w:val="en-CA"/>
-        </w:rPr>
-        <w:t xml:space="preserve"> get mad</w:t>
+        <w:t>Well, I don’t think they will get mad</w:t>
       </w:r>
       <w:r>
         <w:rPr>
@@ -13833,31 +13342,13 @@
         <w:lastRenderedPageBreak/>
         <w:tab/>
       </w:r>
-      <w:proofErr w:type="gramStart"/>
-      <w:r>
-        <w:rPr>
-          <w:rFonts w:ascii="Times New Roman" w:hAnsi="Times New Roman" w:cs="Times New Roman"/>
-          <w:lang w:val="en-CA"/>
-        </w:rPr>
-        <w:t>So</w:t>
-      </w:r>
-      <w:proofErr w:type="gramEnd"/>
-      <w:r>
-        <w:rPr>
-          <w:rFonts w:ascii="Times New Roman" w:hAnsi="Times New Roman" w:cs="Times New Roman"/>
-          <w:lang w:val="en-CA"/>
-        </w:rPr>
-        <w:t xml:space="preserve"> after the squirrel left me, I wanted to find somewhere to hide, because the rain was dropping </w:t>
-      </w:r>
-      <w:proofErr w:type="gramStart"/>
-      <w:r>
-        <w:rPr>
-          <w:rFonts w:ascii="Times New Roman" w:hAnsi="Times New Roman" w:cs="Times New Roman"/>
-          <w:lang w:val="en-CA"/>
-        </w:rPr>
-        <w:t>faster and faster</w:t>
-      </w:r>
-      <w:proofErr w:type="gramEnd"/>
+      <w:r>
+        <w:rPr>
+          <w:rFonts w:ascii="Times New Roman" w:hAnsi="Times New Roman" w:cs="Times New Roman"/>
+          <w:lang w:val="en-CA"/>
+        </w:rPr>
+        <w:t>So after the squirrel left me, I wanted to find somewhere to hide, because the rain was dropping faster and faster</w:t>
+      </w:r>
       <w:r>
         <w:rPr>
           <w:rFonts w:ascii="Times New Roman" w:hAnsi="Times New Roman" w:cs="Times New Roman"/>
@@ -14054,31 +13545,13 @@
         </w:rPr>
         <w:t xml:space="preserve"> </w:t>
       </w:r>
-      <w:proofErr w:type="gramStart"/>
-      <w:r>
-        <w:rPr>
-          <w:rFonts w:ascii="Times New Roman" w:hAnsi="Times New Roman" w:cs="Times New Roman"/>
-          <w:lang w:val="en-CA"/>
-        </w:rPr>
-        <w:t>all of</w:t>
-      </w:r>
-      <w:proofErr w:type="gramEnd"/>
-      <w:r>
-        <w:rPr>
-          <w:rFonts w:ascii="Times New Roman" w:hAnsi="Times New Roman" w:cs="Times New Roman"/>
-          <w:lang w:val="en-CA"/>
-        </w:rPr>
-        <w:t xml:space="preserve"> a </w:t>
-      </w:r>
-      <w:proofErr w:type="gramStart"/>
-      <w:r>
-        <w:rPr>
-          <w:rFonts w:ascii="Times New Roman" w:hAnsi="Times New Roman" w:cs="Times New Roman"/>
-          <w:lang w:val="en-CA"/>
-        </w:rPr>
-        <w:t>sudden</w:t>
-      </w:r>
-      <w:proofErr w:type="gramEnd"/>
+      <w:r>
+        <w:rPr>
+          <w:rFonts w:ascii="Times New Roman" w:hAnsi="Times New Roman" w:cs="Times New Roman"/>
+          <w:lang w:val="en-CA"/>
+        </w:rPr>
+        <w:t>all of a sudden</w:t>
+      </w:r>
       <w:r>
         <w:rPr>
           <w:rFonts w:ascii="Times New Roman" w:hAnsi="Times New Roman" w:cs="Times New Roman"/>
@@ -14098,23 +13571,7 @@
           <w:rFonts w:ascii="Times New Roman" w:hAnsi="Times New Roman" w:cs="Times New Roman"/>
           <w:lang w:val="en-CA"/>
         </w:rPr>
-        <w:t xml:space="preserve">His mouth was open really, </w:t>
-      </w:r>
-      <w:proofErr w:type="gramStart"/>
-      <w:r>
-        <w:rPr>
-          <w:rFonts w:ascii="Times New Roman" w:hAnsi="Times New Roman" w:cs="Times New Roman"/>
-          <w:lang w:val="en-CA"/>
-        </w:rPr>
-        <w:t>really wide</w:t>
-      </w:r>
-      <w:proofErr w:type="gramEnd"/>
-      <w:r>
-        <w:rPr>
-          <w:rFonts w:ascii="Times New Roman" w:hAnsi="Times New Roman" w:cs="Times New Roman"/>
-          <w:lang w:val="en-CA"/>
-        </w:rPr>
-        <w:t xml:space="preserve">, </w:t>
+        <w:t xml:space="preserve">His mouth was open really, really wide, </w:t>
       </w:r>
       <w:r>
         <w:rPr>
@@ -14249,7 +13706,6 @@
         </w:rPr>
         <w:t xml:space="preserve"> </w:t>
       </w:r>
-      <w:proofErr w:type="gramStart"/>
       <w:r>
         <w:rPr>
           <w:rFonts w:ascii="Times New Roman" w:hAnsi="Times New Roman" w:cs="Times New Roman"/>
@@ -14262,15 +13718,7 @@
           <w:rFonts w:ascii="Times New Roman" w:hAnsi="Times New Roman" w:cs="Times New Roman"/>
           <w:lang w:val="en-CA"/>
         </w:rPr>
-        <w:t>ctually, a</w:t>
-      </w:r>
-      <w:proofErr w:type="gramEnd"/>
-      <w:r>
-        <w:rPr>
-          <w:rFonts w:ascii="Times New Roman" w:hAnsi="Times New Roman" w:cs="Times New Roman"/>
-          <w:lang w:val="en-CA"/>
-        </w:rPr>
-        <w:t xml:space="preserve"> lot of people stepped on my foot. </w:t>
+        <w:t xml:space="preserve">ctually, a lot of people stepped on my foot. </w:t>
       </w:r>
       <w:r>
         <w:rPr>
@@ -14340,46 +13788,14 @@
           <w:rFonts w:ascii="Times New Roman" w:hAnsi="Times New Roman" w:cs="Times New Roman"/>
           <w:lang w:val="en-CA"/>
         </w:rPr>
-        <w:t xml:space="preserve"> smell like Dad, </w:t>
-      </w:r>
-      <w:proofErr w:type="spellStart"/>
-      <w:r>
-        <w:rPr>
-          <w:rFonts w:ascii="Times New Roman" w:hAnsi="Times New Roman" w:cs="Times New Roman"/>
-          <w:lang w:val="en-CA"/>
-        </w:rPr>
-        <w:t>ew</w:t>
-      </w:r>
-      <w:proofErr w:type="spellEnd"/>
-      <w:r>
-        <w:rPr>
-          <w:rFonts w:ascii="Times New Roman" w:hAnsi="Times New Roman" w:cs="Times New Roman"/>
-          <w:lang w:val="en-CA"/>
-        </w:rPr>
-        <w:t>… I still feel yucky thinking about it.</w:t>
-      </w:r>
-      <w:r>
-        <w:rPr>
-          <w:rFonts w:ascii="Times New Roman" w:hAnsi="Times New Roman" w:cs="Times New Roman"/>
-          <w:lang w:val="en-CA"/>
-        </w:rPr>
-        <w:t xml:space="preserve"> It was </w:t>
-      </w:r>
-      <w:proofErr w:type="gramStart"/>
-      <w:r>
-        <w:rPr>
-          <w:rFonts w:ascii="Times New Roman" w:hAnsi="Times New Roman" w:cs="Times New Roman"/>
-          <w:lang w:val="en-CA"/>
-        </w:rPr>
-        <w:t>really hard</w:t>
-      </w:r>
-      <w:proofErr w:type="gramEnd"/>
-      <w:r>
-        <w:rPr>
-          <w:rFonts w:ascii="Times New Roman" w:hAnsi="Times New Roman" w:cs="Times New Roman"/>
-          <w:lang w:val="en-CA"/>
-        </w:rPr>
-        <w:t xml:space="preserve"> to see what was happening with the man, and I had to get on my tippy toes to see between the giant shoulders</w:t>
+        <w:t xml:space="preserve"> smell like Dad, ew… I still feel yucky thinking about it.</w:t>
+      </w:r>
+      <w:r>
+        <w:rPr>
+          <w:rFonts w:ascii="Times New Roman" w:hAnsi="Times New Roman" w:cs="Times New Roman"/>
+          <w:lang w:val="en-CA"/>
+        </w:rPr>
+        <w:t xml:space="preserve"> It was really hard to see what was happening with the man, and I had to get on my tippy toes to see between the giant shoulders</w:t>
       </w:r>
       <w:r>
         <w:rPr>
@@ -14467,23 +13883,7 @@
           <w:rFonts w:ascii="Times New Roman" w:hAnsi="Times New Roman" w:cs="Times New Roman"/>
           <w:lang w:val="en-CA"/>
         </w:rPr>
-        <w:t>Also, I saw a blue thing that stuck out of his pocket, and then he pushed it into his mouth, and there was a sort of “</w:t>
-      </w:r>
-      <w:proofErr w:type="spellStart"/>
-      <w:r>
-        <w:rPr>
-          <w:rFonts w:ascii="Times New Roman" w:hAnsi="Times New Roman" w:cs="Times New Roman"/>
-          <w:lang w:val="en-CA"/>
-        </w:rPr>
-        <w:t>Ksssssh</w:t>
-      </w:r>
-      <w:proofErr w:type="spellEnd"/>
-      <w:r>
-        <w:rPr>
-          <w:rFonts w:ascii="Times New Roman" w:hAnsi="Times New Roman" w:cs="Times New Roman"/>
-          <w:lang w:val="en-CA"/>
-        </w:rPr>
-        <w:t xml:space="preserve">” sound. </w:t>
+        <w:t xml:space="preserve">Also, I saw a blue thing that stuck out of his pocket, and then he pushed it into his mouth, and there was a sort of “Ksssssh” sound. </w:t>
       </w:r>
       <w:r>
         <w:rPr>
@@ -14546,23 +13946,7 @@
           <w:rFonts w:ascii="Times New Roman" w:hAnsi="Times New Roman" w:cs="Times New Roman"/>
           <w:lang w:val="en-CA"/>
         </w:rPr>
-        <w:t xml:space="preserve"> would stop running and </w:t>
-      </w:r>
-      <w:proofErr w:type="gramStart"/>
-      <w:r>
-        <w:rPr>
-          <w:rFonts w:ascii="Times New Roman" w:hAnsi="Times New Roman" w:cs="Times New Roman"/>
-          <w:lang w:val="en-CA"/>
-        </w:rPr>
-        <w:t>have to</w:t>
-      </w:r>
-      <w:proofErr w:type="gramEnd"/>
-      <w:r>
-        <w:rPr>
-          <w:rFonts w:ascii="Times New Roman" w:hAnsi="Times New Roman" w:cs="Times New Roman"/>
-          <w:lang w:val="en-CA"/>
-        </w:rPr>
-        <w:t xml:space="preserve"> use </w:t>
+        <w:t xml:space="preserve"> would stop running and have to use </w:t>
       </w:r>
       <w:r>
         <w:rPr>
@@ -14667,53 +14051,98 @@
           <w:rFonts w:ascii="Times New Roman" w:hAnsi="Times New Roman" w:cs="Times New Roman"/>
           <w:lang w:val="en-CA"/>
         </w:rPr>
+        <w:t xml:space="preserve"> actually</w:t>
+      </w:r>
+      <w:r>
+        <w:rPr>
+          <w:rFonts w:ascii="Times New Roman" w:hAnsi="Times New Roman" w:cs="Times New Roman"/>
+          <w:lang w:val="en-CA"/>
+        </w:rPr>
+        <w:t xml:space="preserve"> sick, and she has to use it sometimes </w:t>
+      </w:r>
+      <w:r>
+        <w:rPr>
+          <w:rFonts w:ascii="Times New Roman" w:hAnsi="Times New Roman" w:cs="Times New Roman"/>
+          <w:lang w:val="en-CA"/>
+        </w:rPr>
+        <w:t>to help her breathe</w:t>
+      </w:r>
+      <w:r>
+        <w:rPr>
+          <w:rFonts w:ascii="Times New Roman" w:hAnsi="Times New Roman" w:cs="Times New Roman"/>
+          <w:lang w:val="en-CA"/>
+        </w:rPr>
+        <w:t xml:space="preserve">. </w:t>
+      </w:r>
+      <w:r>
+        <w:rPr>
+          <w:rFonts w:ascii="Times New Roman" w:hAnsi="Times New Roman" w:cs="Times New Roman"/>
+          <w:lang w:val="en-CA"/>
+        </w:rPr>
+        <w:t xml:space="preserve">So </w:t>
+      </w:r>
+      <w:r>
+        <w:rPr>
+          <w:rFonts w:ascii="Times New Roman" w:hAnsi="Times New Roman" w:cs="Times New Roman"/>
+          <w:lang w:val="en-CA"/>
+        </w:rPr>
+        <w:t xml:space="preserve">I felt </w:t>
+      </w:r>
+      <w:r>
+        <w:rPr>
+          <w:rFonts w:ascii="Times New Roman" w:hAnsi="Times New Roman" w:cs="Times New Roman"/>
+          <w:lang w:val="en-CA"/>
+        </w:rPr>
+        <w:t xml:space="preserve">really </w:t>
+      </w:r>
+      <w:r>
+        <w:rPr>
+          <w:rFonts w:ascii="Times New Roman" w:hAnsi="Times New Roman" w:cs="Times New Roman"/>
+          <w:lang w:val="en-CA"/>
+        </w:rPr>
+        <w:t>bad for telling on her,</w:t>
+      </w:r>
+      <w:r>
+        <w:rPr>
+          <w:rFonts w:ascii="Times New Roman" w:hAnsi="Times New Roman" w:cs="Times New Roman"/>
+          <w:lang w:val="en-CA"/>
+        </w:rPr>
         <w:t xml:space="preserve"> </w:t>
       </w:r>
-      <w:proofErr w:type="gramStart"/>
-      <w:r>
-        <w:rPr>
-          <w:rFonts w:ascii="Times New Roman" w:hAnsi="Times New Roman" w:cs="Times New Roman"/>
-          <w:lang w:val="en-CA"/>
-        </w:rPr>
-        <w:t>actually</w:t>
-      </w:r>
-      <w:r>
-        <w:rPr>
-          <w:rFonts w:ascii="Times New Roman" w:hAnsi="Times New Roman" w:cs="Times New Roman"/>
-          <w:lang w:val="en-CA"/>
-        </w:rPr>
-        <w:t xml:space="preserve"> sick</w:t>
-      </w:r>
-      <w:proofErr w:type="gramEnd"/>
-      <w:r>
-        <w:rPr>
-          <w:rFonts w:ascii="Times New Roman" w:hAnsi="Times New Roman" w:cs="Times New Roman"/>
-          <w:lang w:val="en-CA"/>
-        </w:rPr>
-        <w:t xml:space="preserve">, and she </w:t>
-      </w:r>
-      <w:proofErr w:type="gramStart"/>
-      <w:r>
-        <w:rPr>
-          <w:rFonts w:ascii="Times New Roman" w:hAnsi="Times New Roman" w:cs="Times New Roman"/>
-          <w:lang w:val="en-CA"/>
-        </w:rPr>
-        <w:t>has to</w:t>
-      </w:r>
-      <w:proofErr w:type="gramEnd"/>
-      <w:r>
-        <w:rPr>
-          <w:rFonts w:ascii="Times New Roman" w:hAnsi="Times New Roman" w:cs="Times New Roman"/>
-          <w:lang w:val="en-CA"/>
-        </w:rPr>
-        <w:t xml:space="preserve"> use it sometimes </w:t>
-      </w:r>
-      <w:r>
-        <w:rPr>
-          <w:rFonts w:ascii="Times New Roman" w:hAnsi="Times New Roman" w:cs="Times New Roman"/>
-          <w:lang w:val="en-CA"/>
-        </w:rPr>
-        <w:t>to help her breathe</w:t>
+      <w:r>
+        <w:rPr>
+          <w:rFonts w:ascii="Times New Roman" w:hAnsi="Times New Roman" w:cs="Times New Roman"/>
+          <w:lang w:val="en-CA"/>
+        </w:rPr>
+        <w:t xml:space="preserve">especially because she’s not doing anything wrong, </w:t>
+      </w:r>
+      <w:r>
+        <w:rPr>
+          <w:rFonts w:ascii="Times New Roman" w:hAnsi="Times New Roman" w:cs="Times New Roman"/>
+          <w:lang w:val="en-CA"/>
+        </w:rPr>
+        <w:t>so I apologized to her yesterday</w:t>
+      </w:r>
+      <w:r>
+        <w:rPr>
+          <w:rFonts w:ascii="Times New Roman" w:hAnsi="Times New Roman" w:cs="Times New Roman"/>
+          <w:lang w:val="en-CA"/>
+        </w:rPr>
+        <w:t>, and she called me weird. I’m not weird!</w:t>
+      </w:r>
+      <w:r>
+        <w:rPr>
+          <w:rFonts w:ascii="Times New Roman" w:hAnsi="Times New Roman" w:cs="Times New Roman"/>
+          <w:lang w:val="en-CA"/>
+        </w:rPr>
+        <w:t xml:space="preserve"> But also, I don’t remember her making those whistle sounds</w:t>
+      </w:r>
+      <w:r>
+        <w:rPr>
+          <w:rFonts w:ascii="Times New Roman" w:hAnsi="Times New Roman" w:cs="Times New Roman"/>
+          <w:lang w:val="en-CA"/>
+        </w:rPr>
+        <w:t xml:space="preserve"> like the man</w:t>
       </w:r>
       <w:r>
         <w:rPr>
@@ -14722,15 +14151,125 @@
         </w:rPr>
         <w:t xml:space="preserve">. </w:t>
       </w:r>
-      <w:proofErr w:type="gramStart"/>
-      <w:r>
-        <w:rPr>
-          <w:rFonts w:ascii="Times New Roman" w:hAnsi="Times New Roman" w:cs="Times New Roman"/>
-          <w:lang w:val="en-CA"/>
-        </w:rPr>
-        <w:t>So</w:t>
-      </w:r>
-      <w:proofErr w:type="gramEnd"/>
+      <w:r>
+        <w:rPr>
+          <w:rFonts w:ascii="Times New Roman" w:hAnsi="Times New Roman" w:cs="Times New Roman"/>
+          <w:lang w:val="en-CA"/>
+        </w:rPr>
+        <w:t>But the blue thing I saw in the man’s pocket is definitely the same thing Xiaofang had</w:t>
+      </w:r>
+      <w:r>
+        <w:rPr>
+          <w:rFonts w:ascii="Times New Roman" w:hAnsi="Times New Roman" w:cs="Times New Roman"/>
+          <w:lang w:val="en-CA"/>
+        </w:rPr>
+        <w:t xml:space="preserve">, and </w:t>
+      </w:r>
+      <w:r>
+        <w:rPr>
+          <w:rFonts w:ascii="Times New Roman" w:hAnsi="Times New Roman" w:cs="Times New Roman"/>
+          <w:lang w:val="en-CA"/>
+        </w:rPr>
+        <w:t>he got a lot better after he used it</w:t>
+      </w:r>
+      <w:r>
+        <w:rPr>
+          <w:rFonts w:ascii="Times New Roman" w:hAnsi="Times New Roman" w:cs="Times New Roman"/>
+          <w:lang w:val="en-CA"/>
+        </w:rPr>
+        <w:t xml:space="preserve"> on himself</w:t>
+      </w:r>
+      <w:r>
+        <w:rPr>
+          <w:rFonts w:ascii="Times New Roman" w:hAnsi="Times New Roman" w:cs="Times New Roman"/>
+          <w:lang w:val="en-CA"/>
+        </w:rPr>
+        <w:t xml:space="preserve"> like Xiaofang</w:t>
+      </w:r>
+      <w:r>
+        <w:rPr>
+          <w:rFonts w:ascii="Times New Roman" w:hAnsi="Times New Roman" w:cs="Times New Roman"/>
+          <w:lang w:val="en-CA"/>
+        </w:rPr>
+        <w:t xml:space="preserve">. </w:t>
+      </w:r>
+      <w:r>
+        <w:rPr>
+          <w:rFonts w:ascii="Times New Roman" w:hAnsi="Times New Roman" w:cs="Times New Roman"/>
+          <w:lang w:val="en-CA"/>
+        </w:rPr>
+        <w:t>I don’t know</w:t>
+      </w:r>
+      <w:r>
+        <w:rPr>
+          <w:rFonts w:ascii="Times New Roman" w:hAnsi="Times New Roman" w:cs="Times New Roman"/>
+          <w:lang w:val="en-CA"/>
+        </w:rPr>
+        <w:t>.</w:t>
+      </w:r>
+      <w:r>
+        <w:rPr>
+          <w:rFonts w:ascii="Times New Roman" w:hAnsi="Times New Roman" w:cs="Times New Roman" w:hint="eastAsia"/>
+          <w:lang w:val="en-CA"/>
+        </w:rPr>
+        <w:t xml:space="preserve"> A</w:t>
+      </w:r>
+      <w:r>
+        <w:rPr>
+          <w:rFonts w:ascii="Times New Roman" w:hAnsi="Times New Roman" w:cs="Times New Roman"/>
+          <w:lang w:val="en-CA"/>
+        </w:rPr>
+        <w:t xml:space="preserve">nyways, after </w:t>
+      </w:r>
+      <w:r>
+        <w:rPr>
+          <w:rFonts w:ascii="Times New Roman" w:hAnsi="Times New Roman" w:cs="Times New Roman" w:hint="eastAsia"/>
+          <w:lang w:val="en-CA"/>
+        </w:rPr>
+        <w:t>the man got better,</w:t>
+      </w:r>
+      <w:r>
+        <w:rPr>
+          <w:rFonts w:ascii="Times New Roman" w:hAnsi="Times New Roman" w:cs="Times New Roman" w:hint="eastAsia"/>
+          <w:lang w:val="en-CA"/>
+        </w:rPr>
+        <w:t xml:space="preserve"> the grown-ups around me started to say things to </w:t>
+      </w:r>
+      <w:r>
+        <w:rPr>
+          <w:rFonts w:ascii="Times New Roman" w:hAnsi="Times New Roman" w:cs="Times New Roman"/>
+          <w:lang w:val="en-CA"/>
+        </w:rPr>
+        <w:t xml:space="preserve">him </w:t>
+      </w:r>
+      <w:r>
+        <w:rPr>
+          <w:rFonts w:ascii="Times New Roman" w:hAnsi="Times New Roman" w:cs="Times New Roman" w:hint="eastAsia"/>
+          <w:lang w:val="en-CA"/>
+        </w:rPr>
+        <w:t xml:space="preserve">and </w:t>
+      </w:r>
+      <w:r>
+        <w:rPr>
+          <w:rFonts w:ascii="Times New Roman" w:hAnsi="Times New Roman" w:cs="Times New Roman"/>
+          <w:lang w:val="en-CA"/>
+        </w:rPr>
+        <w:t>talk</w:t>
+      </w:r>
+      <w:r>
+        <w:rPr>
+          <w:rFonts w:ascii="Times New Roman" w:hAnsi="Times New Roman" w:cs="Times New Roman" w:hint="eastAsia"/>
+          <w:lang w:val="en-CA"/>
+        </w:rPr>
+        <w:t xml:space="preserve"> among themselves</w:t>
+      </w:r>
+      <w:r>
+        <w:rPr>
+          <w:rFonts w:ascii="Times New Roman" w:hAnsi="Times New Roman" w:cs="Times New Roman" w:hint="eastAsia"/>
+          <w:lang w:val="en-CA"/>
+        </w:rPr>
+        <w:t>.</w:t>
+      </w:r>
       <w:r>
         <w:rPr>
           <w:rFonts w:ascii="Times New Roman" w:hAnsi="Times New Roman" w:cs="Times New Roman"/>
@@ -14740,33 +14279,38 @@
       </w:r>
       <w:r>
         <w:rPr>
-          <w:rFonts w:ascii="Times New Roman" w:hAnsi="Times New Roman" w:cs="Times New Roman"/>
-          <w:lang w:val="en-CA"/>
-        </w:rPr>
-        <w:t xml:space="preserve">I felt </w:t>
-      </w:r>
-      <w:proofErr w:type="gramStart"/>
-      <w:r>
-        <w:rPr>
-          <w:rFonts w:ascii="Times New Roman" w:hAnsi="Times New Roman" w:cs="Times New Roman"/>
-          <w:lang w:val="en-CA"/>
-        </w:rPr>
-        <w:t xml:space="preserve">really </w:t>
-      </w:r>
-      <w:r>
-        <w:rPr>
-          <w:rFonts w:ascii="Times New Roman" w:hAnsi="Times New Roman" w:cs="Times New Roman"/>
-          <w:lang w:val="en-CA"/>
-        </w:rPr>
-        <w:t>bad</w:t>
-      </w:r>
-      <w:proofErr w:type="gramEnd"/>
-      <w:r>
-        <w:rPr>
-          <w:rFonts w:ascii="Times New Roman" w:hAnsi="Times New Roman" w:cs="Times New Roman"/>
-          <w:lang w:val="en-CA"/>
-        </w:rPr>
-        <w:t xml:space="preserve"> for telling on her,</w:t>
+          <w:rFonts w:ascii="Times New Roman" w:hAnsi="Times New Roman" w:cs="Times New Roman" w:hint="eastAsia"/>
+          <w:lang w:val="en-CA"/>
+        </w:rPr>
+        <w:t>T</w:t>
+      </w:r>
+      <w:r>
+        <w:rPr>
+          <w:rFonts w:ascii="Times New Roman" w:hAnsi="Times New Roman" w:cs="Times New Roman"/>
+          <w:lang w:val="en-CA"/>
+        </w:rPr>
+        <w:t>hey wanted him to leave</w:t>
+      </w:r>
+      <w:r>
+        <w:rPr>
+          <w:rFonts w:ascii="Times New Roman" w:hAnsi="Times New Roman" w:cs="Times New Roman"/>
+          <w:lang w:val="en-CA"/>
+        </w:rPr>
+        <w:t xml:space="preserve"> because they </w:t>
+      </w:r>
+      <w:r>
+        <w:rPr>
+          <w:rFonts w:ascii="Times New Roman" w:hAnsi="Times New Roman" w:cs="Times New Roman"/>
+          <w:lang w:val="en-CA"/>
+        </w:rPr>
+        <w:t>thought</w:t>
+      </w:r>
+      <w:r>
+        <w:rPr>
+          <w:rFonts w:ascii="Times New Roman" w:hAnsi="Times New Roman" w:cs="Times New Roman"/>
+          <w:lang w:val="en-CA"/>
+        </w:rPr>
+        <w:t xml:space="preserve"> he had SARS.</w:t>
       </w:r>
       <w:r>
         <w:rPr>
@@ -14780,39 +14324,109 @@
           <w:rFonts w:ascii="Times New Roman" w:hAnsi="Times New Roman" w:cs="Times New Roman"/>
           <w:lang w:val="en-CA"/>
         </w:rPr>
-        <w:t xml:space="preserve">especially because she’s not doing anything wrong, </w:t>
-      </w:r>
-      <w:r>
-        <w:rPr>
-          <w:rFonts w:ascii="Times New Roman" w:hAnsi="Times New Roman" w:cs="Times New Roman"/>
-          <w:lang w:val="en-CA"/>
-        </w:rPr>
-        <w:t>so I apologized to her yesterday</w:t>
-      </w:r>
-      <w:r>
-        <w:rPr>
-          <w:rFonts w:ascii="Times New Roman" w:hAnsi="Times New Roman" w:cs="Times New Roman"/>
-          <w:lang w:val="en-CA"/>
-        </w:rPr>
-        <w:t>, and she called me weird. I’m not weird!</w:t>
-      </w:r>
-      <w:r>
-        <w:rPr>
-          <w:rFonts w:ascii="Times New Roman" w:hAnsi="Times New Roman" w:cs="Times New Roman"/>
-          <w:lang w:val="en-CA"/>
-        </w:rPr>
-        <w:t xml:space="preserve"> But also, I don’t remember her making those whistle sounds</w:t>
-      </w:r>
-      <w:r>
-        <w:rPr>
-          <w:rFonts w:ascii="Times New Roman" w:hAnsi="Times New Roman" w:cs="Times New Roman"/>
-          <w:lang w:val="en-CA"/>
-        </w:rPr>
-        <w:t xml:space="preserve"> like the man</w:t>
-      </w:r>
-      <w:r>
-        <w:rPr>
-          <w:rFonts w:ascii="Times New Roman" w:hAnsi="Times New Roman" w:cs="Times New Roman"/>
+        <w:t xml:space="preserve">I think I should’ve </w:t>
+      </w:r>
+      <w:r>
+        <w:rPr>
+          <w:rFonts w:ascii="Times New Roman" w:hAnsi="Times New Roman" w:cs="Times New Roman" w:hint="eastAsia"/>
+          <w:lang w:val="en-CA"/>
+        </w:rPr>
+        <w:t>told them</w:t>
+      </w:r>
+      <w:r>
+        <w:rPr>
+          <w:rFonts w:ascii="Times New Roman" w:hAnsi="Times New Roman" w:cs="Times New Roman"/>
+          <w:lang w:val="en-CA"/>
+        </w:rPr>
+        <w:t xml:space="preserve"> about Xiaofang</w:t>
+      </w:r>
+      <w:r>
+        <w:rPr>
+          <w:rFonts w:ascii="Times New Roman" w:hAnsi="Times New Roman" w:cs="Times New Roman" w:hint="eastAsia"/>
+          <w:lang w:val="en-CA"/>
+        </w:rPr>
+        <w:t xml:space="preserve"> and the blue thing</w:t>
+      </w:r>
+      <w:r>
+        <w:rPr>
+          <w:rFonts w:ascii="Times New Roman" w:hAnsi="Times New Roman" w:cs="Times New Roman"/>
+          <w:lang w:val="en-CA"/>
+        </w:rPr>
+        <w:t>, but I was really scared,</w:t>
+      </w:r>
+      <w:r>
+        <w:rPr>
+          <w:rFonts w:ascii="Times New Roman" w:hAnsi="Times New Roman" w:cs="Times New Roman"/>
+          <w:lang w:val="en-CA"/>
+        </w:rPr>
+        <w:t xml:space="preserve"> so I said nothing</w:t>
+      </w:r>
+      <w:r>
+        <w:rPr>
+          <w:rFonts w:ascii="Times New Roman" w:hAnsi="Times New Roman" w:cs="Times New Roman"/>
+          <w:lang w:val="en-CA"/>
+        </w:rPr>
+        <w:t>, and I immediately regret</w:t>
+      </w:r>
+      <w:r>
+        <w:rPr>
+          <w:rFonts w:ascii="Times New Roman" w:hAnsi="Times New Roman" w:cs="Times New Roman"/>
+          <w:lang w:val="en-CA"/>
+        </w:rPr>
+        <w:t>ted</w:t>
+      </w:r>
+      <w:r>
+        <w:rPr>
+          <w:rFonts w:ascii="Times New Roman" w:hAnsi="Times New Roman" w:cs="Times New Roman"/>
+          <w:lang w:val="en-CA"/>
+        </w:rPr>
+        <w:t xml:space="preserve"> it when t</w:t>
+      </w:r>
+      <w:r>
+        <w:rPr>
+          <w:rFonts w:ascii="Times New Roman" w:hAnsi="Times New Roman" w:cs="Times New Roman"/>
+          <w:lang w:val="en-CA"/>
+        </w:rPr>
+        <w:t xml:space="preserve">he man </w:t>
+      </w:r>
+      <w:r>
+        <w:rPr>
+          <w:rFonts w:ascii="Times New Roman" w:hAnsi="Times New Roman" w:cs="Times New Roman"/>
+          <w:lang w:val="en-CA"/>
+        </w:rPr>
+        <w:t xml:space="preserve">then </w:t>
+      </w:r>
+      <w:r>
+        <w:rPr>
+          <w:rFonts w:ascii="Times New Roman" w:hAnsi="Times New Roman" w:cs="Times New Roman"/>
+          <w:lang w:val="en-CA"/>
+        </w:rPr>
+        <w:t xml:space="preserve">actually left </w:t>
+      </w:r>
+      <w:r>
+        <w:rPr>
+          <w:rFonts w:ascii="Times New Roman" w:hAnsi="Times New Roman" w:cs="Times New Roman"/>
+          <w:lang w:val="en-CA"/>
+        </w:rPr>
+        <w:t xml:space="preserve">in the rain </w:t>
+      </w:r>
+      <w:r>
+        <w:rPr>
+          <w:rFonts w:ascii="Times New Roman" w:hAnsi="Times New Roman" w:cs="Times New Roman"/>
+          <w:lang w:val="en-CA"/>
+        </w:rPr>
+        <w:t>because people were saying mean things</w:t>
+      </w:r>
+      <w:r>
+        <w:rPr>
+          <w:rFonts w:ascii="Times New Roman" w:hAnsi="Times New Roman" w:cs="Times New Roman"/>
+          <w:lang w:val="en-CA"/>
+        </w:rPr>
+        <w:t xml:space="preserve"> to him</w:t>
+      </w:r>
+      <w:r>
+        <w:rPr>
+          <w:rFonts w:ascii="Times New Roman" w:hAnsi="Times New Roman" w:cs="Times New Roman" w:hint="eastAsia"/>
           <w:lang w:val="en-CA"/>
         </w:rPr>
         <w:t xml:space="preserve">. </w:t>
@@ -14822,163 +14436,35 @@
           <w:rFonts w:ascii="Times New Roman" w:hAnsi="Times New Roman" w:cs="Times New Roman"/>
           <w:lang w:val="en-CA"/>
         </w:rPr>
-        <w:t xml:space="preserve">But the blue thing I saw in the man’s pocket is </w:t>
-      </w:r>
-      <w:proofErr w:type="gramStart"/>
-      <w:r>
-        <w:rPr>
-          <w:rFonts w:ascii="Times New Roman" w:hAnsi="Times New Roman" w:cs="Times New Roman"/>
-          <w:lang w:val="en-CA"/>
-        </w:rPr>
-        <w:t>definitely the</w:t>
-      </w:r>
-      <w:proofErr w:type="gramEnd"/>
-      <w:r>
-        <w:rPr>
-          <w:rFonts w:ascii="Times New Roman" w:hAnsi="Times New Roman" w:cs="Times New Roman"/>
-          <w:lang w:val="en-CA"/>
-        </w:rPr>
-        <w:t xml:space="preserve"> same thing Xiaofang had</w:t>
-      </w:r>
-      <w:r>
-        <w:rPr>
-          <w:rFonts w:ascii="Times New Roman" w:hAnsi="Times New Roman" w:cs="Times New Roman"/>
-          <w:lang w:val="en-CA"/>
-        </w:rPr>
-        <w:t xml:space="preserve">, and </w:t>
-      </w:r>
-      <w:r>
-        <w:rPr>
-          <w:rFonts w:ascii="Times New Roman" w:hAnsi="Times New Roman" w:cs="Times New Roman"/>
-          <w:lang w:val="en-CA"/>
-        </w:rPr>
-        <w:t>he got a lot better after he used it</w:t>
-      </w:r>
-      <w:r>
-        <w:rPr>
-          <w:rFonts w:ascii="Times New Roman" w:hAnsi="Times New Roman" w:cs="Times New Roman"/>
-          <w:lang w:val="en-CA"/>
-        </w:rPr>
-        <w:t xml:space="preserve"> on himself</w:t>
-      </w:r>
-      <w:r>
-        <w:rPr>
-          <w:rFonts w:ascii="Times New Roman" w:hAnsi="Times New Roman" w:cs="Times New Roman"/>
-          <w:lang w:val="en-CA"/>
-        </w:rPr>
-        <w:t xml:space="preserve"> like Xiaofang</w:t>
-      </w:r>
-      <w:r>
-        <w:rPr>
-          <w:rFonts w:ascii="Times New Roman" w:hAnsi="Times New Roman" w:cs="Times New Roman"/>
-          <w:lang w:val="en-CA"/>
-        </w:rPr>
-        <w:t xml:space="preserve">. </w:t>
-      </w:r>
-      <w:r>
-        <w:rPr>
-          <w:rFonts w:ascii="Times New Roman" w:hAnsi="Times New Roman" w:cs="Times New Roman"/>
-          <w:lang w:val="en-CA"/>
-        </w:rPr>
-        <w:t>I don’t know</w:t>
-      </w:r>
-      <w:r>
-        <w:rPr>
-          <w:rFonts w:ascii="Times New Roman" w:hAnsi="Times New Roman" w:cs="Times New Roman"/>
-          <w:lang w:val="en-CA"/>
-        </w:rPr>
-        <w:t>.</w:t>
-      </w:r>
-      <w:r>
-        <w:rPr>
-          <w:rFonts w:ascii="Times New Roman" w:hAnsi="Times New Roman" w:cs="Times New Roman" w:hint="eastAsia"/>
-          <w:lang w:val="en-CA"/>
-        </w:rPr>
-        <w:t xml:space="preserve"> A</w:t>
-      </w:r>
-      <w:r>
-        <w:rPr>
-          <w:rFonts w:ascii="Times New Roman" w:hAnsi="Times New Roman" w:cs="Times New Roman"/>
-          <w:lang w:val="en-CA"/>
-        </w:rPr>
-        <w:t xml:space="preserve">nyways, after </w:t>
-      </w:r>
-      <w:r>
-        <w:rPr>
-          <w:rFonts w:ascii="Times New Roman" w:hAnsi="Times New Roman" w:cs="Times New Roman" w:hint="eastAsia"/>
-          <w:lang w:val="en-CA"/>
-        </w:rPr>
-        <w:t>the man got better,</w:t>
-      </w:r>
-      <w:r>
-        <w:rPr>
-          <w:rFonts w:ascii="Times New Roman" w:hAnsi="Times New Roman" w:cs="Times New Roman" w:hint="eastAsia"/>
-          <w:lang w:val="en-CA"/>
-        </w:rPr>
-        <w:t xml:space="preserve"> the grown-ups around me started to say things to </w:t>
-      </w:r>
-      <w:r>
-        <w:rPr>
-          <w:rFonts w:ascii="Times New Roman" w:hAnsi="Times New Roman" w:cs="Times New Roman"/>
-          <w:lang w:val="en-CA"/>
-        </w:rPr>
-        <w:t xml:space="preserve">him </w:t>
-      </w:r>
-      <w:r>
-        <w:rPr>
-          <w:rFonts w:ascii="Times New Roman" w:hAnsi="Times New Roman" w:cs="Times New Roman" w:hint="eastAsia"/>
-          <w:lang w:val="en-CA"/>
-        </w:rPr>
-        <w:t xml:space="preserve">and </w:t>
-      </w:r>
-      <w:r>
-        <w:rPr>
-          <w:rFonts w:ascii="Times New Roman" w:hAnsi="Times New Roman" w:cs="Times New Roman"/>
-          <w:lang w:val="en-CA"/>
-        </w:rPr>
-        <w:t>talk</w:t>
-      </w:r>
-      <w:r>
-        <w:rPr>
-          <w:rFonts w:ascii="Times New Roman" w:hAnsi="Times New Roman" w:cs="Times New Roman" w:hint="eastAsia"/>
-          <w:lang w:val="en-CA"/>
-        </w:rPr>
-        <w:t xml:space="preserve"> among themselves</w:t>
-      </w:r>
-      <w:r>
-        <w:rPr>
-          <w:rFonts w:ascii="Times New Roman" w:hAnsi="Times New Roman" w:cs="Times New Roman" w:hint="eastAsia"/>
-          <w:lang w:val="en-CA"/>
-        </w:rPr>
-        <w:t>.</w:t>
-      </w:r>
-      <w:r>
-        <w:rPr>
-          <w:rFonts w:ascii="Times New Roman" w:hAnsi="Times New Roman" w:cs="Times New Roman"/>
-          <w:lang w:val="en-CA"/>
-        </w:rPr>
-        <w:t xml:space="preserve"> </w:t>
-      </w:r>
-      <w:r>
-        <w:rPr>
-          <w:rFonts w:ascii="Times New Roman" w:hAnsi="Times New Roman" w:cs="Times New Roman" w:hint="eastAsia"/>
-          <w:lang w:val="en-CA"/>
-        </w:rPr>
-        <w:t>T</w:t>
-      </w:r>
-      <w:r>
-        <w:rPr>
-          <w:rFonts w:ascii="Times New Roman" w:hAnsi="Times New Roman" w:cs="Times New Roman"/>
-          <w:lang w:val="en-CA"/>
-        </w:rPr>
-        <w:t>hey wanted him to leave</w:t>
-      </w:r>
-      <w:r>
-        <w:rPr>
-          <w:rFonts w:ascii="Times New Roman" w:hAnsi="Times New Roman" w:cs="Times New Roman"/>
-          <w:lang w:val="en-CA"/>
-        </w:rPr>
-        <w:t xml:space="preserve"> because they </w:t>
+        <w:t xml:space="preserve">Oh, and before he left, </w:t>
+      </w:r>
+      <w:r>
+        <w:rPr>
+          <w:rFonts w:ascii="Times New Roman" w:hAnsi="Times New Roman" w:cs="Times New Roman"/>
+          <w:lang w:val="en-CA"/>
+        </w:rPr>
+        <w:t>this tall guy came out and said something to the man,</w:t>
+      </w:r>
+      <w:r>
+        <w:rPr>
+          <w:rFonts w:ascii="Times New Roman" w:hAnsi="Times New Roman" w:cs="Times New Roman"/>
+          <w:lang w:val="en-CA"/>
+        </w:rPr>
+        <w:t xml:space="preserve"> I think </w:t>
+      </w:r>
+      <w:r>
+        <w:rPr>
+          <w:rFonts w:ascii="Times New Roman" w:hAnsi="Times New Roman" w:cs="Times New Roman"/>
+          <w:lang w:val="en-CA"/>
+        </w:rPr>
+        <w:t xml:space="preserve">also </w:t>
+      </w:r>
+      <w:r>
+        <w:rPr>
+          <w:rFonts w:ascii="Times New Roman" w:hAnsi="Times New Roman" w:cs="Times New Roman"/>
+          <w:lang w:val="en-CA"/>
+        </w:rPr>
+        <w:t xml:space="preserve">telling him to leave because he </w:t>
       </w:r>
       <w:r>
         <w:rPr>
@@ -14992,174 +14478,6 @@
           <w:rFonts w:ascii="Times New Roman" w:hAnsi="Times New Roman" w:cs="Times New Roman"/>
           <w:lang w:val="en-CA"/>
         </w:rPr>
-        <w:t xml:space="preserve"> he had SARS.</w:t>
-      </w:r>
-      <w:r>
-        <w:rPr>
-          <w:rFonts w:ascii="Times New Roman" w:hAnsi="Times New Roman" w:cs="Times New Roman"/>
-          <w:lang w:val="en-CA"/>
-        </w:rPr>
-        <w:t xml:space="preserve"> </w:t>
-      </w:r>
-      <w:r>
-        <w:rPr>
-          <w:rFonts w:ascii="Times New Roman" w:hAnsi="Times New Roman" w:cs="Times New Roman"/>
-          <w:lang w:val="en-CA"/>
-        </w:rPr>
-        <w:t xml:space="preserve">I think I should’ve </w:t>
-      </w:r>
-      <w:r>
-        <w:rPr>
-          <w:rFonts w:ascii="Times New Roman" w:hAnsi="Times New Roman" w:cs="Times New Roman" w:hint="eastAsia"/>
-          <w:lang w:val="en-CA"/>
-        </w:rPr>
-        <w:t>told them</w:t>
-      </w:r>
-      <w:r>
-        <w:rPr>
-          <w:rFonts w:ascii="Times New Roman" w:hAnsi="Times New Roman" w:cs="Times New Roman"/>
-          <w:lang w:val="en-CA"/>
-        </w:rPr>
-        <w:t xml:space="preserve"> about Xiaofang</w:t>
-      </w:r>
-      <w:r>
-        <w:rPr>
-          <w:rFonts w:ascii="Times New Roman" w:hAnsi="Times New Roman" w:cs="Times New Roman" w:hint="eastAsia"/>
-          <w:lang w:val="en-CA"/>
-        </w:rPr>
-        <w:t xml:space="preserve"> and the blue thing</w:t>
-      </w:r>
-      <w:r>
-        <w:rPr>
-          <w:rFonts w:ascii="Times New Roman" w:hAnsi="Times New Roman" w:cs="Times New Roman"/>
-          <w:lang w:val="en-CA"/>
-        </w:rPr>
-        <w:t>, but I was really scared,</w:t>
-      </w:r>
-      <w:r>
-        <w:rPr>
-          <w:rFonts w:ascii="Times New Roman" w:hAnsi="Times New Roman" w:cs="Times New Roman"/>
-          <w:lang w:val="en-CA"/>
-        </w:rPr>
-        <w:t xml:space="preserve"> so I said nothing</w:t>
-      </w:r>
-      <w:r>
-        <w:rPr>
-          <w:rFonts w:ascii="Times New Roman" w:hAnsi="Times New Roman" w:cs="Times New Roman"/>
-          <w:lang w:val="en-CA"/>
-        </w:rPr>
-        <w:t>, and I immediately regret</w:t>
-      </w:r>
-      <w:r>
-        <w:rPr>
-          <w:rFonts w:ascii="Times New Roman" w:hAnsi="Times New Roman" w:cs="Times New Roman"/>
-          <w:lang w:val="en-CA"/>
-        </w:rPr>
-        <w:t>ted</w:t>
-      </w:r>
-      <w:r>
-        <w:rPr>
-          <w:rFonts w:ascii="Times New Roman" w:hAnsi="Times New Roman" w:cs="Times New Roman"/>
-          <w:lang w:val="en-CA"/>
-        </w:rPr>
-        <w:t xml:space="preserve"> it when t</w:t>
-      </w:r>
-      <w:r>
-        <w:rPr>
-          <w:rFonts w:ascii="Times New Roman" w:hAnsi="Times New Roman" w:cs="Times New Roman"/>
-          <w:lang w:val="en-CA"/>
-        </w:rPr>
-        <w:t xml:space="preserve">he man </w:t>
-      </w:r>
-      <w:r>
-        <w:rPr>
-          <w:rFonts w:ascii="Times New Roman" w:hAnsi="Times New Roman" w:cs="Times New Roman"/>
-          <w:lang w:val="en-CA"/>
-        </w:rPr>
-        <w:t xml:space="preserve">then </w:t>
-      </w:r>
-      <w:r>
-        <w:rPr>
-          <w:rFonts w:ascii="Times New Roman" w:hAnsi="Times New Roman" w:cs="Times New Roman"/>
-          <w:lang w:val="en-CA"/>
-        </w:rPr>
-        <w:t xml:space="preserve">actually left </w:t>
-      </w:r>
-      <w:r>
-        <w:rPr>
-          <w:rFonts w:ascii="Times New Roman" w:hAnsi="Times New Roman" w:cs="Times New Roman"/>
-          <w:lang w:val="en-CA"/>
-        </w:rPr>
-        <w:t xml:space="preserve">in the rain </w:t>
-      </w:r>
-      <w:r>
-        <w:rPr>
-          <w:rFonts w:ascii="Times New Roman" w:hAnsi="Times New Roman" w:cs="Times New Roman"/>
-          <w:lang w:val="en-CA"/>
-        </w:rPr>
-        <w:t>because people were saying mean things</w:t>
-      </w:r>
-      <w:r>
-        <w:rPr>
-          <w:rFonts w:ascii="Times New Roman" w:hAnsi="Times New Roman" w:cs="Times New Roman"/>
-          <w:lang w:val="en-CA"/>
-        </w:rPr>
-        <w:t xml:space="preserve"> to him</w:t>
-      </w:r>
-      <w:r>
-        <w:rPr>
-          <w:rFonts w:ascii="Times New Roman" w:hAnsi="Times New Roman" w:cs="Times New Roman" w:hint="eastAsia"/>
-          <w:lang w:val="en-CA"/>
-        </w:rPr>
-        <w:t xml:space="preserve">. </w:t>
-      </w:r>
-      <w:r>
-        <w:rPr>
-          <w:rFonts w:ascii="Times New Roman" w:hAnsi="Times New Roman" w:cs="Times New Roman"/>
-          <w:lang w:val="en-CA"/>
-        </w:rPr>
-        <w:t xml:space="preserve">Oh, and before he left, </w:t>
-      </w:r>
-      <w:r>
-        <w:rPr>
-          <w:rFonts w:ascii="Times New Roman" w:hAnsi="Times New Roman" w:cs="Times New Roman"/>
-          <w:lang w:val="en-CA"/>
-        </w:rPr>
-        <w:t>this tall guy came out and said something to the man,</w:t>
-      </w:r>
-      <w:r>
-        <w:rPr>
-          <w:rFonts w:ascii="Times New Roman" w:hAnsi="Times New Roman" w:cs="Times New Roman"/>
-          <w:lang w:val="en-CA"/>
-        </w:rPr>
-        <w:t xml:space="preserve"> I think </w:t>
-      </w:r>
-      <w:r>
-        <w:rPr>
-          <w:rFonts w:ascii="Times New Roman" w:hAnsi="Times New Roman" w:cs="Times New Roman"/>
-          <w:lang w:val="en-CA"/>
-        </w:rPr>
-        <w:t xml:space="preserve">also </w:t>
-      </w:r>
-      <w:r>
-        <w:rPr>
-          <w:rFonts w:ascii="Times New Roman" w:hAnsi="Times New Roman" w:cs="Times New Roman"/>
-          <w:lang w:val="en-CA"/>
-        </w:rPr>
-        <w:t xml:space="preserve">telling him to leave because he </w:t>
-      </w:r>
-      <w:r>
-        <w:rPr>
-          <w:rFonts w:ascii="Times New Roman" w:hAnsi="Times New Roman" w:cs="Times New Roman"/>
-          <w:lang w:val="en-CA"/>
-        </w:rPr>
-        <w:t>thought</w:t>
-      </w:r>
-      <w:r>
-        <w:rPr>
-          <w:rFonts w:ascii="Times New Roman" w:hAnsi="Times New Roman" w:cs="Times New Roman"/>
-          <w:lang w:val="en-CA"/>
-        </w:rPr>
         <w:t xml:space="preserve"> the man</w:t>
       </w:r>
       <w:r>
@@ -15188,46 +14506,14 @@
           <w:rFonts w:ascii="Times New Roman" w:hAnsi="Times New Roman" w:cs="Times New Roman"/>
           <w:lang w:val="en-CA"/>
         </w:rPr>
-        <w:t xml:space="preserve"> But he had a </w:t>
-      </w:r>
-      <w:proofErr w:type="gramStart"/>
-      <w:r>
-        <w:rPr>
-          <w:rFonts w:ascii="Times New Roman" w:hAnsi="Times New Roman" w:cs="Times New Roman"/>
-          <w:lang w:val="en-CA"/>
-        </w:rPr>
-        <w:t>really nice</w:t>
-      </w:r>
-      <w:proofErr w:type="gramEnd"/>
-      <w:r>
-        <w:rPr>
-          <w:rFonts w:ascii="Times New Roman" w:hAnsi="Times New Roman" w:cs="Times New Roman"/>
-          <w:lang w:val="en-CA"/>
-        </w:rPr>
-        <w:t xml:space="preserve"> voice</w:t>
-      </w:r>
-      <w:r>
-        <w:rPr>
-          <w:rFonts w:ascii="Times New Roman" w:hAnsi="Times New Roman" w:cs="Times New Roman"/>
-          <w:lang w:val="en-CA"/>
-        </w:rPr>
-        <w:t xml:space="preserve"> and a </w:t>
-      </w:r>
-      <w:proofErr w:type="gramStart"/>
-      <w:r>
-        <w:rPr>
-          <w:rFonts w:ascii="Times New Roman" w:hAnsi="Times New Roman" w:cs="Times New Roman"/>
-          <w:lang w:val="en-CA"/>
-        </w:rPr>
-        <w:t>really nice</w:t>
-      </w:r>
-      <w:proofErr w:type="gramEnd"/>
-      <w:r>
-        <w:rPr>
-          <w:rFonts w:ascii="Times New Roman" w:hAnsi="Times New Roman" w:cs="Times New Roman"/>
-          <w:lang w:val="en-CA"/>
-        </w:rPr>
-        <w:t xml:space="preserve"> smile</w:t>
+        <w:t xml:space="preserve"> But he had a really nice voice</w:t>
+      </w:r>
+      <w:r>
+        <w:rPr>
+          <w:rFonts w:ascii="Times New Roman" w:hAnsi="Times New Roman" w:cs="Times New Roman"/>
+          <w:lang w:val="en-CA"/>
+        </w:rPr>
+        <w:t xml:space="preserve"> and a really nice smile</w:t>
       </w:r>
       <w:r>
         <w:rPr>
@@ -15468,21 +14754,12 @@
         </w:rPr>
         <w:t xml:space="preserve">m not supposed to make excuses, but </w:t>
       </w:r>
-      <w:proofErr w:type="gramStart"/>
-      <w:r>
-        <w:rPr>
-          <w:rFonts w:ascii="Times New Roman" w:hAnsi="Times New Roman" w:cs="Times New Roman" w:hint="eastAsia"/>
-          <w:lang w:val="en-CA"/>
-        </w:rPr>
-        <w:t>also</w:t>
-      </w:r>
-      <w:proofErr w:type="gramEnd"/>
-      <w:r>
-        <w:rPr>
-          <w:rFonts w:ascii="Times New Roman" w:hAnsi="Times New Roman" w:cs="Times New Roman" w:hint="eastAsia"/>
-          <w:lang w:val="en-CA"/>
-        </w:rPr>
-        <w:t xml:space="preserve"> </w:t>
+      <w:r>
+        <w:rPr>
+          <w:rFonts w:ascii="Times New Roman" w:hAnsi="Times New Roman" w:cs="Times New Roman" w:hint="eastAsia"/>
+          <w:lang w:val="en-CA"/>
+        </w:rPr>
+        <w:t xml:space="preserve">also </w:t>
       </w:r>
       <w:r>
         <w:rPr>
@@ -15747,7 +15024,6 @@
           <w:lang w:val="en-CA"/>
         </w:rPr>
       </w:pPr>
-      <w:proofErr w:type="spellStart"/>
       <w:r>
         <w:rPr>
           <w:rFonts w:ascii="Times New Roman" w:hAnsi="Times New Roman" w:cs="Times New Roman"/>
@@ -15755,7 +15031,6 @@
         </w:rPr>
         <w:t>Aaaaanyways</w:t>
       </w:r>
-      <w:proofErr w:type="spellEnd"/>
       <w:r>
         <w:rPr>
           <w:rFonts w:ascii="Times New Roman" w:hAnsi="Times New Roman" w:cs="Times New Roman"/>
@@ -15873,23 +15148,7 @@
           <w:rFonts w:ascii="Times New Roman" w:hAnsi="Times New Roman" w:cs="Times New Roman" w:hint="eastAsia"/>
           <w:lang w:val="en-CA"/>
         </w:rPr>
-        <w:t xml:space="preserve"> colds with wet </w:t>
-      </w:r>
-      <w:proofErr w:type="gramStart"/>
-      <w:r>
-        <w:rPr>
-          <w:rFonts w:ascii="Times New Roman" w:hAnsi="Times New Roman" w:cs="Times New Roman" w:hint="eastAsia"/>
-          <w:lang w:val="en-CA"/>
-        </w:rPr>
-        <w:t>hair,</w:t>
-      </w:r>
-      <w:proofErr w:type="gramEnd"/>
-      <w:r>
-        <w:rPr>
-          <w:rFonts w:ascii="Times New Roman" w:hAnsi="Times New Roman" w:cs="Times New Roman" w:hint="eastAsia"/>
-          <w:lang w:val="en-CA"/>
-        </w:rPr>
-        <w:t xml:space="preserve"> did he </w:t>
+        <w:t xml:space="preserve"> colds with wet hair, did he </w:t>
       </w:r>
       <w:r>
         <w:rPr>
@@ -15980,23 +15239,7 @@
           <w:rFonts w:ascii="Times New Roman" w:hAnsi="Times New Roman" w:cs="Times New Roman"/>
           <w:lang w:val="en-CA"/>
         </w:rPr>
-        <w:t xml:space="preserve"> It’s </w:t>
-      </w:r>
-      <w:proofErr w:type="gramStart"/>
-      <w:r>
-        <w:rPr>
-          <w:rFonts w:ascii="Times New Roman" w:hAnsi="Times New Roman" w:cs="Times New Roman"/>
-          <w:lang w:val="en-CA"/>
-        </w:rPr>
-        <w:t>really embarrassing</w:t>
-      </w:r>
-      <w:proofErr w:type="gramEnd"/>
-      <w:r>
-        <w:rPr>
-          <w:rFonts w:ascii="Times New Roman" w:hAnsi="Times New Roman" w:cs="Times New Roman"/>
-          <w:lang w:val="en-CA"/>
-        </w:rPr>
-        <w:t>, but</w:t>
+        <w:t xml:space="preserve"> It’s really embarrassing, but</w:t>
       </w:r>
       <w:r>
         <w:rPr>
@@ -16620,23 +15863,7 @@
           <w:rFonts w:ascii="Times New Roman" w:hAnsi="Times New Roman" w:cs="Times New Roman"/>
           <w:lang w:val="en-CA"/>
         </w:rPr>
-        <w:t xml:space="preserve">, under the roof. I wanted to stay </w:t>
-      </w:r>
-      <w:proofErr w:type="gramStart"/>
-      <w:r>
-        <w:rPr>
-          <w:rFonts w:ascii="Times New Roman" w:hAnsi="Times New Roman" w:cs="Times New Roman"/>
-          <w:lang w:val="en-CA"/>
-        </w:rPr>
-        <w:t>dry,</w:t>
-      </w:r>
-      <w:proofErr w:type="gramEnd"/>
-      <w:r>
-        <w:rPr>
-          <w:rFonts w:ascii="Times New Roman" w:hAnsi="Times New Roman" w:cs="Times New Roman"/>
-          <w:lang w:val="en-CA"/>
-        </w:rPr>
-        <w:t xml:space="preserve"> I </w:t>
+        <w:t xml:space="preserve">, under the roof. I wanted to stay dry, I </w:t>
       </w:r>
       <w:r>
         <w:rPr>
@@ -16811,23 +16038,7 @@
           <w:rFonts w:ascii="Times New Roman" w:hAnsi="Times New Roman" w:cs="Times New Roman"/>
           <w:lang w:val="en-CA"/>
         </w:rPr>
-        <w:t xml:space="preserve"> rubbed her face </w:t>
-      </w:r>
-      <w:proofErr w:type="gramStart"/>
-      <w:r>
-        <w:rPr>
-          <w:rFonts w:ascii="Times New Roman" w:hAnsi="Times New Roman" w:cs="Times New Roman"/>
-          <w:lang w:val="en-CA"/>
-        </w:rPr>
-        <w:t>really hard</w:t>
-      </w:r>
-      <w:proofErr w:type="gramEnd"/>
-      <w:r>
-        <w:rPr>
-          <w:rFonts w:ascii="Times New Roman" w:hAnsi="Times New Roman" w:cs="Times New Roman"/>
-          <w:lang w:val="en-CA"/>
-        </w:rPr>
-        <w:t>, and I think she was with her husband. T</w:t>
+        <w:t xml:space="preserve"> rubbed her face really hard, and I think she was with her husband. T</w:t>
       </w:r>
       <w:r>
         <w:rPr>
@@ -16982,23 +16193,7 @@
           <w:rFonts w:ascii="Times New Roman" w:hAnsi="Times New Roman" w:cs="Times New Roman"/>
           <w:lang w:val="en-CA"/>
         </w:rPr>
-        <w:t xml:space="preserve">it’s raining </w:t>
-      </w:r>
-      <w:proofErr w:type="gramStart"/>
-      <w:r>
-        <w:rPr>
-          <w:rFonts w:ascii="Times New Roman" w:hAnsi="Times New Roman" w:cs="Times New Roman"/>
-          <w:lang w:val="en-CA"/>
-        </w:rPr>
-        <w:t>really hard</w:t>
-      </w:r>
-      <w:proofErr w:type="gramEnd"/>
-      <w:r>
-        <w:rPr>
-          <w:rFonts w:ascii="Times New Roman" w:hAnsi="Times New Roman" w:cs="Times New Roman"/>
-          <w:lang w:val="en-CA"/>
-        </w:rPr>
-        <w:t>. Where did that coughing guy go? M</w:t>
+        <w:t>it’s raining really hard. Where did that coughing guy go? M</w:t>
       </w:r>
       <w:r>
         <w:rPr>
@@ -17196,21 +16391,12 @@
         </w:rPr>
         <w:t xml:space="preserve">kept </w:t>
       </w:r>
-      <w:proofErr w:type="gramStart"/>
-      <w:r>
-        <w:rPr>
-          <w:rFonts w:ascii="Times New Roman" w:hAnsi="Times New Roman" w:cs="Times New Roman"/>
-          <w:lang w:val="en-CA"/>
-        </w:rPr>
-        <w:t>thinking:</w:t>
-      </w:r>
-      <w:proofErr w:type="gramEnd"/>
-      <w:r>
-        <w:rPr>
-          <w:rFonts w:ascii="Times New Roman" w:hAnsi="Times New Roman" w:cs="Times New Roman"/>
-          <w:lang w:val="en-CA"/>
-        </w:rPr>
-        <w:t xml:space="preserve"> maybe if I said something when the man first stood up, or when the tall guy came out</w:t>
+      <w:r>
+        <w:rPr>
+          <w:rFonts w:ascii="Times New Roman" w:hAnsi="Times New Roman" w:cs="Times New Roman"/>
+          <w:lang w:val="en-CA"/>
+        </w:rPr>
+        <w:t>thinking: maybe if I said something when the man first stood up, or when the tall guy came out</w:t>
       </w:r>
       <w:r>
         <w:rPr>
@@ -17238,15 +16424,7 @@
           <w:rFonts w:ascii="Times New Roman" w:hAnsi="Times New Roman" w:cs="Times New Roman" w:hint="eastAsia"/>
           <w:lang w:val="en-CA"/>
         </w:rPr>
-        <w:t xml:space="preserve"> as </w:t>
-      </w:r>
-      <w:proofErr w:type="gramStart"/>
-      <w:r>
-        <w:rPr>
-          <w:rFonts w:ascii="Times New Roman" w:hAnsi="Times New Roman" w:cs="Times New Roman" w:hint="eastAsia"/>
-          <w:lang w:val="en-CA"/>
-        </w:rPr>
-        <w:t>well</w:t>
+        <w:t xml:space="preserve"> as well</w:t>
       </w:r>
       <w:r>
         <w:rPr>
@@ -17260,15 +16438,7 @@
           <w:rFonts w:ascii="Times New Roman" w:hAnsi="Times New Roman" w:cs="Times New Roman"/>
           <w:lang w:val="en-CA"/>
         </w:rPr>
-        <w:t>and</w:t>
-      </w:r>
-      <w:proofErr w:type="gramEnd"/>
-      <w:r>
-        <w:rPr>
-          <w:rFonts w:ascii="Times New Roman" w:hAnsi="Times New Roman" w:cs="Times New Roman"/>
-          <w:lang w:val="en-CA"/>
-        </w:rPr>
-        <w:t xml:space="preserve"> thought: “If only I’d been a little helpful!”</w:t>
+        <w:t>and thought: “If only I’d been a little helpful!”</w:t>
       </w:r>
     </w:p>
     <w:p>
@@ -17363,23 +16533,7 @@
           <w:rFonts w:ascii="Times New Roman" w:hAnsi="Times New Roman" w:cs="Times New Roman"/>
           <w:lang w:val="en-CA"/>
         </w:rPr>
-        <w:t xml:space="preserve"> I </w:t>
-      </w:r>
-      <w:proofErr w:type="spellStart"/>
-      <w:r>
-        <w:rPr>
-          <w:rFonts w:ascii="Times New Roman" w:hAnsi="Times New Roman" w:cs="Times New Roman"/>
-          <w:lang w:val="en-CA"/>
-        </w:rPr>
-        <w:t>dunno</w:t>
-      </w:r>
-      <w:proofErr w:type="spellEnd"/>
-      <w:r>
-        <w:rPr>
-          <w:rFonts w:ascii="Times New Roman" w:hAnsi="Times New Roman" w:cs="Times New Roman"/>
-          <w:lang w:val="en-CA"/>
-        </w:rPr>
-        <w:t>, I just couldn’t stop thinking about it.</w:t>
+        <w:t xml:space="preserve"> I dunno, I just couldn’t stop thinking about it.</w:t>
       </w:r>
       <w:r>
         <w:rPr>
@@ -17449,23 +16603,7 @@
           <w:rFonts w:ascii="Times New Roman" w:hAnsi="Times New Roman" w:cs="Times New Roman"/>
           <w:lang w:val="en-CA"/>
         </w:rPr>
-        <w:t xml:space="preserve">It was raining </w:t>
-      </w:r>
-      <w:proofErr w:type="gramStart"/>
-      <w:r>
-        <w:rPr>
-          <w:rFonts w:ascii="Times New Roman" w:hAnsi="Times New Roman" w:cs="Times New Roman"/>
-          <w:lang w:val="en-CA"/>
-        </w:rPr>
-        <w:t>harder and harder</w:t>
-      </w:r>
-      <w:proofErr w:type="gramEnd"/>
-      <w:r>
-        <w:rPr>
-          <w:rFonts w:ascii="Times New Roman" w:hAnsi="Times New Roman" w:cs="Times New Roman"/>
-          <w:lang w:val="en-CA"/>
-        </w:rPr>
-        <w:t>, and I changed my mind again once I was outside the roof</w:t>
+        <w:t>It was raining harder and harder, and I changed my mind again once I was outside the roof</w:t>
       </w:r>
       <w:r>
         <w:rPr>
@@ -17609,23 +16747,7 @@
           <w:rFonts w:ascii="Times New Roman" w:hAnsi="Times New Roman" w:cs="Times New Roman"/>
           <w:lang w:val="en-CA"/>
         </w:rPr>
-        <w:t xml:space="preserve">. And then, I saw two </w:t>
-      </w:r>
-      <w:proofErr w:type="gramStart"/>
-      <w:r>
-        <w:rPr>
-          <w:rFonts w:ascii="Times New Roman" w:hAnsi="Times New Roman" w:cs="Times New Roman"/>
-          <w:lang w:val="en-CA"/>
-        </w:rPr>
-        <w:t>little tiny</w:t>
-      </w:r>
-      <w:proofErr w:type="gramEnd"/>
-      <w:r>
-        <w:rPr>
-          <w:rFonts w:ascii="Times New Roman" w:hAnsi="Times New Roman" w:cs="Times New Roman"/>
-          <w:lang w:val="en-CA"/>
-        </w:rPr>
-        <w:t xml:space="preserve"> things next to me. </w:t>
+        <w:t xml:space="preserve">. And then, I saw two little tiny things next to me. </w:t>
       </w:r>
       <w:r>
         <w:rPr>
@@ -17779,23 +16901,7 @@
           <w:rFonts w:ascii="Times New Roman" w:hAnsi="Times New Roman" w:cs="Times New Roman"/>
           <w:lang w:val="en-CA"/>
         </w:rPr>
-        <w:t xml:space="preserve"> A lot of rain </w:t>
-      </w:r>
-      <w:proofErr w:type="gramStart"/>
-      <w:r>
-        <w:rPr>
-          <w:rFonts w:ascii="Times New Roman" w:hAnsi="Times New Roman" w:cs="Times New Roman"/>
-          <w:lang w:val="en-CA"/>
-        </w:rPr>
-        <w:t>fell</w:t>
-      </w:r>
-      <w:proofErr w:type="gramEnd"/>
-      <w:r>
-        <w:rPr>
-          <w:rFonts w:ascii="Times New Roman" w:hAnsi="Times New Roman" w:cs="Times New Roman"/>
-          <w:lang w:val="en-CA"/>
-        </w:rPr>
-        <w:t xml:space="preserve"> on my hand, </w:t>
+        <w:t xml:space="preserve"> A lot of rain fell on my hand, </w:t>
       </w:r>
       <w:r>
         <w:rPr>
@@ -17811,7 +16917,6 @@
         </w:rPr>
         <w:t xml:space="preserve"> I think his friend must have been </w:t>
       </w:r>
-      <w:proofErr w:type="gramStart"/>
       <w:r>
         <w:rPr>
           <w:rFonts w:ascii="Times New Roman" w:hAnsi="Times New Roman" w:cs="Times New Roman"/>
@@ -17826,7 +16931,6 @@
         </w:rPr>
         <w:t>lucky</w:t>
       </w:r>
-      <w:proofErr w:type="gramEnd"/>
       <w:r>
         <w:rPr>
           <w:rFonts w:ascii="Times New Roman" w:hAnsi="Times New Roman" w:cs="Times New Roman"/>
@@ -17943,22 +17047,13 @@
           <w:lang w:val="en-CA"/>
         </w:rPr>
       </w:pPr>
-      <w:proofErr w:type="gramStart"/>
       <w:r>
         <w:rPr>
           <w:rFonts w:ascii="Times New Roman" w:hAnsi="Times New Roman" w:cs="Times New Roman"/>
           <w:lang w:val="en-CA"/>
         </w:rPr>
         <w:lastRenderedPageBreak/>
-        <w:t>So</w:t>
-      </w:r>
-      <w:proofErr w:type="gramEnd"/>
-      <w:r>
-        <w:rPr>
-          <w:rFonts w:ascii="Times New Roman" w:hAnsi="Times New Roman" w:cs="Times New Roman"/>
-          <w:lang w:val="en-CA"/>
-        </w:rPr>
-        <w:t xml:space="preserve"> I tried to shield his friend</w:t>
+        <w:t>So I tried to shield his friend</w:t>
       </w:r>
       <w:r>
         <w:rPr>
@@ -18098,23 +17193,7 @@
           <w:rFonts w:ascii="Times New Roman" w:hAnsi="Times New Roman" w:cs="Times New Roman"/>
           <w:lang w:val="en-CA"/>
         </w:rPr>
-        <w:t xml:space="preserve">I thought: “They’re probably trying to go home when it started raining.” </w:t>
-      </w:r>
-      <w:proofErr w:type="gramStart"/>
-      <w:r>
-        <w:rPr>
-          <w:rFonts w:ascii="Times New Roman" w:hAnsi="Times New Roman" w:cs="Times New Roman"/>
-          <w:lang w:val="en-CA"/>
-        </w:rPr>
-        <w:t>So</w:t>
-      </w:r>
-      <w:proofErr w:type="gramEnd"/>
-      <w:r>
-        <w:rPr>
-          <w:rFonts w:ascii="Times New Roman" w:hAnsi="Times New Roman" w:cs="Times New Roman"/>
-          <w:lang w:val="en-CA"/>
-        </w:rPr>
-        <w:t xml:space="preserve"> I wanted to follow the ant home, but he kept running around in circles</w:t>
+        <w:t>I thought: “They’re probably trying to go home when it started raining.” So I wanted to follow the ant home, but he kept running around in circles</w:t>
       </w:r>
       <w:r>
         <w:rPr>
@@ -18240,23 +17319,7 @@
           <w:rFonts w:ascii="Times New Roman" w:hAnsi="Times New Roman" w:cs="Times New Roman"/>
           <w:lang w:val="en-CA"/>
         </w:rPr>
-        <w:t xml:space="preserve">Like, I guess I knew I was looking for </w:t>
-      </w:r>
-      <w:proofErr w:type="gramStart"/>
-      <w:r>
-        <w:rPr>
-          <w:rFonts w:ascii="Times New Roman" w:hAnsi="Times New Roman" w:cs="Times New Roman"/>
-          <w:lang w:val="en-CA"/>
-        </w:rPr>
-        <w:t>some sort of a</w:t>
-      </w:r>
-      <w:proofErr w:type="gramEnd"/>
-      <w:r>
-        <w:rPr>
-          <w:rFonts w:ascii="Times New Roman" w:hAnsi="Times New Roman" w:cs="Times New Roman"/>
-          <w:lang w:val="en-CA"/>
-        </w:rPr>
-        <w:t xml:space="preserve"> hole in the ground, because I knew ants lived in dirt, and it was probably a small hole</w:t>
+        <w:t>Like, I guess I knew I was looking for some sort of a hole in the ground, because I knew ants lived in dirt, and it was probably a small hole</w:t>
       </w:r>
       <w:r>
         <w:rPr>
@@ -18324,23 +17387,7 @@
           <w:rFonts w:ascii="Times New Roman" w:hAnsi="Times New Roman" w:cs="Times New Roman"/>
           <w:lang w:val="en-CA"/>
         </w:rPr>
-        <w:t xml:space="preserve"> but that was </w:t>
-      </w:r>
-      <w:proofErr w:type="gramStart"/>
-      <w:r>
-        <w:rPr>
-          <w:rFonts w:ascii="Times New Roman" w:hAnsi="Times New Roman" w:cs="Times New Roman"/>
-          <w:lang w:val="en-CA"/>
-        </w:rPr>
-        <w:t>pretty useless</w:t>
-      </w:r>
-      <w:proofErr w:type="gramEnd"/>
-      <w:r>
-        <w:rPr>
-          <w:rFonts w:ascii="Times New Roman" w:hAnsi="Times New Roman" w:cs="Times New Roman"/>
-          <w:lang w:val="en-CA"/>
-        </w:rPr>
-        <w:t>.</w:t>
+        <w:t xml:space="preserve"> but that was pretty useless.</w:t>
       </w:r>
       <w:r>
         <w:rPr>
@@ -18354,17 +17401,8 @@
           <w:rFonts w:ascii="Times New Roman" w:hAnsi="Times New Roman" w:cs="Times New Roman"/>
           <w:lang w:val="en-CA"/>
         </w:rPr>
-        <w:t xml:space="preserve">I didn’t want to leave them in some random place, because it was still raining </w:t>
-      </w:r>
-      <w:proofErr w:type="gramStart"/>
-      <w:r>
-        <w:rPr>
-          <w:rFonts w:ascii="Times New Roman" w:hAnsi="Times New Roman" w:cs="Times New Roman"/>
-          <w:lang w:val="en-CA"/>
-        </w:rPr>
-        <w:t>really hard</w:t>
-      </w:r>
-      <w:proofErr w:type="gramEnd"/>
+        <w:t>I didn’t want to leave them in some random place, because it was still raining really hard</w:t>
+      </w:r>
       <w:r>
         <w:rPr>
           <w:rFonts w:ascii="Times New Roman" w:hAnsi="Times New Roman" w:cs="Times New Roman"/>
@@ -18570,23 +17608,7 @@
           <w:rFonts w:ascii="Times New Roman" w:hAnsi="Times New Roman" w:cs="Times New Roman"/>
           <w:lang w:val="en-CA"/>
         </w:rPr>
-        <w:t xml:space="preserve"> I would be </w:t>
-      </w:r>
-      <w:proofErr w:type="gramStart"/>
-      <w:r>
-        <w:rPr>
-          <w:rFonts w:ascii="Times New Roman" w:hAnsi="Times New Roman" w:cs="Times New Roman"/>
-          <w:lang w:val="en-CA"/>
-        </w:rPr>
-        <w:t>pretty sad</w:t>
-      </w:r>
-      <w:proofErr w:type="gramEnd"/>
-      <w:r>
-        <w:rPr>
-          <w:rFonts w:ascii="Times New Roman" w:hAnsi="Times New Roman" w:cs="Times New Roman"/>
-          <w:lang w:val="en-CA"/>
-        </w:rPr>
-        <w:t xml:space="preserve"> and would have to walk home with sticky hair and sticky clothes if I never got under the roof</w:t>
+        <w:t xml:space="preserve"> I would be pretty sad and would have to walk home with sticky hair and sticky clothes if I never got under the roof</w:t>
       </w:r>
       <w:r>
         <w:rPr>
@@ -18607,23 +17629,7 @@
           <w:rFonts w:ascii="Times New Roman" w:hAnsi="Times New Roman" w:cs="Times New Roman" w:hint="eastAsia"/>
           <w:lang w:val="en-CA"/>
         </w:rPr>
-        <w:t xml:space="preserve"> the ants would be </w:t>
-      </w:r>
-      <w:proofErr w:type="gramStart"/>
-      <w:r>
-        <w:rPr>
-          <w:rFonts w:ascii="Times New Roman" w:hAnsi="Times New Roman" w:cs="Times New Roman" w:hint="eastAsia"/>
-          <w:lang w:val="en-CA"/>
-        </w:rPr>
-        <w:t>pretty sad</w:t>
-      </w:r>
-      <w:proofErr w:type="gramEnd"/>
-      <w:r>
-        <w:rPr>
-          <w:rFonts w:ascii="Times New Roman" w:hAnsi="Times New Roman" w:cs="Times New Roman" w:hint="eastAsia"/>
-          <w:lang w:val="en-CA"/>
-        </w:rPr>
-        <w:t xml:space="preserve"> too if they had to find their</w:t>
+        <w:t xml:space="preserve"> the ants would be pretty sad too if they had to find their</w:t>
       </w:r>
       <w:r>
         <w:rPr>
@@ -18653,21 +17659,12 @@
         </w:rPr>
         <w:t xml:space="preserve">. </w:t>
       </w:r>
-      <w:proofErr w:type="gramStart"/>
-      <w:r>
-        <w:rPr>
-          <w:rFonts w:ascii="Times New Roman" w:hAnsi="Times New Roman" w:cs="Times New Roman" w:hint="eastAsia"/>
-          <w:lang w:val="en-CA"/>
-        </w:rPr>
-        <w:t>So</w:t>
-      </w:r>
-      <w:proofErr w:type="gramEnd"/>
-      <w:r>
-        <w:rPr>
-          <w:rFonts w:ascii="Times New Roman" w:hAnsi="Times New Roman" w:cs="Times New Roman" w:hint="eastAsia"/>
-          <w:lang w:val="en-CA"/>
-        </w:rPr>
-        <w:t xml:space="preserve"> I should help them</w:t>
+      <w:r>
+        <w:rPr>
+          <w:rFonts w:ascii="Times New Roman" w:hAnsi="Times New Roman" w:cs="Times New Roman" w:hint="eastAsia"/>
+          <w:lang w:val="en-CA"/>
+        </w:rPr>
+        <w:t>So I should help them</w:t>
       </w:r>
       <w:r>
         <w:rPr>
@@ -18723,15 +17720,7 @@
           <w:rFonts w:ascii="Times New Roman" w:hAnsi="Times New Roman" w:cs="Times New Roman"/>
           <w:lang w:val="en-CA"/>
         </w:rPr>
-        <w:t xml:space="preserve"> the sick man </w:t>
-      </w:r>
-      <w:proofErr w:type="gramStart"/>
-      <w:r>
-        <w:rPr>
-          <w:rFonts w:ascii="Times New Roman" w:hAnsi="Times New Roman" w:cs="Times New Roman"/>
-          <w:lang w:val="en-CA"/>
-        </w:rPr>
-        <w:t>actually</w:t>
+        <w:t xml:space="preserve"> the sick man actually</w:t>
       </w:r>
       <w:r>
         <w:rPr>
@@ -18740,7 +17729,6 @@
         </w:rPr>
         <w:t xml:space="preserve"> did</w:t>
       </w:r>
-      <w:proofErr w:type="gramEnd"/>
       <w:r>
         <w:rPr>
           <w:rFonts w:ascii="Times New Roman" w:hAnsi="Times New Roman" w:cs="Times New Roman"/>
@@ -18900,23 +17888,7 @@
           <w:rFonts w:ascii="Times New Roman" w:hAnsi="Times New Roman" w:cs="Times New Roman" w:hint="eastAsia"/>
           <w:lang w:val="en-CA"/>
         </w:rPr>
-        <w:t xml:space="preserve">And that made me feel </w:t>
-      </w:r>
-      <w:proofErr w:type="gramStart"/>
-      <w:r>
-        <w:rPr>
-          <w:rFonts w:ascii="Times New Roman" w:hAnsi="Times New Roman" w:cs="Times New Roman" w:hint="eastAsia"/>
-          <w:lang w:val="en-CA"/>
-        </w:rPr>
-        <w:t>really bad</w:t>
-      </w:r>
-      <w:proofErr w:type="gramEnd"/>
-      <w:r>
-        <w:rPr>
-          <w:rFonts w:ascii="Times New Roman" w:hAnsi="Times New Roman" w:cs="Times New Roman" w:hint="eastAsia"/>
-          <w:lang w:val="en-CA"/>
-        </w:rPr>
-        <w:t xml:space="preserve">, so </w:t>
+        <w:t xml:space="preserve">And that made me feel really bad, so </w:t>
       </w:r>
       <w:r>
         <w:rPr>
@@ -18937,23 +17909,7 @@
           <w:rFonts w:ascii="Times New Roman" w:hAnsi="Times New Roman" w:cs="Times New Roman"/>
           <w:lang w:val="en-CA"/>
         </w:rPr>
-        <w:t xml:space="preserve"> </w:t>
-      </w:r>
-      <w:proofErr w:type="spellStart"/>
-      <w:r>
-        <w:rPr>
-          <w:rFonts w:ascii="Times New Roman" w:hAnsi="Times New Roman" w:cs="Times New Roman"/>
-          <w:lang w:val="en-CA"/>
-        </w:rPr>
-        <w:t>gonna</w:t>
-      </w:r>
-      <w:proofErr w:type="spellEnd"/>
-      <w:r>
-        <w:rPr>
-          <w:rFonts w:ascii="Times New Roman" w:hAnsi="Times New Roman" w:cs="Times New Roman"/>
-          <w:lang w:val="en-CA"/>
-        </w:rPr>
-        <w:t xml:space="preserve"> chicken out</w:t>
+        <w:t xml:space="preserve"> gonna chicken out</w:t>
       </w:r>
       <w:r>
         <w:rPr>
@@ -19125,17 +18081,8 @@
           <w:rFonts w:ascii="Times New Roman" w:hAnsi="Times New Roman" w:cs="Times New Roman"/>
           <w:lang w:val="en-CA"/>
         </w:rPr>
-        <w:t xml:space="preserve">I </w:t>
-      </w:r>
-      <w:proofErr w:type="gramStart"/>
-      <w:r>
-        <w:rPr>
-          <w:rFonts w:ascii="Times New Roman" w:hAnsi="Times New Roman" w:cs="Times New Roman"/>
-          <w:lang w:val="en-CA"/>
-        </w:rPr>
-        <w:t>definitely didn’t</w:t>
-      </w:r>
-      <w:proofErr w:type="gramEnd"/>
+        <w:t>I definitely didn’t</w:t>
+      </w:r>
       <w:r>
         <w:rPr>
           <w:rFonts w:ascii="Times New Roman" w:hAnsi="Times New Roman" w:cs="Times New Roman" w:hint="eastAsia"/>
@@ -19226,23 +18173,7 @@
           <w:rFonts w:ascii="Times New Roman" w:hAnsi="Times New Roman" w:cs="Times New Roman"/>
           <w:lang w:val="en-CA"/>
         </w:rPr>
-        <w:t xml:space="preserve">, so that made me </w:t>
-      </w:r>
-      <w:proofErr w:type="gramStart"/>
-      <w:r>
-        <w:rPr>
-          <w:rFonts w:ascii="Times New Roman" w:hAnsi="Times New Roman" w:cs="Times New Roman"/>
-          <w:lang w:val="en-CA"/>
-        </w:rPr>
-        <w:t>really happy</w:t>
-      </w:r>
-      <w:proofErr w:type="gramEnd"/>
-      <w:r>
-        <w:rPr>
-          <w:rFonts w:ascii="Times New Roman" w:hAnsi="Times New Roman" w:cs="Times New Roman"/>
-          <w:lang w:val="en-CA"/>
-        </w:rPr>
-        <w:t>.</w:t>
+        <w:t>, so that made me really happy.</w:t>
       </w:r>
     </w:p>
     <w:p>
@@ -19395,18 +18326,65 @@
         </w:rPr>
         <w:t xml:space="preserve">. </w:t>
       </w:r>
-      <w:proofErr w:type="gramStart"/>
-      <w:r>
-        <w:rPr>
-          <w:rFonts w:ascii="Times New Roman" w:hAnsi="Times New Roman" w:cs="Times New Roman" w:hint="eastAsia"/>
-          <w:lang w:val="en-CA"/>
-        </w:rPr>
-        <w:t>So</w:t>
-      </w:r>
-      <w:proofErr w:type="gramEnd"/>
-      <w:r>
-        <w:rPr>
-          <w:rFonts w:ascii="Times New Roman" w:hAnsi="Times New Roman" w:cs="Times New Roman" w:hint="eastAsia"/>
+      <w:r>
+        <w:rPr>
+          <w:rFonts w:ascii="Times New Roman" w:hAnsi="Times New Roman" w:cs="Times New Roman" w:hint="eastAsia"/>
+          <w:lang w:val="en-CA"/>
+        </w:rPr>
+        <w:t xml:space="preserve">So </w:t>
+      </w:r>
+      <w:r>
+        <w:rPr>
+          <w:rFonts w:ascii="Times New Roman" w:hAnsi="Times New Roman" w:cs="Times New Roman"/>
+          <w:lang w:val="en-CA"/>
+        </w:rPr>
+        <w:t>I knew the</w:t>
+      </w:r>
+      <w:r>
+        <w:rPr>
+          <w:rFonts w:ascii="Times New Roman" w:hAnsi="Times New Roman" w:cs="Times New Roman" w:hint="eastAsia"/>
+          <w:lang w:val="en-CA"/>
+        </w:rPr>
+        <w:t xml:space="preserve"> little things in my hands</w:t>
+      </w:r>
+      <w:r>
+        <w:rPr>
+          <w:rFonts w:ascii="Times New Roman" w:hAnsi="Times New Roman" w:cs="Times New Roman"/>
+          <w:lang w:val="en-CA"/>
+        </w:rPr>
+        <w:t xml:space="preserve"> were probably home, </w:t>
+      </w:r>
+      <w:r>
+        <w:rPr>
+          <w:rFonts w:ascii="Times New Roman" w:hAnsi="Times New Roman" w:cs="Times New Roman" w:hint="eastAsia"/>
+          <w:lang w:val="en-CA"/>
+        </w:rPr>
+        <w:t>and</w:t>
+      </w:r>
+      <w:r>
+        <w:rPr>
+          <w:rFonts w:ascii="Times New Roman" w:hAnsi="Times New Roman" w:cs="Times New Roman"/>
+          <w:lang w:val="en-CA"/>
+        </w:rPr>
+        <w:t xml:space="preserve"> I laid them on the ground. </w:t>
+      </w:r>
+      <w:r>
+        <w:rPr>
+          <w:rFonts w:ascii="Times New Roman" w:hAnsi="Times New Roman" w:cs="Times New Roman"/>
+          <w:lang w:val="en-CA"/>
+        </w:rPr>
+        <w:t xml:space="preserve">The other little ants circled them, and the </w:t>
+      </w:r>
+      <w:r>
+        <w:rPr>
+          <w:rFonts w:ascii="Times New Roman" w:hAnsi="Times New Roman" w:cs="Times New Roman" w:hint="eastAsia"/>
+          <w:lang w:val="en-CA"/>
+        </w:rPr>
+        <w:t>ant</w:t>
+      </w:r>
+      <w:r>
+        <w:rPr>
+          <w:rFonts w:ascii="Times New Roman" w:hAnsi="Times New Roman" w:cs="Times New Roman"/>
           <w:lang w:val="en-CA"/>
         </w:rPr>
         <w:t xml:space="preserve"> </w:t>
@@ -19416,49 +18394,70 @@
           <w:rFonts w:ascii="Times New Roman" w:hAnsi="Times New Roman" w:cs="Times New Roman"/>
           <w:lang w:val="en-CA"/>
         </w:rPr>
-        <w:t>I knew the</w:t>
-      </w:r>
-      <w:r>
-        <w:rPr>
-          <w:rFonts w:ascii="Times New Roman" w:hAnsi="Times New Roman" w:cs="Times New Roman" w:hint="eastAsia"/>
-          <w:lang w:val="en-CA"/>
-        </w:rPr>
-        <w:t xml:space="preserve"> little things in my hands</w:t>
-      </w:r>
-      <w:r>
-        <w:rPr>
-          <w:rFonts w:ascii="Times New Roman" w:hAnsi="Times New Roman" w:cs="Times New Roman"/>
-          <w:lang w:val="en-CA"/>
-        </w:rPr>
-        <w:t xml:space="preserve"> were probably home, </w:t>
-      </w:r>
-      <w:r>
-        <w:rPr>
-          <w:rFonts w:ascii="Times New Roman" w:hAnsi="Times New Roman" w:cs="Times New Roman" w:hint="eastAsia"/>
-          <w:lang w:val="en-CA"/>
-        </w:rPr>
-        <w:t>and</w:t>
-      </w:r>
-      <w:r>
-        <w:rPr>
-          <w:rFonts w:ascii="Times New Roman" w:hAnsi="Times New Roman" w:cs="Times New Roman"/>
-          <w:lang w:val="en-CA"/>
-        </w:rPr>
-        <w:t xml:space="preserve"> I laid them on the ground. </w:t>
-      </w:r>
-      <w:r>
-        <w:rPr>
-          <w:rFonts w:ascii="Times New Roman" w:hAnsi="Times New Roman" w:cs="Times New Roman"/>
-          <w:lang w:val="en-CA"/>
-        </w:rPr>
-        <w:t xml:space="preserve">The other little ants circled them, and the </w:t>
-      </w:r>
-      <w:r>
-        <w:rPr>
-          <w:rFonts w:ascii="Times New Roman" w:hAnsi="Times New Roman" w:cs="Times New Roman" w:hint="eastAsia"/>
-          <w:lang w:val="en-CA"/>
-        </w:rPr>
-        <w:t>ant</w:t>
+        <w:t>who</w:t>
+      </w:r>
+      <w:r>
+        <w:rPr>
+          <w:rFonts w:ascii="Times New Roman" w:hAnsi="Times New Roman" w:cs="Times New Roman"/>
+          <w:lang w:val="en-CA"/>
+        </w:rPr>
+        <w:t xml:space="preserve"> was</w:t>
+      </w:r>
+      <w:r>
+        <w:rPr>
+          <w:rFonts w:ascii="Times New Roman" w:hAnsi="Times New Roman" w:cs="Times New Roman"/>
+          <w:lang w:val="en-CA"/>
+        </w:rPr>
+        <w:t xml:space="preserve"> alive</w:t>
+      </w:r>
+      <w:r>
+        <w:rPr>
+          <w:rFonts w:ascii="Times New Roman" w:hAnsi="Times New Roman" w:cs="Times New Roman" w:hint="eastAsia"/>
+          <w:lang w:val="en-CA"/>
+        </w:rPr>
+        <w:t xml:space="preserve"> in my hands</w:t>
+      </w:r>
+      <w:r>
+        <w:rPr>
+          <w:rFonts w:ascii="Times New Roman" w:hAnsi="Times New Roman" w:cs="Times New Roman"/>
+          <w:lang w:val="en-CA"/>
+        </w:rPr>
+        <w:t xml:space="preserve"> started moving around</w:t>
+      </w:r>
+      <w:r>
+        <w:rPr>
+          <w:rFonts w:ascii="Times New Roman" w:hAnsi="Times New Roman" w:cs="Times New Roman" w:hint="eastAsia"/>
+          <w:lang w:val="en-CA"/>
+        </w:rPr>
+        <w:t xml:space="preserve"> and then</w:t>
+      </w:r>
+      <w:r>
+        <w:rPr>
+          <w:rFonts w:ascii="Times New Roman" w:hAnsi="Times New Roman" w:cs="Times New Roman"/>
+          <w:lang w:val="en-CA"/>
+        </w:rPr>
+        <w:t xml:space="preserve"> walked away</w:t>
+      </w:r>
+      <w:r>
+        <w:rPr>
+          <w:rFonts w:ascii="Times New Roman" w:hAnsi="Times New Roman" w:cs="Times New Roman" w:hint="eastAsia"/>
+          <w:lang w:val="en-CA"/>
+        </w:rPr>
+        <w:t xml:space="preserve"> with the other ants</w:t>
+      </w:r>
+      <w:r>
+        <w:rPr>
+          <w:rFonts w:ascii="Times New Roman" w:hAnsi="Times New Roman" w:cs="Times New Roman"/>
+          <w:lang w:val="en-CA"/>
+        </w:rPr>
+        <w:t>, dragging the</w:t>
+      </w:r>
+      <w:r>
+        <w:rPr>
+          <w:rFonts w:ascii="Times New Roman" w:hAnsi="Times New Roman" w:cs="Times New Roman" w:hint="eastAsia"/>
+          <w:lang w:val="en-CA"/>
+        </w:rPr>
+        <w:t>ir</w:t>
       </w:r>
       <w:r>
         <w:rPr>
@@ -19469,73 +18468,164 @@
       </w:r>
       <w:r>
         <w:rPr>
-          <w:rFonts w:ascii="Times New Roman" w:hAnsi="Times New Roman" w:cs="Times New Roman"/>
-          <w:lang w:val="en-CA"/>
-        </w:rPr>
-        <w:t>who</w:t>
-      </w:r>
-      <w:r>
-        <w:rPr>
-          <w:rFonts w:ascii="Times New Roman" w:hAnsi="Times New Roman" w:cs="Times New Roman"/>
-          <w:lang w:val="en-CA"/>
-        </w:rPr>
-        <w:t xml:space="preserve"> was</w:t>
-      </w:r>
-      <w:r>
-        <w:rPr>
-          <w:rFonts w:ascii="Times New Roman" w:hAnsi="Times New Roman" w:cs="Times New Roman"/>
-          <w:lang w:val="en-CA"/>
-        </w:rPr>
-        <w:t xml:space="preserve"> alive</w:t>
-      </w:r>
-      <w:r>
-        <w:rPr>
-          <w:rFonts w:ascii="Times New Roman" w:hAnsi="Times New Roman" w:cs="Times New Roman" w:hint="eastAsia"/>
-          <w:lang w:val="en-CA"/>
-        </w:rPr>
-        <w:t xml:space="preserve"> in my hands</w:t>
-      </w:r>
-      <w:r>
-        <w:rPr>
-          <w:rFonts w:ascii="Times New Roman" w:hAnsi="Times New Roman" w:cs="Times New Roman"/>
-          <w:lang w:val="en-CA"/>
-        </w:rPr>
-        <w:t xml:space="preserve"> started moving around</w:t>
-      </w:r>
-      <w:r>
-        <w:rPr>
-          <w:rFonts w:ascii="Times New Roman" w:hAnsi="Times New Roman" w:cs="Times New Roman" w:hint="eastAsia"/>
-          <w:lang w:val="en-CA"/>
-        </w:rPr>
-        <w:t xml:space="preserve"> and then</w:t>
-      </w:r>
-      <w:r>
-        <w:rPr>
-          <w:rFonts w:ascii="Times New Roman" w:hAnsi="Times New Roman" w:cs="Times New Roman"/>
-          <w:lang w:val="en-CA"/>
-        </w:rPr>
-        <w:t xml:space="preserve"> walked away</w:t>
-      </w:r>
-      <w:r>
-        <w:rPr>
-          <w:rFonts w:ascii="Times New Roman" w:hAnsi="Times New Roman" w:cs="Times New Roman" w:hint="eastAsia"/>
-          <w:lang w:val="en-CA"/>
-        </w:rPr>
-        <w:t xml:space="preserve"> with the other ants</w:t>
-      </w:r>
-      <w:r>
-        <w:rPr>
-          <w:rFonts w:ascii="Times New Roman" w:hAnsi="Times New Roman" w:cs="Times New Roman"/>
-          <w:lang w:val="en-CA"/>
-        </w:rPr>
-        <w:t>, dragging the</w:t>
-      </w:r>
-      <w:r>
-        <w:rPr>
-          <w:rFonts w:ascii="Times New Roman" w:hAnsi="Times New Roman" w:cs="Times New Roman" w:hint="eastAsia"/>
-          <w:lang w:val="en-CA"/>
-        </w:rPr>
-        <w:t>ir</w:t>
+          <w:rFonts w:ascii="Times New Roman" w:hAnsi="Times New Roman" w:cs="Times New Roman" w:hint="eastAsia"/>
+          <w:lang w:val="en-CA"/>
+        </w:rPr>
+        <w:t>friend</w:t>
+      </w:r>
+      <w:r>
+        <w:rPr>
+          <w:rFonts w:ascii="Times New Roman" w:hAnsi="Times New Roman" w:cs="Times New Roman"/>
+          <w:lang w:val="en-CA"/>
+        </w:rPr>
+        <w:t xml:space="preserve"> behind them. </w:t>
+      </w:r>
+      <w:r>
+        <w:rPr>
+          <w:rFonts w:ascii="Times New Roman" w:hAnsi="Times New Roman" w:cs="Times New Roman"/>
+          <w:lang w:val="en-CA"/>
+        </w:rPr>
+        <w:t>I kept looking until they disappeared inside the hole</w:t>
+      </w:r>
+      <w:r>
+        <w:rPr>
+          <w:rFonts w:ascii="Times New Roman" w:hAnsi="Times New Roman" w:cs="Times New Roman"/>
+          <w:lang w:val="en-CA"/>
+        </w:rPr>
+        <w:t xml:space="preserve">, and when they did, I finally realized that the </w:t>
+      </w:r>
+      <w:r>
+        <w:rPr>
+          <w:rFonts w:ascii="Times New Roman" w:hAnsi="Times New Roman" w:cs="Times New Roman" w:hint="eastAsia"/>
+          <w:lang w:val="en-CA"/>
+        </w:rPr>
+        <w:t xml:space="preserve">other </w:t>
+      </w:r>
+      <w:r>
+        <w:rPr>
+          <w:rFonts w:ascii="Times New Roman" w:hAnsi="Times New Roman" w:cs="Times New Roman"/>
+          <w:lang w:val="en-CA"/>
+        </w:rPr>
+        <w:t xml:space="preserve">ant </w:t>
+      </w:r>
+      <w:r>
+        <w:rPr>
+          <w:rFonts w:ascii="Times New Roman" w:hAnsi="Times New Roman" w:cs="Times New Roman"/>
+          <w:lang w:val="en-CA"/>
+        </w:rPr>
+        <w:t xml:space="preserve">was </w:t>
+      </w:r>
+      <w:r>
+        <w:rPr>
+          <w:rFonts w:ascii="Times New Roman" w:hAnsi="Times New Roman" w:cs="Times New Roman"/>
+          <w:lang w:val="en-CA"/>
+        </w:rPr>
+        <w:t>really</w:t>
+      </w:r>
+      <w:r>
+        <w:rPr>
+          <w:rFonts w:ascii="Times New Roman" w:hAnsi="Times New Roman" w:cs="Times New Roman"/>
+          <w:lang w:val="en-CA"/>
+        </w:rPr>
+        <w:t xml:space="preserve">, really dead. </w:t>
+      </w:r>
+      <w:r>
+        <w:rPr>
+          <w:rFonts w:ascii="Times New Roman" w:hAnsi="Times New Roman" w:cs="Times New Roman"/>
+          <w:lang w:val="en-CA"/>
+        </w:rPr>
+        <w:t xml:space="preserve">Like, </w:t>
+      </w:r>
+      <w:r>
+        <w:rPr>
+          <w:rFonts w:ascii="Times New Roman" w:hAnsi="Times New Roman" w:cs="Times New Roman"/>
+          <w:lang w:val="en-CA"/>
+        </w:rPr>
+        <w:t>he</w:t>
+      </w:r>
+      <w:r>
+        <w:rPr>
+          <w:rFonts w:ascii="Times New Roman" w:hAnsi="Times New Roman" w:cs="Times New Roman"/>
+          <w:lang w:val="en-CA"/>
+        </w:rPr>
+        <w:t xml:space="preserve"> couldn’t walk, </w:t>
+      </w:r>
+      <w:r>
+        <w:rPr>
+          <w:rFonts w:ascii="Times New Roman" w:hAnsi="Times New Roman" w:cs="Times New Roman"/>
+          <w:lang w:val="en-CA"/>
+        </w:rPr>
+        <w:t>he</w:t>
+      </w:r>
+      <w:r>
+        <w:rPr>
+          <w:rFonts w:ascii="Times New Roman" w:hAnsi="Times New Roman" w:cs="Times New Roman"/>
+          <w:lang w:val="en-CA"/>
+        </w:rPr>
+        <w:t xml:space="preserve"> couldn’t talk to </w:t>
+      </w:r>
+      <w:r>
+        <w:rPr>
+          <w:rFonts w:ascii="Times New Roman" w:hAnsi="Times New Roman" w:cs="Times New Roman"/>
+          <w:lang w:val="en-CA"/>
+        </w:rPr>
+        <w:t>his</w:t>
+      </w:r>
+      <w:r>
+        <w:rPr>
+          <w:rFonts w:ascii="Times New Roman" w:hAnsi="Times New Roman" w:cs="Times New Roman"/>
+          <w:lang w:val="en-CA"/>
+        </w:rPr>
+        <w:t xml:space="preserve"> friends, </w:t>
+      </w:r>
+      <w:r>
+        <w:rPr>
+          <w:rFonts w:ascii="Times New Roman" w:hAnsi="Times New Roman" w:cs="Times New Roman"/>
+          <w:lang w:val="en-CA"/>
+        </w:rPr>
+        <w:t>and he couldn’t wriggle his</w:t>
+      </w:r>
+      <w:r>
+        <w:rPr>
+          <w:rFonts w:ascii="Times New Roman" w:hAnsi="Times New Roman" w:cs="Times New Roman"/>
+          <w:lang w:val="en-CA"/>
+        </w:rPr>
+        <w:t xml:space="preserve"> antennae like the ones that are alive. </w:t>
+      </w:r>
+      <w:r>
+        <w:rPr>
+          <w:rFonts w:ascii="Times New Roman" w:hAnsi="Times New Roman" w:cs="Times New Roman"/>
+          <w:lang w:val="en-CA"/>
+        </w:rPr>
+        <w:t>Behind that hole, he probably had a little ant family</w:t>
+      </w:r>
+      <w:r>
+        <w:rPr>
+          <w:rFonts w:ascii="Times New Roman" w:hAnsi="Times New Roman" w:cs="Times New Roman"/>
+          <w:lang w:val="en-CA"/>
+        </w:rPr>
+        <w:t>, too</w:t>
+      </w:r>
+      <w:r>
+        <w:rPr>
+          <w:rFonts w:ascii="Times New Roman" w:hAnsi="Times New Roman" w:cs="Times New Roman"/>
+          <w:lang w:val="en-CA"/>
+        </w:rPr>
+        <w:t xml:space="preserve">, with his ant Mom and ant Dad waiting for him to come home for dinner, </w:t>
+      </w:r>
+      <w:r>
+        <w:rPr>
+          <w:rFonts w:ascii="Times New Roman" w:hAnsi="Times New Roman" w:cs="Times New Roman"/>
+          <w:lang w:val="en-CA"/>
+        </w:rPr>
+        <w:t>just like my Mom and my Dad waited for me</w:t>
+      </w:r>
+      <w:r>
+        <w:rPr>
+          <w:rFonts w:ascii="Times New Roman" w:hAnsi="Times New Roman" w:cs="Times New Roman"/>
+          <w:lang w:val="en-CA"/>
+        </w:rPr>
+        <w:t>.</w:t>
       </w:r>
       <w:r>
         <w:rPr>
@@ -19546,76 +18636,284 @@
       </w:r>
       <w:r>
         <w:rPr>
-          <w:rFonts w:ascii="Times New Roman" w:hAnsi="Times New Roman" w:cs="Times New Roman" w:hint="eastAsia"/>
-          <w:lang w:val="en-CA"/>
-        </w:rPr>
-        <w:t>friend</w:t>
-      </w:r>
-      <w:r>
-        <w:rPr>
-          <w:rFonts w:ascii="Times New Roman" w:hAnsi="Times New Roman" w:cs="Times New Roman"/>
-          <w:lang w:val="en-CA"/>
-        </w:rPr>
-        <w:t xml:space="preserve"> behind them. </w:t>
-      </w:r>
-      <w:r>
-        <w:rPr>
-          <w:rFonts w:ascii="Times New Roman" w:hAnsi="Times New Roman" w:cs="Times New Roman"/>
-          <w:lang w:val="en-CA"/>
-        </w:rPr>
-        <w:t>I kept looking until they disappeared inside the hole</w:t>
-      </w:r>
-      <w:r>
-        <w:rPr>
-          <w:rFonts w:ascii="Times New Roman" w:hAnsi="Times New Roman" w:cs="Times New Roman"/>
-          <w:lang w:val="en-CA"/>
-        </w:rPr>
-        <w:t xml:space="preserve">, and when they did, I finally realized that the </w:t>
-      </w:r>
-      <w:r>
-        <w:rPr>
-          <w:rFonts w:ascii="Times New Roman" w:hAnsi="Times New Roman" w:cs="Times New Roman" w:hint="eastAsia"/>
-          <w:lang w:val="en-CA"/>
-        </w:rPr>
-        <w:t xml:space="preserve">other </w:t>
-      </w:r>
-      <w:r>
-        <w:rPr>
-          <w:rFonts w:ascii="Times New Roman" w:hAnsi="Times New Roman" w:cs="Times New Roman"/>
-          <w:lang w:val="en-CA"/>
-        </w:rPr>
-        <w:t xml:space="preserve">ant </w:t>
-      </w:r>
-      <w:r>
-        <w:rPr>
-          <w:rFonts w:ascii="Times New Roman" w:hAnsi="Times New Roman" w:cs="Times New Roman"/>
-          <w:lang w:val="en-CA"/>
-        </w:rPr>
-        <w:t xml:space="preserve">was </w:t>
-      </w:r>
-      <w:r>
-        <w:rPr>
-          <w:rFonts w:ascii="Times New Roman" w:hAnsi="Times New Roman" w:cs="Times New Roman"/>
-          <w:lang w:val="en-CA"/>
-        </w:rPr>
-        <w:t>really</w:t>
-      </w:r>
-      <w:r>
-        <w:rPr>
-          <w:rFonts w:ascii="Times New Roman" w:hAnsi="Times New Roman" w:cs="Times New Roman"/>
-          <w:lang w:val="en-CA"/>
-        </w:rPr>
-        <w:t xml:space="preserve">, </w:t>
-      </w:r>
-      <w:proofErr w:type="gramStart"/>
-      <w:r>
-        <w:rPr>
-          <w:rFonts w:ascii="Times New Roman" w:hAnsi="Times New Roman" w:cs="Times New Roman"/>
-          <w:lang w:val="en-CA"/>
-        </w:rPr>
-        <w:t>really dead</w:t>
-      </w:r>
-      <w:proofErr w:type="gramEnd"/>
+          <w:rFonts w:ascii="Times New Roman" w:hAnsi="Times New Roman" w:cs="Times New Roman"/>
+          <w:lang w:val="en-CA"/>
+        </w:rPr>
+        <w:t>A</w:t>
+      </w:r>
+      <w:r>
+        <w:rPr>
+          <w:rFonts w:ascii="Times New Roman" w:hAnsi="Times New Roman" w:cs="Times New Roman"/>
+          <w:lang w:val="en-CA"/>
+        </w:rPr>
+        <w:t xml:space="preserve">nd </w:t>
+      </w:r>
+      <w:r>
+        <w:rPr>
+          <w:rFonts w:ascii="Times New Roman" w:hAnsi="Times New Roman" w:cs="Times New Roman"/>
+          <w:lang w:val="en-CA"/>
+        </w:rPr>
+        <w:t xml:space="preserve">his </w:t>
+      </w:r>
+      <w:r>
+        <w:rPr>
+          <w:rFonts w:ascii="Times New Roman" w:hAnsi="Times New Roman" w:cs="Times New Roman"/>
+          <w:lang w:val="en-CA"/>
+        </w:rPr>
+        <w:t>ant friends and ant neighbours would</w:t>
+      </w:r>
+      <w:r>
+        <w:rPr>
+          <w:rFonts w:ascii="Times New Roman" w:hAnsi="Times New Roman" w:cs="Times New Roman"/>
+          <w:lang w:val="en-CA"/>
+        </w:rPr>
+        <w:t xml:space="preserve"> also</w:t>
+      </w:r>
+      <w:r>
+        <w:rPr>
+          <w:rFonts w:ascii="Times New Roman" w:hAnsi="Times New Roman" w:cs="Times New Roman"/>
+          <w:lang w:val="en-CA"/>
+        </w:rPr>
+        <w:t xml:space="preserve"> all be really, really, really sad.</w:t>
+      </w:r>
+      <w:r>
+        <w:rPr>
+          <w:rFonts w:ascii="Times New Roman" w:hAnsi="Times New Roman" w:cs="Times New Roman"/>
+          <w:lang w:val="en-CA"/>
+        </w:rPr>
+        <w:t xml:space="preserve"> </w:t>
+      </w:r>
+      <w:r>
+        <w:rPr>
+          <w:rFonts w:ascii="Times New Roman" w:hAnsi="Times New Roman" w:cs="Times New Roman"/>
+          <w:lang w:val="en-CA"/>
+        </w:rPr>
+        <w:t xml:space="preserve">He is never going to wake up and talk to them again. He is never going to eat dinner, or laugh with them, or tell them stories. </w:t>
+      </w:r>
+      <w:r>
+        <w:rPr>
+          <w:rFonts w:ascii="Times New Roman" w:hAnsi="Times New Roman" w:cs="Times New Roman"/>
+          <w:lang w:val="en-CA"/>
+        </w:rPr>
+        <w:t xml:space="preserve">And </w:t>
+      </w:r>
+      <w:r>
+        <w:rPr>
+          <w:rFonts w:ascii="Times New Roman" w:hAnsi="Times New Roman" w:cs="Times New Roman"/>
+          <w:lang w:val="en-CA"/>
+        </w:rPr>
+        <w:t>what</w:t>
+      </w:r>
+      <w:r>
+        <w:rPr>
+          <w:rFonts w:ascii="Times New Roman" w:hAnsi="Times New Roman" w:cs="Times New Roman"/>
+          <w:lang w:val="en-CA"/>
+        </w:rPr>
+        <w:t xml:space="preserve"> about his little friend that I just </w:t>
+      </w:r>
+      <w:r>
+        <w:rPr>
+          <w:rFonts w:ascii="Times New Roman" w:hAnsi="Times New Roman" w:cs="Times New Roman"/>
+          <w:lang w:val="en-CA"/>
+        </w:rPr>
+        <w:t xml:space="preserve">carried back? </w:t>
+      </w:r>
+      <w:r>
+        <w:rPr>
+          <w:rFonts w:ascii="Times New Roman" w:hAnsi="Times New Roman" w:cs="Times New Roman"/>
+          <w:lang w:val="en-CA"/>
+        </w:rPr>
+        <w:t>It makes me want to scream</w:t>
+      </w:r>
+      <w:r>
+        <w:rPr>
+          <w:rFonts w:ascii="Times New Roman" w:hAnsi="Times New Roman" w:cs="Times New Roman"/>
+          <w:lang w:val="en-CA"/>
+        </w:rPr>
+        <w:t xml:space="preserve"> </w:t>
+      </w:r>
+      <w:r>
+        <w:rPr>
+          <w:rFonts w:ascii="Times New Roman" w:hAnsi="Times New Roman" w:cs="Times New Roman"/>
+          <w:lang w:val="en-CA"/>
+        </w:rPr>
+        <w:t xml:space="preserve">very </w:t>
+      </w:r>
+      <w:r>
+        <w:rPr>
+          <w:rFonts w:ascii="Times New Roman" w:hAnsi="Times New Roman" w:cs="Times New Roman"/>
+          <w:lang w:val="en-CA"/>
+        </w:rPr>
+        <w:t>hard</w:t>
+      </w:r>
+      <w:r>
+        <w:rPr>
+          <w:rFonts w:ascii="Times New Roman" w:hAnsi="Times New Roman" w:cs="Times New Roman"/>
+          <w:lang w:val="en-CA"/>
+        </w:rPr>
+        <w:t>, and I started crying</w:t>
+      </w:r>
+      <w:r>
+        <w:rPr>
+          <w:rFonts w:ascii="Times New Roman" w:hAnsi="Times New Roman" w:cs="Times New Roman"/>
+          <w:lang w:val="en-CA"/>
+        </w:rPr>
+        <w:t>,</w:t>
+      </w:r>
+      <w:r>
+        <w:rPr>
+          <w:rFonts w:ascii="Times New Roman" w:hAnsi="Times New Roman" w:cs="Times New Roman"/>
+          <w:lang w:val="en-CA"/>
+        </w:rPr>
+        <w:t xml:space="preserve"> and my tears fell near the little hole.</w:t>
+      </w:r>
+      <w:r>
+        <w:rPr>
+          <w:rFonts w:ascii="Times New Roman" w:hAnsi="Times New Roman" w:cs="Times New Roman"/>
+          <w:lang w:val="en-CA"/>
+        </w:rPr>
+        <w:t xml:space="preserve"> I was just so sad. It’s so unfair, why did the little ant </w:t>
+      </w:r>
+      <w:r>
+        <w:rPr>
+          <w:rFonts w:ascii="Times New Roman" w:hAnsi="Times New Roman" w:cs="Times New Roman"/>
+          <w:lang w:val="en-CA"/>
+        </w:rPr>
+        <w:t>have</w:t>
+      </w:r>
+      <w:r>
+        <w:rPr>
+          <w:rFonts w:ascii="Times New Roman" w:hAnsi="Times New Roman" w:cs="Times New Roman"/>
+          <w:lang w:val="en-CA"/>
+        </w:rPr>
+        <w:t xml:space="preserve"> to die? </w:t>
+      </w:r>
+      <w:r>
+        <w:rPr>
+          <w:rFonts w:ascii="Times New Roman" w:hAnsi="Times New Roman" w:cs="Times New Roman"/>
+          <w:lang w:val="en-CA"/>
+        </w:rPr>
+        <w:t>He</w:t>
+      </w:r>
+      <w:r>
+        <w:rPr>
+          <w:rFonts w:ascii="Times New Roman" w:hAnsi="Times New Roman" w:cs="Times New Roman"/>
+          <w:lang w:val="en-CA"/>
+        </w:rPr>
+        <w:t xml:space="preserve"> didn’t do anything wrong!</w:t>
+      </w:r>
+      <w:r>
+        <w:rPr>
+          <w:rFonts w:ascii="Times New Roman" w:hAnsi="Times New Roman" w:cs="Times New Roman"/>
+          <w:lang w:val="en-CA"/>
+        </w:rPr>
+        <w:t xml:space="preserve"> </w:t>
+      </w:r>
+      <w:r>
+        <w:rPr>
+          <w:rFonts w:ascii="Times New Roman" w:hAnsi="Times New Roman" w:cs="Times New Roman"/>
+          <w:lang w:val="en-CA"/>
+        </w:rPr>
+        <w:t>And maybe if I got there a bit sooner</w:t>
+      </w:r>
+      <w:r>
+        <w:rPr>
+          <w:rFonts w:ascii="Times New Roman" w:hAnsi="Times New Roman" w:cs="Times New Roman"/>
+          <w:lang w:val="en-CA"/>
+        </w:rPr>
+        <w:t>,</w:t>
+      </w:r>
+      <w:r>
+        <w:rPr>
+          <w:rFonts w:ascii="Times New Roman" w:hAnsi="Times New Roman" w:cs="Times New Roman" w:hint="eastAsia"/>
+          <w:lang w:val="en-CA"/>
+        </w:rPr>
+        <w:t xml:space="preserve"> maybe if I didn</w:t>
+      </w:r>
+      <w:r>
+        <w:rPr>
+          <w:rFonts w:ascii="Times New Roman" w:hAnsi="Times New Roman" w:cs="Times New Roman"/>
+          <w:lang w:val="en-CA"/>
+        </w:rPr>
+        <w:t>’</w:t>
+      </w:r>
+      <w:r>
+        <w:rPr>
+          <w:rFonts w:ascii="Times New Roman" w:hAnsi="Times New Roman" w:cs="Times New Roman" w:hint="eastAsia"/>
+          <w:lang w:val="en-CA"/>
+        </w:rPr>
+        <w:t>t stand for so long under that stupid roof,</w:t>
+      </w:r>
+      <w:r>
+        <w:rPr>
+          <w:rFonts w:ascii="Times New Roman" w:hAnsi="Times New Roman" w:cs="Times New Roman"/>
+          <w:lang w:val="en-CA"/>
+        </w:rPr>
+        <w:t xml:space="preserve"> </w:t>
+      </w:r>
+      <w:r>
+        <w:rPr>
+          <w:rFonts w:ascii="Times New Roman" w:hAnsi="Times New Roman" w:cs="Times New Roman"/>
+          <w:lang w:val="en-CA"/>
+        </w:rPr>
+        <w:t>he</w:t>
+      </w:r>
+      <w:r>
+        <w:rPr>
+          <w:rFonts w:ascii="Times New Roman" w:hAnsi="Times New Roman" w:cs="Times New Roman"/>
+          <w:lang w:val="en-CA"/>
+        </w:rPr>
+        <w:t xml:space="preserve"> wouldn’t</w:t>
+      </w:r>
+      <w:r>
+        <w:rPr>
+          <w:rFonts w:ascii="Times New Roman" w:hAnsi="Times New Roman" w:cs="Times New Roman"/>
+          <w:lang w:val="en-CA"/>
+        </w:rPr>
+        <w:t xml:space="preserve"> </w:t>
+      </w:r>
+      <w:r>
+        <w:rPr>
+          <w:rFonts w:ascii="Times New Roman" w:hAnsi="Times New Roman" w:cs="Times New Roman"/>
+          <w:lang w:val="en-CA"/>
+        </w:rPr>
+        <w:t>have died</w:t>
+      </w:r>
+      <w:r>
+        <w:rPr>
+          <w:rFonts w:ascii="Times New Roman" w:hAnsi="Times New Roman" w:cs="Times New Roman" w:hint="eastAsia"/>
+          <w:lang w:val="en-CA"/>
+        </w:rPr>
+        <w:t xml:space="preserve">, and he would be happy with his </w:t>
+      </w:r>
+      <w:r>
+        <w:rPr>
+          <w:rFonts w:ascii="Times New Roman" w:hAnsi="Times New Roman" w:cs="Times New Roman" w:hint="eastAsia"/>
+          <w:lang w:val="en-CA"/>
+        </w:rPr>
+        <w:t>Mom and Dad</w:t>
+      </w:r>
+      <w:r>
+        <w:rPr>
+          <w:rFonts w:ascii="Times New Roman" w:hAnsi="Times New Roman" w:cs="Times New Roman"/>
+          <w:lang w:val="en-CA"/>
+        </w:rPr>
+        <w:t xml:space="preserve">. I cried so hard my eyes hurt. </w:t>
+      </w:r>
+      <w:r>
+        <w:rPr>
+          <w:rFonts w:ascii="Times New Roman" w:hAnsi="Times New Roman" w:cs="Times New Roman"/>
+          <w:lang w:val="en-CA"/>
+        </w:rPr>
+        <w:t xml:space="preserve">I could have saved </w:t>
+      </w:r>
+      <w:r>
+        <w:rPr>
+          <w:rFonts w:ascii="Times New Roman" w:hAnsi="Times New Roman" w:cs="Times New Roman"/>
+          <w:lang w:val="en-CA"/>
+        </w:rPr>
+        <w:t>him, but I didn’t</w:t>
+      </w:r>
       <w:r>
         <w:rPr>
           <w:rFonts w:ascii="Times New Roman" w:hAnsi="Times New Roman" w:cs="Times New Roman"/>
@@ -19628,123 +18926,7 @@
           <w:rFonts w:ascii="Times New Roman" w:hAnsi="Times New Roman" w:cs="Times New Roman"/>
           <w:lang w:val="en-CA"/>
         </w:rPr>
-        <w:t xml:space="preserve">Like, </w:t>
-      </w:r>
-      <w:r>
-        <w:rPr>
-          <w:rFonts w:ascii="Times New Roman" w:hAnsi="Times New Roman" w:cs="Times New Roman"/>
-          <w:lang w:val="en-CA"/>
-        </w:rPr>
-        <w:t>he</w:t>
-      </w:r>
-      <w:r>
-        <w:rPr>
-          <w:rFonts w:ascii="Times New Roman" w:hAnsi="Times New Roman" w:cs="Times New Roman"/>
-          <w:lang w:val="en-CA"/>
-        </w:rPr>
-        <w:t xml:space="preserve"> couldn’t walk, </w:t>
-      </w:r>
-      <w:r>
-        <w:rPr>
-          <w:rFonts w:ascii="Times New Roman" w:hAnsi="Times New Roman" w:cs="Times New Roman"/>
-          <w:lang w:val="en-CA"/>
-        </w:rPr>
-        <w:t>he</w:t>
-      </w:r>
-      <w:r>
-        <w:rPr>
-          <w:rFonts w:ascii="Times New Roman" w:hAnsi="Times New Roman" w:cs="Times New Roman"/>
-          <w:lang w:val="en-CA"/>
-        </w:rPr>
-        <w:t xml:space="preserve"> couldn’t talk to </w:t>
-      </w:r>
-      <w:r>
-        <w:rPr>
-          <w:rFonts w:ascii="Times New Roman" w:hAnsi="Times New Roman" w:cs="Times New Roman"/>
-          <w:lang w:val="en-CA"/>
-        </w:rPr>
-        <w:t>his</w:t>
-      </w:r>
-      <w:r>
-        <w:rPr>
-          <w:rFonts w:ascii="Times New Roman" w:hAnsi="Times New Roman" w:cs="Times New Roman"/>
-          <w:lang w:val="en-CA"/>
-        </w:rPr>
-        <w:t xml:space="preserve"> friends, </w:t>
-      </w:r>
-      <w:r>
-        <w:rPr>
-          <w:rFonts w:ascii="Times New Roman" w:hAnsi="Times New Roman" w:cs="Times New Roman"/>
-          <w:lang w:val="en-CA"/>
-        </w:rPr>
-        <w:t>and he couldn’t wriggle his</w:t>
-      </w:r>
-      <w:r>
-        <w:rPr>
-          <w:rFonts w:ascii="Times New Roman" w:hAnsi="Times New Roman" w:cs="Times New Roman"/>
-          <w:lang w:val="en-CA"/>
-        </w:rPr>
-        <w:t xml:space="preserve"> antennae like the ones that are alive. </w:t>
-      </w:r>
-      <w:r>
-        <w:rPr>
-          <w:rFonts w:ascii="Times New Roman" w:hAnsi="Times New Roman" w:cs="Times New Roman"/>
-          <w:lang w:val="en-CA"/>
-        </w:rPr>
-        <w:t>Behind that hole, he probably had a little ant family</w:t>
-      </w:r>
-      <w:r>
-        <w:rPr>
-          <w:rFonts w:ascii="Times New Roman" w:hAnsi="Times New Roman" w:cs="Times New Roman"/>
-          <w:lang w:val="en-CA"/>
-        </w:rPr>
-        <w:t>, too</w:t>
-      </w:r>
-      <w:r>
-        <w:rPr>
-          <w:rFonts w:ascii="Times New Roman" w:hAnsi="Times New Roman" w:cs="Times New Roman"/>
-          <w:lang w:val="en-CA"/>
-        </w:rPr>
-        <w:t xml:space="preserve">, with his ant Mom and ant Dad waiting for him to come home for dinner, </w:t>
-      </w:r>
-      <w:r>
-        <w:rPr>
-          <w:rFonts w:ascii="Times New Roman" w:hAnsi="Times New Roman" w:cs="Times New Roman"/>
-          <w:lang w:val="en-CA"/>
-        </w:rPr>
-        <w:t xml:space="preserve">just like my </w:t>
-      </w:r>
-      <w:proofErr w:type="gramStart"/>
-      <w:r>
-        <w:rPr>
-          <w:rFonts w:ascii="Times New Roman" w:hAnsi="Times New Roman" w:cs="Times New Roman"/>
-          <w:lang w:val="en-CA"/>
-        </w:rPr>
-        <w:t>Mom</w:t>
-      </w:r>
-      <w:proofErr w:type="gramEnd"/>
-      <w:r>
-        <w:rPr>
-          <w:rFonts w:ascii="Times New Roman" w:hAnsi="Times New Roman" w:cs="Times New Roman"/>
-          <w:lang w:val="en-CA"/>
-        </w:rPr>
-        <w:t xml:space="preserve"> and my </w:t>
-      </w:r>
-      <w:proofErr w:type="gramStart"/>
-      <w:r>
-        <w:rPr>
-          <w:rFonts w:ascii="Times New Roman" w:hAnsi="Times New Roman" w:cs="Times New Roman"/>
-          <w:lang w:val="en-CA"/>
-        </w:rPr>
-        <w:t>Dad</w:t>
-      </w:r>
-      <w:proofErr w:type="gramEnd"/>
-      <w:r>
-        <w:rPr>
-          <w:rFonts w:ascii="Times New Roman" w:hAnsi="Times New Roman" w:cs="Times New Roman"/>
-          <w:lang w:val="en-CA"/>
-        </w:rPr>
-        <w:t xml:space="preserve"> waited for me</w:t>
+        <w:t>It’s always like this with me</w:t>
       </w:r>
       <w:r>
         <w:rPr>
@@ -19758,6 +18940,13 @@
           <w:rFonts w:ascii="Times New Roman" w:hAnsi="Times New Roman" w:cs="Times New Roman"/>
           <w:lang w:val="en-CA"/>
         </w:rPr>
+        <w:t xml:space="preserve"> I could always do something, and I never do anything.</w:t>
+      </w:r>
+      <w:r>
+        <w:rPr>
+          <w:rFonts w:ascii="Times New Roman" w:hAnsi="Times New Roman" w:cs="Times New Roman"/>
+          <w:lang w:val="en-CA"/>
+        </w:rPr>
         <w:t xml:space="preserve"> </w:t>
       </w:r>
       <w:r>
@@ -19765,212 +18954,63 @@
           <w:rFonts w:ascii="Times New Roman" w:hAnsi="Times New Roman" w:cs="Times New Roman"/>
           <w:lang w:val="en-CA"/>
         </w:rPr>
-        <w:t>A</w:t>
-      </w:r>
-      <w:r>
-        <w:rPr>
-          <w:rFonts w:ascii="Times New Roman" w:hAnsi="Times New Roman" w:cs="Times New Roman"/>
-          <w:lang w:val="en-CA"/>
-        </w:rPr>
-        <w:t xml:space="preserve">nd </w:t>
-      </w:r>
-      <w:r>
-        <w:rPr>
-          <w:rFonts w:ascii="Times New Roman" w:hAnsi="Times New Roman" w:cs="Times New Roman"/>
-          <w:lang w:val="en-CA"/>
-        </w:rPr>
-        <w:t xml:space="preserve">his </w:t>
-      </w:r>
-      <w:r>
-        <w:rPr>
-          <w:rFonts w:ascii="Times New Roman" w:hAnsi="Times New Roman" w:cs="Times New Roman"/>
-          <w:lang w:val="en-CA"/>
-        </w:rPr>
-        <w:t>ant friends and ant neighbours would</w:t>
-      </w:r>
-      <w:r>
-        <w:rPr>
-          <w:rFonts w:ascii="Times New Roman" w:hAnsi="Times New Roman" w:cs="Times New Roman"/>
-          <w:lang w:val="en-CA"/>
-        </w:rPr>
-        <w:t xml:space="preserve"> also</w:t>
-      </w:r>
-      <w:r>
-        <w:rPr>
-          <w:rFonts w:ascii="Times New Roman" w:hAnsi="Times New Roman" w:cs="Times New Roman"/>
-          <w:lang w:val="en-CA"/>
-        </w:rPr>
-        <w:t xml:space="preserve"> all be really, really, </w:t>
-      </w:r>
-      <w:proofErr w:type="gramStart"/>
-      <w:r>
-        <w:rPr>
-          <w:rFonts w:ascii="Times New Roman" w:hAnsi="Times New Roman" w:cs="Times New Roman"/>
-          <w:lang w:val="en-CA"/>
-        </w:rPr>
-        <w:t>really sad</w:t>
-      </w:r>
-      <w:proofErr w:type="gramEnd"/>
-      <w:r>
-        <w:rPr>
-          <w:rFonts w:ascii="Times New Roman" w:hAnsi="Times New Roman" w:cs="Times New Roman"/>
-          <w:lang w:val="en-CA"/>
-        </w:rPr>
-        <w:t>.</w:t>
-      </w:r>
-      <w:r>
-        <w:rPr>
-          <w:rFonts w:ascii="Times New Roman" w:hAnsi="Times New Roman" w:cs="Times New Roman"/>
-          <w:lang w:val="en-CA"/>
-        </w:rPr>
-        <w:t xml:space="preserve"> </w:t>
-      </w:r>
-      <w:r>
-        <w:rPr>
-          <w:rFonts w:ascii="Times New Roman" w:hAnsi="Times New Roman" w:cs="Times New Roman"/>
-          <w:lang w:val="en-CA"/>
-        </w:rPr>
-        <w:t xml:space="preserve">He is never going to wake up and talk to them again. He is never going to eat dinner, or laugh with them, or tell them stories. </w:t>
-      </w:r>
-      <w:r>
-        <w:rPr>
-          <w:rFonts w:ascii="Times New Roman" w:hAnsi="Times New Roman" w:cs="Times New Roman"/>
-          <w:lang w:val="en-CA"/>
-        </w:rPr>
-        <w:t xml:space="preserve">And </w:t>
-      </w:r>
-      <w:r>
-        <w:rPr>
-          <w:rFonts w:ascii="Times New Roman" w:hAnsi="Times New Roman" w:cs="Times New Roman"/>
-          <w:lang w:val="en-CA"/>
-        </w:rPr>
-        <w:t>what</w:t>
-      </w:r>
-      <w:r>
-        <w:rPr>
-          <w:rFonts w:ascii="Times New Roman" w:hAnsi="Times New Roman" w:cs="Times New Roman"/>
-          <w:lang w:val="en-CA"/>
-        </w:rPr>
-        <w:t xml:space="preserve"> about his little friend that I just </w:t>
-      </w:r>
-      <w:r>
-        <w:rPr>
-          <w:rFonts w:ascii="Times New Roman" w:hAnsi="Times New Roman" w:cs="Times New Roman"/>
-          <w:lang w:val="en-CA"/>
-        </w:rPr>
-        <w:t xml:space="preserve">carried back? </w:t>
-      </w:r>
-      <w:r>
-        <w:rPr>
-          <w:rFonts w:ascii="Times New Roman" w:hAnsi="Times New Roman" w:cs="Times New Roman"/>
-          <w:lang w:val="en-CA"/>
-        </w:rPr>
-        <w:t>It makes me want to scream</w:t>
-      </w:r>
-      <w:r>
-        <w:rPr>
-          <w:rFonts w:ascii="Times New Roman" w:hAnsi="Times New Roman" w:cs="Times New Roman"/>
-          <w:lang w:val="en-CA"/>
-        </w:rPr>
-        <w:t xml:space="preserve"> </w:t>
-      </w:r>
-      <w:r>
-        <w:rPr>
-          <w:rFonts w:ascii="Times New Roman" w:hAnsi="Times New Roman" w:cs="Times New Roman"/>
-          <w:lang w:val="en-CA"/>
-        </w:rPr>
-        <w:t xml:space="preserve">very </w:t>
-      </w:r>
-      <w:r>
-        <w:rPr>
-          <w:rFonts w:ascii="Times New Roman" w:hAnsi="Times New Roman" w:cs="Times New Roman"/>
-          <w:lang w:val="en-CA"/>
-        </w:rPr>
-        <w:t>hard</w:t>
-      </w:r>
-      <w:r>
-        <w:rPr>
-          <w:rFonts w:ascii="Times New Roman" w:hAnsi="Times New Roman" w:cs="Times New Roman"/>
-          <w:lang w:val="en-CA"/>
-        </w:rPr>
-        <w:t>, and I started crying</w:t>
-      </w:r>
-      <w:r>
-        <w:rPr>
-          <w:rFonts w:ascii="Times New Roman" w:hAnsi="Times New Roman" w:cs="Times New Roman"/>
-          <w:lang w:val="en-CA"/>
-        </w:rPr>
-        <w:t>,</w:t>
-      </w:r>
-      <w:r>
-        <w:rPr>
-          <w:rFonts w:ascii="Times New Roman" w:hAnsi="Times New Roman" w:cs="Times New Roman"/>
-          <w:lang w:val="en-CA"/>
-        </w:rPr>
-        <w:t xml:space="preserve"> and my tears fell near the little hole.</w:t>
-      </w:r>
-      <w:r>
-        <w:rPr>
-          <w:rFonts w:ascii="Times New Roman" w:hAnsi="Times New Roman" w:cs="Times New Roman"/>
-          <w:lang w:val="en-CA"/>
-        </w:rPr>
-        <w:t xml:space="preserve"> I was just so sad. It’s so unfair, why did the little ant </w:t>
-      </w:r>
-      <w:r>
-        <w:rPr>
-          <w:rFonts w:ascii="Times New Roman" w:hAnsi="Times New Roman" w:cs="Times New Roman"/>
-          <w:lang w:val="en-CA"/>
-        </w:rPr>
-        <w:t>have</w:t>
-      </w:r>
-      <w:r>
-        <w:rPr>
-          <w:rFonts w:ascii="Times New Roman" w:hAnsi="Times New Roman" w:cs="Times New Roman"/>
-          <w:lang w:val="en-CA"/>
-        </w:rPr>
-        <w:t xml:space="preserve"> to die? </w:t>
-      </w:r>
-      <w:r>
-        <w:rPr>
-          <w:rFonts w:ascii="Times New Roman" w:hAnsi="Times New Roman" w:cs="Times New Roman"/>
-          <w:lang w:val="en-CA"/>
-        </w:rPr>
-        <w:t>He</w:t>
-      </w:r>
-      <w:r>
-        <w:rPr>
-          <w:rFonts w:ascii="Times New Roman" w:hAnsi="Times New Roman" w:cs="Times New Roman"/>
-          <w:lang w:val="en-CA"/>
-        </w:rPr>
-        <w:t xml:space="preserve"> didn’t do anything wrong!</w:t>
-      </w:r>
-      <w:r>
-        <w:rPr>
-          <w:rFonts w:ascii="Times New Roman" w:hAnsi="Times New Roman" w:cs="Times New Roman"/>
-          <w:lang w:val="en-CA"/>
-        </w:rPr>
-        <w:t xml:space="preserve"> </w:t>
-      </w:r>
-      <w:r>
-        <w:rPr>
-          <w:rFonts w:ascii="Times New Roman" w:hAnsi="Times New Roman" w:cs="Times New Roman"/>
-          <w:lang w:val="en-CA"/>
-        </w:rPr>
-        <w:t>And maybe if I got there a bit sooner</w:t>
-      </w:r>
-      <w:r>
-        <w:rPr>
-          <w:rFonts w:ascii="Times New Roman" w:hAnsi="Times New Roman" w:cs="Times New Roman"/>
-          <w:lang w:val="en-CA"/>
-        </w:rPr>
-        <w:t>,</w:t>
-      </w:r>
-      <w:r>
-        <w:rPr>
-          <w:rFonts w:ascii="Times New Roman" w:hAnsi="Times New Roman" w:cs="Times New Roman" w:hint="eastAsia"/>
-          <w:lang w:val="en-CA"/>
-        </w:rPr>
-        <w:t xml:space="preserve"> maybe if I didn</w:t>
+        <w:t>L</w:t>
+      </w:r>
+      <w:r>
+        <w:rPr>
+          <w:rFonts w:ascii="Times New Roman" w:hAnsi="Times New Roman" w:cs="Times New Roman"/>
+          <w:lang w:val="en-CA"/>
+        </w:rPr>
+        <w:t xml:space="preserve">ike </w:t>
+      </w:r>
+      <w:r>
+        <w:rPr>
+          <w:rFonts w:ascii="Times New Roman" w:hAnsi="Times New Roman" w:cs="Times New Roman"/>
+          <w:lang w:val="en-CA"/>
+        </w:rPr>
+        <w:t xml:space="preserve">what happened with </w:t>
+      </w:r>
+      <w:r>
+        <w:rPr>
+          <w:rFonts w:ascii="Times New Roman" w:hAnsi="Times New Roman" w:cs="Times New Roman"/>
+          <w:lang w:val="en-CA"/>
+        </w:rPr>
+        <w:t>the sick man</w:t>
+      </w:r>
+      <w:r>
+        <w:rPr>
+          <w:rFonts w:ascii="Times New Roman" w:hAnsi="Times New Roman" w:cs="Times New Roman"/>
+          <w:lang w:val="en-CA"/>
+        </w:rPr>
+        <w:t>:</w:t>
+      </w:r>
+      <w:r>
+        <w:rPr>
+          <w:rFonts w:ascii="Times New Roman" w:hAnsi="Times New Roman" w:cs="Times New Roman"/>
+          <w:lang w:val="en-CA"/>
+        </w:rPr>
+        <w:t xml:space="preserve"> I could help him, and I should </w:t>
+      </w:r>
+      <w:r>
+        <w:rPr>
+          <w:rFonts w:ascii="Times New Roman" w:hAnsi="Times New Roman" w:cs="Times New Roman"/>
+          <w:lang w:val="en-CA"/>
+        </w:rPr>
+        <w:t>have helped</w:t>
+      </w:r>
+      <w:r>
+        <w:rPr>
+          <w:rFonts w:ascii="Times New Roman" w:hAnsi="Times New Roman" w:cs="Times New Roman"/>
+          <w:lang w:val="en-CA"/>
+        </w:rPr>
+        <w:t xml:space="preserve"> him because he helped me, but I didn’t.</w:t>
+      </w:r>
+      <w:r>
+        <w:rPr>
+          <w:rFonts w:ascii="Times New Roman" w:hAnsi="Times New Roman" w:cs="Times New Roman" w:hint="eastAsia"/>
+          <w:lang w:val="en-CA"/>
+        </w:rPr>
+        <w:t xml:space="preserve"> It</w:t>
       </w:r>
       <w:r>
         <w:rPr>
@@ -19984,197 +19024,6 @@
           <w:rFonts w:ascii="Times New Roman" w:hAnsi="Times New Roman" w:cs="Times New Roman" w:hint="eastAsia"/>
           <w:lang w:val="en-CA"/>
         </w:rPr>
-        <w:t>t stand for so long under that stupid roof,</w:t>
-      </w:r>
-      <w:r>
-        <w:rPr>
-          <w:rFonts w:ascii="Times New Roman" w:hAnsi="Times New Roman" w:cs="Times New Roman"/>
-          <w:lang w:val="en-CA"/>
-        </w:rPr>
-        <w:t xml:space="preserve"> </w:t>
-      </w:r>
-      <w:r>
-        <w:rPr>
-          <w:rFonts w:ascii="Times New Roman" w:hAnsi="Times New Roman" w:cs="Times New Roman"/>
-          <w:lang w:val="en-CA"/>
-        </w:rPr>
-        <w:t>he</w:t>
-      </w:r>
-      <w:r>
-        <w:rPr>
-          <w:rFonts w:ascii="Times New Roman" w:hAnsi="Times New Roman" w:cs="Times New Roman"/>
-          <w:lang w:val="en-CA"/>
-        </w:rPr>
-        <w:t xml:space="preserve"> wouldn’t</w:t>
-      </w:r>
-      <w:r>
-        <w:rPr>
-          <w:rFonts w:ascii="Times New Roman" w:hAnsi="Times New Roman" w:cs="Times New Roman"/>
-          <w:lang w:val="en-CA"/>
-        </w:rPr>
-        <w:t xml:space="preserve"> </w:t>
-      </w:r>
-      <w:r>
-        <w:rPr>
-          <w:rFonts w:ascii="Times New Roman" w:hAnsi="Times New Roman" w:cs="Times New Roman"/>
-          <w:lang w:val="en-CA"/>
-        </w:rPr>
-        <w:t>have died</w:t>
-      </w:r>
-      <w:r>
-        <w:rPr>
-          <w:rFonts w:ascii="Times New Roman" w:hAnsi="Times New Roman" w:cs="Times New Roman" w:hint="eastAsia"/>
-          <w:lang w:val="en-CA"/>
-        </w:rPr>
-        <w:t xml:space="preserve">, and he would be happy with his </w:t>
-      </w:r>
-      <w:proofErr w:type="gramStart"/>
-      <w:r>
-        <w:rPr>
-          <w:rFonts w:ascii="Times New Roman" w:hAnsi="Times New Roman" w:cs="Times New Roman" w:hint="eastAsia"/>
-          <w:lang w:val="en-CA"/>
-        </w:rPr>
-        <w:t>Mom</w:t>
-      </w:r>
-      <w:proofErr w:type="gramEnd"/>
-      <w:r>
-        <w:rPr>
-          <w:rFonts w:ascii="Times New Roman" w:hAnsi="Times New Roman" w:cs="Times New Roman" w:hint="eastAsia"/>
-          <w:lang w:val="en-CA"/>
-        </w:rPr>
-        <w:t xml:space="preserve"> and Dad</w:t>
-      </w:r>
-      <w:r>
-        <w:rPr>
-          <w:rFonts w:ascii="Times New Roman" w:hAnsi="Times New Roman" w:cs="Times New Roman"/>
-          <w:lang w:val="en-CA"/>
-        </w:rPr>
-        <w:t xml:space="preserve">. I cried so hard my eyes hurt. </w:t>
-      </w:r>
-      <w:r>
-        <w:rPr>
-          <w:rFonts w:ascii="Times New Roman" w:hAnsi="Times New Roman" w:cs="Times New Roman"/>
-          <w:lang w:val="en-CA"/>
-        </w:rPr>
-        <w:t xml:space="preserve">I could have saved </w:t>
-      </w:r>
-      <w:r>
-        <w:rPr>
-          <w:rFonts w:ascii="Times New Roman" w:hAnsi="Times New Roman" w:cs="Times New Roman"/>
-          <w:lang w:val="en-CA"/>
-        </w:rPr>
-        <w:t>him, but I didn’t</w:t>
-      </w:r>
-      <w:r>
-        <w:rPr>
-          <w:rFonts w:ascii="Times New Roman" w:hAnsi="Times New Roman" w:cs="Times New Roman"/>
-          <w:lang w:val="en-CA"/>
-        </w:rPr>
-        <w:t xml:space="preserve">. </w:t>
-      </w:r>
-      <w:r>
-        <w:rPr>
-          <w:rFonts w:ascii="Times New Roman" w:hAnsi="Times New Roman" w:cs="Times New Roman"/>
-          <w:lang w:val="en-CA"/>
-        </w:rPr>
-        <w:t>It’s always like this with me</w:t>
-      </w:r>
-      <w:r>
-        <w:rPr>
-          <w:rFonts w:ascii="Times New Roman" w:hAnsi="Times New Roman" w:cs="Times New Roman"/>
-          <w:lang w:val="en-CA"/>
-        </w:rPr>
-        <w:t>.</w:t>
-      </w:r>
-      <w:r>
-        <w:rPr>
-          <w:rFonts w:ascii="Times New Roman" w:hAnsi="Times New Roman" w:cs="Times New Roman"/>
-          <w:lang w:val="en-CA"/>
-        </w:rPr>
-        <w:t xml:space="preserve"> I could always do something, and I never do anything.</w:t>
-      </w:r>
-      <w:r>
-        <w:rPr>
-          <w:rFonts w:ascii="Times New Roman" w:hAnsi="Times New Roman" w:cs="Times New Roman"/>
-          <w:lang w:val="en-CA"/>
-        </w:rPr>
-        <w:t xml:space="preserve"> </w:t>
-      </w:r>
-      <w:r>
-        <w:rPr>
-          <w:rFonts w:ascii="Times New Roman" w:hAnsi="Times New Roman" w:cs="Times New Roman"/>
-          <w:lang w:val="en-CA"/>
-        </w:rPr>
-        <w:t>L</w:t>
-      </w:r>
-      <w:r>
-        <w:rPr>
-          <w:rFonts w:ascii="Times New Roman" w:hAnsi="Times New Roman" w:cs="Times New Roman"/>
-          <w:lang w:val="en-CA"/>
-        </w:rPr>
-        <w:t xml:space="preserve">ike </w:t>
-      </w:r>
-      <w:r>
-        <w:rPr>
-          <w:rFonts w:ascii="Times New Roman" w:hAnsi="Times New Roman" w:cs="Times New Roman"/>
-          <w:lang w:val="en-CA"/>
-        </w:rPr>
-        <w:t xml:space="preserve">what happened with </w:t>
-      </w:r>
-      <w:r>
-        <w:rPr>
-          <w:rFonts w:ascii="Times New Roman" w:hAnsi="Times New Roman" w:cs="Times New Roman"/>
-          <w:lang w:val="en-CA"/>
-        </w:rPr>
-        <w:t>the sick man</w:t>
-      </w:r>
-      <w:r>
-        <w:rPr>
-          <w:rFonts w:ascii="Times New Roman" w:hAnsi="Times New Roman" w:cs="Times New Roman"/>
-          <w:lang w:val="en-CA"/>
-        </w:rPr>
-        <w:t>:</w:t>
-      </w:r>
-      <w:r>
-        <w:rPr>
-          <w:rFonts w:ascii="Times New Roman" w:hAnsi="Times New Roman" w:cs="Times New Roman"/>
-          <w:lang w:val="en-CA"/>
-        </w:rPr>
-        <w:t xml:space="preserve"> I could help him, and I should </w:t>
-      </w:r>
-      <w:r>
-        <w:rPr>
-          <w:rFonts w:ascii="Times New Roman" w:hAnsi="Times New Roman" w:cs="Times New Roman"/>
-          <w:lang w:val="en-CA"/>
-        </w:rPr>
-        <w:t>have helped</w:t>
-      </w:r>
-      <w:r>
-        <w:rPr>
-          <w:rFonts w:ascii="Times New Roman" w:hAnsi="Times New Roman" w:cs="Times New Roman"/>
-          <w:lang w:val="en-CA"/>
-        </w:rPr>
-        <w:t xml:space="preserve"> him because he helped me, but I didn’t.</w:t>
-      </w:r>
-      <w:r>
-        <w:rPr>
-          <w:rFonts w:ascii="Times New Roman" w:hAnsi="Times New Roman" w:cs="Times New Roman" w:hint="eastAsia"/>
-          <w:lang w:val="en-CA"/>
-        </w:rPr>
-        <w:t xml:space="preserve"> It</w:t>
-      </w:r>
-      <w:r>
-        <w:rPr>
-          <w:rFonts w:ascii="Times New Roman" w:hAnsi="Times New Roman" w:cs="Times New Roman"/>
-          <w:lang w:val="en-CA"/>
-        </w:rPr>
-        <w:t>’</w:t>
-      </w:r>
-      <w:r>
-        <w:rPr>
-          <w:rFonts w:ascii="Times New Roman" w:hAnsi="Times New Roman" w:cs="Times New Roman" w:hint="eastAsia"/>
-          <w:lang w:val="en-CA"/>
-        </w:rPr>
         <w:t>s always, always like this</w:t>
       </w:r>
       <w:r>
@@ -20182,17 +19031,8 @@
           <w:rFonts w:ascii="Times New Roman" w:hAnsi="Times New Roman" w:cs="Times New Roman" w:hint="eastAsia"/>
           <w:lang w:val="en-CA"/>
         </w:rPr>
-        <w:t xml:space="preserve">, if only I could </w:t>
-      </w:r>
-      <w:proofErr w:type="gramStart"/>
-      <w:r>
-        <w:rPr>
-          <w:rFonts w:ascii="Times New Roman" w:hAnsi="Times New Roman" w:cs="Times New Roman" w:hint="eastAsia"/>
-          <w:lang w:val="en-CA"/>
-        </w:rPr>
-        <w:t>actually help</w:t>
-      </w:r>
-      <w:proofErr w:type="gramEnd"/>
+        <w:t>, if only I could actually help</w:t>
+      </w:r>
       <w:r>
         <w:rPr>
           <w:rFonts w:ascii="Times New Roman" w:hAnsi="Times New Roman" w:cs="Times New Roman" w:hint="eastAsia"/>
@@ -20462,23 +19302,7 @@
           <w:rFonts w:ascii="Times New Roman" w:hAnsi="Times New Roman" w:cs="Times New Roman"/>
           <w:lang w:val="en-CA"/>
         </w:rPr>
-        <w:t xml:space="preserve">I know it was </w:t>
-      </w:r>
-      <w:proofErr w:type="gramStart"/>
-      <w:r>
-        <w:rPr>
-          <w:rFonts w:ascii="Times New Roman" w:hAnsi="Times New Roman" w:cs="Times New Roman"/>
-          <w:lang w:val="en-CA"/>
-        </w:rPr>
-        <w:t>really weird</w:t>
-      </w:r>
-      <w:proofErr w:type="gramEnd"/>
-      <w:r>
-        <w:rPr>
-          <w:rFonts w:ascii="Times New Roman" w:hAnsi="Times New Roman" w:cs="Times New Roman"/>
-          <w:lang w:val="en-CA"/>
-        </w:rPr>
-        <w:t xml:space="preserve">, but I’m glad that I didn’t leave the ants on the side of the road and got them home. </w:t>
+        <w:t xml:space="preserve">I know it was really weird, but I’m glad that I didn’t leave the ants on the side of the road and got them home. </w:t>
       </w:r>
       <w:r>
         <w:rPr>
@@ -21426,21 +20250,12 @@
         </w:rPr>
         <w:t xml:space="preserve">. </w:t>
       </w:r>
-      <w:proofErr w:type="gramStart"/>
-      <w:r>
-        <w:rPr>
-          <w:rFonts w:ascii="Times New Roman" w:hAnsi="Times New Roman" w:cs="Times New Roman"/>
-          <w:lang w:val="en-CA"/>
-        </w:rPr>
-        <w:t>So</w:t>
-      </w:r>
-      <w:proofErr w:type="gramEnd"/>
-      <w:r>
-        <w:rPr>
-          <w:rFonts w:ascii="Times New Roman" w:hAnsi="Times New Roman" w:cs="Times New Roman"/>
-          <w:lang w:val="en-CA"/>
-        </w:rPr>
-        <w:t xml:space="preserve"> what if </w:t>
+      <w:r>
+        <w:rPr>
+          <w:rFonts w:ascii="Times New Roman" w:hAnsi="Times New Roman" w:cs="Times New Roman"/>
+          <w:lang w:val="en-CA"/>
+        </w:rPr>
+        <w:t xml:space="preserve">So what if </w:t>
       </w:r>
       <w:r>
         <w:rPr>
@@ -21477,21 +20292,12 @@
         </w:rPr>
         <w:t xml:space="preserve"> </w:t>
       </w:r>
-      <w:proofErr w:type="gramStart"/>
-      <w:r>
-        <w:rPr>
-          <w:rFonts w:ascii="Times New Roman" w:hAnsi="Times New Roman" w:cs="Times New Roman" w:hint="eastAsia"/>
-          <w:lang w:val="en-CA"/>
-        </w:rPr>
-        <w:t>So</w:t>
-      </w:r>
-      <w:proofErr w:type="gramEnd"/>
-      <w:r>
-        <w:rPr>
-          <w:rFonts w:ascii="Times New Roman" w:hAnsi="Times New Roman" w:cs="Times New Roman" w:hint="eastAsia"/>
-          <w:lang w:val="en-CA"/>
-        </w:rPr>
-        <w:t xml:space="preserve"> what if I have no neighbours? </w:t>
+      <w:r>
+        <w:rPr>
+          <w:rFonts w:ascii="Times New Roman" w:hAnsi="Times New Roman" w:cs="Times New Roman" w:hint="eastAsia"/>
+          <w:lang w:val="en-CA"/>
+        </w:rPr>
+        <w:t xml:space="preserve">So what if I have no neighbours? </w:t>
       </w:r>
       <w:r>
         <w:rPr>
@@ -21685,7 +20491,6 @@
         </w:rPr>
         <w:t xml:space="preserve">move and be hit </w:t>
       </w:r>
-      <w:proofErr w:type="gramStart"/>
       <w:r>
         <w:rPr>
           <w:rFonts w:ascii="Times New Roman" w:hAnsi="Times New Roman" w:cs="Times New Roman"/>
@@ -21698,15 +20503,7 @@
           <w:rFonts w:ascii="Times New Roman" w:hAnsi="Times New Roman" w:cs="Times New Roman"/>
           <w:lang w:val="en-CA"/>
         </w:rPr>
-        <w:t xml:space="preserve"> stay</w:t>
-      </w:r>
-      <w:proofErr w:type="gramEnd"/>
-      <w:r>
-        <w:rPr>
-          <w:rFonts w:ascii="Times New Roman" w:hAnsi="Times New Roman" w:cs="Times New Roman"/>
-          <w:lang w:val="en-CA"/>
-        </w:rPr>
-        <w:t xml:space="preserve"> and be hit. But</w:t>
+        <w:t xml:space="preserve"> stay and be hit. But</w:t>
       </w:r>
       <w:r>
         <w:rPr>
@@ -21720,23 +20517,7 @@
           <w:rFonts w:ascii="Times New Roman" w:hAnsi="Times New Roman" w:cs="Times New Roman"/>
           <w:lang w:val="en-CA"/>
         </w:rPr>
-        <w:t xml:space="preserve"> maybe going further from home… </w:t>
-      </w:r>
-      <w:proofErr w:type="spellStart"/>
-      <w:r>
-        <w:rPr>
-          <w:rFonts w:ascii="Times New Roman" w:hAnsi="Times New Roman" w:cs="Times New Roman"/>
-          <w:lang w:val="en-CA"/>
-        </w:rPr>
-        <w:t>Agh</w:t>
-      </w:r>
-      <w:proofErr w:type="spellEnd"/>
-      <w:r>
-        <w:rPr>
-          <w:rFonts w:ascii="Times New Roman" w:hAnsi="Times New Roman" w:cs="Times New Roman"/>
-          <w:lang w:val="en-CA"/>
-        </w:rPr>
-        <w:t>! It does</w:t>
+        <w:t xml:space="preserve"> maybe going further from home… Agh! It does</w:t>
       </w:r>
       <w:r>
         <w:rPr>
@@ -23098,30 +21879,14 @@
           <w:rFonts w:ascii="Times New Roman" w:hAnsi="Times New Roman" w:cs="Times New Roman"/>
           <w:lang w:val="en-CA"/>
         </w:rPr>
-        <w:t xml:space="preserve"> </w:t>
-      </w:r>
-      <w:proofErr w:type="gramStart"/>
-      <w:r>
-        <w:rPr>
-          <w:rFonts w:ascii="Times New Roman" w:hAnsi="Times New Roman" w:cs="Times New Roman"/>
-          <w:lang w:val="en-CA"/>
-        </w:rPr>
-        <w:t>me</w:t>
-      </w:r>
-      <w:r>
-        <w:rPr>
-          <w:rFonts w:ascii="Times New Roman" w:hAnsi="Times New Roman" w:cs="Times New Roman"/>
-          <w:lang w:val="en-CA"/>
-        </w:rPr>
-        <w:t>,</w:t>
-      </w:r>
-      <w:proofErr w:type="gramEnd"/>
-      <w:r>
-        <w:rPr>
-          <w:rFonts w:ascii="Times New Roman" w:hAnsi="Times New Roman" w:cs="Times New Roman"/>
-          <w:lang w:val="en-CA"/>
-        </w:rPr>
-        <w:t xml:space="preserve"> t</w:t>
+        <w:t xml:space="preserve"> me</w:t>
+      </w:r>
+      <w:r>
+        <w:rPr>
+          <w:rFonts w:ascii="Times New Roman" w:hAnsi="Times New Roman" w:cs="Times New Roman"/>
+          <w:lang w:val="en-CA"/>
+        </w:rPr>
+        <w:t>, t</w:t>
       </w:r>
       <w:r>
         <w:rPr>
@@ -23870,17 +22635,8 @@
           <w:rFonts w:ascii="Times New Roman" w:hAnsi="Times New Roman" w:cs="Times New Roman"/>
           <w:lang w:val="en-CA"/>
         </w:rPr>
-        <w:t xml:space="preserve"> </w:t>
-      </w:r>
-      <w:proofErr w:type="gramStart"/>
-      <w:r>
-        <w:rPr>
-          <w:rFonts w:ascii="Times New Roman" w:hAnsi="Times New Roman" w:cs="Times New Roman"/>
-          <w:lang w:val="en-CA"/>
-        </w:rPr>
-        <w:t>once in a while</w:t>
-      </w:r>
-      <w:proofErr w:type="gramEnd"/>
+        <w:t xml:space="preserve"> once in a while</w:t>
+      </w:r>
       <w:r>
         <w:rPr>
           <w:rFonts w:ascii="Times New Roman" w:hAnsi="Times New Roman" w:cs="Times New Roman"/>
@@ -23893,23 +22649,7 @@
           <w:rFonts w:ascii="Times New Roman" w:hAnsi="Times New Roman" w:cs="Times New Roman"/>
           <w:lang w:val="en-CA"/>
         </w:rPr>
-        <w:t xml:space="preserve"> </w:t>
-      </w:r>
-      <w:proofErr w:type="gramStart"/>
-      <w:r>
-        <w:rPr>
-          <w:rFonts w:ascii="Times New Roman" w:hAnsi="Times New Roman" w:cs="Times New Roman"/>
-          <w:lang w:val="en-CA"/>
-        </w:rPr>
-        <w:t>so</w:t>
-      </w:r>
-      <w:proofErr w:type="gramEnd"/>
-      <w:r>
-        <w:rPr>
-          <w:rFonts w:ascii="Times New Roman" w:hAnsi="Times New Roman" w:cs="Times New Roman"/>
-          <w:lang w:val="en-CA"/>
-        </w:rPr>
-        <w:t xml:space="preserve"> </w:t>
+        <w:t xml:space="preserve"> so </w:t>
       </w:r>
       <w:r>
         <w:rPr>
@@ -24446,23 +23186,7 @@
           <w:rFonts w:ascii="Times New Roman" w:hAnsi="Times New Roman" w:cs="Times New Roman" w:hint="eastAsia"/>
           <w:lang w:val="en-CA"/>
         </w:rPr>
-        <w:t xml:space="preserve"> sky, that will never drown them, that is not </w:t>
-      </w:r>
-      <w:proofErr w:type="gramStart"/>
-      <w:r>
-        <w:rPr>
-          <w:rFonts w:ascii="Times New Roman" w:hAnsi="Times New Roman" w:cs="Times New Roman" w:hint="eastAsia"/>
-          <w:lang w:val="en-CA"/>
-        </w:rPr>
-        <w:t>made out of</w:t>
-      </w:r>
-      <w:proofErr w:type="gramEnd"/>
-      <w:r>
-        <w:rPr>
-          <w:rFonts w:ascii="Times New Roman" w:hAnsi="Times New Roman" w:cs="Times New Roman" w:hint="eastAsia"/>
-          <w:lang w:val="en-CA"/>
-        </w:rPr>
-        <w:t xml:space="preserve"> water.</w:t>
+        <w:t xml:space="preserve"> sky, that will never drown them, that is not made out of water.</w:t>
       </w:r>
       <w:r>
         <w:rPr>
@@ -24754,23 +23478,7 @@
           <w:rFonts w:ascii="Times New Roman" w:hAnsi="Times New Roman" w:cs="Times New Roman"/>
           <w:lang w:val="en-CA"/>
         </w:rPr>
-        <w:t xml:space="preserve"> sky replaces blue sky, </w:t>
-      </w:r>
-      <w:proofErr w:type="gramStart"/>
-      <w:r>
-        <w:rPr>
-          <w:rFonts w:ascii="Times New Roman" w:hAnsi="Times New Roman" w:cs="Times New Roman"/>
-          <w:lang w:val="en-CA"/>
-        </w:rPr>
-        <w:t>really bad</w:t>
-      </w:r>
-      <w:proofErr w:type="gramEnd"/>
-      <w:r>
-        <w:rPr>
-          <w:rFonts w:ascii="Times New Roman" w:hAnsi="Times New Roman" w:cs="Times New Roman"/>
-          <w:lang w:val="en-CA"/>
-        </w:rPr>
-        <w:t xml:space="preserve">. </w:t>
+        <w:t xml:space="preserve"> sky replaces blue sky, really bad. </w:t>
       </w:r>
       <w:r>
         <w:rPr>
@@ -27278,23 +25986,7 @@
           <w:rFonts w:ascii="Times New Roman" w:hAnsi="Times New Roman" w:cs="Times New Roman" w:hint="eastAsia"/>
           <w:lang w:val="en-CA"/>
         </w:rPr>
-        <w:t xml:space="preserve">hat </w:t>
-      </w:r>
-      <w:proofErr w:type="gramStart"/>
-      <w:r>
-        <w:rPr>
-          <w:rFonts w:ascii="Times New Roman" w:hAnsi="Times New Roman" w:cs="Times New Roman" w:hint="eastAsia"/>
-          <w:lang w:val="en-CA"/>
-        </w:rPr>
-        <w:t>other</w:t>
-      </w:r>
-      <w:proofErr w:type="gramEnd"/>
-      <w:r>
-        <w:rPr>
-          <w:rFonts w:ascii="Times New Roman" w:hAnsi="Times New Roman" w:cs="Times New Roman" w:hint="eastAsia"/>
-          <w:lang w:val="en-CA"/>
-        </w:rPr>
-        <w:t xml:space="preserve"> miracle can you ask for? Everyone is back</w:t>
+        <w:t>hat other miracle can you ask for? Everyone is back</w:t>
       </w:r>
       <w:r>
         <w:rPr>
@@ -27696,23 +26388,7 @@
           <w:rFonts w:ascii="Times New Roman" w:hAnsi="Times New Roman" w:cs="Times New Roman" w:hint="eastAsia"/>
           <w:lang w:val="en-CA"/>
         </w:rPr>
-        <w:t xml:space="preserve">Of course not, you slime! You think of </w:t>
-      </w:r>
-      <w:proofErr w:type="gramStart"/>
-      <w:r>
-        <w:rPr>
-          <w:rFonts w:ascii="Times New Roman" w:hAnsi="Times New Roman" w:cs="Times New Roman" w:hint="eastAsia"/>
-          <w:lang w:val="en-CA"/>
-        </w:rPr>
-        <w:t>no one but</w:t>
-      </w:r>
-      <w:proofErr w:type="gramEnd"/>
-      <w:r>
-        <w:rPr>
-          <w:rFonts w:ascii="Times New Roman" w:hAnsi="Times New Roman" w:cs="Times New Roman" w:hint="eastAsia"/>
-          <w:lang w:val="en-CA"/>
-        </w:rPr>
-        <w:t xml:space="preserve"> yourself. </w:t>
+        <w:t xml:space="preserve">Of course not, you slime! You think of no one but yourself. </w:t>
       </w:r>
       <w:r>
         <w:rPr>
@@ -28087,23 +26763,7 @@
           <w:rFonts w:ascii="Times New Roman" w:hAnsi="Times New Roman" w:cs="Times New Roman"/>
           <w:lang w:val="en-CA"/>
         </w:rPr>
-        <w:t xml:space="preserve"> </w:t>
-      </w:r>
-      <w:proofErr w:type="gramStart"/>
-      <w:r>
-        <w:rPr>
-          <w:rFonts w:ascii="Times New Roman" w:hAnsi="Times New Roman" w:cs="Times New Roman"/>
-          <w:lang w:val="en-CA"/>
-        </w:rPr>
-        <w:t>Definitely something</w:t>
-      </w:r>
-      <w:proofErr w:type="gramEnd"/>
-      <w:r>
-        <w:rPr>
-          <w:rFonts w:ascii="Times New Roman" w:hAnsi="Times New Roman" w:cs="Times New Roman"/>
-          <w:lang w:val="en-CA"/>
-        </w:rPr>
-        <w:t xml:space="preserve"> of higher value than corn. </w:t>
+        <w:t xml:space="preserve"> Definitely something of higher value than corn. </w:t>
       </w:r>
       <w:r>
         <w:rPr>
@@ -28298,7 +26958,6 @@
         </w:rPr>
         <w:t xml:space="preserve"> Nobody </w:t>
       </w:r>
-      <w:proofErr w:type="gramStart"/>
       <w:r>
         <w:rPr>
           <w:rFonts w:ascii="Times New Roman" w:hAnsi="Times New Roman" w:cs="Times New Roman"/>
@@ -28311,15 +26970,7 @@
           <w:rFonts w:ascii="Times New Roman" w:hAnsi="Times New Roman" w:cs="Times New Roman"/>
           <w:lang w:val="en-CA"/>
         </w:rPr>
-        <w:t xml:space="preserve"> wants</w:t>
-      </w:r>
-      <w:proofErr w:type="gramEnd"/>
-      <w:r>
-        <w:rPr>
-          <w:rFonts w:ascii="Times New Roman" w:hAnsi="Times New Roman" w:cs="Times New Roman"/>
-          <w:lang w:val="en-CA"/>
-        </w:rPr>
-        <w:t xml:space="preserve"> to live and die for those things, not when corn is right there.</w:t>
+        <w:t xml:space="preserve"> wants to live and die for those things, not when corn is right there.</w:t>
       </w:r>
       <w:r>
         <w:rPr>
@@ -28583,23 +27234,7 @@
           <w:rFonts w:ascii="Times New Roman" w:hAnsi="Times New Roman" w:cs="Times New Roman"/>
           <w:lang w:val="en-CA"/>
         </w:rPr>
-        <w:t xml:space="preserve"> we </w:t>
-      </w:r>
-      <w:proofErr w:type="gramStart"/>
-      <w:r>
-        <w:rPr>
-          <w:rFonts w:ascii="Times New Roman" w:hAnsi="Times New Roman" w:cs="Times New Roman"/>
-          <w:lang w:val="en-CA"/>
-        </w:rPr>
-        <w:t>have to</w:t>
-      </w:r>
-      <w:proofErr w:type="gramEnd"/>
-      <w:r>
-        <w:rPr>
-          <w:rFonts w:ascii="Times New Roman" w:hAnsi="Times New Roman" w:cs="Times New Roman"/>
-          <w:lang w:val="en-CA"/>
-        </w:rPr>
-        <w:t xml:space="preserve"> make do.</w:t>
+        <w:t xml:space="preserve"> we have to make do.</w:t>
       </w:r>
       <w:r>
         <w:rPr>
@@ -28943,23 +27578,7 @@
           <w:rFonts w:ascii="Times New Roman" w:hAnsi="Times New Roman" w:cs="Times New Roman"/>
           <w:lang w:val="en-CA"/>
         </w:rPr>
-        <w:t xml:space="preserve"> Maybe she </w:t>
-      </w:r>
-      <w:proofErr w:type="gramStart"/>
-      <w:r>
-        <w:rPr>
-          <w:rFonts w:ascii="Times New Roman" w:hAnsi="Times New Roman" w:cs="Times New Roman"/>
-          <w:lang w:val="en-CA"/>
-        </w:rPr>
-        <w:t>hesitated, but</w:t>
-      </w:r>
-      <w:proofErr w:type="gramEnd"/>
-      <w:r>
-        <w:rPr>
-          <w:rFonts w:ascii="Times New Roman" w:hAnsi="Times New Roman" w:cs="Times New Roman"/>
-          <w:lang w:val="en-CA"/>
-        </w:rPr>
-        <w:t xml:space="preserve"> went on outside </w:t>
+        <w:t xml:space="preserve"> Maybe she hesitated, but went on outside </w:t>
       </w:r>
       <w:r>
         <w:rPr>
@@ -29111,23 +27730,7 @@
           <w:rFonts w:ascii="Times New Roman" w:hAnsi="Times New Roman" w:cs="Times New Roman"/>
           <w:lang w:val="en-CA"/>
         </w:rPr>
-        <w:t xml:space="preserve">Perhaps she got </w:t>
-      </w:r>
-      <w:proofErr w:type="gramStart"/>
-      <w:r>
-        <w:rPr>
-          <w:rFonts w:ascii="Times New Roman" w:hAnsi="Times New Roman" w:cs="Times New Roman"/>
-          <w:lang w:val="en-CA"/>
-        </w:rPr>
-        <w:t>really lucky</w:t>
-      </w:r>
-      <w:proofErr w:type="gramEnd"/>
-      <w:r>
-        <w:rPr>
-          <w:rFonts w:ascii="Times New Roman" w:hAnsi="Times New Roman" w:cs="Times New Roman"/>
-          <w:lang w:val="en-CA"/>
-        </w:rPr>
-        <w:t xml:space="preserve"> and managed to dodge all the sky pieces until now, and is waiting, still, for someone</w:t>
+        <w:t>Perhaps she got really lucky and managed to dodge all the sky pieces until now, and is waiting, still, for someone</w:t>
       </w:r>
       <w:r>
         <w:rPr>
@@ -29207,7 +27810,6 @@
           <w:lang w:val="en-CA"/>
         </w:rPr>
       </w:pPr>
-      <w:proofErr w:type="spellStart"/>
       <w:r>
         <w:rPr>
           <w:rFonts w:ascii="Times New Roman" w:hAnsi="Times New Roman" w:cs="Times New Roman" w:hint="eastAsia"/>
@@ -29227,15 +27829,7 @@
           <w:rFonts w:ascii="Times New Roman" w:hAnsi="Times New Roman" w:cs="Times New Roman" w:hint="eastAsia"/>
           <w:lang w:val="en-CA"/>
         </w:rPr>
-        <w:t>h</w:t>
-      </w:r>
-      <w:proofErr w:type="spellEnd"/>
-      <w:r>
-        <w:rPr>
-          <w:rFonts w:ascii="Times New Roman" w:hAnsi="Times New Roman" w:cs="Times New Roman" w:hint="eastAsia"/>
-          <w:lang w:val="en-CA"/>
-        </w:rPr>
-        <w:t xml:space="preserve">, be damned! </w:t>
+        <w:t xml:space="preserve">h, be damned! </w:t>
       </w:r>
       <w:r>
         <w:rPr>
@@ -29617,23 +28211,7 @@
           <w:rFonts w:ascii="Times New Roman" w:hAnsi="Times New Roman" w:cs="Times New Roman"/>
           <w:lang w:val="en-CA"/>
         </w:rPr>
-        <w:t xml:space="preserve"> have </w:t>
-      </w:r>
-      <w:proofErr w:type="gramStart"/>
-      <w:r>
-        <w:rPr>
-          <w:rFonts w:ascii="Times New Roman" w:hAnsi="Times New Roman" w:cs="Times New Roman"/>
-          <w:lang w:val="en-CA"/>
-        </w:rPr>
-        <w:t>actually killed</w:t>
-      </w:r>
-      <w:proofErr w:type="gramEnd"/>
-      <w:r>
-        <w:rPr>
-          <w:rFonts w:ascii="Times New Roman" w:hAnsi="Times New Roman" w:cs="Times New Roman"/>
-          <w:lang w:val="en-CA"/>
-        </w:rPr>
-        <w:t xml:space="preserve"> me. </w:t>
+        <w:t xml:space="preserve"> have actually killed me. </w:t>
       </w:r>
       <w:r>
         <w:rPr>
@@ -29865,23 +28443,7 @@
           <w:rFonts w:ascii="Times New Roman" w:hAnsi="Times New Roman" w:cs="Times New Roman" w:hint="eastAsia"/>
           <w:lang w:val="en-CA"/>
         </w:rPr>
-        <w:t xml:space="preserve"> of world is it that I </w:t>
-      </w:r>
-      <w:proofErr w:type="gramStart"/>
-      <w:r>
-        <w:rPr>
-          <w:rFonts w:ascii="Times New Roman" w:hAnsi="Times New Roman" w:cs="Times New Roman" w:hint="eastAsia"/>
-          <w:lang w:val="en-CA"/>
-        </w:rPr>
-        <w:t>have to</w:t>
-      </w:r>
-      <w:proofErr w:type="gramEnd"/>
-      <w:r>
-        <w:rPr>
-          <w:rFonts w:ascii="Times New Roman" w:hAnsi="Times New Roman" w:cs="Times New Roman" w:hint="eastAsia"/>
-          <w:lang w:val="en-CA"/>
-        </w:rPr>
-        <w:t xml:space="preserve"> do what he wants me to do</w:t>
+        <w:t xml:space="preserve"> of world is it that I have to do what he wants me to do</w:t>
       </w:r>
       <w:r>
         <w:rPr>
@@ -29999,23 +28561,7 @@
           <w:rFonts w:ascii="Times New Roman" w:hAnsi="Times New Roman" w:cs="Times New Roman"/>
           <w:lang w:val="en-CA"/>
         </w:rPr>
-        <w:t xml:space="preserve"> so much better than her? Are you </w:t>
-      </w:r>
-      <w:proofErr w:type="gramStart"/>
-      <w:r>
-        <w:rPr>
-          <w:rFonts w:ascii="Times New Roman" w:hAnsi="Times New Roman" w:cs="Times New Roman"/>
-          <w:lang w:val="en-CA"/>
-        </w:rPr>
-        <w:t>really smarter</w:t>
-      </w:r>
-      <w:proofErr w:type="gramEnd"/>
-      <w:r>
-        <w:rPr>
-          <w:rFonts w:ascii="Times New Roman" w:hAnsi="Times New Roman" w:cs="Times New Roman"/>
-          <w:lang w:val="en-CA"/>
-        </w:rPr>
-        <w:t>? Chasing a better goal?</w:t>
+        <w:t xml:space="preserve"> so much better than her? Are you really smarter? Chasing a better goal?</w:t>
       </w:r>
       <w:r>
         <w:rPr>
@@ -30123,23 +28669,7 @@
           <w:rFonts w:ascii="Times New Roman" w:hAnsi="Times New Roman" w:cs="Times New Roman"/>
           <w:lang w:val="en-CA"/>
         </w:rPr>
-        <w:t xml:space="preserve">. There is no </w:t>
-      </w:r>
-      <w:proofErr w:type="gramStart"/>
-      <w:r>
-        <w:rPr>
-          <w:rFonts w:ascii="Times New Roman" w:hAnsi="Times New Roman" w:cs="Times New Roman"/>
-          <w:lang w:val="en-CA"/>
-        </w:rPr>
-        <w:t>particular reason</w:t>
-      </w:r>
-      <w:proofErr w:type="gramEnd"/>
-      <w:r>
-        <w:rPr>
-          <w:rFonts w:ascii="Times New Roman" w:hAnsi="Times New Roman" w:cs="Times New Roman"/>
-          <w:lang w:val="en-CA"/>
-        </w:rPr>
-        <w:t xml:space="preserve">, is there? How is this justifiable? </w:t>
+        <w:t xml:space="preserve">. There is no particular reason, is there? How is this justifiable? </w:t>
       </w:r>
       <w:r>
         <w:rPr>
@@ -31604,23 +30134,7 @@
           <w:rFonts w:ascii="Times New Roman" w:hAnsi="Times New Roman" w:cs="Times New Roman" w:hint="eastAsia"/>
           <w:lang w:val="en-CA"/>
         </w:rPr>
-        <w:t xml:space="preserve">, and I knew what he </w:t>
-      </w:r>
-      <w:proofErr w:type="gramStart"/>
-      <w:r>
-        <w:rPr>
-          <w:rFonts w:ascii="Times New Roman" w:hAnsi="Times New Roman" w:cs="Times New Roman" w:hint="eastAsia"/>
-          <w:lang w:val="en-CA"/>
-        </w:rPr>
-        <w:t>actually meant</w:t>
-      </w:r>
-      <w:proofErr w:type="gramEnd"/>
-      <w:r>
-        <w:rPr>
-          <w:rFonts w:ascii="Times New Roman" w:hAnsi="Times New Roman" w:cs="Times New Roman" w:hint="eastAsia"/>
-          <w:lang w:val="en-CA"/>
-        </w:rPr>
-        <w:t>: I don</w:t>
+        <w:t>, and I knew what he actually meant: I don</w:t>
       </w:r>
       <w:r>
         <w:rPr>
@@ -31796,23 +30310,7 @@
           <w:rFonts w:ascii="Times New Roman" w:hAnsi="Times New Roman" w:cs="Times New Roman"/>
           <w:lang w:val="en-CA"/>
         </w:rPr>
-        <w:t xml:space="preserve">e’ll </w:t>
-      </w:r>
-      <w:proofErr w:type="gramStart"/>
-      <w:r>
-        <w:rPr>
-          <w:rFonts w:ascii="Times New Roman" w:hAnsi="Times New Roman" w:cs="Times New Roman"/>
-          <w:lang w:val="en-CA"/>
-        </w:rPr>
-        <w:t>definitely trust</w:t>
-      </w:r>
-      <w:proofErr w:type="gramEnd"/>
-      <w:r>
-        <w:rPr>
-          <w:rFonts w:ascii="Times New Roman" w:hAnsi="Times New Roman" w:cs="Times New Roman"/>
-          <w:lang w:val="en-CA"/>
-        </w:rPr>
-        <w:t xml:space="preserve"> Ms. </w:t>
+        <w:t xml:space="preserve">e’ll definitely trust Ms. </w:t>
       </w:r>
       <w:r>
         <w:rPr>
@@ -32674,46 +31172,14 @@
           <w:rFonts w:ascii="Times New Roman" w:hAnsi="Times New Roman" w:cs="Times New Roman" w:hint="eastAsia"/>
           <w:lang w:val="en-CA"/>
         </w:rPr>
-        <w:t xml:space="preserve">Then I </w:t>
-      </w:r>
-      <w:proofErr w:type="gramStart"/>
-      <w:r>
-        <w:rPr>
-          <w:rFonts w:ascii="Times New Roman" w:hAnsi="Times New Roman" w:cs="Times New Roman" w:hint="eastAsia"/>
-          <w:lang w:val="en-CA"/>
-        </w:rPr>
-        <w:t>have to</w:t>
-      </w:r>
-      <w:proofErr w:type="gramEnd"/>
-      <w:r>
-        <w:rPr>
-          <w:rFonts w:ascii="Times New Roman" w:hAnsi="Times New Roman" w:cs="Times New Roman" w:hint="eastAsia"/>
-          <w:lang w:val="en-CA"/>
-        </w:rPr>
-        <w:t xml:space="preserve"> hurry</w:t>
-      </w:r>
-      <w:r>
-        <w:rPr>
-          <w:rFonts w:ascii="Times New Roman" w:hAnsi="Times New Roman" w:cs="Times New Roman"/>
-          <w:lang w:val="en-CA"/>
-        </w:rPr>
-        <w:t xml:space="preserve">. Every second I lose is a </w:t>
-      </w:r>
-      <w:proofErr w:type="gramStart"/>
-      <w:r>
-        <w:rPr>
-          <w:rFonts w:ascii="Times New Roman" w:hAnsi="Times New Roman" w:cs="Times New Roman"/>
-          <w:lang w:val="en-CA"/>
-        </w:rPr>
-        <w:t>second</w:t>
-      </w:r>
-      <w:proofErr w:type="gramEnd"/>
-      <w:r>
-        <w:rPr>
-          <w:rFonts w:ascii="Times New Roman" w:hAnsi="Times New Roman" w:cs="Times New Roman"/>
-          <w:lang w:val="en-CA"/>
-        </w:rPr>
-        <w:t xml:space="preserve"> she could be hit by a sky piece and die.</w:t>
+        <w:t>Then I have to hurry</w:t>
+      </w:r>
+      <w:r>
+        <w:rPr>
+          <w:rFonts w:ascii="Times New Roman" w:hAnsi="Times New Roman" w:cs="Times New Roman"/>
+          <w:lang w:val="en-CA"/>
+        </w:rPr>
+        <w:t>. Every second I lose is a second she could be hit by a sky piece and die.</w:t>
       </w:r>
     </w:p>
     <w:p>
@@ -32987,7 +31453,6 @@
         </w:rPr>
         <w:t xml:space="preserve">Ha. Haha. </w:t>
       </w:r>
-      <w:proofErr w:type="spellStart"/>
       <w:r>
         <w:rPr>
           <w:rFonts w:ascii="Times New Roman" w:hAnsi="Times New Roman" w:cs="Times New Roman"/>
@@ -33007,15 +31472,7 @@
           <w:rFonts w:ascii="Times New Roman" w:hAnsi="Times New Roman" w:cs="Times New Roman"/>
           <w:lang w:val="en-CA"/>
         </w:rPr>
-        <w:t>ahahahahahahahaha</w:t>
-      </w:r>
-      <w:proofErr w:type="spellEnd"/>
-      <w:r>
-        <w:rPr>
-          <w:rFonts w:ascii="Times New Roman" w:hAnsi="Times New Roman" w:cs="Times New Roman"/>
-          <w:lang w:val="en-CA"/>
-        </w:rPr>
-        <w:t>!</w:t>
+        <w:t>ahahahahahahahaha!</w:t>
       </w:r>
       <w:r>
         <w:rPr>
@@ -33280,23 +31737,7 @@
           <w:rFonts w:ascii="Times New Roman" w:hAnsi="Times New Roman" w:cs="Times New Roman"/>
           <w:lang w:val="en-CA"/>
         </w:rPr>
-        <w:t xml:space="preserve">I </w:t>
-      </w:r>
-      <w:proofErr w:type="gramStart"/>
-      <w:r>
-        <w:rPr>
-          <w:rFonts w:ascii="Times New Roman" w:hAnsi="Times New Roman" w:cs="Times New Roman"/>
-          <w:lang w:val="en-CA"/>
-        </w:rPr>
-        <w:t>run,</w:t>
-      </w:r>
-      <w:proofErr w:type="gramEnd"/>
-      <w:r>
-        <w:rPr>
-          <w:rFonts w:ascii="Times New Roman" w:hAnsi="Times New Roman" w:cs="Times New Roman"/>
-          <w:lang w:val="en-CA"/>
-        </w:rPr>
-        <w:t xml:space="preserve"> I sprint with all I</w:t>
+        <w:t>I run, I sprint with all I</w:t>
       </w:r>
       <w:r>
         <w:rPr>
@@ -33408,17 +31849,22 @@
           <w:rFonts w:ascii="Times New Roman" w:hAnsi="Times New Roman" w:cs="Times New Roman"/>
           <w:lang w:val="en-CA"/>
         </w:rPr>
-        <w:t xml:space="preserve">The screaming voice of </w:t>
-      </w:r>
-      <w:proofErr w:type="gramStart"/>
-      <w:r>
-        <w:rPr>
-          <w:rFonts w:ascii="Times New Roman" w:hAnsi="Times New Roman" w:cs="Times New Roman"/>
-          <w:lang w:val="en-CA"/>
-        </w:rPr>
-        <w:t>Elder</w:t>
-      </w:r>
-      <w:proofErr w:type="gramEnd"/>
+        <w:t xml:space="preserve">The screaming voice of Elder </w:t>
+      </w:r>
+      <w:r>
+        <w:rPr>
+          <w:rFonts w:ascii="Times New Roman" w:hAnsi="Times New Roman" w:cs="Times New Roman"/>
+          <w:lang w:val="en-CA"/>
+        </w:rPr>
+        <w:t xml:space="preserve">fades behind me, taken away by the wind. </w:t>
+      </w:r>
+      <w:r>
+        <w:rPr>
+          <w:rFonts w:ascii="Times New Roman" w:hAnsi="Times New Roman" w:cs="Times New Roman"/>
+          <w:lang w:val="en-CA"/>
+        </w:rPr>
+        <w:t>Another sky piece</w:t>
+      </w:r>
       <w:r>
         <w:rPr>
           <w:rFonts w:ascii="Times New Roman" w:hAnsi="Times New Roman" w:cs="Times New Roman"/>
@@ -33431,27 +31877,6 @@
           <w:rFonts w:ascii="Times New Roman" w:hAnsi="Times New Roman" w:cs="Times New Roman"/>
           <w:lang w:val="en-CA"/>
         </w:rPr>
-        <w:t xml:space="preserve">fades behind me, taken away by the wind. </w:t>
-      </w:r>
-      <w:r>
-        <w:rPr>
-          <w:rFonts w:ascii="Times New Roman" w:hAnsi="Times New Roman" w:cs="Times New Roman"/>
-          <w:lang w:val="en-CA"/>
-        </w:rPr>
-        <w:t>Another sky piece</w:t>
-      </w:r>
-      <w:r>
-        <w:rPr>
-          <w:rFonts w:ascii="Times New Roman" w:hAnsi="Times New Roman" w:cs="Times New Roman"/>
-          <w:lang w:val="en-CA"/>
-        </w:rPr>
-        <w:t xml:space="preserve"> </w:t>
-      </w:r>
-      <w:r>
-        <w:rPr>
-          <w:rFonts w:ascii="Times New Roman" w:hAnsi="Times New Roman" w:cs="Times New Roman"/>
-          <w:lang w:val="en-CA"/>
-        </w:rPr>
         <w:t>falls</w:t>
       </w:r>
       <w:r>
@@ -33494,23 +31919,7 @@
           <w:rFonts w:ascii="Times New Roman" w:hAnsi="Times New Roman" w:cs="Times New Roman"/>
           <w:lang w:val="en-CA"/>
         </w:rPr>
-        <w:t xml:space="preserve">The water splashes on my </w:t>
-      </w:r>
-      <w:proofErr w:type="gramStart"/>
-      <w:r>
-        <w:rPr>
-          <w:rFonts w:ascii="Times New Roman" w:hAnsi="Times New Roman" w:cs="Times New Roman"/>
-          <w:lang w:val="en-CA"/>
-        </w:rPr>
-        <w:t>back,</w:t>
-      </w:r>
-      <w:proofErr w:type="gramEnd"/>
-      <w:r>
-        <w:rPr>
-          <w:rFonts w:ascii="Times New Roman" w:hAnsi="Times New Roman" w:cs="Times New Roman"/>
-          <w:lang w:val="en-CA"/>
-        </w:rPr>
-        <w:t xml:space="preserve"> </w:t>
+        <w:t xml:space="preserve">The water splashes on my back, </w:t>
       </w:r>
       <w:r>
         <w:rPr>
@@ -33980,30 +32389,14 @@
           <w:rFonts w:ascii="Times New Roman" w:hAnsi="Times New Roman" w:cs="Times New Roman"/>
           <w:lang w:val="en-CA"/>
         </w:rPr>
-        <w:t xml:space="preserve"> she </w:t>
-      </w:r>
-      <w:proofErr w:type="gramStart"/>
-      <w:r>
-        <w:rPr>
-          <w:rFonts w:ascii="Times New Roman" w:hAnsi="Times New Roman" w:cs="Times New Roman"/>
-          <w:lang w:val="en-CA"/>
-        </w:rPr>
-        <w:t>has</w:t>
-      </w:r>
-      <w:r>
-        <w:rPr>
-          <w:rFonts w:ascii="Times New Roman" w:hAnsi="Times New Roman" w:cs="Times New Roman"/>
-          <w:lang w:val="en-CA"/>
-        </w:rPr>
-        <w:t xml:space="preserve"> to</w:t>
-      </w:r>
-      <w:proofErr w:type="gramEnd"/>
-      <w:r>
-        <w:rPr>
-          <w:rFonts w:ascii="Times New Roman" w:hAnsi="Times New Roman" w:cs="Times New Roman"/>
-          <w:lang w:val="en-CA"/>
-        </w:rPr>
-        <w:t xml:space="preserve"> work with</w:t>
+        <w:t xml:space="preserve"> she has</w:t>
+      </w:r>
+      <w:r>
+        <w:rPr>
+          <w:rFonts w:ascii="Times New Roman" w:hAnsi="Times New Roman" w:cs="Times New Roman"/>
+          <w:lang w:val="en-CA"/>
+        </w:rPr>
+        <w:t xml:space="preserve"> to work with</w:t>
       </w:r>
       <w:r>
         <w:rPr>
@@ -34766,7 +33159,7 @@
         <w:ind w:firstLine="420"/>
         <w:jc w:val="both"/>
         <w:rPr>
-          <w:rFonts w:ascii="Times New Roman" w:hAnsi="Times New Roman" w:cs="Times New Roman" w:hint="eastAsia"/>
+          <w:rFonts w:ascii="Times New Roman" w:hAnsi="Times New Roman" w:cs="Times New Roman"/>
           <w:lang w:val="en-CA"/>
         </w:rPr>
       </w:pPr>
@@ -35251,23 +33644,7 @@
           <w:rFonts w:ascii="Times New Roman" w:hAnsi="Times New Roman" w:cs="Times New Roman"/>
           <w:lang w:val="en-CA"/>
         </w:rPr>
-        <w:t xml:space="preserve">Water hugs </w:t>
-      </w:r>
-      <w:proofErr w:type="gramStart"/>
-      <w:r>
-        <w:rPr>
-          <w:rFonts w:ascii="Times New Roman" w:hAnsi="Times New Roman" w:cs="Times New Roman"/>
-          <w:lang w:val="en-CA"/>
-        </w:rPr>
-        <w:t>me, and</w:t>
-      </w:r>
-      <w:proofErr w:type="gramEnd"/>
-      <w:r>
-        <w:rPr>
-          <w:rFonts w:ascii="Times New Roman" w:hAnsi="Times New Roman" w:cs="Times New Roman"/>
-          <w:lang w:val="en-CA"/>
-        </w:rPr>
-        <w:t xml:space="preserve"> drenches the pain away. </w:t>
+        <w:t xml:space="preserve">Water hugs me, and drenches the pain away. </w:t>
       </w:r>
       <w:r>
         <w:rPr>
@@ -36321,23 +34698,7 @@
           <w:lang w:val="en-CA"/>
         </w:rPr>
         <w:lastRenderedPageBreak/>
-        <w:t>and longevity, or even happiness (often</w:t>
-      </w:r>
-      <w:proofErr w:type="gramStart"/>
-      <w:r>
-        <w:rPr>
-          <w:rFonts w:ascii="Times New Roman" w:hAnsi="Times New Roman" w:cs="Times New Roman"/>
-          <w:lang w:val="en-CA"/>
-        </w:rPr>
-        <w:t>, actually, there</w:t>
-      </w:r>
-      <w:proofErr w:type="gramEnd"/>
-      <w:r>
-        <w:rPr>
-          <w:rFonts w:ascii="Times New Roman" w:hAnsi="Times New Roman" w:cs="Times New Roman"/>
-          <w:lang w:val="en-CA"/>
-        </w:rPr>
-        <w:t xml:space="preserve"> is a weak negative correlation due to the </w:t>
+        <w:t xml:space="preserve">and longevity, or even happiness (often, actually, there is a weak negative correlation due to the </w:t>
       </w:r>
       <w:r>
         <w:rPr>
@@ -36616,103 +34977,71 @@
           <w:rFonts w:ascii="Times New Roman" w:hAnsi="Times New Roman" w:cs="Times New Roman"/>
           <w:lang w:val="en-CA"/>
         </w:rPr>
+        <w:t xml:space="preserve"> plastered on my face at all times. </w:t>
+      </w:r>
+      <w:r>
+        <w:rPr>
+          <w:rFonts w:ascii="Times New Roman" w:hAnsi="Times New Roman" w:cs="Times New Roman"/>
+          <w:lang w:val="en-CA"/>
+        </w:rPr>
+        <w:t xml:space="preserve">It is surprising how effective the human body is at doing that, being alive without actually living. </w:t>
+      </w:r>
+      <w:r>
+        <w:rPr>
+          <w:rFonts w:ascii="Times New Roman" w:hAnsi="Times New Roman" w:cs="Times New Roman"/>
+          <w:lang w:val="en-CA"/>
+        </w:rPr>
+        <w:t>E</w:t>
+      </w:r>
+      <w:r>
+        <w:rPr>
+          <w:rFonts w:ascii="Times New Roman" w:hAnsi="Times New Roman" w:cs="Times New Roman"/>
+          <w:lang w:val="en-CA"/>
+        </w:rPr>
+        <w:t>ven so, d</w:t>
+      </w:r>
+      <w:r>
+        <w:rPr>
+          <w:rFonts w:ascii="Times New Roman" w:hAnsi="Times New Roman" w:cs="Times New Roman"/>
+          <w:lang w:val="en-CA"/>
+        </w:rPr>
+        <w:t xml:space="preserve">ying, as it turns out, would not help him. </w:t>
+      </w:r>
+      <w:r>
+        <w:rPr>
+          <w:rFonts w:ascii="Times New Roman" w:hAnsi="Times New Roman" w:cs="Times New Roman"/>
+          <w:lang w:val="en-CA"/>
+        </w:rPr>
+        <w:t xml:space="preserve">Like a drowning man, I finally </w:t>
+      </w:r>
+      <w:r>
+        <w:rPr>
+          <w:rFonts w:ascii="Times New Roman" w:hAnsi="Times New Roman" w:cs="Times New Roman"/>
+          <w:lang w:val="en-CA"/>
+        </w:rPr>
+        <w:t>swam to the top of my suicidal thoughts and</w:t>
+      </w:r>
+      <w:r>
+        <w:rPr>
+          <w:rFonts w:ascii="Times New Roman" w:hAnsi="Times New Roman" w:cs="Times New Roman"/>
+          <w:lang w:val="en-CA"/>
+        </w:rPr>
+        <w:t xml:space="preserve"> the zombification</w:t>
+      </w:r>
+      <w:r>
+        <w:rPr>
+          <w:rFonts w:ascii="Times New Roman" w:hAnsi="Times New Roman" w:cs="Times New Roman"/>
+          <w:lang w:val="en-CA"/>
+        </w:rPr>
+        <w:t>, and</w:t>
+      </w:r>
+      <w:r>
+        <w:rPr>
+          <w:rFonts w:ascii="Times New Roman" w:hAnsi="Times New Roman" w:cs="Times New Roman"/>
+          <w:lang w:val="en-CA"/>
+        </w:rPr>
         <w:t xml:space="preserve"> </w:t>
       </w:r>
-      <w:proofErr w:type="gramStart"/>
-      <w:r>
-        <w:rPr>
-          <w:rFonts w:ascii="Times New Roman" w:hAnsi="Times New Roman" w:cs="Times New Roman"/>
-          <w:lang w:val="en-CA"/>
-        </w:rPr>
-        <w:t>plastered on my face at all times</w:t>
-      </w:r>
-      <w:proofErr w:type="gramEnd"/>
-      <w:r>
-        <w:rPr>
-          <w:rFonts w:ascii="Times New Roman" w:hAnsi="Times New Roman" w:cs="Times New Roman"/>
-          <w:lang w:val="en-CA"/>
-        </w:rPr>
-        <w:t xml:space="preserve">. </w:t>
-      </w:r>
-      <w:r>
-        <w:rPr>
-          <w:rFonts w:ascii="Times New Roman" w:hAnsi="Times New Roman" w:cs="Times New Roman"/>
-          <w:lang w:val="en-CA"/>
-        </w:rPr>
-        <w:t xml:space="preserve">It is surprising how effective the human body is at doing that, being alive without </w:t>
-      </w:r>
-      <w:proofErr w:type="gramStart"/>
-      <w:r>
-        <w:rPr>
-          <w:rFonts w:ascii="Times New Roman" w:hAnsi="Times New Roman" w:cs="Times New Roman"/>
-          <w:lang w:val="en-CA"/>
-        </w:rPr>
-        <w:t>actually living</w:t>
-      </w:r>
-      <w:proofErr w:type="gramEnd"/>
-      <w:r>
-        <w:rPr>
-          <w:rFonts w:ascii="Times New Roman" w:hAnsi="Times New Roman" w:cs="Times New Roman"/>
-          <w:lang w:val="en-CA"/>
-        </w:rPr>
-        <w:t xml:space="preserve">. </w:t>
-      </w:r>
-      <w:r>
-        <w:rPr>
-          <w:rFonts w:ascii="Times New Roman" w:hAnsi="Times New Roman" w:cs="Times New Roman"/>
-          <w:lang w:val="en-CA"/>
-        </w:rPr>
-        <w:t>E</w:t>
-      </w:r>
-      <w:r>
-        <w:rPr>
-          <w:rFonts w:ascii="Times New Roman" w:hAnsi="Times New Roman" w:cs="Times New Roman"/>
-          <w:lang w:val="en-CA"/>
-        </w:rPr>
-        <w:t>ven so, d</w:t>
-      </w:r>
-      <w:r>
-        <w:rPr>
-          <w:rFonts w:ascii="Times New Roman" w:hAnsi="Times New Roman" w:cs="Times New Roman"/>
-          <w:lang w:val="en-CA"/>
-        </w:rPr>
-        <w:t xml:space="preserve">ying, as it turns out, would not help him. </w:t>
-      </w:r>
-      <w:r>
-        <w:rPr>
-          <w:rFonts w:ascii="Times New Roman" w:hAnsi="Times New Roman" w:cs="Times New Roman"/>
-          <w:lang w:val="en-CA"/>
-        </w:rPr>
-        <w:t xml:space="preserve">Like a drowning man, I finally </w:t>
-      </w:r>
-      <w:r>
-        <w:rPr>
-          <w:rFonts w:ascii="Times New Roman" w:hAnsi="Times New Roman" w:cs="Times New Roman"/>
-          <w:lang w:val="en-CA"/>
-        </w:rPr>
-        <w:t>swam to the top of my suicidal thoughts and</w:t>
-      </w:r>
-      <w:r>
-        <w:rPr>
-          <w:rFonts w:ascii="Times New Roman" w:hAnsi="Times New Roman" w:cs="Times New Roman"/>
-          <w:lang w:val="en-CA"/>
-        </w:rPr>
-        <w:t xml:space="preserve"> the zombification</w:t>
-      </w:r>
-      <w:r>
-        <w:rPr>
-          <w:rFonts w:ascii="Times New Roman" w:hAnsi="Times New Roman" w:cs="Times New Roman"/>
-          <w:lang w:val="en-CA"/>
-        </w:rPr>
-        <w:t>, and</w:t>
-      </w:r>
-      <w:r>
-        <w:rPr>
-          <w:rFonts w:ascii="Times New Roman" w:hAnsi="Times New Roman" w:cs="Times New Roman"/>
-          <w:lang w:val="en-CA"/>
-        </w:rPr>
-        <w:t xml:space="preserve"> </w:t>
-      </w:r>
       <w:r>
         <w:rPr>
           <w:rFonts w:ascii="Times New Roman" w:hAnsi="Times New Roman" w:cs="Times New Roman"/>
@@ -36760,23 +35089,7 @@
           <w:rFonts w:ascii="Times New Roman" w:hAnsi="Times New Roman" w:cs="Times New Roman"/>
           <w:lang w:val="en-CA"/>
         </w:rPr>
-        <w:t xml:space="preserve">, </w:t>
-      </w:r>
-      <w:proofErr w:type="gramStart"/>
-      <w:r>
-        <w:rPr>
-          <w:rFonts w:ascii="Times New Roman" w:hAnsi="Times New Roman" w:cs="Times New Roman"/>
-          <w:lang w:val="en-CA"/>
-        </w:rPr>
-        <w:t>months and months</w:t>
-      </w:r>
-      <w:proofErr w:type="gramEnd"/>
-      <w:r>
-        <w:rPr>
-          <w:rFonts w:ascii="Times New Roman" w:hAnsi="Times New Roman" w:cs="Times New Roman"/>
-          <w:lang w:val="en-CA"/>
-        </w:rPr>
-        <w:t xml:space="preserve"> on end</w:t>
+        <w:t>, months and months on end</w:t>
       </w:r>
       <w:r>
         <w:rPr>
@@ -37157,17 +35470,8 @@
           <w:rFonts w:ascii="Times New Roman" w:hAnsi="Times New Roman" w:cs="Times New Roman"/>
           <w:lang w:val="en-CA"/>
         </w:rPr>
-        <w:t xml:space="preserve">, the last bit of optimism that I could muster, the most positive thing possible </w:t>
-      </w:r>
-      <w:proofErr w:type="gramStart"/>
-      <w:r>
-        <w:rPr>
-          <w:rFonts w:ascii="Times New Roman" w:hAnsi="Times New Roman" w:cs="Times New Roman"/>
-          <w:lang w:val="en-CA"/>
-        </w:rPr>
-        <w:t>at the moment</w:t>
-      </w:r>
-      <w:proofErr w:type="gramEnd"/>
+        <w:t>, the last bit of optimism that I could muster, the most positive thing possible at the moment</w:t>
+      </w:r>
       <w:r>
         <w:rPr>
           <w:rFonts w:ascii="Times New Roman" w:hAnsi="Times New Roman" w:cs="Times New Roman"/>
@@ -37241,7 +35545,6 @@
         </w:rPr>
         <w:t xml:space="preserve">To borrow a phrase from the French, </w:t>
       </w:r>
-      <w:proofErr w:type="spellStart"/>
       <w:r>
         <w:rPr>
           <w:rFonts w:ascii="Times New Roman" w:hAnsi="Times New Roman" w:cs="Times New Roman" w:hint="eastAsia"/>
@@ -37249,17 +35552,7 @@
           <w:iCs/>
           <w:lang w:val="en-CA"/>
         </w:rPr>
-        <w:t>debout</w:t>
-      </w:r>
-      <w:proofErr w:type="spellEnd"/>
-      <w:r>
-        <w:rPr>
-          <w:rFonts w:ascii="Times New Roman" w:hAnsi="Times New Roman" w:cs="Times New Roman" w:hint="eastAsia"/>
-          <w:i/>
-          <w:iCs/>
-          <w:lang w:val="en-CA"/>
-        </w:rPr>
-        <w:t>, les morts</w:t>
+        <w:t>debout, les morts</w:t>
       </w:r>
       <w:r>
         <w:rPr>
@@ -37465,17 +35758,8 @@
           <w:rFonts w:ascii="Times New Roman" w:hAnsi="Times New Roman" w:cs="Times New Roman"/>
           <w:lang w:val="en-CA"/>
         </w:rPr>
-        <w:t xml:space="preserve">There is nothing else I can do; there is everything that I must do. </w:t>
-      </w:r>
-      <w:proofErr w:type="gramStart"/>
-      <w:r>
-        <w:rPr>
-          <w:rFonts w:ascii="Times New Roman" w:hAnsi="Times New Roman" w:cs="Times New Roman"/>
-          <w:lang w:val="en-CA"/>
-        </w:rPr>
-        <w:t>So</w:t>
-      </w:r>
-      <w:proofErr w:type="gramEnd"/>
+        <w:t>There is nothing else I can do; there is everything that I must do. So</w:t>
+      </w:r>
       <w:r>
         <w:rPr>
           <w:rFonts w:ascii="Times New Roman" w:hAnsi="Times New Roman" w:cs="Times New Roman"/>
@@ -38064,21 +36348,7 @@
         <w:rPr>
           <w:lang w:val="en-CA"/>
         </w:rPr>
-        <w:t>Although pronounced “</w:t>
-      </w:r>
-      <w:proofErr w:type="spellStart"/>
-      <w:r>
-        <w:rPr>
-          <w:lang w:val="en-CA"/>
-        </w:rPr>
-        <w:t>Changhe</w:t>
-      </w:r>
-      <w:proofErr w:type="spellEnd"/>
-      <w:r>
-        <w:rPr>
-          <w:lang w:val="en-CA"/>
-        </w:rPr>
-        <w:t>” either way, it’s worth clarifying that he was i</w:t>
+        <w:t>Although pronounced “Changhe” either way, it’s worth clarifying that he was i</w:t>
       </w:r>
       <w:r>
         <w:rPr>
@@ -38167,23 +36437,13 @@
         </w:rPr>
         <w:t xml:space="preserve">Mao Zedong, </w:t>
       </w:r>
-      <w:proofErr w:type="spellStart"/>
       <w:r>
         <w:rPr>
           <w:i/>
           <w:iCs/>
           <w:lang w:val="en-CA"/>
         </w:rPr>
-        <w:t>Loushan</w:t>
-      </w:r>
-      <w:proofErr w:type="spellEnd"/>
-      <w:r>
-        <w:rPr>
-          <w:i/>
-          <w:iCs/>
-          <w:lang w:val="en-CA"/>
-        </w:rPr>
-        <w:t xml:space="preserve"> Pass</w:t>
+        <w:t>Loushan Pass</w:t>
       </w:r>
       <w:r>
         <w:rPr>
@@ -38355,25 +36615,7 @@
           <w:iCs/>
           <w:lang w:val="en-CA"/>
         </w:rPr>
-        <w:t xml:space="preserve">Do Not Go Gentle </w:t>
-      </w:r>
-      <w:proofErr w:type="gramStart"/>
-      <w:r>
-        <w:rPr>
-          <w:i/>
-          <w:iCs/>
-          <w:lang w:val="en-CA"/>
-        </w:rPr>
-        <w:t>Into</w:t>
-      </w:r>
-      <w:proofErr w:type="gramEnd"/>
-      <w:r>
-        <w:rPr>
-          <w:i/>
-          <w:iCs/>
-          <w:lang w:val="en-CA"/>
-        </w:rPr>
-        <w:t xml:space="preserve"> That Good Night</w:t>
+        <w:t>Do Not Go Gentle Into That Good Night</w:t>
       </w:r>
       <w:r>
         <w:rPr>

--- a/documents/Rain - 2026.9.14.docx
+++ b/documents/Rain - 2026.9.14.docx
@@ -842,7 +842,14 @@
           <w:rFonts w:ascii="Times New Roman" w:hAnsi="Times New Roman" w:cs="Times New Roman"/>
           <w:lang w:val="en-CA"/>
         </w:rPr>
-        <w:t>makes it impossible for me to understand the enjoyment others seem to display towards the rain.</w:t>
+        <w:t>make</w:t>
+      </w:r>
+      <w:r>
+        <w:rPr>
+          <w:rFonts w:ascii="Times New Roman" w:hAnsi="Times New Roman" w:cs="Times New Roman"/>
+          <w:lang w:val="en-CA"/>
+        </w:rPr>
+        <w:t xml:space="preserve"> it impossible for me to understand the enjoyment others seem to display towards the rain.</w:t>
       </w:r>
       <w:r>
         <w:rPr>
@@ -1334,7 +1341,21 @@
           <w:rFonts w:ascii="Times New Roman" w:hAnsi="Times New Roman" w:cs="Times New Roman" w:hint="eastAsia"/>
           <w:lang w:val="en-CA"/>
         </w:rPr>
-        <w:t>As threatening as they sound</w:t>
+        <w:t xml:space="preserve">As threatening as </w:t>
+      </w:r>
+      <w:r>
+        <w:rPr>
+          <w:rFonts w:ascii="Times New Roman" w:hAnsi="Times New Roman" w:cs="Times New Roman"/>
+          <w:lang w:val="en-CA"/>
+        </w:rPr>
+        <w:t>my lungs</w:t>
+      </w:r>
+      <w:r>
+        <w:rPr>
+          <w:rFonts w:ascii="Times New Roman" w:hAnsi="Times New Roman" w:cs="Times New Roman" w:hint="eastAsia"/>
+          <w:lang w:val="en-CA"/>
+        </w:rPr>
+        <w:t xml:space="preserve"> sound</w:t>
       </w:r>
       <w:r>
         <w:rPr>
@@ -1531,14 +1552,14 @@
           <w:rFonts w:ascii="Times New Roman" w:hAnsi="Times New Roman" w:cs="Times New Roman"/>
           <w:lang w:val="en-CA"/>
         </w:rPr>
-        <w:t>nee</w:t>
-      </w:r>
-      <w:r>
-        <w:rPr>
-          <w:rFonts w:ascii="Times New Roman" w:hAnsi="Times New Roman" w:cs="Times New Roman" w:hint="eastAsia"/>
-          <w:lang w:val="en-CA"/>
-        </w:rPr>
-        <w:t xml:space="preserve">ded. </w:t>
+        <w:t>it needs</w:t>
+      </w:r>
+      <w:r>
+        <w:rPr>
+          <w:rFonts w:ascii="Times New Roman" w:hAnsi="Times New Roman" w:cs="Times New Roman" w:hint="eastAsia"/>
+          <w:lang w:val="en-CA"/>
+        </w:rPr>
+        <w:t xml:space="preserve">. </w:t>
       </w:r>
       <w:r>
         <w:rPr>
@@ -1622,27 +1643,6 @@
           <w:rFonts w:ascii="Times New Roman" w:hAnsi="Times New Roman" w:cs="Times New Roman" w:hint="eastAsia"/>
           <w:lang w:val="en-CA"/>
         </w:rPr>
-        <w:t>inst</w:t>
-      </w:r>
-      <w:r>
-        <w:rPr>
-          <w:rFonts w:ascii="Times New Roman" w:hAnsi="Times New Roman" w:cs="Times New Roman" w:hint="eastAsia"/>
-          <w:lang w:val="en-CA"/>
-        </w:rPr>
-        <w:t>antly</w:t>
-      </w:r>
-      <w:r>
-        <w:rPr>
-          <w:rFonts w:ascii="Times New Roman" w:hAnsi="Times New Roman" w:cs="Times New Roman" w:hint="eastAsia"/>
-          <w:lang w:val="en-CA"/>
-        </w:rPr>
-        <w:t xml:space="preserve"> </w:t>
-      </w:r>
-      <w:r>
-        <w:rPr>
-          <w:rFonts w:ascii="Times New Roman" w:hAnsi="Times New Roman" w:cs="Times New Roman" w:hint="eastAsia"/>
-          <w:lang w:val="en-CA"/>
-        </w:rPr>
         <w:t>cause</w:t>
       </w:r>
       <w:r>
@@ -1692,14 +1692,7 @@
           <w:rFonts w:ascii="Times New Roman" w:hAnsi="Times New Roman" w:cs="Times New Roman" w:hint="eastAsia"/>
           <w:lang w:val="en-CA"/>
         </w:rPr>
-        <w:t>to</w:t>
-      </w:r>
-      <w:r>
-        <w:rPr>
-          <w:rFonts w:ascii="Times New Roman" w:hAnsi="Times New Roman" w:cs="Times New Roman" w:hint="eastAsia"/>
-          <w:lang w:val="en-CA"/>
-        </w:rPr>
-        <w:t xml:space="preserve"> begin</w:t>
+        <w:t>begin</w:t>
       </w:r>
       <w:r>
         <w:rPr>
@@ -1941,14 +1934,56 @@
           <w:rFonts w:ascii="Times New Roman" w:hAnsi="Times New Roman" w:cs="Times New Roman"/>
           <w:lang w:val="en-CA"/>
         </w:rPr>
-        <w:t xml:space="preserve"> which, for most, is already terrifying enough. Naturally, the sight becomes ten times worse when the fish is replaced with</w:t>
-      </w:r>
-      <w:r>
-        <w:rPr>
-          <w:rFonts w:ascii="Times New Roman" w:hAnsi="Times New Roman" w:cs="Times New Roman" w:hint="eastAsia"/>
-          <w:lang w:val="en-CA"/>
-        </w:rPr>
-        <w:t xml:space="preserve"> a fully grown man who was perfectly well just a moment ago</w:t>
+        <w:t xml:space="preserve"> which, for most, is already terrifying enough. Naturally, the sight becomes </w:t>
+      </w:r>
+      <w:r>
+        <w:rPr>
+          <w:rFonts w:ascii="Times New Roman" w:hAnsi="Times New Roman" w:cs="Times New Roman"/>
+          <w:lang w:val="en-CA"/>
+        </w:rPr>
+        <w:t xml:space="preserve">far </w:t>
+      </w:r>
+      <w:r>
+        <w:rPr>
+          <w:rFonts w:ascii="Times New Roman" w:hAnsi="Times New Roman" w:cs="Times New Roman"/>
+          <w:lang w:val="en-CA"/>
+        </w:rPr>
+        <w:t>worse when th</w:t>
+      </w:r>
+      <w:r>
+        <w:rPr>
+          <w:rFonts w:ascii="Times New Roman" w:hAnsi="Times New Roman" w:cs="Times New Roman"/>
+          <w:lang w:val="en-CA"/>
+        </w:rPr>
+        <w:t>at</w:t>
+      </w:r>
+      <w:r>
+        <w:rPr>
+          <w:rFonts w:ascii="Times New Roman" w:hAnsi="Times New Roman" w:cs="Times New Roman"/>
+          <w:lang w:val="en-CA"/>
+        </w:rPr>
+        <w:t xml:space="preserve"> fish is replaced with</w:t>
+      </w:r>
+      <w:r>
+        <w:rPr>
+          <w:rFonts w:ascii="Times New Roman" w:hAnsi="Times New Roman" w:cs="Times New Roman" w:hint="eastAsia"/>
+          <w:lang w:val="en-CA"/>
+        </w:rPr>
+        <w:t xml:space="preserve"> a fully grown man who was perfectly </w:t>
+      </w:r>
+      <w:r>
+        <w:rPr>
+          <w:rFonts w:ascii="Times New Roman" w:hAnsi="Times New Roman" w:cs="Times New Roman"/>
+          <w:lang w:val="en-CA"/>
+        </w:rPr>
+        <w:t>fine</w:t>
+      </w:r>
+      <w:r>
+        <w:rPr>
+          <w:rFonts w:ascii="Times New Roman" w:hAnsi="Times New Roman" w:cs="Times New Roman" w:hint="eastAsia"/>
+          <w:lang w:val="en-CA"/>
+        </w:rPr>
+        <w:t xml:space="preserve"> just a moment ago</w:t>
       </w:r>
       <w:r>
         <w:rPr>
@@ -2169,7 +2204,14 @@
           <w:rFonts w:ascii="Times New Roman" w:hAnsi="Times New Roman" w:cs="Times New Roman" w:hint="eastAsia"/>
           <w:lang w:val="en-CA"/>
         </w:rPr>
-        <w:t xml:space="preserve"> to weaken</w:t>
+        <w:t xml:space="preserve"> to </w:t>
+      </w:r>
+      <w:r>
+        <w:rPr>
+          <w:rFonts w:ascii="Times New Roman" w:hAnsi="Times New Roman" w:cs="Times New Roman"/>
+          <w:lang w:val="en-CA"/>
+        </w:rPr>
+        <w:t>deblitate</w:t>
       </w:r>
       <w:r>
         <w:rPr>
@@ -2288,7 +2330,21 @@
           <w:rFonts w:ascii="Times New Roman" w:hAnsi="Times New Roman" w:cs="Times New Roman" w:hint="eastAsia"/>
           <w:lang w:val="en-CA"/>
         </w:rPr>
-        <w:t xml:space="preserve"> and my feet to give out, bringing me to my knees near the curb, placing my head outside the protection of the roof, directly under the pouring rain.</w:t>
+        <w:t xml:space="preserve"> and my feet to give out, bringing me to my knees near the curb, placing my head outside the protection of the roof, directly under the </w:t>
+      </w:r>
+      <w:r>
+        <w:rPr>
+          <w:rFonts w:ascii="Times New Roman" w:hAnsi="Times New Roman" w:cs="Times New Roman"/>
+          <w:lang w:val="en-CA"/>
+        </w:rPr>
+        <w:t>torrential</w:t>
+      </w:r>
+      <w:r>
+        <w:rPr>
+          <w:rFonts w:ascii="Times New Roman" w:hAnsi="Times New Roman" w:cs="Times New Roman" w:hint="eastAsia"/>
+          <w:lang w:val="en-CA"/>
+        </w:rPr>
+        <w:t xml:space="preserve"> rain.</w:t>
       </w:r>
     </w:p>
     <w:p>
@@ -2327,28 +2383,14 @@
           <w:rFonts w:ascii="Times New Roman" w:hAnsi="Times New Roman" w:cs="Times New Roman" w:hint="eastAsia"/>
           <w:lang w:val="en-CA"/>
         </w:rPr>
-        <w:t xml:space="preserve"> and my throat whistling, </w:t>
-      </w:r>
-      <w:r>
-        <w:rPr>
-          <w:rFonts w:ascii="Times New Roman" w:hAnsi="Times New Roman" w:cs="Times New Roman" w:hint="eastAsia"/>
-          <w:lang w:val="en-CA"/>
-        </w:rPr>
-        <w:t xml:space="preserve">it </w:t>
-      </w:r>
-      <w:r>
-        <w:rPr>
-          <w:rFonts w:ascii="Times New Roman" w:hAnsi="Times New Roman" w:cs="Times New Roman" w:hint="eastAsia"/>
-          <w:lang w:val="en-CA"/>
-        </w:rPr>
-        <w:t>was</w:t>
-      </w:r>
-      <w:r>
-        <w:rPr>
-          <w:rFonts w:ascii="Times New Roman" w:hAnsi="Times New Roman" w:cs="Times New Roman" w:hint="eastAsia"/>
-          <w:lang w:val="en-CA"/>
-        </w:rPr>
-        <w:t xml:space="preserve"> at this time that I</w:t>
+        <w:t xml:space="preserve"> and my throat whistling,</w:t>
+      </w:r>
+      <w:r>
+        <w:rPr>
+          <w:rFonts w:ascii="Times New Roman" w:hAnsi="Times New Roman" w:cs="Times New Roman" w:hint="eastAsia"/>
+          <w:lang w:val="en-CA"/>
+        </w:rPr>
+        <w:t xml:space="preserve"> I</w:t>
       </w:r>
       <w:r>
         <w:rPr>

--- a/documents/Rain - 2026.9.14.docx
+++ b/documents/Rain - 2026.9.14.docx
@@ -29202,17 +29202,31 @@
       </w:r>
       <w:r>
         <w:rPr>
-          <w:rFonts w:ascii="Times New Roman" w:hAnsi="Times New Roman" w:cs="Times New Roman" w:hint="eastAsia"/>
-          <w:lang w:val="en-CA"/>
-        </w:rPr>
-        <w:t>Queen did not save me</w:t>
-      </w:r>
-      <w:r>
-        <w:rPr>
-          <w:rFonts w:ascii="Times New Roman" w:hAnsi="Times New Roman" w:cs="Times New Roman" w:hint="eastAsia"/>
-          <w:lang w:val="en-CA"/>
-        </w:rPr>
-        <w:t>.</w:t>
+          <w:rFonts w:ascii="Times New Roman" w:hAnsi="Times New Roman" w:cs="Times New Roman"/>
+          <w:lang w:val="en-CA"/>
+        </w:rPr>
+        <w:t xml:space="preserve">Elders stopped </w:t>
+      </w:r>
+      <w:r>
+        <w:rPr>
+          <w:rFonts w:ascii="Times New Roman" w:hAnsi="Times New Roman" w:cs="Times New Roman"/>
+          <w:lang w:val="en-CA"/>
+        </w:rPr>
+        <w:t xml:space="preserve">in </w:t>
+      </w:r>
+      <w:r>
+        <w:rPr>
+          <w:rFonts w:ascii="Times New Roman" w:hAnsi="Times New Roman" w:cs="Times New Roman"/>
+          <w:lang w:val="en-CA"/>
+        </w:rPr>
+        <w:t xml:space="preserve">their conversation: </w:t>
+      </w:r>
+      <w:r>
+        <w:rPr>
+          <w:rFonts w:ascii="Times New Roman" w:hAnsi="Times New Roman" w:cs="Times New Roman"/>
+          <w:lang w:val="en-CA"/>
+        </w:rPr>
+        <w:t>“What?”</w:t>
       </w:r>
     </w:p>
     <w:p>
@@ -29236,28 +29250,70 @@
           <w:rFonts w:ascii="Times New Roman" w:hAnsi="Times New Roman" w:cs="Times New Roman"/>
           <w:lang w:val="en-CA"/>
         </w:rPr>
-        <w:t xml:space="preserve">Elders stopped </w:t>
-      </w:r>
-      <w:r>
-        <w:rPr>
-          <w:rFonts w:ascii="Times New Roman" w:hAnsi="Times New Roman" w:cs="Times New Roman"/>
-          <w:lang w:val="en-CA"/>
-        </w:rPr>
-        <w:t xml:space="preserve">in </w:t>
-      </w:r>
-      <w:r>
-        <w:rPr>
-          <w:rFonts w:ascii="Times New Roman" w:hAnsi="Times New Roman" w:cs="Times New Roman"/>
-          <w:lang w:val="en-CA"/>
-        </w:rPr>
-        <w:t xml:space="preserve">their conversation: </w:t>
-      </w:r>
-      <w:r>
-        <w:rPr>
-          <w:rFonts w:ascii="Times New Roman" w:hAnsi="Times New Roman" w:cs="Times New Roman"/>
-          <w:lang w:val="en-CA"/>
-        </w:rPr>
-        <w:t>“What?”</w:t>
+        <w:t xml:space="preserve">You’re wrong. </w:t>
+      </w:r>
+      <w:r>
+        <w:rPr>
+          <w:rFonts w:ascii="Times New Roman" w:hAnsi="Times New Roman" w:cs="Times New Roman"/>
+          <w:lang w:val="en-CA"/>
+        </w:rPr>
+        <w:t xml:space="preserve">Queen did not </w:t>
+      </w:r>
+      <w:r>
+        <w:rPr>
+          <w:rFonts w:ascii="Times New Roman" w:hAnsi="Times New Roman" w:cs="Times New Roman"/>
+          <w:lang w:val="en-CA"/>
+        </w:rPr>
+        <w:t>choose for me to live</w:t>
+      </w:r>
+      <w:r>
+        <w:rPr>
+          <w:rFonts w:ascii="Times New Roman" w:hAnsi="Times New Roman" w:cs="Times New Roman"/>
+          <w:lang w:val="en-CA"/>
+        </w:rPr>
+        <w:t>.</w:t>
+      </w:r>
+      <w:r>
+        <w:rPr>
+          <w:rFonts w:ascii="Times New Roman" w:hAnsi="Times New Roman" w:cs="Times New Roman"/>
+          <w:lang w:val="en-CA"/>
+        </w:rPr>
+        <w:t xml:space="preserve"> </w:t>
+      </w:r>
+      <w:r>
+        <w:rPr>
+          <w:rFonts w:ascii="Times New Roman" w:hAnsi="Times New Roman" w:cs="Times New Roman"/>
+          <w:lang w:val="en-CA"/>
+        </w:rPr>
+        <w:t xml:space="preserve">She did not save me. </w:t>
+      </w:r>
+      <w:r>
+        <w:rPr>
+          <w:rFonts w:ascii="Times New Roman" w:hAnsi="Times New Roman" w:cs="Times New Roman" w:hint="eastAsia"/>
+          <w:lang w:val="en-CA"/>
+        </w:rPr>
+        <w:t>I called out for Queen. I called out for Elders.</w:t>
+      </w:r>
+      <w:r>
+        <w:rPr>
+          <w:rFonts w:ascii="Times New Roman" w:hAnsi="Times New Roman" w:cs="Times New Roman"/>
+          <w:lang w:val="en-CA"/>
+        </w:rPr>
+        <w:t xml:space="preserve"> But </w:t>
+      </w:r>
+      <w:r>
+        <w:rPr>
+          <w:rFonts w:ascii="Times New Roman" w:hAnsi="Times New Roman" w:cs="Times New Roman"/>
+          <w:lang w:val="en-CA"/>
+        </w:rPr>
+        <w:t>I was hit by a sky piece, and nothing lifted it.</w:t>
+      </w:r>
+      <w:r>
+        <w:rPr>
+          <w:rFonts w:ascii="Times New Roman" w:hAnsi="Times New Roman" w:cs="Times New Roman"/>
+          <w:lang w:val="en-CA"/>
+        </w:rPr>
+        <w:t xml:space="preserve"> This is not a part of Queen’s plan.</w:t>
       </w:r>
     </w:p>
     <w:p>
@@ -29275,35 +29331,7 @@
           <w:lang w:val="en-CA"/>
         </w:rPr>
         <w:tab/>
-        <w:t>I said, Queen did not save me.</w:t>
-      </w:r>
-      <w:r>
-        <w:rPr>
-          <w:rFonts w:ascii="Times New Roman" w:hAnsi="Times New Roman" w:cs="Times New Roman"/>
-          <w:lang w:val="en-CA"/>
-        </w:rPr>
-        <w:t xml:space="preserve"> </w:t>
-      </w:r>
-      <w:r>
-        <w:rPr>
-          <w:rFonts w:ascii="Times New Roman" w:hAnsi="Times New Roman" w:cs="Times New Roman" w:hint="eastAsia"/>
-          <w:lang w:val="en-CA"/>
-        </w:rPr>
-        <w:t xml:space="preserve">I called out for Queen. I called out for Elders. None came to save me. </w:t>
-      </w:r>
-      <w:r>
-        <w:rPr>
-          <w:rFonts w:ascii="Times New Roman" w:hAnsi="Times New Roman" w:cs="Times New Roman"/>
-          <w:lang w:val="en-CA"/>
-        </w:rPr>
-        <w:t>I was hit by a sky piece, and nothing lifted it.</w:t>
-      </w:r>
-      <w:r>
-        <w:rPr>
-          <w:rFonts w:ascii="Times New Roman" w:hAnsi="Times New Roman" w:cs="Times New Roman"/>
-          <w:lang w:val="en-CA"/>
-        </w:rPr>
-        <w:t xml:space="preserve"> I did not survive because Queen planned it.</w:t>
+        <w:t>Other Elder’s antennae twitched with rage.</w:t>
       </w:r>
     </w:p>
     <w:p>
@@ -29321,7 +29349,7 @@
           <w:lang w:val="en-CA"/>
         </w:rPr>
         <w:tab/>
-        <w:t>Other Elder’s antennae twitched with rage.</w:t>
+        <w:t>“And how dare you-”</w:t>
       </w:r>
     </w:p>
     <w:p>
@@ -29339,7 +29367,42 @@
           <w:lang w:val="en-CA"/>
         </w:rPr>
         <w:tab/>
-        <w:t>“And how dare you-”</w:t>
+        <w:t>I survived because a giant lifted the ground under me. A giant saved me and sheltered me until sky fixed itsel</w:t>
+      </w:r>
+      <w:r>
+        <w:rPr>
+          <w:rFonts w:ascii="Times New Roman" w:hAnsi="Times New Roman" w:cs="Times New Roman"/>
+          <w:lang w:val="en-CA"/>
+        </w:rPr>
+        <w:t>f.</w:t>
+      </w:r>
+      <w:r>
+        <w:rPr>
+          <w:rFonts w:ascii="Times New Roman" w:hAnsi="Times New Roman" w:cs="Times New Roman"/>
+          <w:lang w:val="en-CA"/>
+        </w:rPr>
+        <w:t xml:space="preserve"> When sky broke again, </w:t>
+      </w:r>
+      <w:r>
+        <w:rPr>
+          <w:rFonts w:ascii="Times New Roman" w:hAnsi="Times New Roman" w:cs="Times New Roman"/>
+          <w:lang w:val="en-CA"/>
+        </w:rPr>
+        <w:t>the giant</w:t>
+      </w:r>
+      <w:r>
+        <w:rPr>
+          <w:rFonts w:ascii="Times New Roman" w:hAnsi="Times New Roman" w:cs="Times New Roman"/>
+          <w:lang w:val="en-CA"/>
+        </w:rPr>
+        <w:t xml:space="preserve"> walked among the falling sky pieces</w:t>
+      </w:r>
+      <w:r>
+        <w:rPr>
+          <w:rFonts w:ascii="Times New Roman" w:hAnsi="Times New Roman" w:cs="Times New Roman"/>
+          <w:lang w:val="en-CA"/>
+        </w:rPr>
+        <w:t xml:space="preserve"> unbothered.</w:t>
       </w:r>
     </w:p>
     <w:p>
@@ -29357,42 +29420,48 @@
           <w:lang w:val="en-CA"/>
         </w:rPr>
         <w:tab/>
-        <w:t>I survived because a giant lifted the ground under me. A giant saved me and sheltered me until sky fixed itsel</w:t>
-      </w:r>
-      <w:r>
-        <w:rPr>
-          <w:rFonts w:ascii="Times New Roman" w:hAnsi="Times New Roman" w:cs="Times New Roman"/>
-          <w:lang w:val="en-CA"/>
-        </w:rPr>
-        <w:t>f.</w:t>
-      </w:r>
-      <w:r>
-        <w:rPr>
-          <w:rFonts w:ascii="Times New Roman" w:hAnsi="Times New Roman" w:cs="Times New Roman"/>
-          <w:lang w:val="en-CA"/>
-        </w:rPr>
-        <w:t xml:space="preserve"> When sky broke again, </w:t>
-      </w:r>
-      <w:r>
-        <w:rPr>
-          <w:rFonts w:ascii="Times New Roman" w:hAnsi="Times New Roman" w:cs="Times New Roman"/>
-          <w:lang w:val="en-CA"/>
-        </w:rPr>
-        <w:t>the giant</w:t>
-      </w:r>
-      <w:r>
-        <w:rPr>
-          <w:rFonts w:ascii="Times New Roman" w:hAnsi="Times New Roman" w:cs="Times New Roman"/>
-          <w:lang w:val="en-CA"/>
-        </w:rPr>
-        <w:t xml:space="preserve"> walked among the falling sky pieces</w:t>
-      </w:r>
-      <w:r>
-        <w:rPr>
-          <w:rFonts w:ascii="Times New Roman" w:hAnsi="Times New Roman" w:cs="Times New Roman"/>
-          <w:lang w:val="en-CA"/>
-        </w:rPr>
-        <w:t xml:space="preserve"> unbothered.</w:t>
+      </w:r>
+      <w:r>
+        <w:rPr>
+          <w:rFonts w:ascii="Times New Roman" w:hAnsi="Times New Roman" w:cs="Times New Roman"/>
+          <w:lang w:val="en-CA"/>
+        </w:rPr>
+        <w:t>Elder</w:t>
+      </w:r>
+      <w:r>
+        <w:rPr>
+          <w:rFonts w:ascii="Times New Roman" w:hAnsi="Times New Roman" w:cs="Times New Roman"/>
+          <w:lang w:val="en-CA"/>
+        </w:rPr>
+        <w:t xml:space="preserve"> dismissed coldly</w:t>
+      </w:r>
+      <w:r>
+        <w:rPr>
+          <w:rFonts w:ascii="Times New Roman" w:hAnsi="Times New Roman" w:cs="Times New Roman"/>
+          <w:lang w:val="en-CA"/>
+        </w:rPr>
+        <w:t xml:space="preserve">: </w:t>
+      </w:r>
+      <w:r>
+        <w:rPr>
+          <w:rFonts w:ascii="Times New Roman" w:hAnsi="Times New Roman" w:cs="Times New Roman"/>
+          <w:lang w:val="en-CA"/>
+        </w:rPr>
+        <w:t>“Impossible. Nothing survives the end of the world</w:t>
+      </w:r>
+      <w:r>
+        <w:rPr>
+          <w:rFonts w:ascii="Times New Roman" w:hAnsi="Times New Roman" w:cs="Times New Roman"/>
+          <w:lang w:val="en-CA"/>
+        </w:rPr>
+        <w:t>.</w:t>
+      </w:r>
+      <w:r>
+        <w:rPr>
+          <w:rFonts w:ascii="Times New Roman" w:hAnsi="Times New Roman" w:cs="Times New Roman"/>
+          <w:lang w:val="en-CA"/>
+        </w:rPr>
+        <w:t>”</w:t>
       </w:r>
     </w:p>
     <w:p>
@@ -29410,48 +29479,189 @@
           <w:lang w:val="en-CA"/>
         </w:rPr>
         <w:tab/>
-      </w:r>
-      <w:r>
-        <w:rPr>
-          <w:rFonts w:ascii="Times New Roman" w:hAnsi="Times New Roman" w:cs="Times New Roman"/>
-          <w:lang w:val="en-CA"/>
-        </w:rPr>
-        <w:t>Elder</w:t>
-      </w:r>
-      <w:r>
-        <w:rPr>
-          <w:rFonts w:ascii="Times New Roman" w:hAnsi="Times New Roman" w:cs="Times New Roman"/>
-          <w:lang w:val="en-CA"/>
-        </w:rPr>
-        <w:t xml:space="preserve"> dismissed coldly</w:t>
-      </w:r>
-      <w:r>
-        <w:rPr>
-          <w:rFonts w:ascii="Times New Roman" w:hAnsi="Times New Roman" w:cs="Times New Roman"/>
-          <w:lang w:val="en-CA"/>
-        </w:rPr>
-        <w:t xml:space="preserve">: </w:t>
-      </w:r>
-      <w:r>
-        <w:rPr>
-          <w:rFonts w:ascii="Times New Roman" w:hAnsi="Times New Roman" w:cs="Times New Roman"/>
-          <w:lang w:val="en-CA"/>
-        </w:rPr>
-        <w:t>“Impossible. Nothing survives the end of the world</w:t>
-      </w:r>
-      <w:r>
-        <w:rPr>
-          <w:rFonts w:ascii="Times New Roman" w:hAnsi="Times New Roman" w:cs="Times New Roman"/>
-          <w:lang w:val="en-CA"/>
-        </w:rPr>
-        <w:t>.</w:t>
-      </w:r>
-      <w:r>
-        <w:rPr>
-          <w:rFonts w:ascii="Times New Roman" w:hAnsi="Times New Roman" w:cs="Times New Roman"/>
-          <w:lang w:val="en-CA"/>
-        </w:rPr>
-        <w:t>”</w:t>
+        <w:t xml:space="preserve">But I </w:t>
+      </w:r>
+      <w:r>
+        <w:rPr>
+          <w:rFonts w:ascii="Times New Roman" w:hAnsi="Times New Roman" w:cs="Times New Roman"/>
+          <w:lang w:val="en-CA"/>
+        </w:rPr>
+        <w:t>survived</w:t>
+      </w:r>
+      <w:r>
+        <w:rPr>
+          <w:rFonts w:ascii="Times New Roman" w:hAnsi="Times New Roman" w:cs="Times New Roman"/>
+          <w:lang w:val="en-CA"/>
+        </w:rPr>
+        <w:t>. I tell you, t</w:t>
+      </w:r>
+      <w:r>
+        <w:rPr>
+          <w:rFonts w:ascii="Times New Roman" w:hAnsi="Times New Roman" w:cs="Times New Roman"/>
+          <w:lang w:val="en-CA"/>
+        </w:rPr>
+        <w:t>he sky is just wate</w:t>
+      </w:r>
+      <w:r>
+        <w:rPr>
+          <w:rFonts w:ascii="Times New Roman" w:hAnsi="Times New Roman" w:cs="Times New Roman"/>
+          <w:lang w:val="en-CA"/>
+        </w:rPr>
+        <w:t xml:space="preserve">r. </w:t>
+      </w:r>
+      <w:r>
+        <w:rPr>
+          <w:rFonts w:ascii="Times New Roman" w:hAnsi="Times New Roman" w:cs="Times New Roman"/>
+          <w:lang w:val="en-CA"/>
+        </w:rPr>
+        <w:t xml:space="preserve">And </w:t>
+      </w:r>
+      <w:r>
+        <w:rPr>
+          <w:rFonts w:ascii="Times New Roman" w:hAnsi="Times New Roman" w:cs="Times New Roman"/>
+          <w:lang w:val="en-CA"/>
+        </w:rPr>
+        <w:t xml:space="preserve">one-four-three-eight </w:t>
+      </w:r>
+      <w:r>
+        <w:rPr>
+          <w:rFonts w:ascii="Times New Roman" w:hAnsi="Times New Roman" w:cs="Times New Roman"/>
+          <w:lang w:val="en-CA"/>
+        </w:rPr>
+        <w:t xml:space="preserve">might </w:t>
+      </w:r>
+      <w:r>
+        <w:rPr>
+          <w:rFonts w:ascii="Times New Roman" w:hAnsi="Times New Roman" w:cs="Times New Roman"/>
+          <w:lang w:val="en-CA"/>
+        </w:rPr>
+        <w:t>still</w:t>
+      </w:r>
+      <w:r>
+        <w:rPr>
+          <w:rFonts w:ascii="Times New Roman" w:hAnsi="Times New Roman" w:cs="Times New Roman"/>
+          <w:lang w:val="en-CA"/>
+        </w:rPr>
+        <w:t xml:space="preserve"> be</w:t>
+      </w:r>
+      <w:r>
+        <w:rPr>
+          <w:rFonts w:ascii="Times New Roman" w:hAnsi="Times New Roman" w:cs="Times New Roman"/>
+          <w:lang w:val="en-CA"/>
+        </w:rPr>
+        <w:t xml:space="preserve"> alive. </w:t>
+      </w:r>
+      <w:r>
+        <w:rPr>
+          <w:rFonts w:ascii="Times New Roman" w:hAnsi="Times New Roman" w:cs="Times New Roman"/>
+          <w:lang w:val="en-CA"/>
+        </w:rPr>
+        <w:t xml:space="preserve">During the first breaking of the sky, she </w:t>
+      </w:r>
+      <w:r>
+        <w:rPr>
+          <w:rFonts w:ascii="Times New Roman" w:hAnsi="Times New Roman" w:cs="Times New Roman"/>
+          <w:lang w:val="en-CA"/>
+        </w:rPr>
+        <w:t>could</w:t>
+      </w:r>
+      <w:r>
+        <w:rPr>
+          <w:rFonts w:ascii="Times New Roman" w:hAnsi="Times New Roman" w:cs="Times New Roman"/>
+          <w:lang w:val="en-CA"/>
+        </w:rPr>
+        <w:t xml:space="preserve"> have </w:t>
+      </w:r>
+      <w:r>
+        <w:rPr>
+          <w:rFonts w:ascii="Times New Roman" w:hAnsi="Times New Roman" w:cs="Times New Roman"/>
+          <w:lang w:val="en-CA"/>
+        </w:rPr>
+        <w:t>hidden</w:t>
+      </w:r>
+      <w:r>
+        <w:rPr>
+          <w:rFonts w:ascii="Times New Roman" w:hAnsi="Times New Roman" w:cs="Times New Roman"/>
+          <w:lang w:val="en-CA"/>
+        </w:rPr>
+        <w:t xml:space="preserve"> herself in the forests near home</w:t>
+      </w:r>
+      <w:r>
+        <w:rPr>
+          <w:rFonts w:ascii="Times New Roman" w:hAnsi="Times New Roman" w:cs="Times New Roman"/>
+          <w:lang w:val="en-CA"/>
+        </w:rPr>
+        <w:t xml:space="preserve">. </w:t>
+      </w:r>
+      <w:r>
+        <w:rPr>
+          <w:rFonts w:ascii="Times New Roman" w:hAnsi="Times New Roman" w:cs="Times New Roman"/>
+          <w:lang w:val="en-CA"/>
+        </w:rPr>
+        <w:t>T</w:t>
+      </w:r>
+      <w:r>
+        <w:rPr>
+          <w:rFonts w:ascii="Times New Roman" w:hAnsi="Times New Roman" w:cs="Times New Roman"/>
+          <w:lang w:val="en-CA"/>
+        </w:rPr>
+        <w:t xml:space="preserve">he sky broke again only moments ago. </w:t>
+      </w:r>
+      <w:r>
+        <w:rPr>
+          <w:rFonts w:ascii="Times New Roman" w:hAnsi="Times New Roman" w:cs="Times New Roman"/>
+          <w:lang w:val="en-CA"/>
+        </w:rPr>
+        <w:t xml:space="preserve">Even if she was unlucky and </w:t>
+      </w:r>
+      <w:r>
+        <w:rPr>
+          <w:rFonts w:ascii="Times New Roman" w:hAnsi="Times New Roman" w:cs="Times New Roman"/>
+          <w:lang w:val="en-CA"/>
+        </w:rPr>
+        <w:t xml:space="preserve">left her shelter, even if she was already </w:t>
+      </w:r>
+      <w:r>
+        <w:rPr>
+          <w:rFonts w:ascii="Times New Roman" w:hAnsi="Times New Roman" w:cs="Times New Roman"/>
+          <w:lang w:val="en-CA"/>
+        </w:rPr>
+        <w:t>hit by a sky piece,</w:t>
+      </w:r>
+      <w:r>
+        <w:rPr>
+          <w:rFonts w:ascii="Times New Roman" w:hAnsi="Times New Roman" w:cs="Times New Roman"/>
+          <w:lang w:val="en-CA"/>
+        </w:rPr>
+        <w:t xml:space="preserve"> she’s not certainly dead.</w:t>
+      </w:r>
+      <w:r>
+        <w:rPr>
+          <w:rFonts w:ascii="Times New Roman" w:hAnsi="Times New Roman" w:cs="Times New Roman"/>
+          <w:lang w:val="en-CA"/>
+        </w:rPr>
+        <w:t xml:space="preserve"> </w:t>
+      </w:r>
+      <w:r>
+        <w:rPr>
+          <w:rFonts w:ascii="Times New Roman" w:hAnsi="Times New Roman" w:cs="Times New Roman"/>
+          <w:lang w:val="en-CA"/>
+        </w:rPr>
+        <w:t>I</w:t>
+      </w:r>
+      <w:r>
+        <w:rPr>
+          <w:rFonts w:ascii="Times New Roman" w:hAnsi="Times New Roman" w:cs="Times New Roman"/>
+          <w:lang w:val="en-CA"/>
+        </w:rPr>
+        <w:t>t’s only water</w:t>
+      </w:r>
+      <w:r>
+        <w:rPr>
+          <w:rFonts w:ascii="Times New Roman" w:hAnsi="Times New Roman" w:cs="Times New Roman"/>
+          <w:lang w:val="en-CA"/>
+        </w:rPr>
+        <w:t>!</w:t>
       </w:r>
     </w:p>
     <w:p>
@@ -29469,147 +29679,13 @@
           <w:lang w:val="en-CA"/>
         </w:rPr>
         <w:tab/>
-        <w:t xml:space="preserve">But I </w:t>
-      </w:r>
-      <w:r>
-        <w:rPr>
-          <w:rFonts w:ascii="Times New Roman" w:hAnsi="Times New Roman" w:cs="Times New Roman"/>
-          <w:lang w:val="en-CA"/>
-        </w:rPr>
-        <w:t>survived</w:t>
-      </w:r>
-      <w:r>
-        <w:rPr>
-          <w:rFonts w:ascii="Times New Roman" w:hAnsi="Times New Roman" w:cs="Times New Roman"/>
-          <w:lang w:val="en-CA"/>
-        </w:rPr>
-        <w:t>. I tell you, t</w:t>
-      </w:r>
-      <w:r>
-        <w:rPr>
-          <w:rFonts w:ascii="Times New Roman" w:hAnsi="Times New Roman" w:cs="Times New Roman"/>
-          <w:lang w:val="en-CA"/>
-        </w:rPr>
-        <w:t>he sky is just wate</w:t>
-      </w:r>
-      <w:r>
-        <w:rPr>
-          <w:rFonts w:ascii="Times New Roman" w:hAnsi="Times New Roman" w:cs="Times New Roman"/>
-          <w:lang w:val="en-CA"/>
-        </w:rPr>
-        <w:t xml:space="preserve">r. </w:t>
-      </w:r>
-      <w:r>
-        <w:rPr>
-          <w:rFonts w:ascii="Times New Roman" w:hAnsi="Times New Roman" w:cs="Times New Roman"/>
-          <w:lang w:val="en-CA"/>
-        </w:rPr>
-        <w:t xml:space="preserve">And </w:t>
-      </w:r>
-      <w:r>
-        <w:rPr>
-          <w:rFonts w:ascii="Times New Roman" w:hAnsi="Times New Roman" w:cs="Times New Roman"/>
-          <w:lang w:val="en-CA"/>
-        </w:rPr>
-        <w:t xml:space="preserve">one-four-three-eight </w:t>
-      </w:r>
-      <w:r>
-        <w:rPr>
-          <w:rFonts w:ascii="Times New Roman" w:hAnsi="Times New Roman" w:cs="Times New Roman"/>
-          <w:lang w:val="en-CA"/>
-        </w:rPr>
-        <w:t xml:space="preserve">might </w:t>
-      </w:r>
-      <w:r>
-        <w:rPr>
-          <w:rFonts w:ascii="Times New Roman" w:hAnsi="Times New Roman" w:cs="Times New Roman"/>
-          <w:lang w:val="en-CA"/>
-        </w:rPr>
-        <w:t>still</w:t>
-      </w:r>
-      <w:r>
-        <w:rPr>
-          <w:rFonts w:ascii="Times New Roman" w:hAnsi="Times New Roman" w:cs="Times New Roman"/>
-          <w:lang w:val="en-CA"/>
-        </w:rPr>
-        <w:t xml:space="preserve"> be</w:t>
-      </w:r>
-      <w:r>
-        <w:rPr>
-          <w:rFonts w:ascii="Times New Roman" w:hAnsi="Times New Roman" w:cs="Times New Roman"/>
-          <w:lang w:val="en-CA"/>
-        </w:rPr>
-        <w:t xml:space="preserve"> alive. </w:t>
-      </w:r>
-      <w:r>
-        <w:rPr>
-          <w:rFonts w:ascii="Times New Roman" w:hAnsi="Times New Roman" w:cs="Times New Roman"/>
-          <w:lang w:val="en-CA"/>
-        </w:rPr>
-        <w:t xml:space="preserve">During the first breaking of the sky, she </w:t>
-      </w:r>
-      <w:r>
-        <w:rPr>
-          <w:rFonts w:ascii="Times New Roman" w:hAnsi="Times New Roman" w:cs="Times New Roman"/>
-          <w:lang w:val="en-CA"/>
-        </w:rPr>
-        <w:t>could</w:t>
-      </w:r>
-      <w:r>
-        <w:rPr>
-          <w:rFonts w:ascii="Times New Roman" w:hAnsi="Times New Roman" w:cs="Times New Roman"/>
-          <w:lang w:val="en-CA"/>
-        </w:rPr>
-        <w:t xml:space="preserve"> have </w:t>
-      </w:r>
-      <w:r>
-        <w:rPr>
-          <w:rFonts w:ascii="Times New Roman" w:hAnsi="Times New Roman" w:cs="Times New Roman"/>
-          <w:lang w:val="en-CA"/>
-        </w:rPr>
-        <w:t>hidden</w:t>
-      </w:r>
-      <w:r>
-        <w:rPr>
-          <w:rFonts w:ascii="Times New Roman" w:hAnsi="Times New Roman" w:cs="Times New Roman"/>
-          <w:lang w:val="en-CA"/>
-        </w:rPr>
-        <w:t xml:space="preserve"> herself in the forests near home</w:t>
-      </w:r>
-      <w:r>
-        <w:rPr>
-          <w:rFonts w:ascii="Times New Roman" w:hAnsi="Times New Roman" w:cs="Times New Roman"/>
-          <w:lang w:val="en-CA"/>
-        </w:rPr>
-        <w:t>. S</w:t>
-      </w:r>
-      <w:r>
-        <w:rPr>
-          <w:rFonts w:ascii="Times New Roman" w:hAnsi="Times New Roman" w:cs="Times New Roman"/>
-          <w:lang w:val="en-CA"/>
-        </w:rPr>
-        <w:t xml:space="preserve">he was </w:t>
-      </w:r>
-      <w:r>
-        <w:rPr>
-          <w:rFonts w:ascii="Times New Roman" w:hAnsi="Times New Roman" w:cs="Times New Roman"/>
-          <w:lang w:val="en-CA"/>
-        </w:rPr>
-        <w:t>looking for</w:t>
-      </w:r>
-      <w:r>
-        <w:rPr>
-          <w:rFonts w:ascii="Times New Roman" w:hAnsi="Times New Roman" w:cs="Times New Roman"/>
-          <w:lang w:val="en-CA"/>
-        </w:rPr>
-        <w:t xml:space="preserve"> pebbles, or sugar, or other things of the like, all available near home</w:t>
-      </w:r>
-      <w:r>
-        <w:rPr>
-          <w:rFonts w:ascii="Times New Roman" w:hAnsi="Times New Roman" w:cs="Times New Roman"/>
-          <w:lang w:val="en-CA"/>
-        </w:rPr>
-        <w:t>.</w:t>
+      </w:r>
+      <w:r>
+        <w:rPr>
+          <w:rFonts w:ascii="Times New Roman" w:hAnsi="Times New Roman" w:cs="Times New Roman"/>
+          <w:lang w:val="en-CA"/>
+        </w:rPr>
+        <w:t>Chattering among workers</w:t>
       </w:r>
       <w:r>
         <w:rPr>
@@ -29623,112 +29699,21 @@
           <w:rFonts w:ascii="Times New Roman" w:hAnsi="Times New Roman" w:cs="Times New Roman"/>
           <w:lang w:val="en-CA"/>
         </w:rPr>
-        <w:t>T</w:t>
-      </w:r>
-      <w:r>
-        <w:rPr>
-          <w:rFonts w:ascii="Times New Roman" w:hAnsi="Times New Roman" w:cs="Times New Roman"/>
-          <w:lang w:val="en-CA"/>
-        </w:rPr>
-        <w:t xml:space="preserve">he sky broke again only moments ago. </w:t>
-      </w:r>
-      <w:r>
-        <w:rPr>
-          <w:rFonts w:ascii="Times New Roman" w:hAnsi="Times New Roman" w:cs="Times New Roman"/>
-          <w:lang w:val="en-CA"/>
-        </w:rPr>
-        <w:t xml:space="preserve">Even if she was unlucky and </w:t>
-      </w:r>
-      <w:r>
-        <w:rPr>
-          <w:rFonts w:ascii="Times New Roman" w:hAnsi="Times New Roman" w:cs="Times New Roman"/>
-          <w:lang w:val="en-CA"/>
-        </w:rPr>
-        <w:t xml:space="preserve">left her shelter, even if she was already </w:t>
-      </w:r>
-      <w:r>
-        <w:rPr>
-          <w:rFonts w:ascii="Times New Roman" w:hAnsi="Times New Roman" w:cs="Times New Roman"/>
-          <w:lang w:val="en-CA"/>
-        </w:rPr>
-        <w:t>hit by a sky piece,</w:t>
-      </w:r>
-      <w:r>
-        <w:rPr>
-          <w:rFonts w:ascii="Times New Roman" w:hAnsi="Times New Roman" w:cs="Times New Roman"/>
-          <w:lang w:val="en-CA"/>
-        </w:rPr>
-        <w:t xml:space="preserve"> she’s not certainly dead.</w:t>
-      </w:r>
-      <w:r>
-        <w:rPr>
-          <w:rFonts w:ascii="Times New Roman" w:hAnsi="Times New Roman" w:cs="Times New Roman"/>
-          <w:lang w:val="en-CA"/>
-        </w:rPr>
-        <w:t xml:space="preserve"> </w:t>
-      </w:r>
-      <w:r>
-        <w:rPr>
-          <w:rFonts w:ascii="Times New Roman" w:hAnsi="Times New Roman" w:cs="Times New Roman"/>
-          <w:lang w:val="en-CA"/>
-        </w:rPr>
-        <w:t>I</w:t>
-      </w:r>
-      <w:r>
-        <w:rPr>
-          <w:rFonts w:ascii="Times New Roman" w:hAnsi="Times New Roman" w:cs="Times New Roman"/>
-          <w:lang w:val="en-CA"/>
-        </w:rPr>
-        <w:t>t’s only water</w:t>
-      </w:r>
-      <w:r>
-        <w:rPr>
-          <w:rFonts w:ascii="Times New Roman" w:hAnsi="Times New Roman" w:cs="Times New Roman"/>
-          <w:lang w:val="en-CA"/>
-        </w:rPr>
-        <w:t>!</w:t>
-      </w:r>
-      <w:r>
-        <w:rPr>
-          <w:rFonts w:ascii="Times New Roman" w:hAnsi="Times New Roman" w:cs="Times New Roman"/>
-          <w:lang w:val="en-CA"/>
-        </w:rPr>
-        <w:t xml:space="preserve"> </w:t>
-      </w:r>
-      <w:r>
-        <w:rPr>
-          <w:rFonts w:ascii="Times New Roman" w:hAnsi="Times New Roman" w:cs="Times New Roman"/>
-          <w:lang w:val="en-CA"/>
-        </w:rPr>
-        <w:t>W</w:t>
-      </w:r>
-      <w:r>
-        <w:rPr>
-          <w:rFonts w:ascii="Times New Roman" w:hAnsi="Times New Roman" w:cs="Times New Roman"/>
-          <w:lang w:val="en-CA"/>
-        </w:rPr>
-        <w:t xml:space="preserve">e can still save her. </w:t>
-      </w:r>
-      <w:r>
-        <w:rPr>
-          <w:rFonts w:ascii="Times New Roman" w:hAnsi="Times New Roman" w:cs="Times New Roman"/>
-          <w:lang w:val="en-CA"/>
-        </w:rPr>
-        <w:t>If we go now, we c</w:t>
-      </w:r>
-      <w:r>
-        <w:rPr>
-          <w:rFonts w:ascii="Times New Roman" w:hAnsi="Times New Roman" w:cs="Times New Roman"/>
-          <w:lang w:val="en-CA"/>
-        </w:rPr>
-        <w:t>an</w:t>
-      </w:r>
-      <w:r>
-        <w:rPr>
-          <w:rFonts w:ascii="Times New Roman" w:hAnsi="Times New Roman" w:cs="Times New Roman"/>
-          <w:lang w:val="en-CA"/>
-        </w:rPr>
-        <w:t xml:space="preserve"> bring her back!</w:t>
+        <w:t>is</w:t>
+      </w:r>
+      <w:r>
+        <w:rPr>
+          <w:rFonts w:ascii="Times New Roman" w:hAnsi="Times New Roman" w:cs="Times New Roman"/>
+          <w:lang w:val="en-CA"/>
+        </w:rPr>
+        <w:t xml:space="preserve"> silenced quickly by Elders.</w:t>
+      </w:r>
+      <w:r>
+        <w:rPr>
+          <w:rFonts w:ascii="Times New Roman" w:hAnsi="Times New Roman" w:cs="Times New Roman"/>
+          <w:lang w:val="en-CA"/>
+        </w:rPr>
+        <w:t xml:space="preserve"> Other Elder scoffs.</w:t>
       </w:r>
     </w:p>
     <w:p>
@@ -29746,41 +29731,70 @@
           <w:lang w:val="en-CA"/>
         </w:rPr>
         <w:tab/>
-      </w:r>
-      <w:r>
-        <w:rPr>
-          <w:rFonts w:ascii="Times New Roman" w:hAnsi="Times New Roman" w:cs="Times New Roman"/>
-          <w:lang w:val="en-CA"/>
-        </w:rPr>
-        <w:t>Chattering among workers</w:t>
-      </w:r>
-      <w:r>
-        <w:rPr>
-          <w:rFonts w:ascii="Times New Roman" w:hAnsi="Times New Roman" w:cs="Times New Roman"/>
-          <w:lang w:val="en-CA"/>
-        </w:rPr>
-        <w:t xml:space="preserve"> </w:t>
-      </w:r>
-      <w:r>
-        <w:rPr>
-          <w:rFonts w:ascii="Times New Roman" w:hAnsi="Times New Roman" w:cs="Times New Roman"/>
-          <w:lang w:val="en-CA"/>
-        </w:rPr>
-        <w:t>is</w:t>
-      </w:r>
-      <w:r>
-        <w:rPr>
-          <w:rFonts w:ascii="Times New Roman" w:hAnsi="Times New Roman" w:cs="Times New Roman"/>
-          <w:lang w:val="en-CA"/>
-        </w:rPr>
-        <w:t xml:space="preserve"> silenced quickly by Elders.</w:t>
-      </w:r>
-      <w:r>
-        <w:rPr>
-          <w:rFonts w:ascii="Times New Roman" w:hAnsi="Times New Roman" w:cs="Times New Roman"/>
-          <w:lang w:val="en-CA"/>
-        </w:rPr>
-        <w:t xml:space="preserve"> Other Elder scoffs.</w:t>
+        <w:t>“</w:t>
+      </w:r>
+      <w:r>
+        <w:rPr>
+          <w:rFonts w:ascii="Times New Roman" w:hAnsi="Times New Roman" w:cs="Times New Roman"/>
+          <w:lang w:val="en-CA"/>
+        </w:rPr>
+        <w:t>The sky is water? What a joke! Water comes in small</w:t>
+      </w:r>
+      <w:r>
+        <w:rPr>
+          <w:rFonts w:ascii="Times New Roman" w:hAnsi="Times New Roman" w:cs="Times New Roman"/>
+          <w:lang w:val="en-CA"/>
+        </w:rPr>
+        <w:t>, transparent</w:t>
+      </w:r>
+      <w:r>
+        <w:rPr>
+          <w:rFonts w:ascii="Times New Roman" w:hAnsi="Times New Roman" w:cs="Times New Roman"/>
+          <w:lang w:val="en-CA"/>
+        </w:rPr>
+        <w:t xml:space="preserve"> spheres</w:t>
+      </w:r>
+      <w:r>
+        <w:rPr>
+          <w:rFonts w:ascii="Times New Roman" w:hAnsi="Times New Roman" w:cs="Times New Roman"/>
+          <w:lang w:val="en-CA"/>
+        </w:rPr>
+        <w:t>;</w:t>
+      </w:r>
+      <w:r>
+        <w:rPr>
+          <w:rFonts w:ascii="Times New Roman" w:hAnsi="Times New Roman" w:cs="Times New Roman"/>
+          <w:lang w:val="en-CA"/>
+        </w:rPr>
+        <w:t xml:space="preserve"> everyone knows that</w:t>
+      </w:r>
+      <w:r>
+        <w:rPr>
+          <w:rFonts w:ascii="Times New Roman" w:hAnsi="Times New Roman" w:cs="Times New Roman"/>
+          <w:lang w:val="en-CA"/>
+        </w:rPr>
+        <w:t xml:space="preserve">. </w:t>
+      </w:r>
+      <w:r>
+        <w:rPr>
+          <w:rFonts w:ascii="Times New Roman" w:hAnsi="Times New Roman" w:cs="Times New Roman"/>
+          <w:lang w:val="en-CA"/>
+        </w:rPr>
+        <w:t>Just tell us straight, w</w:t>
+      </w:r>
+      <w:r>
+        <w:rPr>
+          <w:rFonts w:ascii="Times New Roman" w:hAnsi="Times New Roman" w:cs="Times New Roman"/>
+          <w:lang w:val="en-CA"/>
+        </w:rPr>
+        <w:t>hat’s your play, huh? Get us all to</w:t>
+      </w:r>
+      <w:r>
+        <w:rPr>
+          <w:rFonts w:ascii="Times New Roman" w:hAnsi="Times New Roman" w:cs="Times New Roman"/>
+          <w:lang w:val="en-CA"/>
+        </w:rPr>
+        <w:t xml:space="preserve"> leave home, die outside, and you’ll have all the sweet, sweet corn for yourself?”</w:t>
       </w:r>
     </w:p>
     <w:p>
@@ -29799,70 +29813,21 @@
         </w:rPr>
         <w:lastRenderedPageBreak/>
         <w:tab/>
-        <w:t>“</w:t>
-      </w:r>
-      <w:r>
-        <w:rPr>
-          <w:rFonts w:ascii="Times New Roman" w:hAnsi="Times New Roman" w:cs="Times New Roman"/>
-          <w:lang w:val="en-CA"/>
-        </w:rPr>
-        <w:t>The sky is water? What a joke! Water comes in small</w:t>
-      </w:r>
-      <w:r>
-        <w:rPr>
-          <w:rFonts w:ascii="Times New Roman" w:hAnsi="Times New Roman" w:cs="Times New Roman"/>
-          <w:lang w:val="en-CA"/>
-        </w:rPr>
-        <w:t>, transparent</w:t>
-      </w:r>
-      <w:r>
-        <w:rPr>
-          <w:rFonts w:ascii="Times New Roman" w:hAnsi="Times New Roman" w:cs="Times New Roman"/>
-          <w:lang w:val="en-CA"/>
-        </w:rPr>
-        <w:t xml:space="preserve"> spheres</w:t>
-      </w:r>
-      <w:r>
-        <w:rPr>
-          <w:rFonts w:ascii="Times New Roman" w:hAnsi="Times New Roman" w:cs="Times New Roman"/>
-          <w:lang w:val="en-CA"/>
-        </w:rPr>
-        <w:t>;</w:t>
-      </w:r>
-      <w:r>
-        <w:rPr>
-          <w:rFonts w:ascii="Times New Roman" w:hAnsi="Times New Roman" w:cs="Times New Roman"/>
-          <w:lang w:val="en-CA"/>
-        </w:rPr>
-        <w:t xml:space="preserve"> everyone knows that</w:t>
-      </w:r>
-      <w:r>
-        <w:rPr>
-          <w:rFonts w:ascii="Times New Roman" w:hAnsi="Times New Roman" w:cs="Times New Roman"/>
-          <w:lang w:val="en-CA"/>
-        </w:rPr>
-        <w:t xml:space="preserve">. </w:t>
-      </w:r>
-      <w:r>
-        <w:rPr>
-          <w:rFonts w:ascii="Times New Roman" w:hAnsi="Times New Roman" w:cs="Times New Roman"/>
-          <w:lang w:val="en-CA"/>
-        </w:rPr>
-        <w:t>Just tell us straight, w</w:t>
-      </w:r>
-      <w:r>
-        <w:rPr>
-          <w:rFonts w:ascii="Times New Roman" w:hAnsi="Times New Roman" w:cs="Times New Roman"/>
-          <w:lang w:val="en-CA"/>
-        </w:rPr>
-        <w:t>hat’s your play, huh? Get us all to</w:t>
-      </w:r>
-      <w:r>
-        <w:rPr>
-          <w:rFonts w:ascii="Times New Roman" w:hAnsi="Times New Roman" w:cs="Times New Roman"/>
-          <w:lang w:val="en-CA"/>
-        </w:rPr>
-        <w:t xml:space="preserve"> leave home, die outside, and you’ll have all the sweet, sweet corn for yourself?”</w:t>
+        <w:t xml:space="preserve">I take a deep </w:t>
+      </w:r>
+      <w:r>
+        <w:rPr>
+          <w:rFonts w:ascii="Times New Roman" w:hAnsi="Times New Roman" w:cs="Times New Roman"/>
+          <w:lang w:val="en-CA"/>
+        </w:rPr>
+        <w:t>breath</w:t>
+      </w:r>
+      <w:r>
+        <w:rPr>
+          <w:rFonts w:ascii="Times New Roman" w:hAnsi="Times New Roman" w:cs="Times New Roman"/>
+          <w:lang w:val="en-CA"/>
+        </w:rPr>
+        <w:t>.</w:t>
       </w:r>
     </w:p>
     <w:p>
@@ -29880,21 +29845,111 @@
           <w:lang w:val="en-CA"/>
         </w:rPr>
         <w:tab/>
-        <w:t xml:space="preserve">I take in a deep </w:t>
-      </w:r>
-      <w:r>
-        <w:rPr>
-          <w:rFonts w:ascii="Times New Roman" w:hAnsi="Times New Roman" w:cs="Times New Roman"/>
-          <w:lang w:val="en-CA"/>
-        </w:rPr>
-        <w:t>breath</w:t>
-      </w:r>
-      <w:r>
-        <w:rPr>
-          <w:rFonts w:ascii="Times New Roman" w:hAnsi="Times New Roman" w:cs="Times New Roman"/>
-          <w:lang w:val="en-CA"/>
-        </w:rPr>
-        <w:t>.</w:t>
+      </w:r>
+      <w:r>
+        <w:rPr>
+          <w:rFonts w:ascii="Times New Roman" w:hAnsi="Times New Roman" w:cs="Times New Roman"/>
+          <w:lang w:val="en-CA"/>
+        </w:rPr>
+        <w:t>The giant that saved my life</w:t>
+      </w:r>
+      <w:r>
+        <w:rPr>
+          <w:rFonts w:ascii="Times New Roman" w:hAnsi="Times New Roman" w:cs="Times New Roman"/>
+          <w:lang w:val="en-CA"/>
+        </w:rPr>
+        <w:t xml:space="preserve"> –</w:t>
+      </w:r>
+      <w:r>
+        <w:rPr>
+          <w:rFonts w:ascii="Times New Roman" w:hAnsi="Times New Roman" w:cs="Times New Roman"/>
+          <w:lang w:val="en-CA"/>
+        </w:rPr>
+        <w:t xml:space="preserve"> </w:t>
+      </w:r>
+      <w:r>
+        <w:rPr>
+          <w:rFonts w:ascii="Times New Roman" w:hAnsi="Times New Roman" w:cs="Times New Roman"/>
+          <w:lang w:val="en-CA"/>
+        </w:rPr>
+        <w:t>w</w:t>
+      </w:r>
+      <w:r>
+        <w:rPr>
+          <w:rFonts w:ascii="Times New Roman" w:hAnsi="Times New Roman" w:cs="Times New Roman"/>
+          <w:lang w:val="en-CA"/>
+        </w:rPr>
+        <w:t>hen</w:t>
+      </w:r>
+      <w:r>
+        <w:rPr>
+          <w:rFonts w:ascii="Times New Roman" w:hAnsi="Times New Roman" w:cs="Times New Roman"/>
+          <w:lang w:val="en-CA"/>
+        </w:rPr>
+        <w:t xml:space="preserve"> </w:t>
+      </w:r>
+      <w:r>
+        <w:rPr>
+          <w:rFonts w:ascii="Times New Roman" w:hAnsi="Times New Roman" w:cs="Times New Roman"/>
+          <w:lang w:val="en-CA"/>
+        </w:rPr>
+        <w:t>he walked under the broken sky,</w:t>
+      </w:r>
+      <w:r>
+        <w:rPr>
+          <w:rFonts w:ascii="Times New Roman" w:hAnsi="Times New Roman" w:cs="Times New Roman"/>
+          <w:lang w:val="en-CA"/>
+        </w:rPr>
+        <w:t xml:space="preserve"> he spoke to me. </w:t>
+      </w:r>
+      <w:r>
+        <w:rPr>
+          <w:rFonts w:ascii="Times New Roman" w:hAnsi="Times New Roman" w:cs="Times New Roman"/>
+          <w:lang w:val="en-CA"/>
+        </w:rPr>
+        <w:t xml:space="preserve">I </w:t>
+      </w:r>
+      <w:r>
+        <w:rPr>
+          <w:rFonts w:ascii="Times New Roman" w:hAnsi="Times New Roman" w:cs="Times New Roman"/>
+          <w:lang w:val="en-CA"/>
+        </w:rPr>
+        <w:t xml:space="preserve">asked him, why me? Why did you save me? </w:t>
+      </w:r>
+      <w:r>
+        <w:rPr>
+          <w:rFonts w:ascii="Times New Roman" w:hAnsi="Times New Roman" w:cs="Times New Roman"/>
+          <w:lang w:val="en-CA"/>
+        </w:rPr>
+        <w:t>You know what he said?</w:t>
+      </w:r>
+      <w:r>
+        <w:rPr>
+          <w:rFonts w:ascii="Times New Roman" w:hAnsi="Times New Roman" w:cs="Times New Roman"/>
+          <w:lang w:val="en-CA"/>
+        </w:rPr>
+        <w:t xml:space="preserve"> H</w:t>
+      </w:r>
+      <w:r>
+        <w:rPr>
+          <w:rFonts w:ascii="Times New Roman" w:hAnsi="Times New Roman" w:cs="Times New Roman"/>
+          <w:lang w:val="en-CA"/>
+        </w:rPr>
+        <w:t xml:space="preserve">e said: </w:t>
+      </w:r>
+      <w:r>
+        <w:rPr>
+          <w:rFonts w:ascii="Times New Roman" w:hAnsi="Times New Roman" w:cs="Times New Roman"/>
+          <w:lang w:val="en-CA"/>
+        </w:rPr>
+        <w:t xml:space="preserve">I saved you </w:t>
+      </w:r>
+      <w:r>
+        <w:rPr>
+          <w:rFonts w:ascii="Times New Roman" w:hAnsi="Times New Roman" w:cs="Times New Roman"/>
+          <w:lang w:val="en-CA"/>
+        </w:rPr>
+        <w:t>to do what I did.</w:t>
       </w:r>
     </w:p>
     <w:p>
@@ -29918,91 +29973,14 @@
           <w:rFonts w:ascii="Times New Roman" w:hAnsi="Times New Roman" w:cs="Times New Roman"/>
           <w:lang w:val="en-CA"/>
         </w:rPr>
-        <w:t>I am doing what I must.</w:t>
-      </w:r>
-      <w:r>
-        <w:rPr>
-          <w:rFonts w:ascii="Times New Roman" w:hAnsi="Times New Roman" w:cs="Times New Roman"/>
-          <w:lang w:val="en-CA"/>
-        </w:rPr>
-        <w:t xml:space="preserve"> The giant that saved my life</w:t>
-      </w:r>
-      <w:r>
-        <w:rPr>
-          <w:rFonts w:ascii="Times New Roman" w:hAnsi="Times New Roman" w:cs="Times New Roman"/>
-          <w:lang w:val="en-CA"/>
-        </w:rPr>
-        <w:t xml:space="preserve"> –</w:t>
-      </w:r>
-      <w:r>
-        <w:rPr>
-          <w:rFonts w:ascii="Times New Roman" w:hAnsi="Times New Roman" w:cs="Times New Roman"/>
-          <w:lang w:val="en-CA"/>
-        </w:rPr>
-        <w:t xml:space="preserve"> </w:t>
-      </w:r>
-      <w:r>
-        <w:rPr>
-          <w:rFonts w:ascii="Times New Roman" w:hAnsi="Times New Roman" w:cs="Times New Roman"/>
-          <w:lang w:val="en-CA"/>
-        </w:rPr>
-        <w:t>w</w:t>
-      </w:r>
-      <w:r>
-        <w:rPr>
-          <w:rFonts w:ascii="Times New Roman" w:hAnsi="Times New Roman" w:cs="Times New Roman"/>
-          <w:lang w:val="en-CA"/>
-        </w:rPr>
-        <w:t>hen</w:t>
-      </w:r>
-      <w:r>
-        <w:rPr>
-          <w:rFonts w:ascii="Times New Roman" w:hAnsi="Times New Roman" w:cs="Times New Roman"/>
-          <w:lang w:val="en-CA"/>
-        </w:rPr>
-        <w:t xml:space="preserve"> </w:t>
-      </w:r>
-      <w:r>
-        <w:rPr>
-          <w:rFonts w:ascii="Times New Roman" w:hAnsi="Times New Roman" w:cs="Times New Roman"/>
-          <w:lang w:val="en-CA"/>
-        </w:rPr>
-        <w:t>he walked under the broken sky,</w:t>
-      </w:r>
-      <w:r>
-        <w:rPr>
-          <w:rFonts w:ascii="Times New Roman" w:hAnsi="Times New Roman" w:cs="Times New Roman"/>
-          <w:lang w:val="en-CA"/>
-        </w:rPr>
-        <w:t xml:space="preserve"> he spoke to me. </w:t>
-      </w:r>
-      <w:r>
-        <w:rPr>
-          <w:rFonts w:ascii="Times New Roman" w:hAnsi="Times New Roman" w:cs="Times New Roman"/>
-          <w:lang w:val="en-CA"/>
-        </w:rPr>
-        <w:t xml:space="preserve">I </w:t>
-      </w:r>
-      <w:r>
-        <w:rPr>
-          <w:rFonts w:ascii="Times New Roman" w:hAnsi="Times New Roman" w:cs="Times New Roman"/>
-          <w:lang w:val="en-CA"/>
-        </w:rPr>
-        <w:t xml:space="preserve">asked him, why me? Why did you save me? </w:t>
-      </w:r>
-      <w:r>
-        <w:rPr>
-          <w:rFonts w:ascii="Times New Roman" w:hAnsi="Times New Roman" w:cs="Times New Roman"/>
-          <w:lang w:val="en-CA"/>
-        </w:rPr>
-        <w:t>And h</w:t>
-      </w:r>
-      <w:r>
-        <w:rPr>
-          <w:rFonts w:ascii="Times New Roman" w:hAnsi="Times New Roman" w:cs="Times New Roman"/>
-          <w:lang w:val="en-CA"/>
-        </w:rPr>
-        <w:t>e said: to do what I did. After all, you are me.</w:t>
+        <w:t>“Enough.” Elder spoke again after her long silence, “</w:t>
+      </w:r>
+      <w:r>
+        <w:rPr>
+          <w:rFonts w:ascii="Times New Roman" w:hAnsi="Times New Roman" w:cs="Times New Roman"/>
+          <w:lang w:val="en-CA"/>
+        </w:rPr>
+        <w:t>This is ridiculous, and we won’t allow you to go on any longer.”</w:t>
       </w:r>
     </w:p>
     <w:p>
@@ -30026,14 +30004,231 @@
           <w:rFonts w:ascii="Times New Roman" w:hAnsi="Times New Roman" w:cs="Times New Roman"/>
           <w:lang w:val="en-CA"/>
         </w:rPr>
-        <w:t>“Enough.” Elder spoke again after her long silence, “</w:t>
-      </w:r>
-      <w:r>
-        <w:rPr>
-          <w:rFonts w:ascii="Times New Roman" w:hAnsi="Times New Roman" w:cs="Times New Roman"/>
-          <w:lang w:val="en-CA"/>
-        </w:rPr>
-        <w:t>This is ridiculous, and we won’t allow you to go on any longer.”</w:t>
+        <w:t xml:space="preserve">I was </w:t>
+      </w:r>
+      <w:r>
+        <w:rPr>
+          <w:rFonts w:ascii="Times New Roman" w:hAnsi="Times New Roman" w:cs="Times New Roman"/>
+          <w:lang w:val="en-CA"/>
+        </w:rPr>
+        <w:t>confused, you see. Extremely confused</w:t>
+      </w:r>
+      <w:r>
+        <w:rPr>
+          <w:rFonts w:ascii="Times New Roman" w:hAnsi="Times New Roman" w:cs="Times New Roman"/>
+          <w:lang w:val="en-CA"/>
+        </w:rPr>
+        <w:t>.</w:t>
+      </w:r>
+      <w:r>
+        <w:rPr>
+          <w:rFonts w:ascii="Times New Roman" w:hAnsi="Times New Roman" w:cs="Times New Roman"/>
+          <w:lang w:val="en-CA"/>
+        </w:rPr>
+        <w:t xml:space="preserve"> </w:t>
+      </w:r>
+      <w:r>
+        <w:rPr>
+          <w:rFonts w:ascii="Times New Roman" w:hAnsi="Times New Roman" w:cs="Times New Roman"/>
+          <w:lang w:val="en-CA"/>
+        </w:rPr>
+        <w:t xml:space="preserve">I thought, how can I be him? </w:t>
+      </w:r>
+      <w:r>
+        <w:rPr>
+          <w:rFonts w:ascii="Times New Roman" w:hAnsi="Times New Roman" w:cs="Times New Roman"/>
+          <w:lang w:val="en-CA"/>
+        </w:rPr>
+        <w:t xml:space="preserve">Did he mean he wants me to lift ground, </w:t>
+      </w:r>
+      <w:r>
+        <w:rPr>
+          <w:rFonts w:ascii="Times New Roman" w:hAnsi="Times New Roman" w:cs="Times New Roman"/>
+          <w:lang w:val="en-CA"/>
+        </w:rPr>
+        <w:t xml:space="preserve">create unbreakable sky, and walk </w:t>
+      </w:r>
+      <w:r>
+        <w:rPr>
+          <w:rFonts w:ascii="Times New Roman" w:hAnsi="Times New Roman" w:cs="Times New Roman"/>
+          <w:lang w:val="en-CA"/>
+        </w:rPr>
+        <w:t>among falling sky pieces</w:t>
+      </w:r>
+      <w:r>
+        <w:rPr>
+          <w:rFonts w:ascii="Times New Roman" w:hAnsi="Times New Roman" w:cs="Times New Roman"/>
+          <w:lang w:val="en-CA"/>
+        </w:rPr>
+        <w:t xml:space="preserve">? </w:t>
+      </w:r>
+      <w:r>
+        <w:rPr>
+          <w:rFonts w:ascii="Times New Roman" w:hAnsi="Times New Roman" w:cs="Times New Roman"/>
+          <w:lang w:val="en-CA"/>
+        </w:rPr>
+        <w:t>I can’t do that, I thought</w:t>
+      </w:r>
+      <w:r>
+        <w:rPr>
+          <w:rFonts w:ascii="Times New Roman" w:hAnsi="Times New Roman" w:cs="Times New Roman"/>
+          <w:lang w:val="en-CA"/>
+        </w:rPr>
+        <w:t>, and that thought made me scared.</w:t>
+      </w:r>
+      <w:r>
+        <w:rPr>
+          <w:rFonts w:ascii="Times New Roman" w:hAnsi="Times New Roman" w:cs="Times New Roman"/>
+          <w:lang w:val="en-CA"/>
+        </w:rPr>
+        <w:t xml:space="preserve"> I can’t do that,</w:t>
+      </w:r>
+      <w:r>
+        <w:rPr>
+          <w:rFonts w:ascii="Times New Roman" w:hAnsi="Times New Roman" w:cs="Times New Roman"/>
+          <w:lang w:val="en-CA"/>
+        </w:rPr>
+        <w:t xml:space="preserve"> </w:t>
+      </w:r>
+      <w:r>
+        <w:rPr>
+          <w:rFonts w:ascii="Times New Roman" w:hAnsi="Times New Roman" w:cs="Times New Roman"/>
+          <w:lang w:val="en-CA"/>
+        </w:rPr>
+        <w:t>n</w:t>
+      </w:r>
+      <w:r>
+        <w:rPr>
+          <w:rFonts w:ascii="Times New Roman" w:hAnsi="Times New Roman" w:cs="Times New Roman"/>
+          <w:lang w:val="en-CA"/>
+        </w:rPr>
+        <w:t>ot in a million years!</w:t>
+      </w:r>
+      <w:r>
+        <w:rPr>
+          <w:rFonts w:ascii="Times New Roman" w:hAnsi="Times New Roman" w:cs="Times New Roman"/>
+          <w:lang w:val="en-CA"/>
+        </w:rPr>
+        <w:t xml:space="preserve"> </w:t>
+      </w:r>
+      <w:r>
+        <w:rPr>
+          <w:rFonts w:ascii="Times New Roman" w:hAnsi="Times New Roman" w:cs="Times New Roman"/>
+          <w:lang w:val="en-CA"/>
+        </w:rPr>
+        <w:t xml:space="preserve">He saved me for nothing, I thought. </w:t>
+      </w:r>
+      <w:r>
+        <w:rPr>
+          <w:rFonts w:ascii="Times New Roman" w:hAnsi="Times New Roman" w:cs="Times New Roman"/>
+          <w:lang w:val="en-CA"/>
+        </w:rPr>
+        <w:t>He must think I’m as powerful as him</w:t>
+      </w:r>
+      <w:r>
+        <w:rPr>
+          <w:rFonts w:ascii="Times New Roman" w:hAnsi="Times New Roman" w:cs="Times New Roman"/>
+          <w:lang w:val="en-CA"/>
+        </w:rPr>
+        <w:t>, but I’m not</w:t>
+      </w:r>
+      <w:r>
+        <w:rPr>
+          <w:rFonts w:ascii="Times New Roman" w:hAnsi="Times New Roman" w:cs="Times New Roman"/>
+          <w:lang w:val="en-CA"/>
+        </w:rPr>
+        <w:t>, not even close.</w:t>
+      </w:r>
+      <w:r>
+        <w:rPr>
+          <w:rFonts w:ascii="Times New Roman" w:hAnsi="Times New Roman" w:cs="Times New Roman" w:hint="eastAsia"/>
+          <w:lang w:val="en-CA"/>
+        </w:rPr>
+        <w:t xml:space="preserve"> But then I </w:t>
+      </w:r>
+      <w:r>
+        <w:rPr>
+          <w:rFonts w:ascii="Times New Roman" w:hAnsi="Times New Roman" w:cs="Times New Roman" w:hint="eastAsia"/>
+          <w:lang w:val="en-CA"/>
+        </w:rPr>
+        <w:t xml:space="preserve">heard </w:t>
+      </w:r>
+      <w:r>
+        <w:rPr>
+          <w:rFonts w:ascii="Times New Roman" w:hAnsi="Times New Roman" w:cs="Times New Roman" w:hint="eastAsia"/>
+          <w:lang w:val="en-CA"/>
+        </w:rPr>
+        <w:t>one-four-three-eight didn</w:t>
+      </w:r>
+      <w:r>
+        <w:rPr>
+          <w:rFonts w:ascii="Times New Roman" w:hAnsi="Times New Roman" w:cs="Times New Roman"/>
+          <w:lang w:val="en-CA"/>
+        </w:rPr>
+        <w:t>’</w:t>
+      </w:r>
+      <w:r>
+        <w:rPr>
+          <w:rFonts w:ascii="Times New Roman" w:hAnsi="Times New Roman" w:cs="Times New Roman" w:hint="eastAsia"/>
+          <w:lang w:val="en-CA"/>
+        </w:rPr>
+        <w:t>t come back</w:t>
+      </w:r>
+      <w:r>
+        <w:rPr>
+          <w:rFonts w:ascii="Times New Roman" w:hAnsi="Times New Roman" w:cs="Times New Roman" w:hint="eastAsia"/>
+          <w:lang w:val="en-CA"/>
+        </w:rPr>
+        <w:t xml:space="preserve">, and I knew what he actually meant: </w:t>
+      </w:r>
+      <w:r>
+        <w:rPr>
+          <w:rFonts w:ascii="Times New Roman" w:hAnsi="Times New Roman" w:cs="Times New Roman"/>
+          <w:lang w:val="en-CA"/>
+        </w:rPr>
+        <w:t>I</w:t>
+      </w:r>
+      <w:r>
+        <w:rPr>
+          <w:rFonts w:ascii="Times New Roman" w:hAnsi="Times New Roman" w:cs="Times New Roman"/>
+          <w:lang w:val="en-CA"/>
+        </w:rPr>
+        <w:t xml:space="preserve">’m </w:t>
+      </w:r>
+      <w:r>
+        <w:rPr>
+          <w:rFonts w:ascii="Times New Roman" w:hAnsi="Times New Roman" w:cs="Times New Roman"/>
+          <w:lang w:val="en-CA"/>
+        </w:rPr>
+        <w:t>powerless</w:t>
+      </w:r>
+      <w:r>
+        <w:rPr>
+          <w:rFonts w:ascii="Times New Roman" w:hAnsi="Times New Roman" w:cs="Times New Roman"/>
+          <w:lang w:val="en-CA"/>
+        </w:rPr>
+        <w:t>, but I</w:t>
+      </w:r>
+      <w:r>
+        <w:rPr>
+          <w:rFonts w:ascii="Times New Roman" w:hAnsi="Times New Roman" w:cs="Times New Roman"/>
+          <w:lang w:val="en-CA"/>
+        </w:rPr>
+        <w:t xml:space="preserve"> should try. </w:t>
+      </w:r>
+      <w:r>
+        <w:rPr>
+          <w:rFonts w:ascii="Times New Roman" w:hAnsi="Times New Roman" w:cs="Times New Roman"/>
+          <w:lang w:val="en-CA"/>
+        </w:rPr>
+        <w:t>I ought to try. I must try!</w:t>
+      </w:r>
+      <w:r>
+        <w:rPr>
+          <w:rFonts w:ascii="Times New Roman" w:hAnsi="Times New Roman" w:cs="Times New Roman"/>
+          <w:lang w:val="en-CA"/>
+        </w:rPr>
+        <w:t xml:space="preserve"> We must try!</w:t>
       </w:r>
     </w:p>
     <w:p>
@@ -30051,2170 +30246,35 @@
           <w:lang w:val="en-CA"/>
         </w:rPr>
         <w:tab/>
-      </w:r>
-      <w:r>
-        <w:rPr>
-          <w:rFonts w:ascii="Times New Roman" w:hAnsi="Times New Roman" w:cs="Times New Roman"/>
-          <w:lang w:val="en-CA"/>
-        </w:rPr>
-        <w:t xml:space="preserve">I was confused. </w:t>
-      </w:r>
-      <w:r>
-        <w:rPr>
-          <w:rFonts w:ascii="Times New Roman" w:hAnsi="Times New Roman" w:cs="Times New Roman"/>
-          <w:lang w:val="en-CA"/>
-        </w:rPr>
-        <w:t xml:space="preserve">I thought, how can I be him? </w:t>
-      </w:r>
-      <w:r>
-        <w:rPr>
-          <w:rFonts w:ascii="Times New Roman" w:hAnsi="Times New Roman" w:cs="Times New Roman"/>
-          <w:lang w:val="en-CA"/>
-        </w:rPr>
-        <w:t xml:space="preserve">Did he mean he wants me to lift ground, </w:t>
-      </w:r>
-      <w:r>
-        <w:rPr>
-          <w:rFonts w:ascii="Times New Roman" w:hAnsi="Times New Roman" w:cs="Times New Roman"/>
-          <w:lang w:val="en-CA"/>
-        </w:rPr>
-        <w:t xml:space="preserve">create unbreakable sky, and walk </w:t>
-      </w:r>
-      <w:r>
-        <w:rPr>
-          <w:rFonts w:ascii="Times New Roman" w:hAnsi="Times New Roman" w:cs="Times New Roman"/>
-          <w:lang w:val="en-CA"/>
-        </w:rPr>
-        <w:t>among falling sky pieces</w:t>
-      </w:r>
-      <w:r>
-        <w:rPr>
-          <w:rFonts w:ascii="Times New Roman" w:hAnsi="Times New Roman" w:cs="Times New Roman"/>
-          <w:lang w:val="en-CA"/>
-        </w:rPr>
-        <w:t xml:space="preserve">? </w:t>
-      </w:r>
-      <w:r>
-        <w:rPr>
-          <w:rFonts w:ascii="Times New Roman" w:hAnsi="Times New Roman" w:cs="Times New Roman"/>
-          <w:lang w:val="en-CA"/>
-        </w:rPr>
-        <w:t>I can’t do that, I thought. Not in a million years!</w:t>
-      </w:r>
-      <w:r>
-        <w:rPr>
-          <w:rFonts w:ascii="Times New Roman" w:hAnsi="Times New Roman" w:cs="Times New Roman"/>
-          <w:lang w:val="en-CA"/>
-        </w:rPr>
-        <w:t xml:space="preserve"> </w:t>
-      </w:r>
-      <w:r>
-        <w:rPr>
-          <w:rFonts w:ascii="Times New Roman" w:hAnsi="Times New Roman" w:cs="Times New Roman"/>
-          <w:lang w:val="en-CA"/>
-        </w:rPr>
-        <w:t xml:space="preserve">He saved me for nothing, I thought. </w:t>
-      </w:r>
-      <w:r>
-        <w:rPr>
-          <w:rFonts w:ascii="Times New Roman" w:hAnsi="Times New Roman" w:cs="Times New Roman"/>
-          <w:lang w:val="en-CA"/>
-        </w:rPr>
-        <w:t>He must think I’m as powerful as him</w:t>
-      </w:r>
-      <w:r>
-        <w:rPr>
-          <w:rFonts w:ascii="Times New Roman" w:hAnsi="Times New Roman" w:cs="Times New Roman"/>
-          <w:lang w:val="en-CA"/>
-        </w:rPr>
-        <w:t>, but I’m not</w:t>
-      </w:r>
-      <w:r>
-        <w:rPr>
-          <w:rFonts w:ascii="Times New Roman" w:hAnsi="Times New Roman" w:cs="Times New Roman"/>
-          <w:lang w:val="en-CA"/>
-        </w:rPr>
-        <w:t>, not even close.</w:t>
-      </w:r>
-      <w:r>
-        <w:rPr>
-          <w:rFonts w:ascii="Times New Roman" w:hAnsi="Times New Roman" w:cs="Times New Roman" w:hint="eastAsia"/>
-          <w:lang w:val="en-CA"/>
-        </w:rPr>
-        <w:t xml:space="preserve"> But then I </w:t>
-      </w:r>
-      <w:r>
-        <w:rPr>
-          <w:rFonts w:ascii="Times New Roman" w:hAnsi="Times New Roman" w:cs="Times New Roman" w:hint="eastAsia"/>
-          <w:lang w:val="en-CA"/>
-        </w:rPr>
-        <w:t xml:space="preserve">heard </w:t>
-      </w:r>
-      <w:r>
-        <w:rPr>
-          <w:rFonts w:ascii="Times New Roman" w:hAnsi="Times New Roman" w:cs="Times New Roman" w:hint="eastAsia"/>
-          <w:lang w:val="en-CA"/>
-        </w:rPr>
-        <w:t>one-four-three-eight didn</w:t>
-      </w:r>
-      <w:r>
-        <w:rPr>
-          <w:rFonts w:ascii="Times New Roman" w:hAnsi="Times New Roman" w:cs="Times New Roman"/>
-          <w:lang w:val="en-CA"/>
-        </w:rPr>
-        <w:t>’</w:t>
-      </w:r>
-      <w:r>
-        <w:rPr>
-          <w:rFonts w:ascii="Times New Roman" w:hAnsi="Times New Roman" w:cs="Times New Roman" w:hint="eastAsia"/>
-          <w:lang w:val="en-CA"/>
-        </w:rPr>
-        <w:t>t come back</w:t>
-      </w:r>
-      <w:r>
-        <w:rPr>
-          <w:rFonts w:ascii="Times New Roman" w:hAnsi="Times New Roman" w:cs="Times New Roman" w:hint="eastAsia"/>
-          <w:lang w:val="en-CA"/>
-        </w:rPr>
-        <w:t>, and I knew what he actually meant: I don</w:t>
-      </w:r>
-      <w:r>
-        <w:rPr>
-          <w:rFonts w:ascii="Times New Roman" w:hAnsi="Times New Roman" w:cs="Times New Roman"/>
-          <w:lang w:val="en-CA"/>
-        </w:rPr>
-        <w:t>’</w:t>
-      </w:r>
-      <w:r>
-        <w:rPr>
-          <w:rFonts w:ascii="Times New Roman" w:hAnsi="Times New Roman" w:cs="Times New Roman" w:hint="eastAsia"/>
-          <w:lang w:val="en-CA"/>
-        </w:rPr>
-        <w:t>t need to be him,</w:t>
-      </w:r>
-      <w:r>
-        <w:rPr>
-          <w:rFonts w:ascii="Times New Roman" w:hAnsi="Times New Roman" w:cs="Times New Roman"/>
-          <w:lang w:val="en-CA"/>
-        </w:rPr>
-        <w:t xml:space="preserve"> but I should try.</w:t>
-      </w:r>
-      <w:r>
-        <w:rPr>
-          <w:rFonts w:ascii="Times New Roman" w:hAnsi="Times New Roman" w:cs="Times New Roman"/>
-          <w:lang w:val="en-CA"/>
-        </w:rPr>
-        <w:t xml:space="preserve"> I ought to try. I must try!</w:t>
-      </w:r>
-      <w:r>
-        <w:rPr>
-          <w:rFonts w:ascii="Times New Roman" w:hAnsi="Times New Roman" w:cs="Times New Roman"/>
-          <w:lang w:val="en-CA"/>
-        </w:rPr>
-        <w:t xml:space="preserve"> We must try!</w:t>
-      </w:r>
-      <w:r>
-        <w:rPr>
-          <w:rFonts w:ascii="Times New Roman" w:hAnsi="Times New Roman" w:cs="Times New Roman"/>
-          <w:lang w:val="en-CA"/>
-        </w:rPr>
-        <w:t xml:space="preserve"> Why am I despicable? Why did everyone move out of east-east-north? Because I’m selfish. Because I won’t help anyone else, right? </w:t>
-      </w:r>
-      <w:r>
-        <w:rPr>
-          <w:rFonts w:ascii="Times New Roman" w:hAnsi="Times New Roman" w:cs="Times New Roman"/>
-          <w:lang w:val="en-CA"/>
-        </w:rPr>
-        <w:t>The whole point of serving Queen and Elder</w:t>
-      </w:r>
-      <w:r>
-        <w:rPr>
-          <w:rFonts w:ascii="Times New Roman" w:hAnsi="Times New Roman" w:cs="Times New Roman"/>
-          <w:lang w:val="en-CA"/>
-        </w:rPr>
-        <w:t>s</w:t>
-      </w:r>
-      <w:r>
-        <w:rPr>
-          <w:rFonts w:ascii="Times New Roman" w:hAnsi="Times New Roman" w:cs="Times New Roman"/>
-          <w:lang w:val="en-CA"/>
-        </w:rPr>
-        <w:t xml:space="preserve"> and doing everything we do is just because that’s the best way to help everyone, right? Well, here’s an opportunity now to </w:t>
-      </w:r>
-      <w:r>
-        <w:rPr>
-          <w:rFonts w:ascii="Times New Roman" w:hAnsi="Times New Roman" w:cs="Times New Roman"/>
-          <w:lang w:val="en-CA"/>
-        </w:rPr>
-        <w:t xml:space="preserve">help </w:t>
-      </w:r>
-      <w:r>
-        <w:rPr>
-          <w:rFonts w:ascii="Times New Roman" w:hAnsi="Times New Roman" w:cs="Times New Roman"/>
-          <w:lang w:val="en-CA"/>
-        </w:rPr>
-        <w:t>others!</w:t>
-      </w:r>
-      <w:r>
-        <w:rPr>
-          <w:rFonts w:ascii="Times New Roman" w:hAnsi="Times New Roman" w:cs="Times New Roman"/>
-          <w:lang w:val="en-CA"/>
-        </w:rPr>
-        <w:t xml:space="preserve"> To be like him, </w:t>
-      </w:r>
-      <w:r>
-        <w:rPr>
-          <w:rFonts w:ascii="Times New Roman" w:hAnsi="Times New Roman" w:cs="Times New Roman"/>
-          <w:lang w:val="en-CA"/>
-        </w:rPr>
-        <w:t xml:space="preserve">to </w:t>
-      </w:r>
-      <w:r>
-        <w:rPr>
-          <w:rFonts w:ascii="Times New Roman" w:hAnsi="Times New Roman" w:cs="Times New Roman"/>
-          <w:lang w:val="en-CA"/>
-        </w:rPr>
-        <w:t>save others the way he saved me!</w:t>
-      </w:r>
-    </w:p>
-    <w:p>
-      <w:pPr>
-        <w:widowControl/>
-        <w:jc w:val="both"/>
-        <w:rPr>
-          <w:rFonts w:ascii="Times New Roman" w:hAnsi="Times New Roman" w:cs="Times New Roman"/>
-          <w:lang w:val="en-CA"/>
-        </w:rPr>
-      </w:pPr>
-      <w:r>
-        <w:rPr>
-          <w:rFonts w:ascii="Times New Roman" w:hAnsi="Times New Roman" w:cs="Times New Roman"/>
-          <w:lang w:val="en-CA"/>
-        </w:rPr>
-        <w:tab/>
-        <w:t xml:space="preserve">Silence. </w:t>
-      </w:r>
-      <w:r>
-        <w:rPr>
-          <w:rFonts w:ascii="Times New Roman" w:hAnsi="Times New Roman" w:cs="Times New Roman"/>
-          <w:lang w:val="en-CA"/>
-        </w:rPr>
-        <w:t>Another scoff came from other Elder.</w:t>
-      </w:r>
-    </w:p>
-    <w:p>
-      <w:pPr>
-        <w:widowControl/>
-        <w:jc w:val="both"/>
-        <w:rPr>
-          <w:rFonts w:ascii="Times New Roman" w:hAnsi="Times New Roman" w:cs="Times New Roman"/>
-          <w:lang w:val="en-CA"/>
-        </w:rPr>
-      </w:pPr>
-      <w:r>
-        <w:rPr>
-          <w:rFonts w:ascii="Times New Roman" w:hAnsi="Times New Roman" w:cs="Times New Roman"/>
-          <w:lang w:val="en-CA"/>
-        </w:rPr>
-        <w:tab/>
-        <w:t>“Yeah, great going</w:t>
-      </w:r>
-      <w:r>
-        <w:rPr>
-          <w:rFonts w:ascii="Times New Roman" w:hAnsi="Times New Roman" w:cs="Times New Roman"/>
-          <w:lang w:val="en-CA"/>
-        </w:rPr>
-        <w:t>. That’s right, you hear her?</w:t>
-      </w:r>
-      <w:r>
-        <w:rPr>
-          <w:rFonts w:ascii="Times New Roman" w:hAnsi="Times New Roman" w:cs="Times New Roman"/>
-          <w:lang w:val="en-CA"/>
-        </w:rPr>
-        <w:t xml:space="preserve"> </w:t>
-      </w:r>
-      <w:r>
-        <w:rPr>
-          <w:rFonts w:ascii="Times New Roman" w:hAnsi="Times New Roman" w:cs="Times New Roman"/>
-          <w:lang w:val="en-CA"/>
-        </w:rPr>
-        <w:t xml:space="preserve">What a transformation. </w:t>
-      </w:r>
-      <w:r>
-        <w:rPr>
-          <w:rFonts w:ascii="Times New Roman" w:hAnsi="Times New Roman" w:cs="Times New Roman"/>
-          <w:lang w:val="en-CA"/>
-        </w:rPr>
-        <w:t>W</w:t>
-      </w:r>
-      <w:r>
-        <w:rPr>
-          <w:rFonts w:ascii="Times New Roman" w:hAnsi="Times New Roman" w:cs="Times New Roman"/>
-          <w:lang w:val="en-CA"/>
-        </w:rPr>
-        <w:t xml:space="preserve">e’ll definitely trust Ms. </w:t>
-      </w:r>
-      <w:r>
-        <w:rPr>
-          <w:rFonts w:ascii="Times New Roman" w:hAnsi="Times New Roman" w:cs="Times New Roman"/>
-          <w:lang w:val="en-CA"/>
-        </w:rPr>
-        <w:t>I-want-corn-and-nothing-else</w:t>
-      </w:r>
-      <w:r>
-        <w:rPr>
-          <w:rFonts w:ascii="Times New Roman" w:hAnsi="Times New Roman" w:cs="Times New Roman"/>
-          <w:lang w:val="en-CA"/>
-        </w:rPr>
-        <w:t>. W</w:t>
-      </w:r>
-      <w:r>
-        <w:rPr>
-          <w:rFonts w:ascii="Times New Roman" w:hAnsi="Times New Roman" w:cs="Times New Roman"/>
-          <w:lang w:val="en-CA"/>
-        </w:rPr>
-        <w:t xml:space="preserve">hat happened to </w:t>
-      </w:r>
-      <w:r>
-        <w:rPr>
-          <w:rFonts w:ascii="Times New Roman" w:hAnsi="Times New Roman" w:cs="Times New Roman"/>
-          <w:lang w:val="en-CA"/>
-        </w:rPr>
-        <w:t>you, huh</w:t>
-      </w:r>
-      <w:r>
-        <w:rPr>
-          <w:rFonts w:ascii="Times New Roman" w:hAnsi="Times New Roman" w:cs="Times New Roman"/>
-          <w:lang w:val="en-CA"/>
-        </w:rPr>
-        <w:t>?</w:t>
-      </w:r>
-      <w:r>
-        <w:rPr>
-          <w:rFonts w:ascii="Times New Roman" w:hAnsi="Times New Roman" w:cs="Times New Roman"/>
-          <w:lang w:val="en-CA"/>
-        </w:rPr>
-        <w:t xml:space="preserve"> What happened to ‘helping others </w:t>
-      </w:r>
-      <w:r>
-        <w:rPr>
-          <w:rFonts w:ascii="Times New Roman" w:hAnsi="Times New Roman" w:cs="Times New Roman"/>
-          <w:lang w:val="en-CA"/>
-        </w:rPr>
-        <w:t>won’t make others help you</w:t>
-      </w:r>
-      <w:r>
-        <w:rPr>
-          <w:rFonts w:ascii="Times New Roman" w:hAnsi="Times New Roman" w:cs="Times New Roman"/>
-          <w:lang w:val="en-CA"/>
-        </w:rPr>
-        <w:t>’?</w:t>
-      </w:r>
-      <w:r>
-        <w:rPr>
-          <w:rFonts w:ascii="Times New Roman" w:hAnsi="Times New Roman" w:cs="Times New Roman"/>
-          <w:lang w:val="en-CA"/>
-        </w:rPr>
-        <w:t xml:space="preserve"> What happened to ‘you only live once, so live for yourself’?</w:t>
-      </w:r>
-      <w:r>
-        <w:rPr>
-          <w:rFonts w:ascii="Times New Roman" w:hAnsi="Times New Roman" w:cs="Times New Roman"/>
-          <w:lang w:val="en-CA"/>
-        </w:rPr>
-        <w:t xml:space="preserve"> You don’t seriously believe </w:t>
-      </w:r>
-      <w:r>
-        <w:rPr>
-          <w:rFonts w:ascii="Times New Roman" w:hAnsi="Times New Roman" w:cs="Times New Roman"/>
-          <w:lang w:val="en-CA"/>
-        </w:rPr>
-        <w:t>anyone</w:t>
-      </w:r>
-      <w:r>
-        <w:rPr>
-          <w:rFonts w:ascii="Times New Roman" w:hAnsi="Times New Roman" w:cs="Times New Roman"/>
-          <w:lang w:val="en-CA"/>
-        </w:rPr>
-        <w:t xml:space="preserve"> can survive the end of the world, do you?</w:t>
-      </w:r>
-      <w:r>
-        <w:rPr>
-          <w:rFonts w:ascii="Times New Roman" w:hAnsi="Times New Roman" w:cs="Times New Roman"/>
-          <w:lang w:val="en-CA"/>
-        </w:rPr>
-        <w:t xml:space="preserve"> Come on, stop being delusional</w:t>
-      </w:r>
-      <w:r>
-        <w:rPr>
-          <w:rFonts w:ascii="Times New Roman" w:hAnsi="Times New Roman" w:cs="Times New Roman"/>
-          <w:lang w:val="en-CA"/>
-        </w:rPr>
-        <w:t>.</w:t>
-      </w:r>
-      <w:r>
-        <w:rPr>
-          <w:rFonts w:ascii="Times New Roman" w:hAnsi="Times New Roman" w:cs="Times New Roman"/>
-          <w:lang w:val="en-CA"/>
-        </w:rPr>
-        <w:t xml:space="preserve"> </w:t>
-      </w:r>
-      <w:r>
-        <w:rPr>
-          <w:rFonts w:ascii="Times New Roman" w:hAnsi="Times New Roman" w:cs="Times New Roman"/>
-          <w:lang w:val="en-CA"/>
-        </w:rPr>
-        <w:t>Y</w:t>
-      </w:r>
-      <w:r>
-        <w:rPr>
-          <w:rFonts w:ascii="Times New Roman" w:hAnsi="Times New Roman" w:cs="Times New Roman"/>
-          <w:lang w:val="en-CA"/>
-        </w:rPr>
-        <w:t>ou’re difficult enough as is.</w:t>
-      </w:r>
-      <w:r>
-        <w:rPr>
-          <w:rFonts w:ascii="Times New Roman" w:hAnsi="Times New Roman" w:cs="Times New Roman"/>
-          <w:lang w:val="en-CA"/>
-        </w:rPr>
-        <w:t>”</w:t>
-      </w:r>
-    </w:p>
-    <w:p>
-      <w:pPr>
-        <w:widowControl/>
-        <w:jc w:val="both"/>
-        <w:rPr>
-          <w:rFonts w:ascii="Times New Roman" w:hAnsi="Times New Roman" w:cs="Times New Roman"/>
-          <w:lang w:val="en-CA"/>
-        </w:rPr>
-      </w:pPr>
-      <w:r>
-        <w:rPr>
-          <w:rFonts w:ascii="Times New Roman" w:hAnsi="Times New Roman" w:cs="Times New Roman"/>
-          <w:lang w:val="en-CA"/>
-        </w:rPr>
-        <w:tab/>
-      </w:r>
-      <w:r>
-        <w:rPr>
-          <w:rFonts w:ascii="Times New Roman" w:hAnsi="Times New Roman" w:cs="Times New Roman"/>
-          <w:lang w:val="en-CA"/>
-        </w:rPr>
-        <w:t xml:space="preserve">I look </w:t>
-      </w:r>
-      <w:r>
-        <w:rPr>
-          <w:rFonts w:ascii="Times New Roman" w:hAnsi="Times New Roman" w:cs="Times New Roman"/>
-          <w:lang w:val="en-CA"/>
-        </w:rPr>
-        <w:t>at</w:t>
-      </w:r>
-      <w:r>
-        <w:rPr>
-          <w:rFonts w:ascii="Times New Roman" w:hAnsi="Times New Roman" w:cs="Times New Roman"/>
-          <w:lang w:val="en-CA"/>
-        </w:rPr>
-        <w:t xml:space="preserve"> the workers. They hide their eyes from me</w:t>
-      </w:r>
-      <w:r>
-        <w:rPr>
-          <w:rFonts w:ascii="Times New Roman" w:hAnsi="Times New Roman" w:cs="Times New Roman"/>
-          <w:lang w:val="en-CA"/>
-        </w:rPr>
-        <w:t>, their antennae drooping.</w:t>
-      </w:r>
-      <w:r>
-        <w:rPr>
-          <w:rFonts w:ascii="Times New Roman" w:hAnsi="Times New Roman" w:cs="Times New Roman"/>
-          <w:lang w:val="en-CA"/>
-        </w:rPr>
-        <w:t xml:space="preserve"> </w:t>
-      </w:r>
-      <w:r>
-        <w:rPr>
-          <w:rFonts w:ascii="Times New Roman" w:hAnsi="Times New Roman" w:cs="Times New Roman"/>
-          <w:lang w:val="en-CA"/>
-        </w:rPr>
-        <w:t>F</w:t>
-      </w:r>
-      <w:r>
-        <w:rPr>
-          <w:rFonts w:ascii="Times New Roman" w:hAnsi="Times New Roman" w:cs="Times New Roman"/>
-          <w:lang w:val="en-CA"/>
-        </w:rPr>
-        <w:t>ine, then. I’ll go on my own.</w:t>
-      </w:r>
-    </w:p>
-    <w:p>
-      <w:pPr>
-        <w:widowControl/>
-        <w:jc w:val="both"/>
-        <w:rPr>
-          <w:rFonts w:ascii="Times New Roman" w:hAnsi="Times New Roman" w:cs="Times New Roman"/>
-          <w:lang w:val="en-CA"/>
-        </w:rPr>
-      </w:pPr>
-      <w:r>
-        <w:rPr>
-          <w:rFonts w:ascii="Times New Roman" w:hAnsi="Times New Roman" w:cs="Times New Roman"/>
-          <w:lang w:val="en-CA"/>
-        </w:rPr>
-        <w:tab/>
-        <w:t xml:space="preserve">“And just what do you think you’re doing?” </w:t>
-      </w:r>
-      <w:r>
-        <w:rPr>
-          <w:rFonts w:ascii="Times New Roman" w:hAnsi="Times New Roman" w:cs="Times New Roman"/>
-          <w:lang w:val="en-CA"/>
-        </w:rPr>
-        <w:t>Elder commanded as I started crawling towards the exit.</w:t>
-      </w:r>
-    </w:p>
-    <w:p>
-      <w:pPr>
-        <w:widowControl/>
-        <w:jc w:val="both"/>
-        <w:rPr>
-          <w:rFonts w:ascii="Times New Roman" w:hAnsi="Times New Roman" w:cs="Times New Roman"/>
-          <w:lang w:val="en-CA"/>
-        </w:rPr>
-      </w:pPr>
-      <w:r>
-        <w:rPr>
-          <w:rFonts w:ascii="Times New Roman" w:hAnsi="Times New Roman" w:cs="Times New Roman"/>
-          <w:lang w:val="en-CA"/>
-        </w:rPr>
-        <w:tab/>
-        <w:t xml:space="preserve">I’m going to </w:t>
-      </w:r>
-      <w:r>
-        <w:rPr>
-          <w:rFonts w:ascii="Times New Roman" w:hAnsi="Times New Roman" w:cs="Times New Roman"/>
-          <w:lang w:val="en-CA"/>
-        </w:rPr>
-        <w:t xml:space="preserve">do what I’m meant to do. I’m going to save </w:t>
-      </w:r>
-      <w:r>
-        <w:rPr>
-          <w:rFonts w:ascii="Times New Roman" w:hAnsi="Times New Roman" w:cs="Times New Roman"/>
-          <w:lang w:val="en-CA"/>
-        </w:rPr>
-        <w:t>one-four-three-eight.</w:t>
-      </w:r>
-    </w:p>
-    <w:p>
-      <w:pPr>
-        <w:widowControl/>
-        <w:jc w:val="both"/>
-        <w:rPr>
-          <w:rFonts w:ascii="Times New Roman" w:hAnsi="Times New Roman" w:cs="Times New Roman"/>
-          <w:lang w:val="en-CA"/>
-        </w:rPr>
-      </w:pPr>
-      <w:r>
-        <w:rPr>
-          <w:rFonts w:ascii="Times New Roman" w:hAnsi="Times New Roman" w:cs="Times New Roman"/>
-          <w:lang w:val="en-CA"/>
-        </w:rPr>
-        <w:tab/>
-        <w:t>“Stop joking around and answer me seriously.”</w:t>
-      </w:r>
-    </w:p>
-    <w:p>
-      <w:pPr>
-        <w:widowControl/>
-        <w:jc w:val="both"/>
-        <w:rPr>
-          <w:rFonts w:ascii="Times New Roman" w:hAnsi="Times New Roman" w:cs="Times New Roman"/>
-          <w:lang w:val="en-CA"/>
-        </w:rPr>
-      </w:pPr>
-      <w:r>
-        <w:rPr>
-          <w:rFonts w:ascii="Times New Roman" w:hAnsi="Times New Roman" w:cs="Times New Roman"/>
-          <w:lang w:val="en-CA"/>
-        </w:rPr>
-        <w:tab/>
-        <w:t>I am serious.</w:t>
-      </w:r>
-      <w:r>
-        <w:rPr>
-          <w:rFonts w:ascii="Times New Roman" w:hAnsi="Times New Roman" w:cs="Times New Roman"/>
-          <w:lang w:val="en-CA"/>
-        </w:rPr>
-        <w:t xml:space="preserve"> I am going to save one-four-three-eight</w:t>
-      </w:r>
-      <w:r>
-        <w:rPr>
-          <w:rFonts w:ascii="Times New Roman" w:hAnsi="Times New Roman" w:cs="Times New Roman"/>
-          <w:lang w:val="en-CA"/>
-        </w:rPr>
-        <w:t>, and I’m going to do it now.</w:t>
-      </w:r>
-    </w:p>
-    <w:p>
-      <w:pPr>
-        <w:widowControl/>
-        <w:jc w:val="both"/>
-        <w:rPr>
-          <w:rFonts w:ascii="Times New Roman" w:hAnsi="Times New Roman" w:cs="Times New Roman"/>
-          <w:lang w:val="en-CA"/>
-        </w:rPr>
-      </w:pPr>
-      <w:r>
-        <w:rPr>
-          <w:rFonts w:ascii="Times New Roman" w:hAnsi="Times New Roman" w:cs="Times New Roman"/>
-          <w:lang w:val="en-CA"/>
-        </w:rPr>
-        <w:tab/>
-        <w:t>“You… You’ve gone completely insane, then.</w:t>
-      </w:r>
-      <w:r>
-        <w:rPr>
-          <w:rFonts w:ascii="Times New Roman" w:hAnsi="Times New Roman" w:cs="Times New Roman"/>
-          <w:lang w:val="en-CA"/>
-        </w:rPr>
-        <w:t>”</w:t>
-      </w:r>
-    </w:p>
-    <w:p>
-      <w:pPr>
-        <w:widowControl/>
-        <w:jc w:val="both"/>
-        <w:rPr>
-          <w:rFonts w:ascii="Times New Roman" w:hAnsi="Times New Roman" w:cs="Times New Roman"/>
-          <w:lang w:val="en-CA"/>
-        </w:rPr>
-      </w:pPr>
-      <w:r>
-        <w:rPr>
-          <w:rFonts w:ascii="Times New Roman" w:hAnsi="Times New Roman" w:cs="Times New Roman"/>
-          <w:lang w:val="en-CA"/>
-        </w:rPr>
-        <w:tab/>
-        <w:t>I continued to crawl towards the exit without replying.</w:t>
-      </w:r>
-    </w:p>
-    <w:p>
-      <w:pPr>
-        <w:widowControl/>
-        <w:jc w:val="both"/>
-        <w:rPr>
-          <w:rFonts w:ascii="Times New Roman" w:hAnsi="Times New Roman" w:cs="Times New Roman"/>
-          <w:lang w:val="en-CA"/>
-        </w:rPr>
-      </w:pPr>
-      <w:r>
-        <w:rPr>
-          <w:rFonts w:ascii="Times New Roman" w:hAnsi="Times New Roman" w:cs="Times New Roman"/>
-          <w:lang w:val="en-CA"/>
-        </w:rPr>
-        <w:lastRenderedPageBreak/>
-        <w:tab/>
-        <w:t>“You really were serious about the giant?</w:t>
-      </w:r>
-      <w:r>
-        <w:rPr>
-          <w:rFonts w:ascii="Times New Roman" w:hAnsi="Times New Roman" w:cs="Times New Roman"/>
-          <w:lang w:val="en-CA"/>
-        </w:rPr>
-        <w:t xml:space="preserve"> And the ground, and everything else?</w:t>
-      </w:r>
-      <w:r>
-        <w:rPr>
-          <w:rFonts w:ascii="Times New Roman" w:hAnsi="Times New Roman" w:cs="Times New Roman"/>
-          <w:lang w:val="en-CA"/>
-        </w:rPr>
-        <w:t>”</w:t>
-      </w:r>
-    </w:p>
-    <w:p>
-      <w:pPr>
-        <w:widowControl/>
-        <w:jc w:val="both"/>
-        <w:rPr>
-          <w:rFonts w:ascii="Times New Roman" w:hAnsi="Times New Roman" w:cs="Times New Roman"/>
-          <w:lang w:val="en-CA"/>
-        </w:rPr>
-      </w:pPr>
-      <w:r>
-        <w:rPr>
-          <w:rFonts w:ascii="Times New Roman" w:hAnsi="Times New Roman" w:cs="Times New Roman"/>
-          <w:lang w:val="en-CA"/>
-        </w:rPr>
-        <w:tab/>
-        <w:t>Yes, of course.</w:t>
-      </w:r>
-      <w:r>
-        <w:rPr>
-          <w:rFonts w:ascii="Times New Roman" w:hAnsi="Times New Roman" w:cs="Times New Roman"/>
-          <w:lang w:val="en-CA"/>
-        </w:rPr>
-        <w:t xml:space="preserve"> I’ve told you that already.</w:t>
-      </w:r>
-    </w:p>
-    <w:p>
-      <w:pPr>
-        <w:widowControl/>
-        <w:jc w:val="both"/>
-        <w:rPr>
-          <w:rFonts w:ascii="Times New Roman" w:hAnsi="Times New Roman" w:cs="Times New Roman"/>
-          <w:lang w:val="en-CA"/>
-        </w:rPr>
-      </w:pPr>
-      <w:r>
-        <w:rPr>
-          <w:rFonts w:ascii="Times New Roman" w:hAnsi="Times New Roman" w:cs="Times New Roman"/>
-          <w:lang w:val="en-CA"/>
-        </w:rPr>
-        <w:tab/>
-        <w:t>“Stop, stop</w:t>
-      </w:r>
-      <w:r>
-        <w:rPr>
-          <w:rFonts w:ascii="Times New Roman" w:hAnsi="Times New Roman" w:cs="Times New Roman"/>
-          <w:lang w:val="en-CA"/>
-        </w:rPr>
-        <w:t>!</w:t>
-      </w:r>
-      <w:r>
-        <w:rPr>
-          <w:rFonts w:ascii="Times New Roman" w:hAnsi="Times New Roman" w:cs="Times New Roman"/>
-          <w:lang w:val="en-CA"/>
-        </w:rPr>
-        <w:t xml:space="preserve"> Even if you were… Let’s say you were… And you weren’t hallucinating.</w:t>
-      </w:r>
-      <w:r>
-        <w:rPr>
-          <w:rFonts w:ascii="Times New Roman" w:hAnsi="Times New Roman" w:cs="Times New Roman"/>
-          <w:lang w:val="en-CA"/>
-        </w:rPr>
-        <w:t xml:space="preserve"> </w:t>
-      </w:r>
-      <w:r>
-        <w:rPr>
-          <w:rFonts w:ascii="Times New Roman" w:hAnsi="Times New Roman" w:cs="Times New Roman"/>
-          <w:lang w:val="en-CA"/>
-        </w:rPr>
-        <w:t xml:space="preserve">What </w:t>
-      </w:r>
-      <w:r>
-        <w:rPr>
-          <w:rFonts w:ascii="Times New Roman" w:hAnsi="Times New Roman" w:cs="Times New Roman"/>
-          <w:lang w:val="en-CA"/>
-        </w:rPr>
-        <w:t>will</w:t>
-      </w:r>
-      <w:r>
-        <w:rPr>
-          <w:rFonts w:ascii="Times New Roman" w:hAnsi="Times New Roman" w:cs="Times New Roman"/>
-          <w:lang w:val="en-CA"/>
-        </w:rPr>
-        <w:t xml:space="preserve"> come of it if you try to save one-four-three-eight?</w:t>
-      </w:r>
-      <w:r>
-        <w:rPr>
-          <w:rFonts w:ascii="Times New Roman" w:hAnsi="Times New Roman" w:cs="Times New Roman"/>
-          <w:lang w:val="en-CA"/>
-        </w:rPr>
-        <w:t xml:space="preserve"> You won’t survive outside.</w:t>
-      </w:r>
-      <w:r>
-        <w:rPr>
-          <w:rFonts w:ascii="Times New Roman" w:hAnsi="Times New Roman" w:cs="Times New Roman"/>
-          <w:lang w:val="en-CA"/>
-        </w:rPr>
-        <w:t xml:space="preserve"> Nobody </w:t>
-      </w:r>
-      <w:r>
-        <w:rPr>
-          <w:rFonts w:ascii="Times New Roman" w:hAnsi="Times New Roman" w:cs="Times New Roman"/>
-          <w:lang w:val="en-CA"/>
-        </w:rPr>
-        <w:t>will</w:t>
-      </w:r>
-      <w:r>
-        <w:rPr>
-          <w:rFonts w:ascii="Times New Roman" w:hAnsi="Times New Roman" w:cs="Times New Roman"/>
-          <w:lang w:val="en-CA"/>
-        </w:rPr>
-        <w:t>. It’s the end of the world.</w:t>
-      </w:r>
-      <w:r>
-        <w:rPr>
-          <w:rFonts w:ascii="Times New Roman" w:hAnsi="Times New Roman" w:cs="Times New Roman"/>
-          <w:lang w:val="en-CA"/>
-        </w:rPr>
-        <w:t xml:space="preserve"> One-four-three-eight is a lost cause, forget about her.</w:t>
-      </w:r>
-      <w:r>
-        <w:rPr>
-          <w:rFonts w:ascii="Times New Roman" w:hAnsi="Times New Roman" w:cs="Times New Roman"/>
-          <w:lang w:val="en-CA"/>
-        </w:rPr>
-        <w:t xml:space="preserve"> If you really </w:t>
-      </w:r>
-      <w:r>
-        <w:rPr>
-          <w:rFonts w:ascii="Times New Roman" w:hAnsi="Times New Roman" w:cs="Times New Roman"/>
-          <w:lang w:val="en-CA"/>
-        </w:rPr>
-        <w:t>had a change of heart, if you really stopped being selfish</w:t>
-      </w:r>
-      <w:r>
-        <w:rPr>
-          <w:rFonts w:ascii="Times New Roman" w:hAnsi="Times New Roman" w:cs="Times New Roman"/>
-          <w:lang w:val="en-CA"/>
-        </w:rPr>
-        <w:t>, take her place in labour and help</w:t>
-      </w:r>
-      <w:r>
-        <w:rPr>
-          <w:rFonts w:ascii="Times New Roman" w:hAnsi="Times New Roman" w:cs="Times New Roman"/>
-          <w:lang w:val="en-CA"/>
-        </w:rPr>
-        <w:t>. Queen is birthing.</w:t>
-      </w:r>
-      <w:r>
-        <w:rPr>
-          <w:rFonts w:ascii="Times New Roman" w:hAnsi="Times New Roman" w:cs="Times New Roman"/>
-          <w:lang w:val="en-CA"/>
-        </w:rPr>
-        <w:t>”</w:t>
-      </w:r>
-    </w:p>
-    <w:p>
-      <w:pPr>
-        <w:widowControl/>
-        <w:jc w:val="both"/>
-        <w:rPr>
-          <w:rFonts w:ascii="Times New Roman" w:hAnsi="Times New Roman" w:cs="Times New Roman"/>
-          <w:lang w:val="en-CA"/>
-        </w:rPr>
-      </w:pPr>
-      <w:r>
-        <w:rPr>
-          <w:rFonts w:ascii="Times New Roman" w:hAnsi="Times New Roman" w:cs="Times New Roman"/>
-          <w:lang w:val="en-CA"/>
-        </w:rPr>
-        <w:tab/>
-      </w:r>
-      <w:r>
-        <w:rPr>
-          <w:rFonts w:ascii="Times New Roman" w:hAnsi="Times New Roman" w:cs="Times New Roman"/>
-          <w:lang w:val="en-CA"/>
-        </w:rPr>
-        <w:t xml:space="preserve">I, again, </w:t>
-      </w:r>
-      <w:r>
-        <w:rPr>
-          <w:rFonts w:ascii="Times New Roman" w:hAnsi="Times New Roman" w:cs="Times New Roman" w:hint="eastAsia"/>
-          <w:lang w:val="en-CA"/>
-        </w:rPr>
-        <w:t>do</w:t>
-      </w:r>
-      <w:r>
-        <w:rPr>
-          <w:rFonts w:ascii="Times New Roman" w:hAnsi="Times New Roman" w:cs="Times New Roman"/>
-          <w:lang w:val="en-CA"/>
-        </w:rPr>
-        <w:t xml:space="preserve"> not reply and </w:t>
-      </w:r>
-      <w:r>
-        <w:rPr>
-          <w:rFonts w:ascii="Times New Roman" w:hAnsi="Times New Roman" w:cs="Times New Roman" w:hint="eastAsia"/>
-          <w:lang w:val="en-CA"/>
-        </w:rPr>
-        <w:t>continue</w:t>
-      </w:r>
-      <w:r>
-        <w:rPr>
-          <w:rFonts w:ascii="Times New Roman" w:hAnsi="Times New Roman" w:cs="Times New Roman"/>
-          <w:lang w:val="en-CA"/>
-        </w:rPr>
-        <w:t xml:space="preserve"> to crawl.</w:t>
-      </w:r>
-    </w:p>
-    <w:p>
-      <w:pPr>
-        <w:widowControl/>
-        <w:jc w:val="both"/>
-        <w:rPr>
-          <w:rFonts w:ascii="Times New Roman" w:hAnsi="Times New Roman" w:cs="Times New Roman"/>
-          <w:lang w:val="en-CA"/>
-        </w:rPr>
-      </w:pPr>
-      <w:r>
-        <w:rPr>
-          <w:rFonts w:ascii="Times New Roman" w:hAnsi="Times New Roman" w:cs="Times New Roman"/>
-          <w:lang w:val="en-CA"/>
-        </w:rPr>
-        <w:tab/>
-        <w:t>“I told you to stop, didn’t you hear?! Elder’s orders are absolute!”</w:t>
-      </w:r>
-    </w:p>
-    <w:p>
-      <w:pPr>
-        <w:widowControl/>
-        <w:jc w:val="both"/>
-        <w:rPr>
-          <w:rFonts w:ascii="Times New Roman" w:hAnsi="Times New Roman" w:cs="Times New Roman"/>
-          <w:lang w:val="en-CA"/>
-        </w:rPr>
-      </w:pPr>
-      <w:r>
-        <w:rPr>
-          <w:rFonts w:ascii="Times New Roman" w:hAnsi="Times New Roman" w:cs="Times New Roman"/>
-          <w:lang w:val="en-CA"/>
-        </w:rPr>
-        <w:tab/>
-      </w:r>
-      <w:r>
-        <w:rPr>
-          <w:rFonts w:ascii="Times New Roman" w:hAnsi="Times New Roman" w:cs="Times New Roman"/>
-          <w:lang w:val="en-CA"/>
-        </w:rPr>
-        <w:t>And what will you do</w:t>
-      </w:r>
-      <w:r>
-        <w:rPr>
-          <w:rFonts w:ascii="Times New Roman" w:hAnsi="Times New Roman" w:cs="Times New Roman"/>
-          <w:lang w:val="en-CA"/>
-        </w:rPr>
-        <w:t xml:space="preserve"> if I don’t stop</w:t>
-      </w:r>
-      <w:r>
-        <w:rPr>
-          <w:rFonts w:ascii="Times New Roman" w:hAnsi="Times New Roman" w:cs="Times New Roman"/>
-          <w:lang w:val="en-CA"/>
-        </w:rPr>
-        <w:t>? Execute me?</w:t>
-      </w:r>
-      <w:r>
-        <w:rPr>
-          <w:rFonts w:ascii="Times New Roman" w:hAnsi="Times New Roman" w:cs="Times New Roman"/>
-          <w:lang w:val="en-CA"/>
-        </w:rPr>
-        <w:t xml:space="preserve"> Tear me apart?</w:t>
-      </w:r>
-      <w:r>
-        <w:rPr>
-          <w:rFonts w:ascii="Times New Roman" w:hAnsi="Times New Roman" w:cs="Times New Roman" w:hint="eastAsia"/>
-          <w:lang w:val="en-CA"/>
-        </w:rPr>
-        <w:t xml:space="preserve"> </w:t>
-      </w:r>
-      <w:r>
-        <w:rPr>
-          <w:rFonts w:ascii="Times New Roman" w:hAnsi="Times New Roman" w:cs="Times New Roman" w:hint="eastAsia"/>
-          <w:lang w:val="en-CA"/>
-        </w:rPr>
-        <w:t xml:space="preserve">Right before birthing? </w:t>
-      </w:r>
-      <w:r>
-        <w:rPr>
-          <w:rFonts w:ascii="Times New Roman" w:hAnsi="Times New Roman" w:cs="Times New Roman"/>
-          <w:lang w:val="en-CA"/>
-        </w:rPr>
-        <w:t xml:space="preserve">Come on. </w:t>
-      </w:r>
-    </w:p>
-    <w:p>
-      <w:pPr>
-        <w:widowControl/>
-        <w:jc w:val="both"/>
-        <w:rPr>
-          <w:rFonts w:ascii="Times New Roman" w:hAnsi="Times New Roman" w:cs="Times New Roman"/>
-          <w:lang w:val="en-CA"/>
-        </w:rPr>
-      </w:pPr>
-      <w:r>
-        <w:rPr>
-          <w:rFonts w:ascii="Times New Roman" w:hAnsi="Times New Roman" w:cs="Times New Roman"/>
-          <w:lang w:val="en-CA"/>
-        </w:rPr>
-        <w:tab/>
-        <w:t xml:space="preserve">“Your life belongs not just to yourself, do you understand, you selfish bastard? Your life belongs to Queen, to the entire community! </w:t>
-      </w:r>
-      <w:r>
-        <w:rPr>
-          <w:rFonts w:ascii="Times New Roman" w:hAnsi="Times New Roman" w:cs="Times New Roman"/>
-          <w:lang w:val="en-CA"/>
-        </w:rPr>
-        <w:t xml:space="preserve">If you die, we all lose a labourer. You think anyone cares at all otherwise? If not for the fact that we already lost one-four-three-eight, I wouldn’t give two shits if you walked out into the end of the world and got </w:t>
-      </w:r>
-      <w:r>
-        <w:rPr>
-          <w:rFonts w:ascii="Times New Roman" w:hAnsi="Times New Roman" w:cs="Times New Roman" w:hint="eastAsia"/>
-          <w:lang w:val="en-CA"/>
-        </w:rPr>
-        <w:t>yourself</w:t>
-      </w:r>
-      <w:r>
-        <w:rPr>
-          <w:rFonts w:ascii="Times New Roman" w:hAnsi="Times New Roman" w:cs="Times New Roman"/>
-          <w:lang w:val="en-CA"/>
-        </w:rPr>
-        <w:t xml:space="preserve"> killed.</w:t>
-      </w:r>
-      <w:r>
-        <w:rPr>
-          <w:rFonts w:ascii="Times New Roman" w:hAnsi="Times New Roman" w:cs="Times New Roman"/>
-          <w:lang w:val="en-CA"/>
-        </w:rPr>
-        <w:t>”</w:t>
-      </w:r>
-    </w:p>
-    <w:p>
-      <w:pPr>
-        <w:widowControl/>
-        <w:jc w:val="both"/>
-        <w:rPr>
-          <w:rFonts w:ascii="Times New Roman" w:hAnsi="Times New Roman" w:cs="Times New Roman"/>
-          <w:lang w:val="en-CA"/>
-        </w:rPr>
-      </w:pPr>
-      <w:r>
-        <w:rPr>
-          <w:rFonts w:ascii="Times New Roman" w:hAnsi="Times New Roman" w:cs="Times New Roman"/>
-          <w:lang w:val="en-CA"/>
-        </w:rPr>
-        <w:tab/>
-        <w:t>That’s ok</w:t>
-      </w:r>
-      <w:r>
-        <w:rPr>
-          <w:rFonts w:ascii="Times New Roman" w:hAnsi="Times New Roman" w:cs="Times New Roman" w:hint="eastAsia"/>
-          <w:lang w:val="en-CA"/>
-        </w:rPr>
-        <w:t xml:space="preserve">, there is no loss. </w:t>
-      </w:r>
-      <w:r>
-        <w:rPr>
-          <w:rFonts w:ascii="Times New Roman" w:hAnsi="Times New Roman" w:cs="Times New Roman"/>
-          <w:lang w:val="en-CA"/>
-        </w:rPr>
-        <w:t>I’ve only ever worked for myself</w:t>
-      </w:r>
-      <w:r>
-        <w:rPr>
-          <w:rFonts w:ascii="Times New Roman" w:hAnsi="Times New Roman" w:cs="Times New Roman"/>
-          <w:lang w:val="en-CA"/>
-        </w:rPr>
-        <w:t xml:space="preserve">, and </w:t>
-      </w:r>
-      <w:r>
-        <w:rPr>
-          <w:rFonts w:ascii="Times New Roman" w:hAnsi="Times New Roman" w:cs="Times New Roman"/>
-          <w:lang w:val="en-CA"/>
-        </w:rPr>
-        <w:t xml:space="preserve">sometimes </w:t>
-      </w:r>
-      <w:r>
-        <w:rPr>
-          <w:rFonts w:ascii="Times New Roman" w:hAnsi="Times New Roman" w:cs="Times New Roman"/>
-          <w:lang w:val="en-CA"/>
-        </w:rPr>
-        <w:t>for corn.</w:t>
-      </w:r>
-      <w:r>
-        <w:rPr>
-          <w:rFonts w:ascii="Times New Roman" w:hAnsi="Times New Roman" w:cs="Times New Roman"/>
-          <w:lang w:val="en-CA"/>
-        </w:rPr>
-        <w:t xml:space="preserve"> You won’t miss this bastard because she is too selfish.</w:t>
-      </w:r>
-    </w:p>
-    <w:p>
-      <w:pPr>
-        <w:widowControl/>
-        <w:jc w:val="both"/>
-        <w:rPr>
-          <w:rFonts w:ascii="Times New Roman" w:hAnsi="Times New Roman" w:cs="Times New Roman"/>
-          <w:lang w:val="en-CA"/>
-        </w:rPr>
-      </w:pPr>
-      <w:r>
-        <w:rPr>
-          <w:rFonts w:ascii="Times New Roman" w:hAnsi="Times New Roman" w:cs="Times New Roman"/>
-          <w:lang w:val="en-CA"/>
-        </w:rPr>
-        <w:tab/>
-      </w:r>
-      <w:r>
-        <w:rPr>
-          <w:rFonts w:ascii="Times New Roman" w:hAnsi="Times New Roman" w:cs="Times New Roman"/>
-          <w:lang w:val="en-CA"/>
-        </w:rPr>
-        <w:t xml:space="preserve">“And what if </w:t>
-      </w:r>
-      <w:r>
-        <w:rPr>
-          <w:rFonts w:ascii="Times New Roman" w:hAnsi="Times New Roman" w:cs="Times New Roman" w:hint="eastAsia"/>
-          <w:lang w:val="en-CA"/>
-        </w:rPr>
-        <w:t>one-four-three-eight</w:t>
-      </w:r>
-      <w:r>
-        <w:rPr>
-          <w:rFonts w:ascii="Times New Roman" w:hAnsi="Times New Roman" w:cs="Times New Roman"/>
-          <w:lang w:val="en-CA"/>
-        </w:rPr>
-        <w:t>’</w:t>
-      </w:r>
-      <w:r>
-        <w:rPr>
-          <w:rFonts w:ascii="Times New Roman" w:hAnsi="Times New Roman" w:cs="Times New Roman" w:hint="eastAsia"/>
-          <w:lang w:val="en-CA"/>
-        </w:rPr>
-        <w:t>s</w:t>
-      </w:r>
-      <w:r>
-        <w:rPr>
-          <w:rFonts w:ascii="Times New Roman" w:hAnsi="Times New Roman" w:cs="Times New Roman"/>
-          <w:lang w:val="en-CA"/>
-        </w:rPr>
-        <w:t xml:space="preserve"> already dead?</w:t>
-      </w:r>
-      <w:r>
-        <w:rPr>
-          <w:rFonts w:ascii="Times New Roman" w:hAnsi="Times New Roman" w:cs="Times New Roman"/>
-          <w:lang w:val="en-CA"/>
-        </w:rPr>
-        <w:t xml:space="preserve"> What if a sky piece already hit her?</w:t>
-      </w:r>
-      <w:r>
-        <w:rPr>
-          <w:rFonts w:ascii="Times New Roman" w:hAnsi="Times New Roman" w:cs="Times New Roman"/>
-          <w:lang w:val="en-CA"/>
-        </w:rPr>
-        <w:t>”</w:t>
-      </w:r>
-    </w:p>
-    <w:p>
-      <w:pPr>
-        <w:widowControl/>
-        <w:jc w:val="both"/>
-        <w:rPr>
-          <w:rFonts w:ascii="Times New Roman" w:hAnsi="Times New Roman" w:cs="Times New Roman"/>
-          <w:lang w:val="en-CA"/>
-        </w:rPr>
-      </w:pPr>
-      <w:r>
-        <w:rPr>
-          <w:rFonts w:ascii="Times New Roman" w:hAnsi="Times New Roman" w:cs="Times New Roman"/>
-          <w:lang w:val="en-CA"/>
-        </w:rPr>
-        <w:tab/>
-      </w:r>
-      <w:r>
-        <w:rPr>
-          <w:rFonts w:ascii="Times New Roman" w:hAnsi="Times New Roman" w:cs="Times New Roman" w:hint="eastAsia"/>
-          <w:lang w:val="en-CA"/>
-        </w:rPr>
-        <w:t>Then I have to hurry</w:t>
-      </w:r>
-      <w:r>
-        <w:rPr>
-          <w:rFonts w:ascii="Times New Roman" w:hAnsi="Times New Roman" w:cs="Times New Roman"/>
-          <w:lang w:val="en-CA"/>
-        </w:rPr>
-        <w:t>. Every second I lose is a second she could be hit by a sky piece and die.</w:t>
-      </w:r>
-    </w:p>
-    <w:p>
-      <w:pPr>
-        <w:widowControl/>
-        <w:jc w:val="both"/>
-        <w:rPr>
-          <w:rFonts w:ascii="Times New Roman" w:hAnsi="Times New Roman" w:cs="Times New Roman"/>
-          <w:lang w:val="en-CA"/>
-        </w:rPr>
-      </w:pPr>
-      <w:r>
-        <w:rPr>
-          <w:rFonts w:ascii="Times New Roman" w:hAnsi="Times New Roman" w:cs="Times New Roman"/>
-          <w:lang w:val="en-CA"/>
-        </w:rPr>
-        <w:tab/>
-        <w:t>The gate isn’t nearly as far as I remembered. I shove the bottom pebbles</w:t>
-      </w:r>
-      <w:r>
-        <w:rPr>
-          <w:rFonts w:ascii="Times New Roman" w:hAnsi="Times New Roman" w:cs="Times New Roman"/>
-          <w:lang w:val="en-CA"/>
-        </w:rPr>
-        <w:t xml:space="preserve"> away</w:t>
-      </w:r>
-      <w:r>
-        <w:rPr>
-          <w:rFonts w:ascii="Times New Roman" w:hAnsi="Times New Roman" w:cs="Times New Roman"/>
-          <w:lang w:val="en-CA"/>
-        </w:rPr>
-        <w:t xml:space="preserve">, and the dirt above </w:t>
-      </w:r>
-      <w:r>
-        <w:rPr>
-          <w:rFonts w:ascii="Times New Roman" w:hAnsi="Times New Roman" w:cs="Times New Roman"/>
-          <w:lang w:val="en-CA"/>
-        </w:rPr>
-        <w:t>collapses</w:t>
-      </w:r>
-      <w:r>
-        <w:rPr>
-          <w:rFonts w:ascii="Times New Roman" w:hAnsi="Times New Roman" w:cs="Times New Roman"/>
-          <w:lang w:val="en-CA"/>
-        </w:rPr>
-        <w:t xml:space="preserve">, revealing the outside world. Sky pieces </w:t>
-      </w:r>
-      <w:r>
-        <w:rPr>
-          <w:rFonts w:ascii="Times New Roman" w:hAnsi="Times New Roman" w:cs="Times New Roman"/>
-          <w:lang w:val="en-CA"/>
-        </w:rPr>
-        <w:t>fall with extreme force, piercing the ground</w:t>
-      </w:r>
-      <w:r>
-        <w:rPr>
-          <w:rFonts w:ascii="Times New Roman" w:hAnsi="Times New Roman" w:cs="Times New Roman"/>
-          <w:lang w:val="en-CA"/>
-        </w:rPr>
-        <w:t xml:space="preserve">, </w:t>
-      </w:r>
-      <w:r>
-        <w:rPr>
-          <w:rFonts w:ascii="Times New Roman" w:hAnsi="Times New Roman" w:cs="Times New Roman"/>
-          <w:lang w:val="en-CA"/>
-        </w:rPr>
-        <w:t>making thunderous noises</w:t>
-      </w:r>
-      <w:r>
-        <w:rPr>
-          <w:rFonts w:ascii="Times New Roman" w:hAnsi="Times New Roman" w:cs="Times New Roman"/>
-          <w:lang w:val="en-CA"/>
-        </w:rPr>
-        <w:t>. If the world did not end earlier, it certainly is ending now.</w:t>
-      </w:r>
-    </w:p>
-    <w:p>
-      <w:pPr>
-        <w:widowControl/>
-        <w:jc w:val="both"/>
-        <w:rPr>
-          <w:rFonts w:ascii="Times New Roman" w:hAnsi="Times New Roman" w:cs="Times New Roman"/>
-          <w:lang w:val="en-CA"/>
-        </w:rPr>
-      </w:pPr>
-      <w:r>
-        <w:rPr>
-          <w:rFonts w:ascii="Times New Roman" w:hAnsi="Times New Roman" w:cs="Times New Roman"/>
-          <w:lang w:val="en-CA"/>
-        </w:rPr>
-        <w:tab/>
-        <w:t>“You know there’s nothing that you can do out there.”</w:t>
-      </w:r>
-    </w:p>
-    <w:p>
-      <w:pPr>
-        <w:widowControl/>
-        <w:jc w:val="both"/>
-        <w:rPr>
-          <w:rFonts w:ascii="Times New Roman" w:hAnsi="Times New Roman" w:cs="Times New Roman"/>
-          <w:lang w:val="en-CA"/>
-        </w:rPr>
-      </w:pPr>
-      <w:r>
-        <w:rPr>
-          <w:rFonts w:ascii="Times New Roman" w:hAnsi="Times New Roman" w:cs="Times New Roman"/>
-          <w:lang w:val="en-CA"/>
-        </w:rPr>
-        <w:tab/>
-        <w:t xml:space="preserve">It’s Elder. </w:t>
-      </w:r>
-      <w:r>
-        <w:rPr>
-          <w:rFonts w:ascii="Times New Roman" w:hAnsi="Times New Roman" w:cs="Times New Roman"/>
-          <w:lang w:val="en-CA"/>
-        </w:rPr>
-        <w:t xml:space="preserve">Her body is </w:t>
-      </w:r>
-      <w:r>
-        <w:rPr>
-          <w:rFonts w:ascii="Times New Roman" w:hAnsi="Times New Roman" w:cs="Times New Roman"/>
-          <w:lang w:val="en-CA"/>
-        </w:rPr>
-        <w:t xml:space="preserve">shaking slightly from </w:t>
-      </w:r>
-      <w:r>
-        <w:rPr>
-          <w:rFonts w:ascii="Times New Roman" w:hAnsi="Times New Roman" w:cs="Times New Roman"/>
-          <w:lang w:val="en-CA"/>
-        </w:rPr>
-        <w:t>running.</w:t>
-      </w:r>
-    </w:p>
-    <w:p>
-      <w:pPr>
-        <w:widowControl/>
-        <w:jc w:val="both"/>
-        <w:rPr>
-          <w:rFonts w:ascii="Times New Roman" w:hAnsi="Times New Roman" w:cs="Times New Roman"/>
-          <w:lang w:val="en-CA"/>
-        </w:rPr>
-      </w:pPr>
-      <w:r>
-        <w:rPr>
-          <w:rFonts w:ascii="Times New Roman" w:hAnsi="Times New Roman" w:cs="Times New Roman"/>
-          <w:lang w:val="en-CA"/>
-        </w:rPr>
-        <w:tab/>
-        <w:t xml:space="preserve">“Come back now and repair the </w:t>
-      </w:r>
-      <w:r>
-        <w:rPr>
-          <w:rFonts w:ascii="Times New Roman" w:hAnsi="Times New Roman" w:cs="Times New Roman"/>
-          <w:lang w:val="en-CA"/>
-        </w:rPr>
-        <w:t>gate</w:t>
-      </w:r>
-      <w:r>
-        <w:rPr>
-          <w:rFonts w:ascii="Times New Roman" w:hAnsi="Times New Roman" w:cs="Times New Roman"/>
-          <w:lang w:val="en-CA"/>
-        </w:rPr>
-        <w:t>. I can pretend none of this happened.”</w:t>
-      </w:r>
-    </w:p>
-    <w:p>
-      <w:pPr>
-        <w:widowControl/>
-        <w:jc w:val="both"/>
-        <w:rPr>
-          <w:rFonts w:ascii="Times New Roman" w:hAnsi="Times New Roman" w:cs="Times New Roman"/>
-          <w:lang w:val="en-CA"/>
-        </w:rPr>
-      </w:pPr>
-      <w:r>
-        <w:rPr>
-          <w:rFonts w:ascii="Times New Roman" w:hAnsi="Times New Roman" w:cs="Times New Roman"/>
-          <w:lang w:val="en-CA"/>
-        </w:rPr>
-        <w:tab/>
-        <w:t>Pretend?</w:t>
-      </w:r>
-    </w:p>
-    <w:p>
-      <w:pPr>
-        <w:widowControl/>
-        <w:jc w:val="both"/>
-        <w:rPr>
-          <w:rFonts w:ascii="Times New Roman" w:hAnsi="Times New Roman" w:cs="Times New Roman"/>
-          <w:lang w:val="en-CA"/>
-        </w:rPr>
-      </w:pPr>
-      <w:r>
-        <w:rPr>
-          <w:rFonts w:ascii="Times New Roman" w:hAnsi="Times New Roman" w:cs="Times New Roman"/>
-          <w:lang w:val="en-CA"/>
-        </w:rPr>
-        <w:tab/>
-        <w:t xml:space="preserve">“Yes. I will not force you out there, come on. It must be scary, I understand. Come, we all appreciate you for speaking up, but it’s time to call </w:t>
-      </w:r>
-      <w:r>
-        <w:rPr>
-          <w:rFonts w:ascii="Times New Roman" w:hAnsi="Times New Roman" w:cs="Times New Roman"/>
-          <w:lang w:val="en-CA"/>
-        </w:rPr>
-        <w:t xml:space="preserve">it </w:t>
-      </w:r>
-      <w:r>
-        <w:rPr>
-          <w:rFonts w:ascii="Times New Roman" w:hAnsi="Times New Roman" w:cs="Times New Roman"/>
-          <w:lang w:val="en-CA"/>
-        </w:rPr>
-        <w:t xml:space="preserve">quits. No need to force yourself to confront that. See that? It’s the end of the world. </w:t>
-      </w:r>
-      <w:r>
-        <w:rPr>
-          <w:rFonts w:ascii="Times New Roman" w:hAnsi="Times New Roman" w:cs="Times New Roman"/>
-          <w:lang w:val="en-CA"/>
-        </w:rPr>
-        <w:t xml:space="preserve">I know you’re scared, </w:t>
-      </w:r>
-      <w:r>
-        <w:rPr>
-          <w:rFonts w:ascii="Times New Roman" w:hAnsi="Times New Roman" w:cs="Times New Roman"/>
-          <w:lang w:val="en-CA"/>
-        </w:rPr>
-        <w:t xml:space="preserve">so </w:t>
-      </w:r>
-      <w:r>
-        <w:rPr>
-          <w:rFonts w:ascii="Times New Roman" w:hAnsi="Times New Roman" w:cs="Times New Roman"/>
-          <w:lang w:val="en-CA"/>
-        </w:rPr>
-        <w:t>just</w:t>
-      </w:r>
-      <w:r>
-        <w:rPr>
-          <w:rFonts w:ascii="Times New Roman" w:hAnsi="Times New Roman" w:cs="Times New Roman"/>
-          <w:lang w:val="en-CA"/>
-        </w:rPr>
-        <w:t>…</w:t>
-      </w:r>
-      <w:r>
-        <w:rPr>
-          <w:rFonts w:ascii="Times New Roman" w:hAnsi="Times New Roman" w:cs="Times New Roman"/>
-          <w:lang w:val="en-CA"/>
-        </w:rPr>
-        <w:t>”</w:t>
-      </w:r>
-    </w:p>
-    <w:p>
-      <w:pPr>
-        <w:widowControl/>
-        <w:jc w:val="both"/>
-        <w:rPr>
-          <w:rFonts w:ascii="Times New Roman" w:hAnsi="Times New Roman" w:cs="Times New Roman"/>
-          <w:lang w:val="en-CA"/>
-        </w:rPr>
-      </w:pPr>
-      <w:r>
-        <w:rPr>
-          <w:rFonts w:ascii="Times New Roman" w:hAnsi="Times New Roman" w:cs="Times New Roman"/>
-          <w:lang w:val="en-CA"/>
-        </w:rPr>
-        <w:tab/>
-      </w:r>
-      <w:r>
-        <w:rPr>
-          <w:rFonts w:ascii="Times New Roman" w:hAnsi="Times New Roman" w:cs="Times New Roman"/>
-          <w:lang w:val="en-CA"/>
-        </w:rPr>
-        <w:t xml:space="preserve">Ha. Haha. </w:t>
-      </w:r>
-      <w:r>
-        <w:rPr>
-          <w:rFonts w:ascii="Times New Roman" w:hAnsi="Times New Roman" w:cs="Times New Roman"/>
-          <w:lang w:val="en-CA"/>
-        </w:rPr>
-        <w:t>A</w:t>
-      </w:r>
-      <w:r>
-        <w:rPr>
-          <w:rFonts w:ascii="Times New Roman" w:hAnsi="Times New Roman" w:cs="Times New Roman"/>
-          <w:lang w:val="en-CA"/>
-        </w:rPr>
-        <w:t>h</w:t>
-      </w:r>
-      <w:r>
-        <w:rPr>
-          <w:rFonts w:ascii="Times New Roman" w:hAnsi="Times New Roman" w:cs="Times New Roman"/>
-          <w:lang w:val="en-CA"/>
-        </w:rPr>
-        <w:t>ahahahahahahahaha!</w:t>
-      </w:r>
-      <w:r>
-        <w:rPr>
-          <w:rFonts w:ascii="Times New Roman" w:hAnsi="Times New Roman" w:cs="Times New Roman"/>
-          <w:lang w:val="en-CA"/>
-        </w:rPr>
-        <w:t xml:space="preserve"> Oh, oh my…</w:t>
-      </w:r>
-      <w:r>
-        <w:rPr>
-          <w:rFonts w:ascii="Times New Roman" w:hAnsi="Times New Roman" w:cs="Times New Roman"/>
-          <w:lang w:val="en-CA"/>
-        </w:rPr>
-        <w:t xml:space="preserve"> Hahaha!</w:t>
-      </w:r>
-    </w:p>
-    <w:p>
-      <w:pPr>
-        <w:widowControl/>
-        <w:jc w:val="both"/>
-        <w:rPr>
-          <w:rFonts w:ascii="Times New Roman" w:hAnsi="Times New Roman" w:cs="Times New Roman"/>
-          <w:lang w:val="en-CA"/>
-        </w:rPr>
-      </w:pPr>
-      <w:r>
-        <w:rPr>
-          <w:rFonts w:ascii="Times New Roman" w:hAnsi="Times New Roman" w:cs="Times New Roman"/>
-          <w:lang w:val="en-CA"/>
-        </w:rPr>
-        <w:lastRenderedPageBreak/>
-        <w:tab/>
-        <w:t>“What’s so funny?”</w:t>
-      </w:r>
-    </w:p>
-    <w:p>
-      <w:pPr>
-        <w:widowControl/>
-        <w:jc w:val="both"/>
-        <w:rPr>
-          <w:rFonts w:ascii="Times New Roman" w:hAnsi="Times New Roman" w:cs="Times New Roman"/>
-          <w:lang w:val="en-CA"/>
-        </w:rPr>
-      </w:pPr>
-      <w:r>
-        <w:rPr>
-          <w:rFonts w:ascii="Times New Roman" w:hAnsi="Times New Roman" w:cs="Times New Roman"/>
-          <w:lang w:val="en-CA"/>
-        </w:rPr>
-        <w:tab/>
-        <w:t>You, Elder. You’re funny.</w:t>
-      </w:r>
-      <w:r>
-        <w:rPr>
-          <w:rFonts w:ascii="Times New Roman" w:hAnsi="Times New Roman" w:cs="Times New Roman"/>
-          <w:lang w:val="en-CA"/>
-        </w:rPr>
-        <w:t xml:space="preserve"> You’re a messenger of Queen, aren’t you? How can you be so afraid of some water?</w:t>
-      </w:r>
-      <w:r>
-        <w:rPr>
-          <w:rFonts w:ascii="Times New Roman" w:hAnsi="Times New Roman" w:cs="Times New Roman" w:hint="eastAsia"/>
-          <w:lang w:val="en-CA"/>
-        </w:rPr>
-        <w:t xml:space="preserve"> Whatever uncertainty</w:t>
-      </w:r>
-      <w:r>
-        <w:rPr>
-          <w:rFonts w:ascii="Times New Roman" w:hAnsi="Times New Roman" w:cs="Times New Roman" w:hint="eastAsia"/>
-          <w:lang w:val="en-CA"/>
-        </w:rPr>
-        <w:t xml:space="preserve"> and doubt</w:t>
-      </w:r>
-      <w:r>
-        <w:rPr>
-          <w:rFonts w:ascii="Times New Roman" w:hAnsi="Times New Roman" w:cs="Times New Roman" w:hint="eastAsia"/>
-          <w:lang w:val="en-CA"/>
-        </w:rPr>
-        <w:t xml:space="preserve"> I</w:t>
-      </w:r>
-      <w:r>
-        <w:rPr>
-          <w:rFonts w:ascii="Times New Roman" w:hAnsi="Times New Roman" w:cs="Times New Roman"/>
-          <w:lang w:val="en-CA"/>
-        </w:rPr>
-        <w:t>’</w:t>
-      </w:r>
-      <w:r>
-        <w:rPr>
-          <w:rFonts w:ascii="Times New Roman" w:hAnsi="Times New Roman" w:cs="Times New Roman" w:hint="eastAsia"/>
-          <w:lang w:val="en-CA"/>
-        </w:rPr>
-        <w:t xml:space="preserve">ve had, you removed it for me. </w:t>
-      </w:r>
-      <w:r>
-        <w:rPr>
-          <w:rFonts w:ascii="Times New Roman" w:hAnsi="Times New Roman" w:cs="Times New Roman" w:hint="eastAsia"/>
-          <w:lang w:val="en-CA"/>
-        </w:rPr>
-        <w:t xml:space="preserve">I would rather be outside, </w:t>
-      </w:r>
-      <w:r>
-        <w:rPr>
-          <w:rFonts w:ascii="Times New Roman" w:hAnsi="Times New Roman" w:cs="Times New Roman"/>
-          <w:lang w:val="en-CA"/>
-        </w:rPr>
-        <w:t>at</w:t>
-      </w:r>
-      <w:r>
-        <w:rPr>
-          <w:rFonts w:ascii="Times New Roman" w:hAnsi="Times New Roman" w:cs="Times New Roman" w:hint="eastAsia"/>
-          <w:lang w:val="en-CA"/>
-        </w:rPr>
-        <w:t xml:space="preserve"> the end of the world, than to be here.</w:t>
-      </w:r>
-    </w:p>
-    <w:p>
-      <w:pPr>
-        <w:widowControl/>
-        <w:jc w:val="both"/>
-        <w:rPr>
-          <w:rFonts w:ascii="Times New Roman" w:hAnsi="Times New Roman" w:cs="Times New Roman"/>
-          <w:lang w:val="en-CA"/>
-        </w:rPr>
-      </w:pPr>
-      <w:r>
-        <w:rPr>
-          <w:rFonts w:ascii="Times New Roman" w:hAnsi="Times New Roman" w:cs="Times New Roman"/>
-          <w:lang w:val="en-CA"/>
-        </w:rPr>
-        <w:tab/>
-        <w:t xml:space="preserve">“Stop! Come back, </w:t>
-      </w:r>
-      <w:r>
-        <w:rPr>
-          <w:rFonts w:ascii="Times New Roman" w:hAnsi="Times New Roman" w:cs="Times New Roman"/>
-          <w:lang w:val="en-CA"/>
-        </w:rPr>
-        <w:t xml:space="preserve">you know </w:t>
-      </w:r>
-      <w:r>
-        <w:rPr>
-          <w:rFonts w:ascii="Times New Roman" w:hAnsi="Times New Roman" w:cs="Times New Roman"/>
-          <w:lang w:val="en-CA"/>
-        </w:rPr>
-        <w:t>you can’t save her</w:t>
-      </w:r>
-      <w:r>
-        <w:rPr>
-          <w:rFonts w:ascii="Times New Roman" w:hAnsi="Times New Roman" w:cs="Times New Roman"/>
-          <w:lang w:val="en-CA"/>
-        </w:rPr>
-        <w:t>.</w:t>
-      </w:r>
-      <w:r>
-        <w:rPr>
-          <w:rFonts w:ascii="Times New Roman" w:hAnsi="Times New Roman" w:cs="Times New Roman"/>
-          <w:lang w:val="en-CA"/>
-        </w:rPr>
-        <w:t xml:space="preserve"> </w:t>
-      </w:r>
-      <w:r>
-        <w:rPr>
-          <w:rFonts w:ascii="Times New Roman" w:hAnsi="Times New Roman" w:cs="Times New Roman"/>
-          <w:lang w:val="en-CA"/>
-        </w:rPr>
-        <w:t>O</w:t>
-      </w:r>
-      <w:r>
-        <w:rPr>
-          <w:rFonts w:ascii="Times New Roman" w:hAnsi="Times New Roman" w:cs="Times New Roman"/>
-          <w:lang w:val="en-CA"/>
-        </w:rPr>
-        <w:t>ne-four-three-eight is dead</w:t>
-      </w:r>
-      <w:r>
-        <w:rPr>
-          <w:rFonts w:ascii="Times New Roman" w:hAnsi="Times New Roman" w:cs="Times New Roman"/>
-          <w:lang w:val="en-CA"/>
-        </w:rPr>
-        <w:t>. Even if she’s not dead, she’ll be dead before you reach her.</w:t>
-      </w:r>
-      <w:r>
-        <w:rPr>
-          <w:rFonts w:ascii="Times New Roman" w:hAnsi="Times New Roman" w:cs="Times New Roman"/>
-          <w:lang w:val="en-CA"/>
-        </w:rPr>
-        <w:t xml:space="preserve"> </w:t>
-      </w:r>
-      <w:r>
-        <w:rPr>
-          <w:rFonts w:ascii="Times New Roman" w:hAnsi="Times New Roman" w:cs="Times New Roman"/>
-          <w:lang w:val="en-CA"/>
-        </w:rPr>
-        <w:t>T</w:t>
-      </w:r>
-      <w:r>
-        <w:rPr>
-          <w:rFonts w:ascii="Times New Roman" w:hAnsi="Times New Roman" w:cs="Times New Roman"/>
-          <w:lang w:val="en-CA"/>
-        </w:rPr>
-        <w:t>here is nothing else you can do about it!”</w:t>
-      </w:r>
-    </w:p>
-    <w:p>
-      <w:pPr>
-        <w:widowControl/>
-        <w:jc w:val="both"/>
-        <w:rPr>
-          <w:rFonts w:ascii="Times New Roman" w:hAnsi="Times New Roman" w:cs="Times New Roman"/>
-          <w:lang w:val="en-CA"/>
-        </w:rPr>
-      </w:pPr>
-      <w:r>
-        <w:rPr>
-          <w:rFonts w:ascii="Times New Roman" w:hAnsi="Times New Roman" w:cs="Times New Roman"/>
-          <w:lang w:val="en-CA"/>
-        </w:rPr>
-        <w:tab/>
-        <w:t>Of course there’s something I can do</w:t>
-      </w:r>
-      <w:r>
-        <w:rPr>
-          <w:rFonts w:ascii="Times New Roman" w:hAnsi="Times New Roman" w:cs="Times New Roman"/>
-          <w:lang w:val="en-CA"/>
-        </w:rPr>
-        <w:t>, Elder</w:t>
-      </w:r>
-      <w:r>
-        <w:rPr>
-          <w:rFonts w:ascii="Times New Roman" w:hAnsi="Times New Roman" w:cs="Times New Roman"/>
-          <w:lang w:val="en-CA"/>
-        </w:rPr>
-        <w:t>. It’s just water.</w:t>
-      </w:r>
-    </w:p>
-    <w:p>
-      <w:pPr>
-        <w:widowControl/>
-        <w:jc w:val="both"/>
-        <w:rPr>
-          <w:rFonts w:ascii="Times New Roman" w:hAnsi="Times New Roman" w:cs="Times New Roman"/>
-          <w:lang w:val="en-CA"/>
-        </w:rPr>
-      </w:pPr>
-      <w:r>
-        <w:rPr>
-          <w:rFonts w:ascii="Times New Roman" w:hAnsi="Times New Roman" w:cs="Times New Roman"/>
-          <w:lang w:val="en-CA"/>
-        </w:rPr>
-        <w:tab/>
-      </w:r>
-      <w:r>
-        <w:rPr>
-          <w:rFonts w:ascii="Times New Roman" w:hAnsi="Times New Roman" w:cs="Times New Roman"/>
-          <w:lang w:val="en-CA"/>
-        </w:rPr>
-        <w:t xml:space="preserve">The ground is wet outside. </w:t>
-      </w:r>
-      <w:r>
-        <w:rPr>
-          <w:rFonts w:ascii="Times New Roman" w:hAnsi="Times New Roman" w:cs="Times New Roman"/>
-          <w:lang w:val="en-CA"/>
-        </w:rPr>
-        <w:t>I run, I sprint with all I</w:t>
-      </w:r>
-      <w:r>
-        <w:rPr>
-          <w:rFonts w:ascii="Times New Roman" w:hAnsi="Times New Roman" w:cs="Times New Roman"/>
-          <w:lang w:val="en-CA"/>
-        </w:rPr>
-        <w:t>’ve got</w:t>
-      </w:r>
-      <w:r>
-        <w:rPr>
-          <w:rFonts w:ascii="Times New Roman" w:hAnsi="Times New Roman" w:cs="Times New Roman"/>
-          <w:lang w:val="en-CA"/>
-        </w:rPr>
-        <w:t xml:space="preserve">. It is difficult to see </w:t>
-      </w:r>
-      <w:r>
-        <w:rPr>
-          <w:rFonts w:ascii="Times New Roman" w:hAnsi="Times New Roman" w:cs="Times New Roman"/>
-          <w:lang w:val="en-CA"/>
-        </w:rPr>
-        <w:t>much of anything</w:t>
-      </w:r>
-      <w:r>
-        <w:rPr>
-          <w:rFonts w:ascii="Times New Roman" w:hAnsi="Times New Roman" w:cs="Times New Roman"/>
-          <w:lang w:val="en-CA"/>
-        </w:rPr>
-        <w:t xml:space="preserve"> through the white mist</w:t>
-      </w:r>
-      <w:r>
-        <w:rPr>
-          <w:rFonts w:ascii="Times New Roman" w:hAnsi="Times New Roman" w:cs="Times New Roman"/>
-          <w:lang w:val="en-CA"/>
-        </w:rPr>
-        <w:t xml:space="preserve">, </w:t>
-      </w:r>
-      <w:r>
-        <w:rPr>
-          <w:rFonts w:ascii="Times New Roman" w:hAnsi="Times New Roman" w:cs="Times New Roman"/>
-          <w:lang w:val="en-CA"/>
-        </w:rPr>
-        <w:t xml:space="preserve">and all scent is gone. </w:t>
-      </w:r>
-      <w:r>
-        <w:rPr>
-          <w:rFonts w:ascii="Times New Roman" w:hAnsi="Times New Roman" w:cs="Times New Roman"/>
-          <w:lang w:val="en-CA"/>
-        </w:rPr>
-        <w:t xml:space="preserve">Left, left, right, left again… </w:t>
-      </w:r>
-      <w:r>
-        <w:rPr>
-          <w:rFonts w:ascii="Times New Roman" w:hAnsi="Times New Roman" w:cs="Times New Roman"/>
-          <w:lang w:val="en-CA"/>
-        </w:rPr>
-        <w:t>Just try not to get hit, just try to avoid it!</w:t>
-      </w:r>
-      <w:r>
-        <w:rPr>
-          <w:rFonts w:ascii="Times New Roman" w:hAnsi="Times New Roman" w:cs="Times New Roman"/>
-          <w:lang w:val="en-CA"/>
-        </w:rPr>
-        <w:t xml:space="preserve"> </w:t>
-      </w:r>
-      <w:r>
-        <w:rPr>
-          <w:rFonts w:ascii="Times New Roman" w:hAnsi="Times New Roman" w:cs="Times New Roman"/>
-          <w:lang w:val="en-CA"/>
-        </w:rPr>
-        <w:t xml:space="preserve">I throw the thoughts about finding one-four-three-eight to the future. </w:t>
-      </w:r>
-      <w:r>
-        <w:rPr>
-          <w:rFonts w:ascii="Times New Roman" w:hAnsi="Times New Roman" w:cs="Times New Roman"/>
-          <w:lang w:val="en-CA"/>
-        </w:rPr>
-        <w:t>Sky pieces fall faster than ever</w:t>
-      </w:r>
-      <w:r>
-        <w:rPr>
-          <w:rFonts w:ascii="Times New Roman" w:hAnsi="Times New Roman" w:cs="Times New Roman"/>
-          <w:lang w:val="en-CA"/>
-        </w:rPr>
-        <w:t>.</w:t>
-      </w:r>
-      <w:r>
-        <w:rPr>
-          <w:rFonts w:ascii="Times New Roman" w:hAnsi="Times New Roman" w:cs="Times New Roman"/>
-          <w:lang w:val="en-CA"/>
-        </w:rPr>
-        <w:t xml:space="preserve"> </w:t>
-      </w:r>
-      <w:r>
-        <w:rPr>
-          <w:rFonts w:ascii="Times New Roman" w:hAnsi="Times New Roman" w:cs="Times New Roman"/>
-          <w:lang w:val="en-CA"/>
-        </w:rPr>
-        <w:t>I feel water splashing on my legs, on my body</w:t>
-      </w:r>
-      <w:r>
-        <w:rPr>
-          <w:rFonts w:ascii="Times New Roman" w:hAnsi="Times New Roman" w:cs="Times New Roman"/>
-          <w:lang w:val="en-CA"/>
-        </w:rPr>
-        <w:t xml:space="preserve">. </w:t>
-      </w:r>
-      <w:r>
-        <w:rPr>
-          <w:rFonts w:ascii="Times New Roman" w:hAnsi="Times New Roman" w:cs="Times New Roman"/>
-          <w:lang w:val="en-CA"/>
-        </w:rPr>
-        <w:t xml:space="preserve">The screaming voice of Elder </w:t>
-      </w:r>
-      <w:r>
-        <w:rPr>
-          <w:rFonts w:ascii="Times New Roman" w:hAnsi="Times New Roman" w:cs="Times New Roman"/>
-          <w:lang w:val="en-CA"/>
-        </w:rPr>
-        <w:t xml:space="preserve">fades behind me, taken away by the wind. </w:t>
-      </w:r>
-      <w:r>
-        <w:rPr>
-          <w:rFonts w:ascii="Times New Roman" w:hAnsi="Times New Roman" w:cs="Times New Roman"/>
-          <w:lang w:val="en-CA"/>
-        </w:rPr>
-        <w:t>Another sky piece</w:t>
-      </w:r>
-      <w:r>
-        <w:rPr>
-          <w:rFonts w:ascii="Times New Roman" w:hAnsi="Times New Roman" w:cs="Times New Roman"/>
-          <w:lang w:val="en-CA"/>
-        </w:rPr>
-        <w:t xml:space="preserve"> </w:t>
-      </w:r>
-      <w:r>
-        <w:rPr>
-          <w:rFonts w:ascii="Times New Roman" w:hAnsi="Times New Roman" w:cs="Times New Roman"/>
-          <w:lang w:val="en-CA"/>
-        </w:rPr>
-        <w:t>falls</w:t>
-      </w:r>
-      <w:r>
-        <w:rPr>
-          <w:rFonts w:ascii="Times New Roman" w:hAnsi="Times New Roman" w:cs="Times New Roman"/>
-          <w:lang w:val="en-CA"/>
-        </w:rPr>
-        <w:t xml:space="preserve"> in front of me, but I’m too fast to avoid it already. </w:t>
-      </w:r>
-      <w:r>
-        <w:rPr>
-          <w:rFonts w:ascii="Times New Roman" w:hAnsi="Times New Roman" w:cs="Times New Roman"/>
-          <w:lang w:val="en-CA"/>
-        </w:rPr>
-        <w:t>So h</w:t>
-      </w:r>
-      <w:r>
-        <w:rPr>
-          <w:rFonts w:ascii="Times New Roman" w:hAnsi="Times New Roman" w:cs="Times New Roman"/>
-          <w:lang w:val="en-CA"/>
-        </w:rPr>
-        <w:t xml:space="preserve">it it </w:t>
-      </w:r>
-      <w:r>
-        <w:rPr>
-          <w:rFonts w:ascii="Times New Roman" w:hAnsi="Times New Roman" w:cs="Times New Roman"/>
-          <w:lang w:val="en-CA"/>
-        </w:rPr>
-        <w:t>head-on</w:t>
-      </w:r>
-      <w:r>
-        <w:rPr>
-          <w:rFonts w:ascii="Times New Roman" w:hAnsi="Times New Roman" w:cs="Times New Roman"/>
-          <w:lang w:val="en-CA"/>
-        </w:rPr>
-        <w:t xml:space="preserve">! </w:t>
-      </w:r>
-      <w:r>
-        <w:rPr>
-          <w:rFonts w:ascii="Times New Roman" w:hAnsi="Times New Roman" w:cs="Times New Roman"/>
-          <w:lang w:val="en-CA"/>
-        </w:rPr>
-        <w:t xml:space="preserve">The water splashes on my back, </w:t>
-      </w:r>
-      <w:r>
-        <w:rPr>
-          <w:rFonts w:ascii="Times New Roman" w:hAnsi="Times New Roman" w:cs="Times New Roman"/>
-          <w:lang w:val="en-CA"/>
-        </w:rPr>
-        <w:t xml:space="preserve">a stinging pain </w:t>
-      </w:r>
-      <w:r>
-        <w:rPr>
-          <w:rFonts w:ascii="Times New Roman" w:hAnsi="Times New Roman" w:cs="Times New Roman"/>
-          <w:lang w:val="en-CA"/>
-        </w:rPr>
-        <w:t xml:space="preserve">spreads across my </w:t>
-      </w:r>
-      <w:r>
-        <w:rPr>
-          <w:rFonts w:ascii="Times New Roman" w:hAnsi="Times New Roman" w:cs="Times New Roman"/>
-          <w:lang w:val="en-CA"/>
-        </w:rPr>
-        <w:t>body</w:t>
-      </w:r>
-      <w:r>
-        <w:rPr>
-          <w:rFonts w:ascii="Times New Roman" w:hAnsi="Times New Roman" w:cs="Times New Roman"/>
-          <w:lang w:val="en-CA"/>
-        </w:rPr>
-        <w:t xml:space="preserve">. It’s </w:t>
-      </w:r>
-      <w:r>
-        <w:rPr>
-          <w:rFonts w:ascii="Times New Roman" w:hAnsi="Times New Roman" w:cs="Times New Roman"/>
-          <w:lang w:val="en-CA"/>
-        </w:rPr>
-        <w:t>almost unbearable</w:t>
-      </w:r>
-      <w:r>
-        <w:rPr>
-          <w:rFonts w:ascii="Times New Roman" w:hAnsi="Times New Roman" w:cs="Times New Roman"/>
-          <w:lang w:val="en-CA"/>
-        </w:rPr>
-        <w:t xml:space="preserve">, but I’m still in position, and I can still breathe! </w:t>
-      </w:r>
-      <w:r>
-        <w:rPr>
-          <w:rFonts w:ascii="Times New Roman" w:hAnsi="Times New Roman" w:cs="Times New Roman"/>
-          <w:lang w:val="en-CA"/>
-        </w:rPr>
-        <w:t>K</w:t>
-      </w:r>
-      <w:r>
-        <w:rPr>
-          <w:rFonts w:ascii="Times New Roman" w:hAnsi="Times New Roman" w:cs="Times New Roman"/>
-          <w:lang w:val="en-CA"/>
-        </w:rPr>
-        <w:t>eep moving, don’t stop, the moment you stop is the moment you die!</w:t>
-      </w:r>
-    </w:p>
-    <w:p>
-      <w:pPr>
-        <w:widowControl/>
-        <w:jc w:val="both"/>
-        <w:rPr>
-          <w:rFonts w:ascii="Times New Roman" w:hAnsi="Times New Roman" w:cs="Times New Roman"/>
-          <w:lang w:val="en-CA"/>
-        </w:rPr>
-      </w:pPr>
-      <w:r>
-        <w:rPr>
-          <w:rFonts w:ascii="Times New Roman" w:hAnsi="Times New Roman" w:cs="Times New Roman"/>
-          <w:lang w:val="en-CA"/>
-        </w:rPr>
-        <w:tab/>
-      </w:r>
-      <w:r>
-        <w:rPr>
-          <w:rFonts w:ascii="Times New Roman" w:hAnsi="Times New Roman" w:cs="Times New Roman"/>
-          <w:lang w:val="en-CA"/>
-        </w:rPr>
-        <w:t xml:space="preserve">There! In the distance, behind all the mist, </w:t>
-      </w:r>
-      <w:r>
-        <w:rPr>
-          <w:rFonts w:ascii="Times New Roman" w:hAnsi="Times New Roman" w:cs="Times New Roman"/>
-          <w:lang w:val="en-CA"/>
-        </w:rPr>
-        <w:t>a black figure</w:t>
-      </w:r>
-      <w:r>
-        <w:rPr>
-          <w:rFonts w:ascii="Times New Roman" w:hAnsi="Times New Roman" w:cs="Times New Roman"/>
-          <w:lang w:val="en-CA"/>
-        </w:rPr>
-        <w:t xml:space="preserve"> </w:t>
-      </w:r>
-      <w:r>
-        <w:rPr>
-          <w:rFonts w:ascii="Times New Roman" w:hAnsi="Times New Roman" w:cs="Times New Roman"/>
-          <w:lang w:val="en-CA"/>
-        </w:rPr>
-        <w:t>runs and crawls</w:t>
-      </w:r>
-      <w:r>
-        <w:rPr>
-          <w:rFonts w:ascii="Times New Roman" w:hAnsi="Times New Roman" w:cs="Times New Roman"/>
-          <w:lang w:val="en-CA"/>
-        </w:rPr>
-        <w:t xml:space="preserve"> frantically, </w:t>
-      </w:r>
-      <w:r>
-        <w:rPr>
-          <w:rFonts w:ascii="Times New Roman" w:hAnsi="Times New Roman" w:cs="Times New Roman"/>
-          <w:lang w:val="en-CA"/>
-        </w:rPr>
-        <w:t xml:space="preserve">shivering with fear. </w:t>
-      </w:r>
-      <w:r>
-        <w:rPr>
-          <w:rFonts w:ascii="Times New Roman" w:hAnsi="Times New Roman" w:cs="Times New Roman"/>
-          <w:lang w:val="en-CA"/>
-        </w:rPr>
-        <w:t>That must be her!</w:t>
-      </w:r>
-      <w:r>
-        <w:rPr>
-          <w:rFonts w:ascii="Times New Roman" w:hAnsi="Times New Roman" w:cs="Times New Roman"/>
-          <w:lang w:val="en-CA"/>
-        </w:rPr>
-        <w:t xml:space="preserve"> By some miracle, she’s not hit despite being on </w:t>
-      </w:r>
-      <w:r>
-        <w:rPr>
-          <w:rFonts w:ascii="Times New Roman" w:hAnsi="Times New Roman" w:cs="Times New Roman"/>
-          <w:lang w:val="en-CA"/>
-        </w:rPr>
-        <w:t>bare ground</w:t>
-      </w:r>
-      <w:r>
-        <w:rPr>
-          <w:rFonts w:ascii="Times New Roman" w:hAnsi="Times New Roman" w:cs="Times New Roman"/>
-          <w:lang w:val="en-CA"/>
-        </w:rPr>
-        <w:t>.</w:t>
-      </w:r>
-      <w:r>
-        <w:rPr>
-          <w:rFonts w:ascii="Times New Roman" w:hAnsi="Times New Roman" w:cs="Times New Roman"/>
-          <w:lang w:val="en-CA"/>
-        </w:rPr>
-        <w:t xml:space="preserve"> </w:t>
-      </w:r>
-      <w:r>
-        <w:rPr>
-          <w:rFonts w:ascii="Times New Roman" w:hAnsi="Times New Roman" w:cs="Times New Roman"/>
-          <w:lang w:val="en-CA"/>
-        </w:rPr>
-        <w:t xml:space="preserve">For a </w:t>
-      </w:r>
-      <w:r>
-        <w:rPr>
-          <w:rFonts w:ascii="Times New Roman" w:hAnsi="Times New Roman" w:cs="Times New Roman"/>
-          <w:lang w:val="en-CA"/>
-        </w:rPr>
-        <w:t xml:space="preserve">brief </w:t>
-      </w:r>
-      <w:r>
-        <w:rPr>
-          <w:rFonts w:ascii="Times New Roman" w:hAnsi="Times New Roman" w:cs="Times New Roman"/>
-          <w:lang w:val="en-CA"/>
-        </w:rPr>
-        <w:t xml:space="preserve">second, I see a phantom, </w:t>
-      </w:r>
-      <w:r>
-        <w:rPr>
-          <w:rFonts w:ascii="Times New Roman" w:hAnsi="Times New Roman" w:cs="Times New Roman"/>
-          <w:lang w:val="en-CA"/>
-        </w:rPr>
-        <w:t>with its giant pillars and extended, five-pronged members, hovering over her, protecting her from the broken sky.</w:t>
-      </w:r>
-    </w:p>
-    <w:p>
-      <w:pPr>
-        <w:widowControl/>
-        <w:jc w:val="both"/>
-        <w:rPr>
-          <w:rFonts w:ascii="Times New Roman" w:hAnsi="Times New Roman" w:cs="Times New Roman"/>
-          <w:lang w:val="en-CA"/>
-        </w:rPr>
-      </w:pPr>
-      <w:r>
-        <w:rPr>
-          <w:rFonts w:ascii="Times New Roman" w:hAnsi="Times New Roman" w:cs="Times New Roman"/>
-          <w:lang w:val="en-CA"/>
-        </w:rPr>
-        <w:tab/>
-        <w:t>One-four-three-eight!</w:t>
-      </w:r>
-    </w:p>
-    <w:p>
-      <w:pPr>
-        <w:widowControl/>
-        <w:jc w:val="both"/>
-        <w:rPr>
-          <w:rFonts w:ascii="Times New Roman" w:hAnsi="Times New Roman" w:cs="Times New Roman"/>
-          <w:lang w:val="en-CA"/>
-        </w:rPr>
-      </w:pPr>
-      <w:r>
-        <w:rPr>
-          <w:rFonts w:ascii="Times New Roman" w:hAnsi="Times New Roman" w:cs="Times New Roman"/>
-          <w:lang w:val="en-CA"/>
-        </w:rPr>
-        <w:tab/>
-        <w:t>She looks in my direction.</w:t>
-      </w:r>
-      <w:r>
-        <w:rPr>
-          <w:rFonts w:ascii="Times New Roman" w:hAnsi="Times New Roman" w:cs="Times New Roman"/>
-          <w:lang w:val="en-CA"/>
-        </w:rPr>
-        <w:t xml:space="preserve"> I sprint even faster.</w:t>
-      </w:r>
-    </w:p>
-    <w:p>
-      <w:pPr>
-        <w:widowControl/>
-        <w:jc w:val="both"/>
-        <w:rPr>
-          <w:rFonts w:ascii="Times New Roman" w:hAnsi="Times New Roman" w:cs="Times New Roman"/>
-          <w:lang w:val="en-CA"/>
-        </w:rPr>
-      </w:pPr>
-      <w:r>
-        <w:rPr>
-          <w:rFonts w:ascii="Times New Roman" w:hAnsi="Times New Roman" w:cs="Times New Roman"/>
-          <w:lang w:val="en-CA"/>
-        </w:rPr>
-        <w:tab/>
-        <w:t xml:space="preserve">Yes, run! </w:t>
-      </w:r>
-      <w:r>
-        <w:rPr>
-          <w:rFonts w:ascii="Times New Roman" w:hAnsi="Times New Roman" w:cs="Times New Roman"/>
-          <w:lang w:val="en-CA"/>
-        </w:rPr>
-        <w:t>Keep running!</w:t>
-      </w:r>
-      <w:r>
-        <w:rPr>
-          <w:rFonts w:ascii="Times New Roman" w:hAnsi="Times New Roman" w:cs="Times New Roman"/>
-          <w:lang w:val="en-CA"/>
-        </w:rPr>
-        <w:t xml:space="preserve"> You’re safe, you’re almost safe, we’re going to go home-</w:t>
+        <w:t xml:space="preserve">Not even a single antenna </w:t>
+      </w:r>
+      <w:r>
+        <w:rPr>
+          <w:rFonts w:ascii="Times New Roman" w:hAnsi="Times New Roman" w:cs="Times New Roman"/>
+          <w:lang w:val="en-CA"/>
+        </w:rPr>
+        <w:t>moves</w:t>
+      </w:r>
+      <w:r>
+        <w:rPr>
+          <w:rFonts w:ascii="Times New Roman" w:hAnsi="Times New Roman" w:cs="Times New Roman"/>
+          <w:lang w:val="en-CA"/>
+        </w:rPr>
+        <w:t xml:space="preserve"> as my voice </w:t>
+      </w:r>
+      <w:r>
+        <w:rPr>
+          <w:rFonts w:ascii="Times New Roman" w:hAnsi="Times New Roman" w:cs="Times New Roman"/>
+          <w:lang w:val="en-CA"/>
+        </w:rPr>
+        <w:t>echoes</w:t>
+      </w:r>
+      <w:r>
+        <w:rPr>
+          <w:rFonts w:ascii="Times New Roman" w:hAnsi="Times New Roman" w:cs="Times New Roman"/>
+          <w:lang w:val="en-CA"/>
+        </w:rPr>
+        <w:t xml:space="preserve"> throughout the tunnel.</w:t>
       </w:r>
     </w:p>
     <w:p>
@@ -32232,14 +30292,14 @@
           <w:rFonts w:ascii="Times New Roman" w:hAnsi="Times New Roman" w:cs="Times New Roman"/>
           <w:lang w:val="en-CA"/>
         </w:rPr>
-        <w:t>Wait, no, wait!</w:t>
-      </w:r>
-      <w:r>
-        <w:rPr>
-          <w:rFonts w:ascii="Times New Roman" w:hAnsi="Times New Roman" w:cs="Times New Roman"/>
-          <w:lang w:val="en-CA"/>
-        </w:rPr>
-        <w:t xml:space="preserve"> Stop,</w:t>
+        <w:t xml:space="preserve">Why </w:t>
+      </w:r>
+      <w:r>
+        <w:rPr>
+          <w:rFonts w:ascii="Times New Roman" w:hAnsi="Times New Roman" w:cs="Times New Roman"/>
+          <w:lang w:val="en-CA"/>
+        </w:rPr>
+        <w:t>do you call</w:t>
       </w:r>
       <w:r>
         <w:rPr>
@@ -32253,6 +30313,41 @@
           <w:rFonts w:ascii="Times New Roman" w:hAnsi="Times New Roman" w:cs="Times New Roman"/>
           <w:lang w:val="en-CA"/>
         </w:rPr>
+        <w:t>me</w:t>
+      </w:r>
+      <w:r>
+        <w:rPr>
+          <w:rFonts w:ascii="Times New Roman" w:hAnsi="Times New Roman" w:cs="Times New Roman"/>
+          <w:lang w:val="en-CA"/>
+        </w:rPr>
+        <w:t xml:space="preserve"> despicable? Why did everyone move out of east-east-north? Because I’m selfish</w:t>
+      </w:r>
+      <w:r>
+        <w:rPr>
+          <w:rFonts w:ascii="Times New Roman" w:hAnsi="Times New Roman" w:cs="Times New Roman"/>
+          <w:lang w:val="en-CA"/>
+        </w:rPr>
+        <w:t>, right?</w:t>
+      </w:r>
+      <w:r>
+        <w:rPr>
+          <w:rFonts w:ascii="Times New Roman" w:hAnsi="Times New Roman" w:cs="Times New Roman"/>
+          <w:lang w:val="en-CA"/>
+        </w:rPr>
+        <w:t xml:space="preserve"> </w:t>
+      </w:r>
+      <w:r>
+        <w:rPr>
+          <w:rFonts w:ascii="Times New Roman" w:hAnsi="Times New Roman" w:cs="Times New Roman"/>
+          <w:lang w:val="en-CA"/>
+        </w:rPr>
+        <w:t>The whole point of serving Queen and Elder</w:t>
+      </w:r>
+      <w:r>
+        <w:rPr>
+          <w:rFonts w:ascii="Times New Roman" w:hAnsi="Times New Roman" w:cs="Times New Roman"/>
+          <w:lang w:val="en-CA"/>
+        </w:rPr>
         <w:t>s</w:t>
       </w:r>
       <w:r>
@@ -32260,7 +30355,28 @@
           <w:rFonts w:ascii="Times New Roman" w:hAnsi="Times New Roman" w:cs="Times New Roman"/>
           <w:lang w:val="en-CA"/>
         </w:rPr>
-        <w:t>top! Turn!</w:t>
+        <w:t xml:space="preserve"> and doing everything we do is just because that’s the best way to help everyone, right? Well, here’s an opportunity now to </w:t>
+      </w:r>
+      <w:r>
+        <w:rPr>
+          <w:rFonts w:ascii="Times New Roman" w:hAnsi="Times New Roman" w:cs="Times New Roman"/>
+          <w:lang w:val="en-CA"/>
+        </w:rPr>
+        <w:t xml:space="preserve">help </w:t>
+      </w:r>
+      <w:r>
+        <w:rPr>
+          <w:rFonts w:ascii="Times New Roman" w:hAnsi="Times New Roman" w:cs="Times New Roman"/>
+          <w:lang w:val="en-CA"/>
+        </w:rPr>
+        <w:t>others!</w:t>
+      </w:r>
+      <w:r>
+        <w:rPr>
+          <w:rFonts w:ascii="Times New Roman" w:hAnsi="Times New Roman" w:cs="Times New Roman"/>
+          <w:lang w:val="en-CA"/>
+        </w:rPr>
+        <w:t xml:space="preserve"> Won’t you take it? Won’t you prove my selfishness wrong?</w:t>
       </w:r>
     </w:p>
     <w:p>
@@ -32284,175 +30400,21 @@
           <w:rFonts w:ascii="Times New Roman" w:hAnsi="Times New Roman" w:cs="Times New Roman"/>
           <w:lang w:val="en-CA"/>
         </w:rPr>
-        <w:t xml:space="preserve">My words hang in the air, </w:t>
-      </w:r>
-      <w:r>
-        <w:rPr>
-          <w:rFonts w:ascii="Times New Roman" w:hAnsi="Times New Roman" w:cs="Times New Roman"/>
-          <w:lang w:val="en-CA"/>
-        </w:rPr>
-        <w:t>beside</w:t>
-      </w:r>
-      <w:r>
-        <w:rPr>
-          <w:rFonts w:ascii="Times New Roman" w:hAnsi="Times New Roman" w:cs="Times New Roman"/>
-          <w:lang w:val="en-CA"/>
-        </w:rPr>
-        <w:t xml:space="preserve"> a</w:t>
-      </w:r>
-      <w:r>
-        <w:rPr>
-          <w:rFonts w:ascii="Times New Roman" w:hAnsi="Times New Roman" w:cs="Times New Roman"/>
-          <w:lang w:val="en-CA"/>
-        </w:rPr>
-        <w:t xml:space="preserve"> </w:t>
-      </w:r>
-      <w:r>
-        <w:rPr>
-          <w:rFonts w:ascii="Times New Roman" w:hAnsi="Times New Roman" w:cs="Times New Roman"/>
-          <w:lang w:val="en-CA"/>
-        </w:rPr>
-        <w:t>particular</w:t>
-      </w:r>
-      <w:r>
-        <w:rPr>
-          <w:rFonts w:ascii="Times New Roman" w:hAnsi="Times New Roman" w:cs="Times New Roman"/>
-          <w:lang w:val="en-CA"/>
-        </w:rPr>
-        <w:t>ly</w:t>
-      </w:r>
-      <w:r>
-        <w:rPr>
-          <w:rFonts w:ascii="Times New Roman" w:hAnsi="Times New Roman" w:cs="Times New Roman"/>
-          <w:lang w:val="en-CA"/>
-        </w:rPr>
-        <w:t xml:space="preserve"> big</w:t>
-      </w:r>
-      <w:r>
-        <w:rPr>
-          <w:rFonts w:ascii="Times New Roman" w:hAnsi="Times New Roman" w:cs="Times New Roman"/>
-          <w:lang w:val="en-CA"/>
-        </w:rPr>
-        <w:t xml:space="preserve"> sky piece, between one-four-three-eight and </w:t>
-      </w:r>
-      <w:r>
-        <w:rPr>
-          <w:rFonts w:ascii="Times New Roman" w:hAnsi="Times New Roman" w:cs="Times New Roman"/>
-          <w:lang w:val="en-CA"/>
-        </w:rPr>
-        <w:t>me</w:t>
-      </w:r>
-      <w:r>
-        <w:rPr>
-          <w:rFonts w:ascii="Times New Roman" w:hAnsi="Times New Roman" w:cs="Times New Roman"/>
-          <w:lang w:val="en-CA"/>
-        </w:rPr>
-        <w:t xml:space="preserve">. </w:t>
-      </w:r>
-      <w:r>
-        <w:rPr>
-          <w:rFonts w:ascii="Times New Roman" w:hAnsi="Times New Roman" w:cs="Times New Roman"/>
-          <w:lang w:val="en-CA"/>
-        </w:rPr>
-        <w:t>If she continues running, it will certainly hit her</w:t>
-      </w:r>
-      <w:r>
-        <w:rPr>
-          <w:rFonts w:ascii="Times New Roman" w:hAnsi="Times New Roman" w:cs="Times New Roman"/>
-          <w:lang w:val="en-CA"/>
-        </w:rPr>
-        <w:t>, and it will kill her.</w:t>
-      </w:r>
-      <w:r>
-        <w:rPr>
-          <w:rFonts w:ascii="Times New Roman" w:hAnsi="Times New Roman" w:cs="Times New Roman"/>
-          <w:lang w:val="en-CA"/>
-        </w:rPr>
-        <w:t xml:space="preserve"> It will consume her head, submerging her entirely. But she will not drown. </w:t>
-      </w:r>
-      <w:r>
-        <w:rPr>
-          <w:rFonts w:ascii="Times New Roman" w:hAnsi="Times New Roman" w:cs="Times New Roman"/>
-          <w:lang w:val="en-CA"/>
-        </w:rPr>
-        <w:t>She is even smaller than me, her body will not be able to sustain the impact</w:t>
-      </w:r>
-      <w:r>
-        <w:rPr>
-          <w:rFonts w:ascii="Times New Roman" w:hAnsi="Times New Roman" w:cs="Times New Roman" w:hint="eastAsia"/>
-          <w:lang w:val="en-CA"/>
-        </w:rPr>
-        <w:t>.</w:t>
-      </w:r>
-      <w:r>
-        <w:rPr>
-          <w:rFonts w:ascii="Times New Roman" w:hAnsi="Times New Roman" w:cs="Times New Roman" w:hint="eastAsia"/>
-          <w:lang w:val="en-CA"/>
-        </w:rPr>
-        <w:t xml:space="preserve"> Her head will be knocked off her shoulders</w:t>
-      </w:r>
-      <w:r>
-        <w:rPr>
-          <w:rFonts w:ascii="Times New Roman" w:hAnsi="Times New Roman" w:cs="Times New Roman" w:hint="eastAsia"/>
-          <w:lang w:val="en-CA"/>
-        </w:rPr>
-        <w:t>, and she will die instantly</w:t>
-      </w:r>
-      <w:r>
-        <w:rPr>
-          <w:rFonts w:ascii="Times New Roman" w:hAnsi="Times New Roman" w:cs="Times New Roman" w:hint="eastAsia"/>
-          <w:lang w:val="en-CA"/>
-        </w:rPr>
-        <w:t>.</w:t>
-      </w:r>
-      <w:r>
-        <w:rPr>
-          <w:rFonts w:ascii="Times New Roman" w:hAnsi="Times New Roman" w:cs="Times New Roman"/>
-          <w:lang w:val="en-CA"/>
-        </w:rPr>
-        <w:t xml:space="preserve"> </w:t>
-      </w:r>
-      <w:r>
-        <w:rPr>
-          <w:rFonts w:ascii="Times New Roman" w:hAnsi="Times New Roman" w:cs="Times New Roman"/>
-          <w:lang w:val="en-CA"/>
-        </w:rPr>
-        <w:t xml:space="preserve">It is too late for her. </w:t>
-      </w:r>
-      <w:r>
-        <w:rPr>
-          <w:rFonts w:ascii="Times New Roman" w:hAnsi="Times New Roman" w:cs="Times New Roman"/>
-          <w:lang w:val="en-CA"/>
-        </w:rPr>
-        <w:t>She cannot turn. She cannot stop. She can slow down slightly, but given the distance</w:t>
-      </w:r>
-      <w:r>
-        <w:rPr>
-          <w:rFonts w:ascii="Times New Roman" w:hAnsi="Times New Roman" w:cs="Times New Roman"/>
-          <w:lang w:val="en-CA"/>
-        </w:rPr>
-        <w:t xml:space="preserve"> she has</w:t>
-      </w:r>
-      <w:r>
-        <w:rPr>
-          <w:rFonts w:ascii="Times New Roman" w:hAnsi="Times New Roman" w:cs="Times New Roman"/>
-          <w:lang w:val="en-CA"/>
-        </w:rPr>
-        <w:t xml:space="preserve"> to work with</w:t>
-      </w:r>
-      <w:r>
-        <w:rPr>
-          <w:rFonts w:ascii="Times New Roman" w:hAnsi="Times New Roman" w:cs="Times New Roman"/>
-          <w:lang w:val="en-CA"/>
-        </w:rPr>
-        <w:t>, it will not do her any good</w:t>
-      </w:r>
-      <w:r>
-        <w:rPr>
-          <w:rFonts w:ascii="Times New Roman" w:hAnsi="Times New Roman" w:cs="Times New Roman"/>
-          <w:lang w:val="en-CA"/>
-        </w:rPr>
-        <w:t>.</w:t>
+        <w:t>O</w:t>
+      </w:r>
+      <w:r>
+        <w:rPr>
+          <w:rFonts w:ascii="Times New Roman" w:hAnsi="Times New Roman" w:cs="Times New Roman"/>
+          <w:lang w:val="en-CA"/>
+        </w:rPr>
+        <w:t>ther Elder</w:t>
+      </w:r>
+      <w:r>
+        <w:rPr>
+          <w:rFonts w:ascii="Times New Roman" w:hAnsi="Times New Roman" w:cs="Times New Roman"/>
+          <w:lang w:val="en-CA"/>
+        </w:rPr>
+        <w:t xml:space="preserve"> scoffs once more.</w:t>
       </w:r>
     </w:p>
     <w:p>
@@ -32470,62 +30432,161 @@
           <w:lang w:val="en-CA"/>
         </w:rPr>
         <w:tab/>
-      </w:r>
-      <w:r>
-        <w:rPr>
-          <w:rFonts w:ascii="Times New Roman" w:hAnsi="Times New Roman" w:cs="Times New Roman"/>
-          <w:lang w:val="en-CA"/>
-        </w:rPr>
-        <w:t>Despair</w:t>
-      </w:r>
-      <w:r>
-        <w:rPr>
-          <w:rFonts w:ascii="Times New Roman" w:hAnsi="Times New Roman" w:cs="Times New Roman"/>
-          <w:lang w:val="en-CA"/>
-        </w:rPr>
-        <w:t xml:space="preserve"> strikes me.</w:t>
-      </w:r>
-      <w:r>
-        <w:rPr>
-          <w:rFonts w:ascii="Times New Roman" w:hAnsi="Times New Roman" w:cs="Times New Roman" w:hint="eastAsia"/>
+        <w:t>“Yeah, great going</w:t>
+      </w:r>
+      <w:r>
+        <w:rPr>
+          <w:rFonts w:ascii="Times New Roman" w:hAnsi="Times New Roman" w:cs="Times New Roman"/>
+          <w:lang w:val="en-CA"/>
+        </w:rPr>
+        <w:t>. That’s right, you hear her?</w:t>
+      </w:r>
+      <w:r>
+        <w:rPr>
+          <w:rFonts w:ascii="Times New Roman" w:hAnsi="Times New Roman" w:cs="Times New Roman"/>
           <w:lang w:val="en-CA"/>
         </w:rPr>
         <w:t xml:space="preserve"> </w:t>
       </w:r>
       <w:r>
         <w:rPr>
-          <w:rFonts w:ascii="Times New Roman" w:hAnsi="Times New Roman" w:cs="Times New Roman" w:hint="eastAsia"/>
-          <w:lang w:val="en-CA"/>
-        </w:rPr>
-        <w:t xml:space="preserve">Had I not called her, perhaps she would maintain her luck. Perhaps she would survive. </w:t>
-      </w:r>
-      <w:r>
-        <w:rPr>
-          <w:rFonts w:ascii="Times New Roman" w:hAnsi="Times New Roman" w:cs="Times New Roman" w:hint="eastAsia"/>
-          <w:lang w:val="en-CA"/>
-        </w:rPr>
-        <w:t>I called her towards me</w:t>
-      </w:r>
-      <w:r>
-        <w:rPr>
-          <w:rFonts w:ascii="Times New Roman" w:hAnsi="Times New Roman" w:cs="Times New Roman"/>
-          <w:lang w:val="en-CA"/>
-        </w:rPr>
-        <w:t>, and towards the giant sky piece that will take her life</w:t>
-      </w:r>
-      <w:r>
-        <w:rPr>
-          <w:rFonts w:ascii="Times New Roman" w:hAnsi="Times New Roman" w:cs="Times New Roman"/>
-          <w:lang w:val="en-CA"/>
-        </w:rPr>
-        <w:t>. I pushed her into her grave.</w:t>
-      </w:r>
-      <w:r>
-        <w:rPr>
-          <w:rFonts w:ascii="Times New Roman" w:hAnsi="Times New Roman" w:cs="Times New Roman"/>
-          <w:lang w:val="en-CA"/>
-        </w:rPr>
-        <w:t xml:space="preserve"> I killed her.</w:t>
+          <w:rFonts w:ascii="Times New Roman" w:hAnsi="Times New Roman" w:cs="Times New Roman"/>
+          <w:lang w:val="en-CA"/>
+        </w:rPr>
+        <w:t>W</w:t>
+      </w:r>
+      <w:r>
+        <w:rPr>
+          <w:rFonts w:ascii="Times New Roman" w:hAnsi="Times New Roman" w:cs="Times New Roman"/>
+          <w:lang w:val="en-CA"/>
+        </w:rPr>
+        <w:t xml:space="preserve">e’ll definitely trust Ms. </w:t>
+      </w:r>
+      <w:r>
+        <w:rPr>
+          <w:rFonts w:ascii="Times New Roman" w:hAnsi="Times New Roman" w:cs="Times New Roman"/>
+          <w:lang w:val="en-CA"/>
+        </w:rPr>
+        <w:t>I-want-corn-and-nothing-else</w:t>
+      </w:r>
+      <w:r>
+        <w:rPr>
+          <w:rFonts w:ascii="Times New Roman" w:hAnsi="Times New Roman" w:cs="Times New Roman"/>
+          <w:lang w:val="en-CA"/>
+        </w:rPr>
+        <w:t>. W</w:t>
+      </w:r>
+      <w:r>
+        <w:rPr>
+          <w:rFonts w:ascii="Times New Roman" w:hAnsi="Times New Roman" w:cs="Times New Roman"/>
+          <w:lang w:val="en-CA"/>
+        </w:rPr>
+        <w:t xml:space="preserve">hat happened to </w:t>
+      </w:r>
+      <w:r>
+        <w:rPr>
+          <w:rFonts w:ascii="Times New Roman" w:hAnsi="Times New Roman" w:cs="Times New Roman"/>
+          <w:lang w:val="en-CA"/>
+        </w:rPr>
+        <w:t>you, huh</w:t>
+      </w:r>
+      <w:r>
+        <w:rPr>
+          <w:rFonts w:ascii="Times New Roman" w:hAnsi="Times New Roman" w:cs="Times New Roman"/>
+          <w:lang w:val="en-CA"/>
+        </w:rPr>
+        <w:t>?</w:t>
+      </w:r>
+      <w:r>
+        <w:rPr>
+          <w:rFonts w:ascii="Times New Roman" w:hAnsi="Times New Roman" w:cs="Times New Roman"/>
+          <w:lang w:val="en-CA"/>
+        </w:rPr>
+        <w:t xml:space="preserve"> What happened to ‘helping others </w:t>
+      </w:r>
+      <w:r>
+        <w:rPr>
+          <w:rFonts w:ascii="Times New Roman" w:hAnsi="Times New Roman" w:cs="Times New Roman"/>
+          <w:lang w:val="en-CA"/>
+        </w:rPr>
+        <w:t>won’t make others help you</w:t>
+      </w:r>
+      <w:r>
+        <w:rPr>
+          <w:rFonts w:ascii="Times New Roman" w:hAnsi="Times New Roman" w:cs="Times New Roman"/>
+          <w:lang w:val="en-CA"/>
+        </w:rPr>
+        <w:t>’?</w:t>
+      </w:r>
+      <w:r>
+        <w:rPr>
+          <w:rFonts w:ascii="Times New Roman" w:hAnsi="Times New Roman" w:cs="Times New Roman"/>
+          <w:lang w:val="en-CA"/>
+        </w:rPr>
+        <w:t xml:space="preserve"> What happened to ‘you only live once, so live for yourself’?</w:t>
+      </w:r>
+      <w:r>
+        <w:rPr>
+          <w:rFonts w:ascii="Times New Roman" w:hAnsi="Times New Roman" w:cs="Times New Roman"/>
+          <w:lang w:val="en-CA"/>
+        </w:rPr>
+        <w:t xml:space="preserve"> You don’t seriously believe </w:t>
+      </w:r>
+      <w:r>
+        <w:rPr>
+          <w:rFonts w:ascii="Times New Roman" w:hAnsi="Times New Roman" w:cs="Times New Roman"/>
+          <w:lang w:val="en-CA"/>
+        </w:rPr>
+        <w:t>anyone</w:t>
+      </w:r>
+      <w:r>
+        <w:rPr>
+          <w:rFonts w:ascii="Times New Roman" w:hAnsi="Times New Roman" w:cs="Times New Roman"/>
+          <w:lang w:val="en-CA"/>
+        </w:rPr>
+        <w:t xml:space="preserve"> can survive the end of the world, do you?</w:t>
+      </w:r>
+      <w:r>
+        <w:rPr>
+          <w:rFonts w:ascii="Times New Roman" w:hAnsi="Times New Roman" w:cs="Times New Roman"/>
+          <w:lang w:val="en-CA"/>
+        </w:rPr>
+        <w:t xml:space="preserve"> Come on, stop being delusional</w:t>
+      </w:r>
+      <w:r>
+        <w:rPr>
+          <w:rFonts w:ascii="Times New Roman" w:hAnsi="Times New Roman" w:cs="Times New Roman"/>
+          <w:lang w:val="en-CA"/>
+        </w:rPr>
+        <w:t>.</w:t>
+      </w:r>
+      <w:r>
+        <w:rPr>
+          <w:rFonts w:ascii="Times New Roman" w:hAnsi="Times New Roman" w:cs="Times New Roman"/>
+          <w:lang w:val="en-CA"/>
+        </w:rPr>
+        <w:t xml:space="preserve"> </w:t>
+      </w:r>
+      <w:r>
+        <w:rPr>
+          <w:rFonts w:ascii="Times New Roman" w:hAnsi="Times New Roman" w:cs="Times New Roman"/>
+          <w:lang w:val="en-CA"/>
+        </w:rPr>
+        <w:t>Y</w:t>
+      </w:r>
+      <w:r>
+        <w:rPr>
+          <w:rFonts w:ascii="Times New Roman" w:hAnsi="Times New Roman" w:cs="Times New Roman"/>
+          <w:lang w:val="en-CA"/>
+        </w:rPr>
+        <w:t>ou’re difficult enough as is.</w:t>
+      </w:r>
+      <w:r>
+        <w:rPr>
+          <w:rFonts w:ascii="Times New Roman" w:hAnsi="Times New Roman" w:cs="Times New Roman"/>
+          <w:lang w:val="en-CA"/>
+        </w:rPr>
+        <w:t>”</w:t>
       </w:r>
     </w:p>
     <w:p>
@@ -32542,37 +30603,49 @@
           <w:rFonts w:ascii="Times New Roman" w:hAnsi="Times New Roman" w:cs="Times New Roman"/>
           <w:lang w:val="en-CA"/>
         </w:rPr>
-        <w:lastRenderedPageBreak/>
         <w:tab/>
-        <w:t>“You killed her.</w:t>
-      </w:r>
-      <w:r>
-        <w:rPr>
-          <w:rFonts w:ascii="Times New Roman" w:hAnsi="Times New Roman" w:cs="Times New Roman"/>
-          <w:lang w:val="en-CA"/>
-        </w:rPr>
-        <w:t xml:space="preserve"> I told you not to go outside.</w:t>
-      </w:r>
-      <w:r>
-        <w:rPr>
-          <w:rFonts w:ascii="Times New Roman" w:hAnsi="Times New Roman" w:cs="Times New Roman"/>
-          <w:lang w:val="en-CA"/>
-        </w:rPr>
-        <w:t xml:space="preserve"> I told you to stay. But you just can’t help it, can you? </w:t>
-      </w:r>
-      <w:r>
-        <w:rPr>
-          <w:rFonts w:ascii="Times New Roman" w:hAnsi="Times New Roman" w:cs="Times New Roman"/>
-          <w:lang w:val="en-CA"/>
-        </w:rPr>
-        <w:t>You just can’t help being selfish.</w:t>
-      </w:r>
-      <w:r>
-        <w:rPr>
-          <w:rFonts w:ascii="Times New Roman" w:hAnsi="Times New Roman" w:cs="Times New Roman"/>
-          <w:lang w:val="en-CA"/>
-        </w:rPr>
-        <w:t>”</w:t>
+      </w:r>
+      <w:r>
+        <w:rPr>
+          <w:rFonts w:ascii="Times New Roman" w:hAnsi="Times New Roman" w:cs="Times New Roman"/>
+          <w:lang w:val="en-CA"/>
+        </w:rPr>
+        <w:t xml:space="preserve">I look </w:t>
+      </w:r>
+      <w:r>
+        <w:rPr>
+          <w:rFonts w:ascii="Times New Roman" w:hAnsi="Times New Roman" w:cs="Times New Roman"/>
+          <w:lang w:val="en-CA"/>
+        </w:rPr>
+        <w:t>at</w:t>
+      </w:r>
+      <w:r>
+        <w:rPr>
+          <w:rFonts w:ascii="Times New Roman" w:hAnsi="Times New Roman" w:cs="Times New Roman"/>
+          <w:lang w:val="en-CA"/>
+        </w:rPr>
+        <w:t xml:space="preserve"> the workers. They hide their eyes from me</w:t>
+      </w:r>
+      <w:r>
+        <w:rPr>
+          <w:rFonts w:ascii="Times New Roman" w:hAnsi="Times New Roman" w:cs="Times New Roman"/>
+          <w:lang w:val="en-CA"/>
+        </w:rPr>
+        <w:t>, their antennae drooping.</w:t>
+      </w:r>
+      <w:r>
+        <w:rPr>
+          <w:rFonts w:ascii="Times New Roman" w:hAnsi="Times New Roman" w:cs="Times New Roman"/>
+          <w:lang w:val="en-CA"/>
+        </w:rPr>
+        <w:t xml:space="preserve"> </w:t>
+      </w:r>
+      <w:r>
+        <w:rPr>
+          <w:rFonts w:ascii="Times New Roman" w:hAnsi="Times New Roman" w:cs="Times New Roman"/>
+          <w:lang w:val="en-CA"/>
+        </w:rPr>
+        <w:t>Fine, then.</w:t>
       </w:r>
     </w:p>
     <w:p>
@@ -32590,14 +30663,14 @@
           <w:lang w:val="en-CA"/>
         </w:rPr>
         <w:tab/>
-        <w:t>Elder’s voice appears behind me</w:t>
-      </w:r>
-      <w:r>
-        <w:rPr>
-          <w:rFonts w:ascii="Times New Roman" w:hAnsi="Times New Roman" w:cs="Times New Roman"/>
-          <w:lang w:val="en-CA"/>
-        </w:rPr>
-        <w:t>, awfully close, whispering.</w:t>
+        <w:t xml:space="preserve">“And just what do you think you’re doing?” </w:t>
+      </w:r>
+      <w:r>
+        <w:rPr>
+          <w:rFonts w:ascii="Times New Roman" w:hAnsi="Times New Roman" w:cs="Times New Roman"/>
+          <w:lang w:val="en-CA"/>
+        </w:rPr>
+        <w:t>Elder commanded as I started crawling towards the exit.</w:t>
       </w:r>
     </w:p>
     <w:p>
@@ -32615,14 +30688,21 @@
           <w:lang w:val="en-CA"/>
         </w:rPr>
         <w:tab/>
-        <w:t>No, no, you’re wrong.</w:t>
-      </w:r>
-      <w:r>
-        <w:rPr>
-          <w:rFonts w:ascii="Times New Roman" w:hAnsi="Times New Roman" w:cs="Times New Roman"/>
-          <w:lang w:val="en-CA"/>
-        </w:rPr>
-        <w:t xml:space="preserve"> You’re wrong! There’s something I can do still, there must be!</w:t>
+        <w:t xml:space="preserve">I’m going to </w:t>
+      </w:r>
+      <w:r>
+        <w:rPr>
+          <w:rFonts w:ascii="Times New Roman" w:hAnsi="Times New Roman" w:cs="Times New Roman"/>
+          <w:lang w:val="en-CA"/>
+        </w:rPr>
+        <w:t xml:space="preserve">do what I’m meant to do. I’m going to save </w:t>
+      </w:r>
+      <w:r>
+        <w:rPr>
+          <w:rFonts w:ascii="Times New Roman" w:hAnsi="Times New Roman" w:cs="Times New Roman"/>
+          <w:lang w:val="en-CA"/>
+        </w:rPr>
+        <w:t>one-four-three-eight.</w:t>
       </w:r>
     </w:p>
     <w:p>
@@ -32640,35 +30720,7 @@
           <w:lang w:val="en-CA"/>
         </w:rPr>
         <w:tab/>
-        <w:t xml:space="preserve">“No, two-five-two-nine. This is it. There is nothing else you can do. </w:t>
-      </w:r>
-      <w:r>
-        <w:rPr>
-          <w:rFonts w:ascii="Times New Roman" w:hAnsi="Times New Roman" w:cs="Times New Roman"/>
-          <w:lang w:val="en-CA"/>
-        </w:rPr>
-        <w:t xml:space="preserve">You’re lying. Who are you lying to? </w:t>
-      </w:r>
-      <w:r>
-        <w:rPr>
-          <w:rFonts w:ascii="Times New Roman" w:hAnsi="Times New Roman" w:cs="Times New Roman"/>
-          <w:lang w:val="en-CA"/>
-        </w:rPr>
-        <w:t xml:space="preserve">A figment of your imagination? </w:t>
-      </w:r>
-      <w:r>
-        <w:rPr>
-          <w:rFonts w:ascii="Times New Roman" w:hAnsi="Times New Roman" w:cs="Times New Roman"/>
-          <w:lang w:val="en-CA"/>
-        </w:rPr>
-        <w:t xml:space="preserve">Did you lie to the giant too? </w:t>
-      </w:r>
-      <w:r>
-        <w:rPr>
-          <w:rFonts w:ascii="Times New Roman" w:hAnsi="Times New Roman" w:cs="Times New Roman"/>
-          <w:lang w:val="en-CA"/>
-        </w:rPr>
-        <w:t>You know he didn’t talk to you.”</w:t>
+        <w:t>“Stop joking around and answer me seriously.”</w:t>
       </w:r>
     </w:p>
     <w:p>
@@ -32686,14 +30738,21 @@
           <w:lang w:val="en-CA"/>
         </w:rPr>
         <w:tab/>
-        <w:t>Yes, he did!</w:t>
-      </w:r>
-      <w:r>
-        <w:rPr>
-          <w:rFonts w:ascii="Times New Roman" w:hAnsi="Times New Roman" w:cs="Times New Roman"/>
-          <w:lang w:val="en-CA"/>
-        </w:rPr>
-        <w:t xml:space="preserve"> His sphere split open, and…</w:t>
+        <w:t>I am serious.</w:t>
+      </w:r>
+      <w:r>
+        <w:rPr>
+          <w:rFonts w:ascii="Times New Roman" w:hAnsi="Times New Roman" w:cs="Times New Roman"/>
+          <w:lang w:val="en-CA"/>
+        </w:rPr>
+        <w:t xml:space="preserve"> I am going to save one-four-three-eight</w:t>
+      </w:r>
+      <w:r>
+        <w:rPr>
+          <w:rFonts w:ascii="Times New Roman" w:hAnsi="Times New Roman" w:cs="Times New Roman"/>
+          <w:lang w:val="en-CA"/>
+        </w:rPr>
+        <w:t>, and I’m going to do it now.</w:t>
       </w:r>
     </w:p>
     <w:p>
@@ -32711,56 +30770,7 @@
           <w:lang w:val="en-CA"/>
         </w:rPr>
         <w:tab/>
-        <w:t>“This is it</w:t>
-      </w:r>
-      <w:r>
-        <w:rPr>
-          <w:rFonts w:ascii="Times New Roman" w:hAnsi="Times New Roman" w:cs="Times New Roman"/>
-          <w:lang w:val="en-CA"/>
-        </w:rPr>
-        <w:t xml:space="preserve">. </w:t>
-      </w:r>
-      <w:r>
-        <w:rPr>
-          <w:rFonts w:ascii="Times New Roman" w:hAnsi="Times New Roman" w:cs="Times New Roman"/>
-          <w:lang w:val="en-CA"/>
-        </w:rPr>
-        <w:t xml:space="preserve">She’s dead. You’ll die after her. </w:t>
-      </w:r>
-      <w:r>
-        <w:rPr>
-          <w:rFonts w:ascii="Times New Roman" w:hAnsi="Times New Roman" w:cs="Times New Roman"/>
-          <w:lang w:val="en-CA"/>
-        </w:rPr>
-        <w:t>I’ll be left to pick up the scraps, like always, while handling the birthing… What a hero you are, two-five-two-nine.</w:t>
-      </w:r>
-      <w:r>
-        <w:rPr>
-          <w:rFonts w:ascii="Times New Roman" w:hAnsi="Times New Roman" w:cs="Times New Roman"/>
-          <w:lang w:val="en-CA"/>
-        </w:rPr>
-        <w:t xml:space="preserve"> What a hero.</w:t>
-      </w:r>
-      <w:r>
-        <w:rPr>
-          <w:rFonts w:ascii="Times New Roman" w:hAnsi="Times New Roman" w:cs="Times New Roman"/>
-          <w:lang w:val="en-CA"/>
-        </w:rPr>
-        <w:t xml:space="preserve"> You just picked a different poison. </w:t>
-      </w:r>
-      <w:r>
-        <w:rPr>
-          <w:rFonts w:ascii="Times New Roman" w:hAnsi="Times New Roman" w:cs="Times New Roman"/>
-          <w:lang w:val="en-CA"/>
-        </w:rPr>
-        <w:t>You want acclaim and applause now</w:t>
-      </w:r>
-      <w:r>
-        <w:rPr>
-          <w:rFonts w:ascii="Times New Roman" w:hAnsi="Times New Roman" w:cs="Times New Roman"/>
-          <w:lang w:val="en-CA"/>
-        </w:rPr>
-        <w:t xml:space="preserve"> instead of corn.</w:t>
+        <w:t>“You’ve gone completely insane, then.</w:t>
       </w:r>
       <w:r>
         <w:rPr>
@@ -32785,77 +30795,7 @@
           <w:lang w:val="en-CA"/>
         </w:rPr>
         <w:tab/>
-        <w:t>No, no! No! I only went out</w:t>
-      </w:r>
-      <w:r>
-        <w:rPr>
-          <w:rFonts w:ascii="Times New Roman" w:hAnsi="Times New Roman" w:cs="Times New Roman"/>
-          <w:lang w:val="en-CA"/>
-        </w:rPr>
-        <w:t xml:space="preserve"> because I didn’t want to be praised</w:t>
-      </w:r>
-      <w:r>
-        <w:rPr>
-          <w:rFonts w:ascii="Times New Roman" w:hAnsi="Times New Roman" w:cs="Times New Roman"/>
-          <w:lang w:val="en-CA"/>
-        </w:rPr>
-        <w:t xml:space="preserve">, </w:t>
-      </w:r>
-      <w:r>
-        <w:rPr>
-          <w:rFonts w:ascii="Times New Roman" w:hAnsi="Times New Roman" w:cs="Times New Roman"/>
-          <w:lang w:val="en-CA"/>
-        </w:rPr>
-        <w:t>o</w:t>
-      </w:r>
-      <w:r>
-        <w:rPr>
-          <w:rFonts w:ascii="Times New Roman" w:hAnsi="Times New Roman" w:cs="Times New Roman"/>
-          <w:lang w:val="en-CA"/>
-        </w:rPr>
-        <w:t>therwise</w:t>
-      </w:r>
-      <w:r>
-        <w:rPr>
-          <w:rFonts w:ascii="Times New Roman" w:hAnsi="Times New Roman" w:cs="Times New Roman"/>
-          <w:lang w:val="en-CA"/>
-        </w:rPr>
-        <w:t>,</w:t>
-      </w:r>
-      <w:r>
-        <w:rPr>
-          <w:rFonts w:ascii="Times New Roman" w:hAnsi="Times New Roman" w:cs="Times New Roman"/>
-          <w:lang w:val="en-CA"/>
-        </w:rPr>
-        <w:t xml:space="preserve"> </w:t>
-      </w:r>
-      <w:r>
-        <w:rPr>
-          <w:rFonts w:ascii="Times New Roman" w:hAnsi="Times New Roman" w:cs="Times New Roman"/>
-          <w:lang w:val="en-CA"/>
-        </w:rPr>
-        <w:t>I could’ve just been the labourer!</w:t>
-      </w:r>
-      <w:r>
-        <w:rPr>
-          <w:rFonts w:ascii="Times New Roman" w:hAnsi="Times New Roman" w:cs="Times New Roman"/>
-          <w:lang w:val="en-CA"/>
-        </w:rPr>
-        <w:t xml:space="preserve"> Plenty of </w:t>
-      </w:r>
-      <w:r>
-        <w:rPr>
-          <w:rFonts w:ascii="Times New Roman" w:hAnsi="Times New Roman" w:cs="Times New Roman"/>
-          <w:lang w:val="en-CA"/>
-        </w:rPr>
-        <w:t>praise</w:t>
-      </w:r>
-      <w:r>
-        <w:rPr>
-          <w:rFonts w:ascii="Times New Roman" w:hAnsi="Times New Roman" w:cs="Times New Roman"/>
-          <w:lang w:val="en-CA"/>
-        </w:rPr>
-        <w:t xml:space="preserve"> from Queen, isn’t there?</w:t>
+        <w:t>I continued to crawl towards the exit without replying.</w:t>
       </w:r>
     </w:p>
     <w:p>
@@ -32872,44 +30812,785 @@
           <w:rFonts w:ascii="Times New Roman" w:hAnsi="Times New Roman" w:cs="Times New Roman"/>
           <w:lang w:val="en-CA"/>
         </w:rPr>
+        <w:lastRenderedPageBreak/>
         <w:tab/>
-      </w:r>
-      <w:r>
-        <w:rPr>
-          <w:rFonts w:ascii="Times New Roman" w:hAnsi="Times New Roman" w:cs="Times New Roman"/>
-          <w:lang w:val="en-CA"/>
-        </w:rPr>
-        <w:t xml:space="preserve">“Ah, but that’s far too slow for you. </w:t>
-      </w:r>
-      <w:r>
-        <w:rPr>
-          <w:rFonts w:ascii="Times New Roman" w:hAnsi="Times New Roman" w:cs="Times New Roman"/>
-          <w:lang w:val="en-CA"/>
-        </w:rPr>
-        <w:t xml:space="preserve">You want acclaim </w:t>
-      </w:r>
-      <w:r>
-        <w:rPr>
-          <w:rFonts w:ascii="Times New Roman" w:hAnsi="Times New Roman" w:cs="Times New Roman"/>
-          <w:i/>
-          <w:iCs/>
-          <w:lang w:val="en-CA"/>
-        </w:rPr>
-        <w:t>now</w:t>
-      </w:r>
-      <w:r>
-        <w:rPr>
-          <w:rFonts w:ascii="Times New Roman" w:hAnsi="Times New Roman" w:cs="Times New Roman"/>
-          <w:lang w:val="en-CA"/>
-        </w:rPr>
-        <w:t>. You want to be applauded. You want to feel the high of going from the degenerate to the saint</w:t>
-      </w:r>
-      <w:r>
-        <w:rPr>
-          <w:rFonts w:ascii="Times New Roman" w:hAnsi="Times New Roman" w:cs="Times New Roman"/>
-          <w:lang w:val="en-CA"/>
-        </w:rPr>
-        <w:t xml:space="preserve"> in the blink of an eye</w:t>
+        <w:t>“</w:t>
+      </w:r>
+      <w:r>
+        <w:rPr>
+          <w:rFonts w:ascii="Times New Roman" w:hAnsi="Times New Roman" w:cs="Times New Roman"/>
+          <w:lang w:val="en-CA"/>
+        </w:rPr>
+        <w:t>Wait, s</w:t>
+      </w:r>
+      <w:r>
+        <w:rPr>
+          <w:rFonts w:ascii="Times New Roman" w:hAnsi="Times New Roman" w:cs="Times New Roman"/>
+          <w:lang w:val="en-CA"/>
+        </w:rPr>
+        <w:t>top</w:t>
+      </w:r>
+      <w:r>
+        <w:rPr>
+          <w:rFonts w:ascii="Times New Roman" w:hAnsi="Times New Roman" w:cs="Times New Roman"/>
+          <w:lang w:val="en-CA"/>
+        </w:rPr>
+        <w:t>!</w:t>
+      </w:r>
+      <w:r>
+        <w:rPr>
+          <w:rFonts w:ascii="Times New Roman" w:hAnsi="Times New Roman" w:cs="Times New Roman"/>
+          <w:lang w:val="en-CA"/>
+        </w:rPr>
+        <w:t xml:space="preserve"> Ok, even if you did see the giant,</w:t>
+      </w:r>
+      <w:r>
+        <w:rPr>
+          <w:rFonts w:ascii="Times New Roman" w:hAnsi="Times New Roman" w:cs="Times New Roman"/>
+          <w:lang w:val="en-CA"/>
+        </w:rPr>
+        <w:t xml:space="preserve"> </w:t>
+      </w:r>
+      <w:r>
+        <w:rPr>
+          <w:rFonts w:ascii="Times New Roman" w:hAnsi="Times New Roman" w:cs="Times New Roman"/>
+          <w:lang w:val="en-CA"/>
+        </w:rPr>
+        <w:t>w</w:t>
+      </w:r>
+      <w:r>
+        <w:rPr>
+          <w:rFonts w:ascii="Times New Roman" w:hAnsi="Times New Roman" w:cs="Times New Roman"/>
+          <w:lang w:val="en-CA"/>
+        </w:rPr>
+        <w:t xml:space="preserve">hat </w:t>
+      </w:r>
+      <w:r>
+        <w:rPr>
+          <w:rFonts w:ascii="Times New Roman" w:hAnsi="Times New Roman" w:cs="Times New Roman"/>
+          <w:lang w:val="en-CA"/>
+        </w:rPr>
+        <w:t>will</w:t>
+      </w:r>
+      <w:r>
+        <w:rPr>
+          <w:rFonts w:ascii="Times New Roman" w:hAnsi="Times New Roman" w:cs="Times New Roman"/>
+          <w:lang w:val="en-CA"/>
+        </w:rPr>
+        <w:t xml:space="preserve"> come of it if you try to save one-four-three-eight?</w:t>
+      </w:r>
+      <w:r>
+        <w:rPr>
+          <w:rFonts w:ascii="Times New Roman" w:hAnsi="Times New Roman" w:cs="Times New Roman"/>
+          <w:lang w:val="en-CA"/>
+        </w:rPr>
+        <w:t xml:space="preserve"> You won’t survive outside.</w:t>
+      </w:r>
+      <w:r>
+        <w:rPr>
+          <w:rFonts w:ascii="Times New Roman" w:hAnsi="Times New Roman" w:cs="Times New Roman"/>
+          <w:lang w:val="en-CA"/>
+        </w:rPr>
+        <w:t xml:space="preserve"> Nobody </w:t>
+      </w:r>
+      <w:r>
+        <w:rPr>
+          <w:rFonts w:ascii="Times New Roman" w:hAnsi="Times New Roman" w:cs="Times New Roman"/>
+          <w:lang w:val="en-CA"/>
+        </w:rPr>
+        <w:t>will</w:t>
+      </w:r>
+      <w:r>
+        <w:rPr>
+          <w:rFonts w:ascii="Times New Roman" w:hAnsi="Times New Roman" w:cs="Times New Roman"/>
+          <w:lang w:val="en-CA"/>
+        </w:rPr>
+        <w:t>. It’s the end of the world.</w:t>
+      </w:r>
+      <w:r>
+        <w:rPr>
+          <w:rFonts w:ascii="Times New Roman" w:hAnsi="Times New Roman" w:cs="Times New Roman"/>
+          <w:lang w:val="en-CA"/>
+        </w:rPr>
+        <w:t xml:space="preserve"> One-four-three-eight is a lost cause, forget about her.</w:t>
+      </w:r>
+      <w:r>
+        <w:rPr>
+          <w:rFonts w:ascii="Times New Roman" w:hAnsi="Times New Roman" w:cs="Times New Roman"/>
+          <w:lang w:val="en-CA"/>
+        </w:rPr>
+        <w:t xml:space="preserve"> If you really </w:t>
+      </w:r>
+      <w:r>
+        <w:rPr>
+          <w:rFonts w:ascii="Times New Roman" w:hAnsi="Times New Roman" w:cs="Times New Roman"/>
+          <w:lang w:val="en-CA"/>
+        </w:rPr>
+        <w:t>had a change of heart, if you really stopped being selfish</w:t>
+      </w:r>
+      <w:r>
+        <w:rPr>
+          <w:rFonts w:ascii="Times New Roman" w:hAnsi="Times New Roman" w:cs="Times New Roman"/>
+          <w:lang w:val="en-CA"/>
+        </w:rPr>
+        <w:t>, take her place in labour and help</w:t>
+      </w:r>
+      <w:r>
+        <w:rPr>
+          <w:rFonts w:ascii="Times New Roman" w:hAnsi="Times New Roman" w:cs="Times New Roman"/>
+          <w:lang w:val="en-CA"/>
+        </w:rPr>
+        <w:t>. Queen is birthing.</w:t>
+      </w:r>
+      <w:r>
+        <w:rPr>
+          <w:rFonts w:ascii="Times New Roman" w:hAnsi="Times New Roman" w:cs="Times New Roman"/>
+          <w:lang w:val="en-CA"/>
+        </w:rPr>
+        <w:t>”</w:t>
+      </w:r>
+    </w:p>
+    <w:p>
+      <w:pPr>
+        <w:widowControl/>
+        <w:jc w:val="both"/>
+        <w:rPr>
+          <w:rFonts w:ascii="Times New Roman" w:hAnsi="Times New Roman" w:cs="Times New Roman"/>
+          <w:lang w:val="en-CA"/>
+        </w:rPr>
+      </w:pPr>
+      <w:r>
+        <w:rPr>
+          <w:rFonts w:ascii="Times New Roman" w:hAnsi="Times New Roman" w:cs="Times New Roman"/>
+          <w:lang w:val="en-CA"/>
+        </w:rPr>
+        <w:tab/>
+      </w:r>
+      <w:r>
+        <w:rPr>
+          <w:rFonts w:ascii="Times New Roman" w:hAnsi="Times New Roman" w:cs="Times New Roman"/>
+          <w:lang w:val="en-CA"/>
+        </w:rPr>
+        <w:t xml:space="preserve">I, again, </w:t>
+      </w:r>
+      <w:r>
+        <w:rPr>
+          <w:rFonts w:ascii="Times New Roman" w:hAnsi="Times New Roman" w:cs="Times New Roman" w:hint="eastAsia"/>
+          <w:lang w:val="en-CA"/>
+        </w:rPr>
+        <w:t>do</w:t>
+      </w:r>
+      <w:r>
+        <w:rPr>
+          <w:rFonts w:ascii="Times New Roman" w:hAnsi="Times New Roman" w:cs="Times New Roman"/>
+          <w:lang w:val="en-CA"/>
+        </w:rPr>
+        <w:t xml:space="preserve"> not reply and </w:t>
+      </w:r>
+      <w:r>
+        <w:rPr>
+          <w:rFonts w:ascii="Times New Roman" w:hAnsi="Times New Roman" w:cs="Times New Roman" w:hint="eastAsia"/>
+          <w:lang w:val="en-CA"/>
+        </w:rPr>
+        <w:t>continue</w:t>
+      </w:r>
+      <w:r>
+        <w:rPr>
+          <w:rFonts w:ascii="Times New Roman" w:hAnsi="Times New Roman" w:cs="Times New Roman"/>
+          <w:lang w:val="en-CA"/>
+        </w:rPr>
+        <w:t xml:space="preserve"> to crawl.</w:t>
+      </w:r>
+    </w:p>
+    <w:p>
+      <w:pPr>
+        <w:widowControl/>
+        <w:jc w:val="both"/>
+        <w:rPr>
+          <w:rFonts w:ascii="Times New Roman" w:hAnsi="Times New Roman" w:cs="Times New Roman"/>
+          <w:lang w:val="en-CA"/>
+        </w:rPr>
+      </w:pPr>
+      <w:r>
+        <w:rPr>
+          <w:rFonts w:ascii="Times New Roman" w:hAnsi="Times New Roman" w:cs="Times New Roman"/>
+          <w:lang w:val="en-CA"/>
+        </w:rPr>
+        <w:tab/>
+        <w:t>“I told you to stop, didn’t you hear?! Elder’s orders are absolute!”</w:t>
+      </w:r>
+    </w:p>
+    <w:p>
+      <w:pPr>
+        <w:widowControl/>
+        <w:jc w:val="both"/>
+        <w:rPr>
+          <w:rFonts w:ascii="Times New Roman" w:hAnsi="Times New Roman" w:cs="Times New Roman"/>
+          <w:lang w:val="en-CA"/>
+        </w:rPr>
+      </w:pPr>
+      <w:r>
+        <w:rPr>
+          <w:rFonts w:ascii="Times New Roman" w:hAnsi="Times New Roman" w:cs="Times New Roman"/>
+          <w:lang w:val="en-CA"/>
+        </w:rPr>
+        <w:tab/>
+      </w:r>
+      <w:r>
+        <w:rPr>
+          <w:rFonts w:ascii="Times New Roman" w:hAnsi="Times New Roman" w:cs="Times New Roman"/>
+          <w:lang w:val="en-CA"/>
+        </w:rPr>
+        <w:t>And what will you do</w:t>
+      </w:r>
+      <w:r>
+        <w:rPr>
+          <w:rFonts w:ascii="Times New Roman" w:hAnsi="Times New Roman" w:cs="Times New Roman"/>
+          <w:lang w:val="en-CA"/>
+        </w:rPr>
+        <w:t xml:space="preserve"> if I don’t stop</w:t>
+      </w:r>
+      <w:r>
+        <w:rPr>
+          <w:rFonts w:ascii="Times New Roman" w:hAnsi="Times New Roman" w:cs="Times New Roman"/>
+          <w:lang w:val="en-CA"/>
+        </w:rPr>
+        <w:t>? Execute me?</w:t>
+      </w:r>
+      <w:r>
+        <w:rPr>
+          <w:rFonts w:ascii="Times New Roman" w:hAnsi="Times New Roman" w:cs="Times New Roman"/>
+          <w:lang w:val="en-CA"/>
+        </w:rPr>
+        <w:t xml:space="preserve"> Tear me apart?</w:t>
+      </w:r>
+      <w:r>
+        <w:rPr>
+          <w:rFonts w:ascii="Times New Roman" w:hAnsi="Times New Roman" w:cs="Times New Roman" w:hint="eastAsia"/>
+          <w:lang w:val="en-CA"/>
+        </w:rPr>
+        <w:t xml:space="preserve"> </w:t>
+      </w:r>
+      <w:r>
+        <w:rPr>
+          <w:rFonts w:ascii="Times New Roman" w:hAnsi="Times New Roman" w:cs="Times New Roman" w:hint="eastAsia"/>
+          <w:lang w:val="en-CA"/>
+        </w:rPr>
+        <w:t xml:space="preserve">Right before birthing? </w:t>
+      </w:r>
+      <w:r>
+        <w:rPr>
+          <w:rFonts w:ascii="Times New Roman" w:hAnsi="Times New Roman" w:cs="Times New Roman"/>
+          <w:lang w:val="en-CA"/>
+        </w:rPr>
+        <w:t xml:space="preserve">Come on. </w:t>
+      </w:r>
+    </w:p>
+    <w:p>
+      <w:pPr>
+        <w:widowControl/>
+        <w:jc w:val="both"/>
+        <w:rPr>
+          <w:rFonts w:ascii="Times New Roman" w:hAnsi="Times New Roman" w:cs="Times New Roman"/>
+          <w:lang w:val="en-CA"/>
+        </w:rPr>
+      </w:pPr>
+      <w:r>
+        <w:rPr>
+          <w:rFonts w:ascii="Times New Roman" w:hAnsi="Times New Roman" w:cs="Times New Roman"/>
+          <w:lang w:val="en-CA"/>
+        </w:rPr>
+        <w:tab/>
+        <w:t xml:space="preserve">“Your life belongs not just to yourself, do you understand, you selfish bastard? Your life belongs to Queen, to the entire community! </w:t>
+      </w:r>
+      <w:r>
+        <w:rPr>
+          <w:rFonts w:ascii="Times New Roman" w:hAnsi="Times New Roman" w:cs="Times New Roman"/>
+          <w:lang w:val="en-CA"/>
+        </w:rPr>
+        <w:t xml:space="preserve">If you die, we all lose a labourer. You think anyone cares at all otherwise? If not for the fact that we already lost one-four-three-eight, I wouldn’t give two shits if you walked out into the end of the world and got </w:t>
+      </w:r>
+      <w:r>
+        <w:rPr>
+          <w:rFonts w:ascii="Times New Roman" w:hAnsi="Times New Roman" w:cs="Times New Roman" w:hint="eastAsia"/>
+          <w:lang w:val="en-CA"/>
+        </w:rPr>
+        <w:t>yourself</w:t>
+      </w:r>
+      <w:r>
+        <w:rPr>
+          <w:rFonts w:ascii="Times New Roman" w:hAnsi="Times New Roman" w:cs="Times New Roman"/>
+          <w:lang w:val="en-CA"/>
+        </w:rPr>
+        <w:t xml:space="preserve"> killed.</w:t>
+      </w:r>
+      <w:r>
+        <w:rPr>
+          <w:rFonts w:ascii="Times New Roman" w:hAnsi="Times New Roman" w:cs="Times New Roman"/>
+          <w:lang w:val="en-CA"/>
+        </w:rPr>
+        <w:t>”</w:t>
+      </w:r>
+    </w:p>
+    <w:p>
+      <w:pPr>
+        <w:widowControl/>
+        <w:jc w:val="both"/>
+        <w:rPr>
+          <w:rFonts w:ascii="Times New Roman" w:hAnsi="Times New Roman" w:cs="Times New Roman"/>
+          <w:lang w:val="en-CA"/>
+        </w:rPr>
+      </w:pPr>
+      <w:r>
+        <w:rPr>
+          <w:rFonts w:ascii="Times New Roman" w:hAnsi="Times New Roman" w:cs="Times New Roman"/>
+          <w:lang w:val="en-CA"/>
+        </w:rPr>
+        <w:tab/>
+        <w:t>That’s ok</w:t>
+      </w:r>
+      <w:r>
+        <w:rPr>
+          <w:rFonts w:ascii="Times New Roman" w:hAnsi="Times New Roman" w:cs="Times New Roman" w:hint="eastAsia"/>
+          <w:lang w:val="en-CA"/>
+        </w:rPr>
+        <w:t xml:space="preserve">, there is no loss. </w:t>
+      </w:r>
+      <w:r>
+        <w:rPr>
+          <w:rFonts w:ascii="Times New Roman" w:hAnsi="Times New Roman" w:cs="Times New Roman"/>
+          <w:lang w:val="en-CA"/>
+        </w:rPr>
+        <w:t>I’m so selfish that the community won’t miss me either way.</w:t>
+      </w:r>
+      <w:r>
+        <w:rPr>
+          <w:rFonts w:ascii="Times New Roman" w:hAnsi="Times New Roman" w:cs="Times New Roman"/>
+          <w:lang w:val="en-CA"/>
+        </w:rPr>
+        <w:t xml:space="preserve"> Besides, without me, your corn would be safer.</w:t>
+      </w:r>
+    </w:p>
+    <w:p>
+      <w:pPr>
+        <w:widowControl/>
+        <w:jc w:val="both"/>
+        <w:rPr>
+          <w:rFonts w:ascii="Times New Roman" w:hAnsi="Times New Roman" w:cs="Times New Roman"/>
+          <w:lang w:val="en-CA"/>
+        </w:rPr>
+      </w:pPr>
+      <w:r>
+        <w:rPr>
+          <w:rFonts w:ascii="Times New Roman" w:hAnsi="Times New Roman" w:cs="Times New Roman"/>
+          <w:lang w:val="en-CA"/>
+        </w:rPr>
+        <w:tab/>
+      </w:r>
+      <w:r>
+        <w:rPr>
+          <w:rFonts w:ascii="Times New Roman" w:hAnsi="Times New Roman" w:cs="Times New Roman"/>
+          <w:lang w:val="en-CA"/>
+        </w:rPr>
+        <w:t xml:space="preserve">“And what if </w:t>
+      </w:r>
+      <w:r>
+        <w:rPr>
+          <w:rFonts w:ascii="Times New Roman" w:hAnsi="Times New Roman" w:cs="Times New Roman" w:hint="eastAsia"/>
+          <w:lang w:val="en-CA"/>
+        </w:rPr>
+        <w:t>one-four-three-eight</w:t>
+      </w:r>
+      <w:r>
+        <w:rPr>
+          <w:rFonts w:ascii="Times New Roman" w:hAnsi="Times New Roman" w:cs="Times New Roman"/>
+          <w:lang w:val="en-CA"/>
+        </w:rPr>
+        <w:t>’</w:t>
+      </w:r>
+      <w:r>
+        <w:rPr>
+          <w:rFonts w:ascii="Times New Roman" w:hAnsi="Times New Roman" w:cs="Times New Roman" w:hint="eastAsia"/>
+          <w:lang w:val="en-CA"/>
+        </w:rPr>
+        <w:t>s</w:t>
+      </w:r>
+      <w:r>
+        <w:rPr>
+          <w:rFonts w:ascii="Times New Roman" w:hAnsi="Times New Roman" w:cs="Times New Roman"/>
+          <w:lang w:val="en-CA"/>
+        </w:rPr>
+        <w:t xml:space="preserve"> already dead?</w:t>
+      </w:r>
+      <w:r>
+        <w:rPr>
+          <w:rFonts w:ascii="Times New Roman" w:hAnsi="Times New Roman" w:cs="Times New Roman"/>
+          <w:lang w:val="en-CA"/>
+        </w:rPr>
+        <w:t xml:space="preserve"> What if a sky piece already hit her?</w:t>
+      </w:r>
+      <w:r>
+        <w:rPr>
+          <w:rFonts w:ascii="Times New Roman" w:hAnsi="Times New Roman" w:cs="Times New Roman"/>
+          <w:lang w:val="en-CA"/>
+        </w:rPr>
+        <w:t>”</w:t>
+      </w:r>
+    </w:p>
+    <w:p>
+      <w:pPr>
+        <w:widowControl/>
+        <w:jc w:val="both"/>
+        <w:rPr>
+          <w:rFonts w:ascii="Times New Roman" w:hAnsi="Times New Roman" w:cs="Times New Roman"/>
+          <w:lang w:val="en-CA"/>
+        </w:rPr>
+      </w:pPr>
+      <w:r>
+        <w:rPr>
+          <w:rFonts w:ascii="Times New Roman" w:hAnsi="Times New Roman" w:cs="Times New Roman"/>
+          <w:lang w:val="en-CA"/>
+        </w:rPr>
+        <w:tab/>
+      </w:r>
+      <w:r>
+        <w:rPr>
+          <w:rFonts w:ascii="Times New Roman" w:hAnsi="Times New Roman" w:cs="Times New Roman" w:hint="eastAsia"/>
+          <w:lang w:val="en-CA"/>
+        </w:rPr>
+        <w:t>Th</w:t>
+      </w:r>
+      <w:r>
+        <w:rPr>
+          <w:rFonts w:ascii="Times New Roman" w:hAnsi="Times New Roman" w:cs="Times New Roman"/>
+          <w:lang w:val="en-CA"/>
+        </w:rPr>
+        <w:t xml:space="preserve">at’s precisely why </w:t>
+      </w:r>
+      <w:r>
+        <w:rPr>
+          <w:rFonts w:ascii="Times New Roman" w:hAnsi="Times New Roman" w:cs="Times New Roman" w:hint="eastAsia"/>
+          <w:lang w:val="en-CA"/>
+        </w:rPr>
+        <w:t>I have to hurry</w:t>
+      </w:r>
+      <w:r>
+        <w:rPr>
+          <w:rFonts w:ascii="Times New Roman" w:hAnsi="Times New Roman" w:cs="Times New Roman"/>
+          <w:lang w:val="en-CA"/>
+        </w:rPr>
+        <w:t xml:space="preserve">. Every second I lose is a second </w:t>
+      </w:r>
+      <w:r>
+        <w:rPr>
+          <w:rFonts w:ascii="Times New Roman" w:hAnsi="Times New Roman" w:cs="Times New Roman"/>
+          <w:lang w:val="en-CA"/>
+        </w:rPr>
+        <w:t xml:space="preserve">that </w:t>
+      </w:r>
+      <w:r>
+        <w:rPr>
+          <w:rFonts w:ascii="Times New Roman" w:hAnsi="Times New Roman" w:cs="Times New Roman"/>
+          <w:lang w:val="en-CA"/>
+        </w:rPr>
+        <w:t xml:space="preserve">she </w:t>
+      </w:r>
+      <w:r>
+        <w:rPr>
+          <w:rFonts w:ascii="Times New Roman" w:hAnsi="Times New Roman" w:cs="Times New Roman"/>
+          <w:lang w:val="en-CA"/>
+        </w:rPr>
+        <w:t>may</w:t>
+      </w:r>
+      <w:r>
+        <w:rPr>
+          <w:rFonts w:ascii="Times New Roman" w:hAnsi="Times New Roman" w:cs="Times New Roman"/>
+          <w:lang w:val="en-CA"/>
+        </w:rPr>
+        <w:t xml:space="preserve"> die.</w:t>
+      </w:r>
+    </w:p>
+    <w:p>
+      <w:pPr>
+        <w:widowControl/>
+        <w:jc w:val="both"/>
+        <w:rPr>
+          <w:rFonts w:ascii="Times New Roman" w:hAnsi="Times New Roman" w:cs="Times New Roman"/>
+          <w:lang w:val="en-CA"/>
+        </w:rPr>
+      </w:pPr>
+      <w:r>
+        <w:rPr>
+          <w:rFonts w:ascii="Times New Roman" w:hAnsi="Times New Roman" w:cs="Times New Roman"/>
+          <w:lang w:val="en-CA"/>
+        </w:rPr>
+        <w:tab/>
+        <w:t>The gate isn’t nearly as far as I remembered. I shove the pebbles</w:t>
+      </w:r>
+      <w:r>
+        <w:rPr>
+          <w:rFonts w:ascii="Times New Roman" w:hAnsi="Times New Roman" w:cs="Times New Roman"/>
+          <w:lang w:val="en-CA"/>
+        </w:rPr>
+        <w:t xml:space="preserve"> away</w:t>
+      </w:r>
+      <w:r>
+        <w:rPr>
+          <w:rFonts w:ascii="Times New Roman" w:hAnsi="Times New Roman" w:cs="Times New Roman"/>
+          <w:lang w:val="en-CA"/>
+        </w:rPr>
+        <w:t xml:space="preserve">, and the dirt above </w:t>
+      </w:r>
+      <w:r>
+        <w:rPr>
+          <w:rFonts w:ascii="Times New Roman" w:hAnsi="Times New Roman" w:cs="Times New Roman"/>
+          <w:lang w:val="en-CA"/>
+        </w:rPr>
+        <w:t>collapses</w:t>
+      </w:r>
+      <w:r>
+        <w:rPr>
+          <w:rFonts w:ascii="Times New Roman" w:hAnsi="Times New Roman" w:cs="Times New Roman"/>
+          <w:lang w:val="en-CA"/>
+        </w:rPr>
+        <w:t xml:space="preserve">, revealing the outside world. Sky pieces </w:t>
+      </w:r>
+      <w:r>
+        <w:rPr>
+          <w:rFonts w:ascii="Times New Roman" w:hAnsi="Times New Roman" w:cs="Times New Roman"/>
+          <w:lang w:val="en-CA"/>
+        </w:rPr>
+        <w:t xml:space="preserve">fall </w:t>
+      </w:r>
+      <w:r>
+        <w:rPr>
+          <w:rFonts w:ascii="Times New Roman" w:hAnsi="Times New Roman" w:cs="Times New Roman"/>
+          <w:lang w:val="en-CA"/>
+        </w:rPr>
+        <w:t>ferociously</w:t>
+      </w:r>
+      <w:r>
+        <w:rPr>
+          <w:rFonts w:ascii="Times New Roman" w:hAnsi="Times New Roman" w:cs="Times New Roman"/>
+          <w:lang w:val="en-CA"/>
+        </w:rPr>
+        <w:t>, piercing the ground</w:t>
+      </w:r>
+      <w:r>
+        <w:rPr>
+          <w:rFonts w:ascii="Times New Roman" w:hAnsi="Times New Roman" w:cs="Times New Roman"/>
+          <w:lang w:val="en-CA"/>
+        </w:rPr>
+        <w:t xml:space="preserve">, </w:t>
+      </w:r>
+      <w:r>
+        <w:rPr>
+          <w:rFonts w:ascii="Times New Roman" w:hAnsi="Times New Roman" w:cs="Times New Roman"/>
+          <w:lang w:val="en-CA"/>
+        </w:rPr>
+        <w:t>making thunderous noises</w:t>
+      </w:r>
+      <w:r>
+        <w:rPr>
+          <w:rFonts w:ascii="Times New Roman" w:hAnsi="Times New Roman" w:cs="Times New Roman"/>
+          <w:lang w:val="en-CA"/>
+        </w:rPr>
+        <w:t>. If the world did not end earlier, it certainly is ending now.</w:t>
+      </w:r>
+    </w:p>
+    <w:p>
+      <w:pPr>
+        <w:widowControl/>
+        <w:jc w:val="both"/>
+        <w:rPr>
+          <w:rFonts w:ascii="Times New Roman" w:hAnsi="Times New Roman" w:cs="Times New Roman"/>
+          <w:lang w:val="en-CA"/>
+        </w:rPr>
+      </w:pPr>
+      <w:r>
+        <w:rPr>
+          <w:rFonts w:ascii="Times New Roman" w:hAnsi="Times New Roman" w:cs="Times New Roman"/>
+          <w:lang w:val="en-CA"/>
+        </w:rPr>
+        <w:tab/>
+        <w:t>“You know there’s nothing that you can do out there.”</w:t>
+      </w:r>
+    </w:p>
+    <w:p>
+      <w:pPr>
+        <w:widowControl/>
+        <w:jc w:val="both"/>
+        <w:rPr>
+          <w:rFonts w:ascii="Times New Roman" w:hAnsi="Times New Roman" w:cs="Times New Roman"/>
+          <w:lang w:val="en-CA"/>
+        </w:rPr>
+      </w:pPr>
+      <w:r>
+        <w:rPr>
+          <w:rFonts w:ascii="Times New Roman" w:hAnsi="Times New Roman" w:cs="Times New Roman"/>
+          <w:lang w:val="en-CA"/>
+        </w:rPr>
+        <w:tab/>
+        <w:t xml:space="preserve">It’s Elder. </w:t>
+      </w:r>
+      <w:r>
+        <w:rPr>
+          <w:rFonts w:ascii="Times New Roman" w:hAnsi="Times New Roman" w:cs="Times New Roman"/>
+          <w:lang w:val="en-CA"/>
+        </w:rPr>
+        <w:t xml:space="preserve">Her body is </w:t>
+      </w:r>
+      <w:r>
+        <w:rPr>
+          <w:rFonts w:ascii="Times New Roman" w:hAnsi="Times New Roman" w:cs="Times New Roman"/>
+          <w:lang w:val="en-CA"/>
+        </w:rPr>
+        <w:t xml:space="preserve">shaking slightly from </w:t>
+      </w:r>
+      <w:r>
+        <w:rPr>
+          <w:rFonts w:ascii="Times New Roman" w:hAnsi="Times New Roman" w:cs="Times New Roman"/>
+          <w:lang w:val="en-CA"/>
+        </w:rPr>
+        <w:t>running.</w:t>
+      </w:r>
+    </w:p>
+    <w:p>
+      <w:pPr>
+        <w:widowControl/>
+        <w:jc w:val="both"/>
+        <w:rPr>
+          <w:rFonts w:ascii="Times New Roman" w:hAnsi="Times New Roman" w:cs="Times New Roman"/>
+          <w:lang w:val="en-CA"/>
+        </w:rPr>
+      </w:pPr>
+      <w:r>
+        <w:rPr>
+          <w:rFonts w:ascii="Times New Roman" w:hAnsi="Times New Roman" w:cs="Times New Roman"/>
+          <w:lang w:val="en-CA"/>
+        </w:rPr>
+        <w:tab/>
+        <w:t xml:space="preserve">“Come back now and repair the </w:t>
+      </w:r>
+      <w:r>
+        <w:rPr>
+          <w:rFonts w:ascii="Times New Roman" w:hAnsi="Times New Roman" w:cs="Times New Roman"/>
+          <w:lang w:val="en-CA"/>
+        </w:rPr>
+        <w:t>gate</w:t>
+      </w:r>
+      <w:r>
+        <w:rPr>
+          <w:rFonts w:ascii="Times New Roman" w:hAnsi="Times New Roman" w:cs="Times New Roman"/>
+          <w:lang w:val="en-CA"/>
+        </w:rPr>
+        <w:t>. I can pretend none of this happened.”</w:t>
+      </w:r>
+    </w:p>
+    <w:p>
+      <w:pPr>
+        <w:widowControl/>
+        <w:jc w:val="both"/>
+        <w:rPr>
+          <w:rFonts w:ascii="Times New Roman" w:hAnsi="Times New Roman" w:cs="Times New Roman"/>
+          <w:lang w:val="en-CA"/>
+        </w:rPr>
+      </w:pPr>
+      <w:r>
+        <w:rPr>
+          <w:rFonts w:ascii="Times New Roman" w:hAnsi="Times New Roman" w:cs="Times New Roman"/>
+          <w:lang w:val="en-CA"/>
+        </w:rPr>
+        <w:tab/>
+        <w:t>Pretend?</w:t>
+      </w:r>
+    </w:p>
+    <w:p>
+      <w:pPr>
+        <w:widowControl/>
+        <w:jc w:val="both"/>
+        <w:rPr>
+          <w:rFonts w:ascii="Times New Roman" w:hAnsi="Times New Roman" w:cs="Times New Roman"/>
+          <w:lang w:val="en-CA"/>
+        </w:rPr>
+      </w:pPr>
+      <w:r>
+        <w:rPr>
+          <w:rFonts w:ascii="Times New Roman" w:hAnsi="Times New Roman" w:cs="Times New Roman"/>
+          <w:lang w:val="en-CA"/>
+        </w:rPr>
+        <w:tab/>
+        <w:t xml:space="preserve">“Yes. I will not force you out there, come on. It must be scary, I understand. Come, we all appreciate you for speaking up, but it’s time to call </w:t>
+      </w:r>
+      <w:r>
+        <w:rPr>
+          <w:rFonts w:ascii="Times New Roman" w:hAnsi="Times New Roman" w:cs="Times New Roman"/>
+          <w:lang w:val="en-CA"/>
+        </w:rPr>
+        <w:t xml:space="preserve">it </w:t>
+      </w:r>
+      <w:r>
+        <w:rPr>
+          <w:rFonts w:ascii="Times New Roman" w:hAnsi="Times New Roman" w:cs="Times New Roman"/>
+          <w:lang w:val="en-CA"/>
+        </w:rPr>
+        <w:t xml:space="preserve">quits. No need to force yourself to confront that. See that? It’s the end of the world. </w:t>
+      </w:r>
+      <w:r>
+        <w:rPr>
+          <w:rFonts w:ascii="Times New Roman" w:hAnsi="Times New Roman" w:cs="Times New Roman"/>
+          <w:lang w:val="en-CA"/>
+        </w:rPr>
+        <w:t xml:space="preserve">I know you’re scared, </w:t>
+      </w:r>
+      <w:r>
+        <w:rPr>
+          <w:rFonts w:ascii="Times New Roman" w:hAnsi="Times New Roman" w:cs="Times New Roman"/>
+          <w:lang w:val="en-CA"/>
+        </w:rPr>
+        <w:t xml:space="preserve">so </w:t>
+      </w:r>
+      <w:r>
+        <w:rPr>
+          <w:rFonts w:ascii="Times New Roman" w:hAnsi="Times New Roman" w:cs="Times New Roman"/>
+          <w:lang w:val="en-CA"/>
+        </w:rPr>
+        <w:t>just</w:t>
+      </w:r>
+      <w:r>
+        <w:rPr>
+          <w:rFonts w:ascii="Times New Roman" w:hAnsi="Times New Roman" w:cs="Times New Roman"/>
+          <w:lang w:val="en-CA"/>
+        </w:rPr>
+        <w:t>…</w:t>
+      </w:r>
+      <w:r>
+        <w:rPr>
+          <w:rFonts w:ascii="Times New Roman" w:hAnsi="Times New Roman" w:cs="Times New Roman"/>
+          <w:lang w:val="en-CA"/>
+        </w:rPr>
+        <w:t>Just c</w:t>
+      </w:r>
+      <w:r>
+        <w:rPr>
+          <w:rFonts w:ascii="Times New Roman" w:hAnsi="Times New Roman" w:cs="Times New Roman"/>
+          <w:lang w:val="en-CA"/>
+        </w:rPr>
+        <w:t xml:space="preserve">ome back, </w:t>
+      </w:r>
+      <w:r>
+        <w:rPr>
+          <w:rFonts w:ascii="Times New Roman" w:hAnsi="Times New Roman" w:cs="Times New Roman"/>
+          <w:lang w:val="en-CA"/>
+        </w:rPr>
+        <w:t xml:space="preserve">you know </w:t>
+      </w:r>
+      <w:r>
+        <w:rPr>
+          <w:rFonts w:ascii="Times New Roman" w:hAnsi="Times New Roman" w:cs="Times New Roman"/>
+          <w:lang w:val="en-CA"/>
+        </w:rPr>
+        <w:t>you can’t save her</w:t>
       </w:r>
       <w:r>
         <w:rPr>
@@ -32923,14 +31604,664 @@
           <w:rFonts w:ascii="Times New Roman" w:hAnsi="Times New Roman" w:cs="Times New Roman"/>
           <w:lang w:val="en-CA"/>
         </w:rPr>
-        <w:t xml:space="preserve"> You’re far too selfish to want to put in any actual effort there, so you chose the easy way. You hallucinated a hero</w:t>
-      </w:r>
-      <w:r>
-        <w:rPr>
-          <w:rFonts w:ascii="Times New Roman" w:hAnsi="Times New Roman" w:cs="Times New Roman"/>
-          <w:lang w:val="en-CA"/>
-        </w:rPr>
-        <w:t>, and you tell yourself that you’re chosen…”</w:t>
+        <w:t xml:space="preserve"> </w:t>
+      </w:r>
+      <w:r>
+        <w:rPr>
+          <w:rFonts w:ascii="Times New Roman" w:hAnsi="Times New Roman" w:cs="Times New Roman"/>
+          <w:lang w:val="en-CA"/>
+        </w:rPr>
+        <w:t>O</w:t>
+      </w:r>
+      <w:r>
+        <w:rPr>
+          <w:rFonts w:ascii="Times New Roman" w:hAnsi="Times New Roman" w:cs="Times New Roman"/>
+          <w:lang w:val="en-CA"/>
+        </w:rPr>
+        <w:t>ne-four-three-eight is dead</w:t>
+      </w:r>
+      <w:r>
+        <w:rPr>
+          <w:rFonts w:ascii="Times New Roman" w:hAnsi="Times New Roman" w:cs="Times New Roman"/>
+          <w:lang w:val="en-CA"/>
+        </w:rPr>
+        <w:t>. Even if she’s not dead, she’ll be dead before you reach her.</w:t>
+      </w:r>
+      <w:r>
+        <w:rPr>
+          <w:rFonts w:ascii="Times New Roman" w:hAnsi="Times New Roman" w:cs="Times New Roman"/>
+          <w:lang w:val="en-CA"/>
+        </w:rPr>
+        <w:t xml:space="preserve"> </w:t>
+      </w:r>
+      <w:r>
+        <w:rPr>
+          <w:rFonts w:ascii="Times New Roman" w:hAnsi="Times New Roman" w:cs="Times New Roman"/>
+          <w:lang w:val="en-CA"/>
+        </w:rPr>
+        <w:t>T</w:t>
+      </w:r>
+      <w:r>
+        <w:rPr>
+          <w:rFonts w:ascii="Times New Roman" w:hAnsi="Times New Roman" w:cs="Times New Roman"/>
+          <w:lang w:val="en-CA"/>
+        </w:rPr>
+        <w:t>here is nothing else you can do about it!”</w:t>
+      </w:r>
+    </w:p>
+    <w:p>
+      <w:pPr>
+        <w:widowControl/>
+        <w:jc w:val="both"/>
+        <w:rPr>
+          <w:rFonts w:ascii="Times New Roman" w:hAnsi="Times New Roman" w:cs="Times New Roman"/>
+          <w:lang w:val="en-CA"/>
+        </w:rPr>
+      </w:pPr>
+      <w:r>
+        <w:rPr>
+          <w:rFonts w:ascii="Times New Roman" w:hAnsi="Times New Roman" w:cs="Times New Roman"/>
+          <w:lang w:val="en-CA"/>
+        </w:rPr>
+        <w:tab/>
+        <w:t>Of course there’s something I can do</w:t>
+      </w:r>
+      <w:r>
+        <w:rPr>
+          <w:rFonts w:ascii="Times New Roman" w:hAnsi="Times New Roman" w:cs="Times New Roman"/>
+          <w:lang w:val="en-CA"/>
+        </w:rPr>
+        <w:t>, Elder</w:t>
+      </w:r>
+      <w:r>
+        <w:rPr>
+          <w:rFonts w:ascii="Times New Roman" w:hAnsi="Times New Roman" w:cs="Times New Roman"/>
+          <w:lang w:val="en-CA"/>
+        </w:rPr>
+        <w:t>. It’s just water.</w:t>
+      </w:r>
+    </w:p>
+    <w:p>
+      <w:pPr>
+        <w:widowControl/>
+        <w:jc w:val="both"/>
+        <w:rPr>
+          <w:rFonts w:ascii="Times New Roman" w:hAnsi="Times New Roman" w:cs="Times New Roman"/>
+          <w:lang w:val="en-CA"/>
+        </w:rPr>
+      </w:pPr>
+      <w:r>
+        <w:rPr>
+          <w:rFonts w:ascii="Times New Roman" w:hAnsi="Times New Roman" w:cs="Times New Roman"/>
+          <w:lang w:val="en-CA"/>
+        </w:rPr>
+        <w:tab/>
+        <w:t>“Stop being insane, and-”</w:t>
+      </w:r>
+    </w:p>
+    <w:p>
+      <w:pPr>
+        <w:widowControl/>
+        <w:jc w:val="both"/>
+        <w:rPr>
+          <w:rFonts w:ascii="Times New Roman" w:hAnsi="Times New Roman" w:cs="Times New Roman"/>
+          <w:lang w:val="en-CA"/>
+        </w:rPr>
+      </w:pPr>
+      <w:r>
+        <w:rPr>
+          <w:rFonts w:ascii="Times New Roman" w:hAnsi="Times New Roman" w:cs="Times New Roman"/>
+          <w:lang w:val="en-CA"/>
+        </w:rPr>
+        <w:lastRenderedPageBreak/>
+        <w:tab/>
+      </w:r>
+      <w:r>
+        <w:rPr>
+          <w:rFonts w:ascii="Times New Roman" w:hAnsi="Times New Roman" w:cs="Times New Roman"/>
+          <w:lang w:val="en-CA"/>
+        </w:rPr>
+        <w:t xml:space="preserve">I can’t hear her anymore as the wind rushes past me, </w:t>
+      </w:r>
+      <w:r>
+        <w:rPr>
+          <w:rFonts w:ascii="Times New Roman" w:hAnsi="Times New Roman" w:cs="Times New Roman"/>
+          <w:lang w:val="en-CA"/>
+        </w:rPr>
+        <w:t xml:space="preserve">taking her </w:t>
+      </w:r>
+      <w:r>
+        <w:rPr>
+          <w:rFonts w:ascii="Times New Roman" w:hAnsi="Times New Roman" w:cs="Times New Roman"/>
+          <w:lang w:val="en-CA"/>
+        </w:rPr>
+        <w:t>scream</w:t>
+      </w:r>
+      <w:r>
+        <w:rPr>
+          <w:rFonts w:ascii="Times New Roman" w:hAnsi="Times New Roman" w:cs="Times New Roman"/>
+          <w:lang w:val="en-CA"/>
+        </w:rPr>
+        <w:t>s away</w:t>
+      </w:r>
+      <w:r>
+        <w:rPr>
+          <w:rFonts w:ascii="Times New Roman" w:hAnsi="Times New Roman" w:cs="Times New Roman"/>
+          <w:lang w:val="en-CA"/>
+        </w:rPr>
+        <w:t>. I run,</w:t>
+      </w:r>
+      <w:r>
+        <w:rPr>
+          <w:rFonts w:ascii="Times New Roman" w:hAnsi="Times New Roman" w:cs="Times New Roman"/>
+          <w:lang w:val="en-CA"/>
+        </w:rPr>
+        <w:t xml:space="preserve"> I sprint with all I</w:t>
+      </w:r>
+      <w:r>
+        <w:rPr>
+          <w:rFonts w:ascii="Times New Roman" w:hAnsi="Times New Roman" w:cs="Times New Roman"/>
+          <w:lang w:val="en-CA"/>
+        </w:rPr>
+        <w:t>’ve got</w:t>
+      </w:r>
+      <w:r>
+        <w:rPr>
+          <w:rFonts w:ascii="Times New Roman" w:hAnsi="Times New Roman" w:cs="Times New Roman"/>
+          <w:lang w:val="en-CA"/>
+        </w:rPr>
+        <w:t>.</w:t>
+      </w:r>
+      <w:r>
+        <w:rPr>
+          <w:rFonts w:ascii="Times New Roman" w:hAnsi="Times New Roman" w:cs="Times New Roman"/>
+          <w:lang w:val="en-CA"/>
+        </w:rPr>
+        <w:t xml:space="preserve"> The ground is wet, and</w:t>
+      </w:r>
+      <w:r>
+        <w:rPr>
+          <w:rFonts w:ascii="Times New Roman" w:hAnsi="Times New Roman" w:cs="Times New Roman"/>
+          <w:lang w:val="en-CA"/>
+        </w:rPr>
+        <w:t xml:space="preserve"> </w:t>
+      </w:r>
+      <w:r>
+        <w:rPr>
+          <w:rFonts w:ascii="Times New Roman" w:hAnsi="Times New Roman" w:cs="Times New Roman"/>
+          <w:lang w:val="en-CA"/>
+        </w:rPr>
+        <w:t xml:space="preserve">it's hard to see </w:t>
+      </w:r>
+      <w:r>
+        <w:rPr>
+          <w:rFonts w:ascii="Times New Roman" w:hAnsi="Times New Roman" w:cs="Times New Roman"/>
+          <w:lang w:val="en-CA"/>
+        </w:rPr>
+        <w:t>anything</w:t>
+      </w:r>
+      <w:r>
+        <w:rPr>
+          <w:rFonts w:ascii="Times New Roman" w:hAnsi="Times New Roman" w:cs="Times New Roman"/>
+          <w:lang w:val="en-CA"/>
+        </w:rPr>
+        <w:t xml:space="preserve"> through the white mist</w:t>
+      </w:r>
+      <w:r>
+        <w:rPr>
+          <w:rFonts w:ascii="Times New Roman" w:hAnsi="Times New Roman" w:cs="Times New Roman"/>
+          <w:lang w:val="en-CA"/>
+        </w:rPr>
+        <w:t xml:space="preserve">, </w:t>
+      </w:r>
+      <w:r>
+        <w:rPr>
+          <w:rFonts w:ascii="Times New Roman" w:hAnsi="Times New Roman" w:cs="Times New Roman"/>
+          <w:lang w:val="en-CA"/>
+        </w:rPr>
+        <w:t xml:space="preserve">not to mention </w:t>
+      </w:r>
+      <w:r>
+        <w:rPr>
+          <w:rFonts w:ascii="Times New Roman" w:hAnsi="Times New Roman" w:cs="Times New Roman"/>
+          <w:lang w:val="en-CA"/>
+        </w:rPr>
+        <w:t xml:space="preserve">that </w:t>
+      </w:r>
+      <w:r>
+        <w:rPr>
+          <w:rFonts w:ascii="Times New Roman" w:hAnsi="Times New Roman" w:cs="Times New Roman"/>
+          <w:lang w:val="en-CA"/>
+        </w:rPr>
+        <w:t xml:space="preserve">all scent is </w:t>
+      </w:r>
+      <w:r>
+        <w:rPr>
+          <w:rFonts w:ascii="Times New Roman" w:hAnsi="Times New Roman" w:cs="Times New Roman"/>
+          <w:lang w:val="en-CA"/>
+        </w:rPr>
+        <w:t>washed away</w:t>
+      </w:r>
+      <w:r>
+        <w:rPr>
+          <w:rFonts w:ascii="Times New Roman" w:hAnsi="Times New Roman" w:cs="Times New Roman"/>
+          <w:lang w:val="en-CA"/>
+        </w:rPr>
+        <w:t xml:space="preserve">. </w:t>
+      </w:r>
+      <w:r>
+        <w:rPr>
+          <w:rFonts w:ascii="Times New Roman" w:hAnsi="Times New Roman" w:cs="Times New Roman"/>
+          <w:lang w:val="en-CA"/>
+        </w:rPr>
+        <w:t xml:space="preserve">But I can’t turn back. </w:t>
+      </w:r>
+      <w:r>
+        <w:rPr>
+          <w:rFonts w:ascii="Times New Roman" w:hAnsi="Times New Roman" w:cs="Times New Roman"/>
+          <w:lang w:val="en-CA"/>
+        </w:rPr>
+        <w:t xml:space="preserve">Left, left, right, left again… </w:t>
+      </w:r>
+      <w:r>
+        <w:rPr>
+          <w:rFonts w:ascii="Times New Roman" w:hAnsi="Times New Roman" w:cs="Times New Roman"/>
+          <w:lang w:val="en-CA"/>
+        </w:rPr>
+        <w:t>Just try not to get hit, just try to avoid it!</w:t>
+      </w:r>
+      <w:r>
+        <w:rPr>
+          <w:rFonts w:ascii="Times New Roman" w:hAnsi="Times New Roman" w:cs="Times New Roman"/>
+          <w:lang w:val="en-CA"/>
+        </w:rPr>
+        <w:t xml:space="preserve"> </w:t>
+      </w:r>
+      <w:r>
+        <w:rPr>
+          <w:rFonts w:ascii="Times New Roman" w:hAnsi="Times New Roman" w:cs="Times New Roman"/>
+          <w:lang w:val="en-CA"/>
+        </w:rPr>
+        <w:t xml:space="preserve">I </w:t>
+      </w:r>
+      <w:r>
+        <w:rPr>
+          <w:rFonts w:ascii="Times New Roman" w:hAnsi="Times New Roman" w:cs="Times New Roman"/>
+          <w:lang w:val="en-CA"/>
+        </w:rPr>
+        <w:t>push the thoughts of finding one-four-three-eight aside, leaving it for later</w:t>
+      </w:r>
+      <w:r>
+        <w:rPr>
+          <w:rFonts w:ascii="Times New Roman" w:hAnsi="Times New Roman" w:cs="Times New Roman"/>
+          <w:lang w:val="en-CA"/>
+        </w:rPr>
+        <w:t>.</w:t>
+      </w:r>
+      <w:r>
+        <w:rPr>
+          <w:rFonts w:ascii="Times New Roman" w:hAnsi="Times New Roman" w:cs="Times New Roman"/>
+          <w:lang w:val="en-CA"/>
+        </w:rPr>
+        <w:t xml:space="preserve"> </w:t>
+      </w:r>
+      <w:r>
+        <w:rPr>
+          <w:rFonts w:ascii="Times New Roman" w:hAnsi="Times New Roman" w:cs="Times New Roman"/>
+          <w:lang w:val="en-CA"/>
+        </w:rPr>
+        <w:t>I feel water splashing on my legs, on my body</w:t>
+      </w:r>
+      <w:r>
+        <w:rPr>
+          <w:rFonts w:ascii="Times New Roman" w:hAnsi="Times New Roman" w:cs="Times New Roman"/>
+          <w:lang w:val="en-CA"/>
+        </w:rPr>
+        <w:t>.</w:t>
+      </w:r>
+      <w:r>
+        <w:rPr>
+          <w:rFonts w:ascii="Times New Roman" w:hAnsi="Times New Roman" w:cs="Times New Roman"/>
+          <w:lang w:val="en-CA"/>
+        </w:rPr>
+        <w:t xml:space="preserve"> </w:t>
+      </w:r>
+      <w:r>
+        <w:rPr>
+          <w:rFonts w:ascii="Times New Roman" w:hAnsi="Times New Roman" w:cs="Times New Roman"/>
+          <w:lang w:val="en-CA"/>
+        </w:rPr>
+        <w:t>Another sky piece</w:t>
+      </w:r>
+      <w:r>
+        <w:rPr>
+          <w:rFonts w:ascii="Times New Roman" w:hAnsi="Times New Roman" w:cs="Times New Roman"/>
+          <w:lang w:val="en-CA"/>
+        </w:rPr>
+        <w:t xml:space="preserve"> </w:t>
+      </w:r>
+      <w:r>
+        <w:rPr>
+          <w:rFonts w:ascii="Times New Roman" w:hAnsi="Times New Roman" w:cs="Times New Roman"/>
+          <w:lang w:val="en-CA"/>
+        </w:rPr>
+        <w:t>falls</w:t>
+      </w:r>
+      <w:r>
+        <w:rPr>
+          <w:rFonts w:ascii="Times New Roman" w:hAnsi="Times New Roman" w:cs="Times New Roman"/>
+          <w:lang w:val="en-CA"/>
+        </w:rPr>
+        <w:t xml:space="preserve"> in front of me</w:t>
+      </w:r>
+      <w:r>
+        <w:rPr>
+          <w:rFonts w:ascii="Times New Roman" w:hAnsi="Times New Roman" w:cs="Times New Roman"/>
+          <w:lang w:val="en-CA"/>
+        </w:rPr>
+        <w:t>;</w:t>
+      </w:r>
+      <w:r>
+        <w:rPr>
+          <w:rFonts w:ascii="Times New Roman" w:hAnsi="Times New Roman" w:cs="Times New Roman"/>
+          <w:lang w:val="en-CA"/>
+        </w:rPr>
+        <w:t xml:space="preserve"> no time to turn –</w:t>
+      </w:r>
+      <w:r>
+        <w:rPr>
+          <w:rFonts w:ascii="Times New Roman" w:hAnsi="Times New Roman" w:cs="Times New Roman"/>
+          <w:lang w:val="en-CA"/>
+        </w:rPr>
+        <w:t xml:space="preserve"> </w:t>
+      </w:r>
+      <w:r>
+        <w:rPr>
+          <w:rFonts w:ascii="Times New Roman" w:hAnsi="Times New Roman" w:cs="Times New Roman"/>
+          <w:lang w:val="en-CA"/>
+        </w:rPr>
+        <w:t xml:space="preserve">so </w:t>
+      </w:r>
+      <w:r>
+        <w:rPr>
+          <w:rFonts w:ascii="Times New Roman" w:hAnsi="Times New Roman" w:cs="Times New Roman"/>
+          <w:lang w:val="en-CA"/>
+        </w:rPr>
+        <w:t>h</w:t>
+      </w:r>
+      <w:r>
+        <w:rPr>
+          <w:rFonts w:ascii="Times New Roman" w:hAnsi="Times New Roman" w:cs="Times New Roman"/>
+          <w:lang w:val="en-CA"/>
+        </w:rPr>
+        <w:t xml:space="preserve">it it </w:t>
+      </w:r>
+      <w:r>
+        <w:rPr>
+          <w:rFonts w:ascii="Times New Roman" w:hAnsi="Times New Roman" w:cs="Times New Roman"/>
+          <w:lang w:val="en-CA"/>
+        </w:rPr>
+        <w:t>head-on</w:t>
+      </w:r>
+      <w:r>
+        <w:rPr>
+          <w:rFonts w:ascii="Times New Roman" w:hAnsi="Times New Roman" w:cs="Times New Roman"/>
+          <w:lang w:val="en-CA"/>
+        </w:rPr>
+        <w:t xml:space="preserve">! </w:t>
+      </w:r>
+      <w:r>
+        <w:rPr>
+          <w:rFonts w:ascii="Times New Roman" w:hAnsi="Times New Roman" w:cs="Times New Roman"/>
+          <w:lang w:val="en-CA"/>
+        </w:rPr>
+        <w:t xml:space="preserve">The water splashes on my back, </w:t>
+      </w:r>
+      <w:r>
+        <w:rPr>
+          <w:rFonts w:ascii="Times New Roman" w:hAnsi="Times New Roman" w:cs="Times New Roman"/>
+          <w:lang w:val="en-CA"/>
+        </w:rPr>
+        <w:t xml:space="preserve">a stinging pain </w:t>
+      </w:r>
+      <w:r>
+        <w:rPr>
+          <w:rFonts w:ascii="Times New Roman" w:hAnsi="Times New Roman" w:cs="Times New Roman"/>
+          <w:lang w:val="en-CA"/>
+        </w:rPr>
+        <w:t xml:space="preserve">spreads across my </w:t>
+      </w:r>
+      <w:r>
+        <w:rPr>
+          <w:rFonts w:ascii="Times New Roman" w:hAnsi="Times New Roman" w:cs="Times New Roman"/>
+          <w:lang w:val="en-CA"/>
+        </w:rPr>
+        <w:t>body</w:t>
+      </w:r>
+      <w:r>
+        <w:rPr>
+          <w:rFonts w:ascii="Times New Roman" w:hAnsi="Times New Roman" w:cs="Times New Roman"/>
+          <w:lang w:val="en-CA"/>
+        </w:rPr>
+        <w:t xml:space="preserve">. It’s </w:t>
+      </w:r>
+      <w:r>
+        <w:rPr>
+          <w:rFonts w:ascii="Times New Roman" w:hAnsi="Times New Roman" w:cs="Times New Roman"/>
+          <w:lang w:val="en-CA"/>
+        </w:rPr>
+        <w:t>almost unbearable</w:t>
+      </w:r>
+      <w:r>
+        <w:rPr>
+          <w:rFonts w:ascii="Times New Roman" w:hAnsi="Times New Roman" w:cs="Times New Roman"/>
+          <w:lang w:val="en-CA"/>
+        </w:rPr>
+        <w:t xml:space="preserve">, but I’m still in position, and I can still breathe! </w:t>
+      </w:r>
+      <w:r>
+        <w:rPr>
+          <w:rFonts w:ascii="Times New Roman" w:hAnsi="Times New Roman" w:cs="Times New Roman"/>
+          <w:lang w:val="en-CA"/>
+        </w:rPr>
+        <w:t>K</w:t>
+      </w:r>
+      <w:r>
+        <w:rPr>
+          <w:rFonts w:ascii="Times New Roman" w:hAnsi="Times New Roman" w:cs="Times New Roman"/>
+          <w:lang w:val="en-CA"/>
+        </w:rPr>
+        <w:t>eep moving, don’t stop, the moment you stop is the moment you die!</w:t>
+      </w:r>
+    </w:p>
+    <w:p>
+      <w:pPr>
+        <w:widowControl/>
+        <w:jc w:val="both"/>
+        <w:rPr>
+          <w:rFonts w:ascii="Times New Roman" w:hAnsi="Times New Roman" w:cs="Times New Roman"/>
+          <w:lang w:val="en-CA"/>
+        </w:rPr>
+      </w:pPr>
+      <w:r>
+        <w:rPr>
+          <w:rFonts w:ascii="Times New Roman" w:hAnsi="Times New Roman" w:cs="Times New Roman"/>
+          <w:lang w:val="en-CA"/>
+        </w:rPr>
+        <w:tab/>
+      </w:r>
+      <w:r>
+        <w:rPr>
+          <w:rFonts w:ascii="Times New Roman" w:hAnsi="Times New Roman" w:cs="Times New Roman"/>
+          <w:lang w:val="en-CA"/>
+        </w:rPr>
+        <w:t xml:space="preserve">There! In the distance, behind all the mist, </w:t>
+      </w:r>
+      <w:r>
+        <w:rPr>
+          <w:rFonts w:ascii="Times New Roman" w:hAnsi="Times New Roman" w:cs="Times New Roman"/>
+          <w:lang w:val="en-CA"/>
+        </w:rPr>
+        <w:t>a black figure</w:t>
+      </w:r>
+      <w:r>
+        <w:rPr>
+          <w:rFonts w:ascii="Times New Roman" w:hAnsi="Times New Roman" w:cs="Times New Roman"/>
+          <w:lang w:val="en-CA"/>
+        </w:rPr>
+        <w:t xml:space="preserve"> </w:t>
+      </w:r>
+      <w:r>
+        <w:rPr>
+          <w:rFonts w:ascii="Times New Roman" w:hAnsi="Times New Roman" w:cs="Times New Roman"/>
+          <w:lang w:val="en-CA"/>
+        </w:rPr>
+        <w:t>runs and crawls</w:t>
+      </w:r>
+      <w:r>
+        <w:rPr>
+          <w:rFonts w:ascii="Times New Roman" w:hAnsi="Times New Roman" w:cs="Times New Roman"/>
+          <w:lang w:val="en-CA"/>
+        </w:rPr>
+        <w:t xml:space="preserve"> frantically, </w:t>
+      </w:r>
+      <w:r>
+        <w:rPr>
+          <w:rFonts w:ascii="Times New Roman" w:hAnsi="Times New Roman" w:cs="Times New Roman"/>
+          <w:lang w:val="en-CA"/>
+        </w:rPr>
+        <w:t xml:space="preserve">shivering with fear. </w:t>
+      </w:r>
+      <w:r>
+        <w:rPr>
+          <w:rFonts w:ascii="Times New Roman" w:hAnsi="Times New Roman" w:cs="Times New Roman"/>
+          <w:lang w:val="en-CA"/>
+        </w:rPr>
+        <w:t>That must be her!</w:t>
+      </w:r>
+      <w:r>
+        <w:rPr>
+          <w:rFonts w:ascii="Times New Roman" w:hAnsi="Times New Roman" w:cs="Times New Roman"/>
+          <w:lang w:val="en-CA"/>
+        </w:rPr>
+        <w:t xml:space="preserve"> By some miracle, she’s not hit</w:t>
+      </w:r>
+      <w:r>
+        <w:rPr>
+          <w:rFonts w:ascii="Times New Roman" w:hAnsi="Times New Roman" w:cs="Times New Roman"/>
+          <w:lang w:val="en-CA"/>
+        </w:rPr>
+        <w:t>.</w:t>
+      </w:r>
+      <w:r>
+        <w:rPr>
+          <w:rFonts w:ascii="Times New Roman" w:hAnsi="Times New Roman" w:cs="Times New Roman"/>
+          <w:lang w:val="en-CA"/>
+        </w:rPr>
+        <w:t xml:space="preserve"> </w:t>
+      </w:r>
+      <w:r>
+        <w:rPr>
+          <w:rFonts w:ascii="Times New Roman" w:hAnsi="Times New Roman" w:cs="Times New Roman"/>
+          <w:lang w:val="en-CA"/>
+        </w:rPr>
+        <w:t xml:space="preserve">For a </w:t>
+      </w:r>
+      <w:r>
+        <w:rPr>
+          <w:rFonts w:ascii="Times New Roman" w:hAnsi="Times New Roman" w:cs="Times New Roman"/>
+          <w:lang w:val="en-CA"/>
+        </w:rPr>
+        <w:t xml:space="preserve">brief </w:t>
+      </w:r>
+      <w:r>
+        <w:rPr>
+          <w:rFonts w:ascii="Times New Roman" w:hAnsi="Times New Roman" w:cs="Times New Roman"/>
+          <w:lang w:val="en-CA"/>
+        </w:rPr>
+        <w:t xml:space="preserve">second, I see a phantom, </w:t>
+      </w:r>
+      <w:r>
+        <w:rPr>
+          <w:rFonts w:ascii="Times New Roman" w:hAnsi="Times New Roman" w:cs="Times New Roman"/>
+          <w:lang w:val="en-CA"/>
+        </w:rPr>
+        <w:t>with its giant pillars and extended, five-pronged members, hovering over her, protecting her from the broken sky.</w:t>
+      </w:r>
+    </w:p>
+    <w:p>
+      <w:pPr>
+        <w:widowControl/>
+        <w:jc w:val="both"/>
+        <w:rPr>
+          <w:rFonts w:ascii="Times New Roman" w:hAnsi="Times New Roman" w:cs="Times New Roman"/>
+          <w:lang w:val="en-CA"/>
+        </w:rPr>
+      </w:pPr>
+      <w:r>
+        <w:rPr>
+          <w:rFonts w:ascii="Times New Roman" w:hAnsi="Times New Roman" w:cs="Times New Roman"/>
+          <w:lang w:val="en-CA"/>
+        </w:rPr>
+        <w:tab/>
+        <w:t>One-four-three-eight!</w:t>
+      </w:r>
+    </w:p>
+    <w:p>
+      <w:pPr>
+        <w:widowControl/>
+        <w:jc w:val="both"/>
+        <w:rPr>
+          <w:rFonts w:ascii="Times New Roman" w:hAnsi="Times New Roman" w:cs="Times New Roman"/>
+          <w:lang w:val="en-CA"/>
+        </w:rPr>
+      </w:pPr>
+      <w:r>
+        <w:rPr>
+          <w:rFonts w:ascii="Times New Roman" w:hAnsi="Times New Roman" w:cs="Times New Roman"/>
+          <w:lang w:val="en-CA"/>
+        </w:rPr>
+        <w:tab/>
+        <w:t>She looks in my direction.</w:t>
+      </w:r>
+      <w:r>
+        <w:rPr>
+          <w:rFonts w:ascii="Times New Roman" w:hAnsi="Times New Roman" w:cs="Times New Roman"/>
+          <w:lang w:val="en-CA"/>
+        </w:rPr>
+        <w:t xml:space="preserve"> I sprint even faster.</w:t>
+      </w:r>
+    </w:p>
+    <w:p>
+      <w:pPr>
+        <w:widowControl/>
+        <w:jc w:val="both"/>
+        <w:rPr>
+          <w:rFonts w:ascii="Times New Roman" w:hAnsi="Times New Roman" w:cs="Times New Roman"/>
+          <w:lang w:val="en-CA"/>
+        </w:rPr>
+      </w:pPr>
+      <w:r>
+        <w:rPr>
+          <w:rFonts w:ascii="Times New Roman" w:hAnsi="Times New Roman" w:cs="Times New Roman"/>
+          <w:lang w:val="en-CA"/>
+        </w:rPr>
+        <w:tab/>
+        <w:t xml:space="preserve">Yes, run! </w:t>
+      </w:r>
+      <w:r>
+        <w:rPr>
+          <w:rFonts w:ascii="Times New Roman" w:hAnsi="Times New Roman" w:cs="Times New Roman"/>
+          <w:lang w:val="en-CA"/>
+        </w:rPr>
+        <w:t>Keep running!</w:t>
+      </w:r>
+      <w:r>
+        <w:rPr>
+          <w:rFonts w:ascii="Times New Roman" w:hAnsi="Times New Roman" w:cs="Times New Roman"/>
+          <w:lang w:val="en-CA"/>
+        </w:rPr>
+        <w:t xml:space="preserve"> You’re safe, you’re almost safe, we’re going to go home-</w:t>
       </w:r>
     </w:p>
     <w:p>
@@ -32948,42 +32279,705 @@
           <w:rFonts w:ascii="Times New Roman" w:hAnsi="Times New Roman" w:cs="Times New Roman"/>
           <w:lang w:val="en-CA"/>
         </w:rPr>
-        <w:t xml:space="preserve">No, no! How can I prove it to you… No, shut up! I don’t care about what you think. </w:t>
-      </w:r>
-      <w:r>
-        <w:rPr>
-          <w:rFonts w:ascii="Times New Roman" w:hAnsi="Times New Roman" w:cs="Times New Roman"/>
-          <w:lang w:val="en-CA"/>
-        </w:rPr>
-        <w:t>Why should I care about you? You called her a “lost cause</w:t>
-      </w:r>
-      <w:r>
-        <w:rPr>
-          <w:rFonts w:ascii="Times New Roman" w:hAnsi="Times New Roman" w:cs="Times New Roman"/>
+        <w:t>Wait, no, wait!</w:t>
+      </w:r>
+      <w:r>
+        <w:rPr>
+          <w:rFonts w:ascii="Times New Roman" w:hAnsi="Times New Roman" w:cs="Times New Roman"/>
+          <w:lang w:val="en-CA"/>
+        </w:rPr>
+        <w:t xml:space="preserve"> Stop,</w:t>
+      </w:r>
+      <w:r>
+        <w:rPr>
+          <w:rFonts w:ascii="Times New Roman" w:hAnsi="Times New Roman" w:cs="Times New Roman"/>
+          <w:lang w:val="en-CA"/>
+        </w:rPr>
+        <w:t xml:space="preserve"> </w:t>
+      </w:r>
+      <w:r>
+        <w:rPr>
+          <w:rFonts w:ascii="Times New Roman" w:hAnsi="Times New Roman" w:cs="Times New Roman"/>
+          <w:lang w:val="en-CA"/>
+        </w:rPr>
+        <w:t>s</w:t>
+      </w:r>
+      <w:r>
+        <w:rPr>
+          <w:rFonts w:ascii="Times New Roman" w:hAnsi="Times New Roman" w:cs="Times New Roman"/>
+          <w:lang w:val="en-CA"/>
+        </w:rPr>
+        <w:t>top! Turn!</w:t>
+      </w:r>
+    </w:p>
+    <w:p>
+      <w:pPr>
+        <w:widowControl/>
+        <w:jc w:val="both"/>
+        <w:rPr>
+          <w:rFonts w:ascii="Times New Roman" w:hAnsi="Times New Roman" w:cs="Times New Roman"/>
+          <w:lang w:val="en-CA"/>
+        </w:rPr>
+      </w:pPr>
+      <w:r>
+        <w:rPr>
+          <w:rFonts w:ascii="Times New Roman" w:hAnsi="Times New Roman" w:cs="Times New Roman"/>
+          <w:lang w:val="en-CA"/>
+        </w:rPr>
+        <w:tab/>
+      </w:r>
+      <w:r>
+        <w:rPr>
+          <w:rFonts w:ascii="Times New Roman" w:hAnsi="Times New Roman" w:cs="Times New Roman"/>
+          <w:lang w:val="en-CA"/>
+        </w:rPr>
+        <w:t xml:space="preserve">My words hang in the air, </w:t>
+      </w:r>
+      <w:r>
+        <w:rPr>
+          <w:rFonts w:ascii="Times New Roman" w:hAnsi="Times New Roman" w:cs="Times New Roman"/>
+          <w:lang w:val="en-CA"/>
+        </w:rPr>
+        <w:t>beside</w:t>
+      </w:r>
+      <w:r>
+        <w:rPr>
+          <w:rFonts w:ascii="Times New Roman" w:hAnsi="Times New Roman" w:cs="Times New Roman"/>
+          <w:lang w:val="en-CA"/>
+        </w:rPr>
+        <w:t xml:space="preserve"> a</w:t>
+      </w:r>
+      <w:r>
+        <w:rPr>
+          <w:rFonts w:ascii="Times New Roman" w:hAnsi="Times New Roman" w:cs="Times New Roman"/>
+          <w:lang w:val="en-CA"/>
+        </w:rPr>
+        <w:t xml:space="preserve"> </w:t>
+      </w:r>
+      <w:r>
+        <w:rPr>
+          <w:rFonts w:ascii="Times New Roman" w:hAnsi="Times New Roman" w:cs="Times New Roman"/>
+          <w:lang w:val="en-CA"/>
+        </w:rPr>
+        <w:t>particular</w:t>
+      </w:r>
+      <w:r>
+        <w:rPr>
+          <w:rFonts w:ascii="Times New Roman" w:hAnsi="Times New Roman" w:cs="Times New Roman"/>
+          <w:lang w:val="en-CA"/>
+        </w:rPr>
+        <w:t>ly</w:t>
+      </w:r>
+      <w:r>
+        <w:rPr>
+          <w:rFonts w:ascii="Times New Roman" w:hAnsi="Times New Roman" w:cs="Times New Roman"/>
+          <w:lang w:val="en-CA"/>
+        </w:rPr>
+        <w:t xml:space="preserve"> big</w:t>
+      </w:r>
+      <w:r>
+        <w:rPr>
+          <w:rFonts w:ascii="Times New Roman" w:hAnsi="Times New Roman" w:cs="Times New Roman"/>
+          <w:lang w:val="en-CA"/>
+        </w:rPr>
+        <w:t xml:space="preserve"> sky piece between one-four-three-eight and </w:t>
+      </w:r>
+      <w:r>
+        <w:rPr>
+          <w:rFonts w:ascii="Times New Roman" w:hAnsi="Times New Roman" w:cs="Times New Roman"/>
+          <w:lang w:val="en-CA"/>
+        </w:rPr>
+        <w:t>me</w:t>
+      </w:r>
+      <w:r>
+        <w:rPr>
+          <w:rFonts w:ascii="Times New Roman" w:hAnsi="Times New Roman" w:cs="Times New Roman"/>
+          <w:lang w:val="en-CA"/>
+        </w:rPr>
+        <w:t xml:space="preserve">. </w:t>
+      </w:r>
+      <w:r>
+        <w:rPr>
+          <w:rFonts w:ascii="Times New Roman" w:hAnsi="Times New Roman" w:cs="Times New Roman"/>
+          <w:lang w:val="en-CA"/>
+        </w:rPr>
+        <w:t>If she continues running, it will certainly hit her</w:t>
+      </w:r>
+      <w:r>
+        <w:rPr>
+          <w:rFonts w:ascii="Times New Roman" w:hAnsi="Times New Roman" w:cs="Times New Roman"/>
+          <w:lang w:val="en-CA"/>
+        </w:rPr>
+        <w:t>, and it will kill her.</w:t>
+      </w:r>
+      <w:r>
+        <w:rPr>
+          <w:rFonts w:ascii="Times New Roman" w:hAnsi="Times New Roman" w:cs="Times New Roman"/>
+          <w:lang w:val="en-CA"/>
+        </w:rPr>
+        <w:t xml:space="preserve"> It will consume her head, submerging her entirely. </w:t>
+      </w:r>
+      <w:r>
+        <w:rPr>
+          <w:rFonts w:ascii="Times New Roman" w:hAnsi="Times New Roman" w:cs="Times New Roman"/>
+          <w:lang w:val="en-CA"/>
+        </w:rPr>
+        <w:t>She is even smaller than me, her body will not be able to sustain the impact</w:t>
+      </w:r>
+      <w:r>
+        <w:rPr>
+          <w:rFonts w:ascii="Times New Roman" w:hAnsi="Times New Roman" w:cs="Times New Roman" w:hint="eastAsia"/>
           <w:lang w:val="en-CA"/>
         </w:rPr>
         <w:t>.</w:t>
       </w:r>
       <w:r>
         <w:rPr>
-          <w:rFonts w:ascii="Times New Roman" w:hAnsi="Times New Roman" w:cs="Times New Roman"/>
-          <w:lang w:val="en-CA"/>
-        </w:rPr>
-        <w:t>” I’m the one trying to help</w:t>
-      </w:r>
-      <w:r>
-        <w:rPr>
-          <w:rFonts w:ascii="Times New Roman" w:hAnsi="Times New Roman" w:cs="Times New Roman"/>
-          <w:lang w:val="en-CA"/>
-        </w:rPr>
-        <w:t>, so say what you want</w:t>
-      </w:r>
-      <w:r>
-        <w:rPr>
-          <w:rFonts w:ascii="Times New Roman" w:hAnsi="Times New Roman" w:cs="Times New Roman"/>
-          <w:lang w:val="en-CA"/>
-        </w:rPr>
-        <w:t>, but only one of us is risking ourselves for our comrades while the other hides in the comfort of home!</w:t>
+          <w:rFonts w:ascii="Times New Roman" w:hAnsi="Times New Roman" w:cs="Times New Roman" w:hint="eastAsia"/>
+          <w:lang w:val="en-CA"/>
+        </w:rPr>
+        <w:t xml:space="preserve"> Her head will be knocked off her shoulders</w:t>
+      </w:r>
+      <w:r>
+        <w:rPr>
+          <w:rFonts w:ascii="Times New Roman" w:hAnsi="Times New Roman" w:cs="Times New Roman" w:hint="eastAsia"/>
+          <w:lang w:val="en-CA"/>
+        </w:rPr>
+        <w:t>, and she will die instantly</w:t>
+      </w:r>
+      <w:r>
+        <w:rPr>
+          <w:rFonts w:ascii="Times New Roman" w:hAnsi="Times New Roman" w:cs="Times New Roman" w:hint="eastAsia"/>
+          <w:lang w:val="en-CA"/>
+        </w:rPr>
+        <w:t>.</w:t>
+      </w:r>
+      <w:r>
+        <w:rPr>
+          <w:rFonts w:ascii="Times New Roman" w:hAnsi="Times New Roman" w:cs="Times New Roman"/>
+          <w:lang w:val="en-CA"/>
+        </w:rPr>
+        <w:t xml:space="preserve"> </w:t>
+      </w:r>
+      <w:r>
+        <w:rPr>
+          <w:rFonts w:ascii="Times New Roman" w:hAnsi="Times New Roman" w:cs="Times New Roman"/>
+          <w:lang w:val="en-CA"/>
+        </w:rPr>
+        <w:t xml:space="preserve">It is too late for her. </w:t>
+      </w:r>
+      <w:r>
+        <w:rPr>
+          <w:rFonts w:ascii="Times New Roman" w:hAnsi="Times New Roman" w:cs="Times New Roman"/>
+          <w:lang w:val="en-CA"/>
+        </w:rPr>
+        <w:t>She cannot turn. She cannot stop. She can slow down slightly, but given the distance</w:t>
+      </w:r>
+      <w:r>
+        <w:rPr>
+          <w:rFonts w:ascii="Times New Roman" w:hAnsi="Times New Roman" w:cs="Times New Roman"/>
+          <w:lang w:val="en-CA"/>
+        </w:rPr>
+        <w:t xml:space="preserve"> she has</w:t>
+      </w:r>
+      <w:r>
+        <w:rPr>
+          <w:rFonts w:ascii="Times New Roman" w:hAnsi="Times New Roman" w:cs="Times New Roman"/>
+          <w:lang w:val="en-CA"/>
+        </w:rPr>
+        <w:t xml:space="preserve"> to work with</w:t>
+      </w:r>
+      <w:r>
+        <w:rPr>
+          <w:rFonts w:ascii="Times New Roman" w:hAnsi="Times New Roman" w:cs="Times New Roman"/>
+          <w:lang w:val="en-CA"/>
+        </w:rPr>
+        <w:t>, it will not do her any good</w:t>
+      </w:r>
+      <w:r>
+        <w:rPr>
+          <w:rFonts w:ascii="Times New Roman" w:hAnsi="Times New Roman" w:cs="Times New Roman"/>
+          <w:lang w:val="en-CA"/>
+        </w:rPr>
+        <w:t>.</w:t>
+      </w:r>
+    </w:p>
+    <w:p>
+      <w:pPr>
+        <w:widowControl/>
+        <w:jc w:val="both"/>
+        <w:rPr>
+          <w:rFonts w:ascii="Times New Roman" w:hAnsi="Times New Roman" w:cs="Times New Roman"/>
+          <w:lang w:val="en-CA"/>
+        </w:rPr>
+      </w:pPr>
+      <w:r>
+        <w:rPr>
+          <w:rFonts w:ascii="Times New Roman" w:hAnsi="Times New Roman" w:cs="Times New Roman"/>
+          <w:lang w:val="en-CA"/>
+        </w:rPr>
+        <w:tab/>
+      </w:r>
+      <w:r>
+        <w:rPr>
+          <w:rFonts w:ascii="Times New Roman" w:hAnsi="Times New Roman" w:cs="Times New Roman"/>
+          <w:lang w:val="en-CA"/>
+        </w:rPr>
+        <w:t>Despair</w:t>
+      </w:r>
+      <w:r>
+        <w:rPr>
+          <w:rFonts w:ascii="Times New Roman" w:hAnsi="Times New Roman" w:cs="Times New Roman"/>
+          <w:lang w:val="en-CA"/>
+        </w:rPr>
+        <w:t xml:space="preserve"> strikes me.</w:t>
+      </w:r>
+      <w:r>
+        <w:rPr>
+          <w:rFonts w:ascii="Times New Roman" w:hAnsi="Times New Roman" w:cs="Times New Roman" w:hint="eastAsia"/>
+          <w:lang w:val="en-CA"/>
+        </w:rPr>
+        <w:t xml:space="preserve"> </w:t>
+      </w:r>
+      <w:r>
+        <w:rPr>
+          <w:rFonts w:ascii="Times New Roman" w:hAnsi="Times New Roman" w:cs="Times New Roman" w:hint="eastAsia"/>
+          <w:lang w:val="en-CA"/>
+        </w:rPr>
+        <w:t xml:space="preserve">Had I not called her, perhaps she would maintain her luck. Perhaps she would survive. </w:t>
+      </w:r>
+      <w:r>
+        <w:rPr>
+          <w:rFonts w:ascii="Times New Roman" w:hAnsi="Times New Roman" w:cs="Times New Roman" w:hint="eastAsia"/>
+          <w:lang w:val="en-CA"/>
+        </w:rPr>
+        <w:t>I called her towards me</w:t>
+      </w:r>
+      <w:r>
+        <w:rPr>
+          <w:rFonts w:ascii="Times New Roman" w:hAnsi="Times New Roman" w:cs="Times New Roman"/>
+          <w:lang w:val="en-CA"/>
+        </w:rPr>
+        <w:t>, and towards the giant sky piece that will take her life</w:t>
+      </w:r>
+      <w:r>
+        <w:rPr>
+          <w:rFonts w:ascii="Times New Roman" w:hAnsi="Times New Roman" w:cs="Times New Roman"/>
+          <w:lang w:val="en-CA"/>
+        </w:rPr>
+        <w:t>. I pushed her into her grave.</w:t>
+      </w:r>
+      <w:r>
+        <w:rPr>
+          <w:rFonts w:ascii="Times New Roman" w:hAnsi="Times New Roman" w:cs="Times New Roman"/>
+          <w:lang w:val="en-CA"/>
+        </w:rPr>
+        <w:t xml:space="preserve"> I killed her.</w:t>
+      </w:r>
+    </w:p>
+    <w:p>
+      <w:pPr>
+        <w:widowControl/>
+        <w:jc w:val="both"/>
+        <w:rPr>
+          <w:rFonts w:ascii="Times New Roman" w:hAnsi="Times New Roman" w:cs="Times New Roman"/>
+          <w:lang w:val="en-CA"/>
+        </w:rPr>
+      </w:pPr>
+      <w:r>
+        <w:rPr>
+          <w:rFonts w:ascii="Times New Roman" w:hAnsi="Times New Roman" w:cs="Times New Roman"/>
+          <w:lang w:val="en-CA"/>
+        </w:rPr>
+        <w:tab/>
+        <w:t>“You killed her.</w:t>
+      </w:r>
+      <w:r>
+        <w:rPr>
+          <w:rFonts w:ascii="Times New Roman" w:hAnsi="Times New Roman" w:cs="Times New Roman"/>
+          <w:lang w:val="en-CA"/>
+        </w:rPr>
+        <w:t xml:space="preserve"> I told you not to go outside.</w:t>
+      </w:r>
+      <w:r>
+        <w:rPr>
+          <w:rFonts w:ascii="Times New Roman" w:hAnsi="Times New Roman" w:cs="Times New Roman"/>
+          <w:lang w:val="en-CA"/>
+        </w:rPr>
+        <w:t xml:space="preserve"> I told you to stay. But you just can’t help it, can you? </w:t>
+      </w:r>
+      <w:r>
+        <w:rPr>
+          <w:rFonts w:ascii="Times New Roman" w:hAnsi="Times New Roman" w:cs="Times New Roman"/>
+          <w:lang w:val="en-CA"/>
+        </w:rPr>
+        <w:t>You just can’t help being selfish.</w:t>
+      </w:r>
+      <w:r>
+        <w:rPr>
+          <w:rFonts w:ascii="Times New Roman" w:hAnsi="Times New Roman" w:cs="Times New Roman"/>
+          <w:lang w:val="en-CA"/>
+        </w:rPr>
+        <w:t>”</w:t>
+      </w:r>
+    </w:p>
+    <w:p>
+      <w:pPr>
+        <w:widowControl/>
+        <w:jc w:val="both"/>
+        <w:rPr>
+          <w:rFonts w:ascii="Times New Roman" w:hAnsi="Times New Roman" w:cs="Times New Roman"/>
+          <w:lang w:val="en-CA"/>
+        </w:rPr>
+      </w:pPr>
+      <w:r>
+        <w:rPr>
+          <w:rFonts w:ascii="Times New Roman" w:hAnsi="Times New Roman" w:cs="Times New Roman"/>
+          <w:lang w:val="en-CA"/>
+        </w:rPr>
+        <w:tab/>
+        <w:t>Elder’s voice appears behind me</w:t>
+      </w:r>
+      <w:r>
+        <w:rPr>
+          <w:rFonts w:ascii="Times New Roman" w:hAnsi="Times New Roman" w:cs="Times New Roman"/>
+          <w:lang w:val="en-CA"/>
+        </w:rPr>
+        <w:t>, awfully close, whispering.</w:t>
+      </w:r>
+    </w:p>
+    <w:p>
+      <w:pPr>
+        <w:widowControl/>
+        <w:jc w:val="both"/>
+        <w:rPr>
+          <w:rFonts w:ascii="Times New Roman" w:hAnsi="Times New Roman" w:cs="Times New Roman"/>
+          <w:lang w:val="en-CA"/>
+        </w:rPr>
+      </w:pPr>
+      <w:r>
+        <w:rPr>
+          <w:rFonts w:ascii="Times New Roman" w:hAnsi="Times New Roman" w:cs="Times New Roman"/>
+          <w:lang w:val="en-CA"/>
+        </w:rPr>
+        <w:tab/>
+        <w:t>No, no, you’re wrong.</w:t>
+      </w:r>
+      <w:r>
+        <w:rPr>
+          <w:rFonts w:ascii="Times New Roman" w:hAnsi="Times New Roman" w:cs="Times New Roman"/>
+          <w:lang w:val="en-CA"/>
+        </w:rPr>
+        <w:t xml:space="preserve"> You’re wrong! There’s something I can do still, there must be!</w:t>
+      </w:r>
+    </w:p>
+    <w:p>
+      <w:pPr>
+        <w:widowControl/>
+        <w:jc w:val="both"/>
+        <w:rPr>
+          <w:rFonts w:ascii="Times New Roman" w:hAnsi="Times New Roman" w:cs="Times New Roman"/>
+          <w:lang w:val="en-CA"/>
+        </w:rPr>
+      </w:pPr>
+      <w:r>
+        <w:rPr>
+          <w:rFonts w:ascii="Times New Roman" w:hAnsi="Times New Roman" w:cs="Times New Roman"/>
+          <w:lang w:val="en-CA"/>
+        </w:rPr>
+        <w:tab/>
+        <w:t xml:space="preserve">“No, two-five-two-nine. This is it. There is nothing else you can do. </w:t>
+      </w:r>
+      <w:r>
+        <w:rPr>
+          <w:rFonts w:ascii="Times New Roman" w:hAnsi="Times New Roman" w:cs="Times New Roman"/>
+          <w:lang w:val="en-CA"/>
+        </w:rPr>
+        <w:t xml:space="preserve">You’re lying. Who are you lying to? </w:t>
+      </w:r>
+      <w:r>
+        <w:rPr>
+          <w:rFonts w:ascii="Times New Roman" w:hAnsi="Times New Roman" w:cs="Times New Roman"/>
+          <w:lang w:val="en-CA"/>
+        </w:rPr>
+        <w:t xml:space="preserve">A figment of your imagination? </w:t>
+      </w:r>
+      <w:r>
+        <w:rPr>
+          <w:rFonts w:ascii="Times New Roman" w:hAnsi="Times New Roman" w:cs="Times New Roman"/>
+          <w:lang w:val="en-CA"/>
+        </w:rPr>
+        <w:t xml:space="preserve">Did you lie to the giant too? </w:t>
+      </w:r>
+      <w:r>
+        <w:rPr>
+          <w:rFonts w:ascii="Times New Roman" w:hAnsi="Times New Roman" w:cs="Times New Roman"/>
+          <w:lang w:val="en-CA"/>
+        </w:rPr>
+        <w:t>You know he didn’t talk to you.”</w:t>
+      </w:r>
+    </w:p>
+    <w:p>
+      <w:pPr>
+        <w:widowControl/>
+        <w:jc w:val="both"/>
+        <w:rPr>
+          <w:rFonts w:ascii="Times New Roman" w:hAnsi="Times New Roman" w:cs="Times New Roman"/>
+          <w:lang w:val="en-CA"/>
+        </w:rPr>
+      </w:pPr>
+      <w:r>
+        <w:rPr>
+          <w:rFonts w:ascii="Times New Roman" w:hAnsi="Times New Roman" w:cs="Times New Roman"/>
+          <w:lang w:val="en-CA"/>
+        </w:rPr>
+        <w:tab/>
+        <w:t>Yes, he did!</w:t>
+      </w:r>
+      <w:r>
+        <w:rPr>
+          <w:rFonts w:ascii="Times New Roman" w:hAnsi="Times New Roman" w:cs="Times New Roman"/>
+          <w:lang w:val="en-CA"/>
+        </w:rPr>
+        <w:t xml:space="preserve"> His sphere split open, and…</w:t>
+      </w:r>
+    </w:p>
+    <w:p>
+      <w:pPr>
+        <w:widowControl/>
+        <w:jc w:val="both"/>
+        <w:rPr>
+          <w:rFonts w:ascii="Times New Roman" w:hAnsi="Times New Roman" w:cs="Times New Roman"/>
+          <w:lang w:val="en-CA"/>
+        </w:rPr>
+      </w:pPr>
+      <w:r>
+        <w:rPr>
+          <w:rFonts w:ascii="Times New Roman" w:hAnsi="Times New Roman" w:cs="Times New Roman"/>
+          <w:lang w:val="en-CA"/>
+        </w:rPr>
+        <w:lastRenderedPageBreak/>
+        <w:tab/>
+        <w:t>“This is it</w:t>
+      </w:r>
+      <w:r>
+        <w:rPr>
+          <w:rFonts w:ascii="Times New Roman" w:hAnsi="Times New Roman" w:cs="Times New Roman"/>
+          <w:lang w:val="en-CA"/>
+        </w:rPr>
+        <w:t xml:space="preserve">. </w:t>
+      </w:r>
+      <w:r>
+        <w:rPr>
+          <w:rFonts w:ascii="Times New Roman" w:hAnsi="Times New Roman" w:cs="Times New Roman"/>
+          <w:lang w:val="en-CA"/>
+        </w:rPr>
+        <w:t xml:space="preserve">She’s dead. You’ll die after her. </w:t>
+      </w:r>
+      <w:r>
+        <w:rPr>
+          <w:rFonts w:ascii="Times New Roman" w:hAnsi="Times New Roman" w:cs="Times New Roman"/>
+          <w:lang w:val="en-CA"/>
+        </w:rPr>
+        <w:t>I’ll be left to pick up the scraps, like always, while handling the birthing… What a hero you are, two-five-two-nine.</w:t>
+      </w:r>
+      <w:r>
+        <w:rPr>
+          <w:rFonts w:ascii="Times New Roman" w:hAnsi="Times New Roman" w:cs="Times New Roman"/>
+          <w:lang w:val="en-CA"/>
+        </w:rPr>
+        <w:t xml:space="preserve"> What a hero.</w:t>
+      </w:r>
+      <w:r>
+        <w:rPr>
+          <w:rFonts w:ascii="Times New Roman" w:hAnsi="Times New Roman" w:cs="Times New Roman"/>
+          <w:lang w:val="en-CA"/>
+        </w:rPr>
+        <w:t xml:space="preserve"> You just picked a different poison. </w:t>
+      </w:r>
+      <w:r>
+        <w:rPr>
+          <w:rFonts w:ascii="Times New Roman" w:hAnsi="Times New Roman" w:cs="Times New Roman"/>
+          <w:lang w:val="en-CA"/>
+        </w:rPr>
+        <w:t>You want acclaim and applause now</w:t>
+      </w:r>
+      <w:r>
+        <w:rPr>
+          <w:rFonts w:ascii="Times New Roman" w:hAnsi="Times New Roman" w:cs="Times New Roman"/>
+          <w:lang w:val="en-CA"/>
+        </w:rPr>
+        <w:t xml:space="preserve"> instead of corn.</w:t>
+      </w:r>
+      <w:r>
+        <w:rPr>
+          <w:rFonts w:ascii="Times New Roman" w:hAnsi="Times New Roman" w:cs="Times New Roman"/>
+          <w:lang w:val="en-CA"/>
+        </w:rPr>
+        <w:t>”</w:t>
+      </w:r>
+    </w:p>
+    <w:p>
+      <w:pPr>
+        <w:widowControl/>
+        <w:jc w:val="both"/>
+        <w:rPr>
+          <w:rFonts w:ascii="Times New Roman" w:hAnsi="Times New Roman" w:cs="Times New Roman"/>
+          <w:lang w:val="en-CA"/>
+        </w:rPr>
+      </w:pPr>
+      <w:r>
+        <w:rPr>
+          <w:rFonts w:ascii="Times New Roman" w:hAnsi="Times New Roman" w:cs="Times New Roman"/>
+          <w:lang w:val="en-CA"/>
+        </w:rPr>
+        <w:tab/>
+        <w:t>No, no! No! I only went out</w:t>
+      </w:r>
+      <w:r>
+        <w:rPr>
+          <w:rFonts w:ascii="Times New Roman" w:hAnsi="Times New Roman" w:cs="Times New Roman"/>
+          <w:lang w:val="en-CA"/>
+        </w:rPr>
+        <w:t xml:space="preserve"> because I didn’t want to be praised</w:t>
+      </w:r>
+      <w:r>
+        <w:rPr>
+          <w:rFonts w:ascii="Times New Roman" w:hAnsi="Times New Roman" w:cs="Times New Roman"/>
+          <w:lang w:val="en-CA"/>
+        </w:rPr>
+        <w:t xml:space="preserve">, </w:t>
+      </w:r>
+      <w:r>
+        <w:rPr>
+          <w:rFonts w:ascii="Times New Roman" w:hAnsi="Times New Roman" w:cs="Times New Roman"/>
+          <w:lang w:val="en-CA"/>
+        </w:rPr>
+        <w:t>o</w:t>
+      </w:r>
+      <w:r>
+        <w:rPr>
+          <w:rFonts w:ascii="Times New Roman" w:hAnsi="Times New Roman" w:cs="Times New Roman"/>
+          <w:lang w:val="en-CA"/>
+        </w:rPr>
+        <w:t>therwise</w:t>
+      </w:r>
+      <w:r>
+        <w:rPr>
+          <w:rFonts w:ascii="Times New Roman" w:hAnsi="Times New Roman" w:cs="Times New Roman"/>
+          <w:lang w:val="en-CA"/>
+        </w:rPr>
+        <w:t>,</w:t>
+      </w:r>
+      <w:r>
+        <w:rPr>
+          <w:rFonts w:ascii="Times New Roman" w:hAnsi="Times New Roman" w:cs="Times New Roman"/>
+          <w:lang w:val="en-CA"/>
+        </w:rPr>
+        <w:t xml:space="preserve"> </w:t>
+      </w:r>
+      <w:r>
+        <w:rPr>
+          <w:rFonts w:ascii="Times New Roman" w:hAnsi="Times New Roman" w:cs="Times New Roman"/>
+          <w:lang w:val="en-CA"/>
+        </w:rPr>
+        <w:t>I could’ve just been the labourer!</w:t>
+      </w:r>
+      <w:r>
+        <w:rPr>
+          <w:rFonts w:ascii="Times New Roman" w:hAnsi="Times New Roman" w:cs="Times New Roman"/>
+          <w:lang w:val="en-CA"/>
+        </w:rPr>
+        <w:t xml:space="preserve"> Plenty of </w:t>
+      </w:r>
+      <w:r>
+        <w:rPr>
+          <w:rFonts w:ascii="Times New Roman" w:hAnsi="Times New Roman" w:cs="Times New Roman"/>
+          <w:lang w:val="en-CA"/>
+        </w:rPr>
+        <w:t>praise</w:t>
+      </w:r>
+      <w:r>
+        <w:rPr>
+          <w:rFonts w:ascii="Times New Roman" w:hAnsi="Times New Roman" w:cs="Times New Roman"/>
+          <w:lang w:val="en-CA"/>
+        </w:rPr>
+        <w:t xml:space="preserve"> from Queen, isn’t there?</w:t>
+      </w:r>
+    </w:p>
+    <w:p>
+      <w:pPr>
+        <w:widowControl/>
+        <w:jc w:val="both"/>
+        <w:rPr>
+          <w:rFonts w:ascii="Times New Roman" w:hAnsi="Times New Roman" w:cs="Times New Roman"/>
+          <w:lang w:val="en-CA"/>
+        </w:rPr>
+      </w:pPr>
+      <w:r>
+        <w:rPr>
+          <w:rFonts w:ascii="Times New Roman" w:hAnsi="Times New Roman" w:cs="Times New Roman"/>
+          <w:lang w:val="en-CA"/>
+        </w:rPr>
+        <w:tab/>
+      </w:r>
+      <w:r>
+        <w:rPr>
+          <w:rFonts w:ascii="Times New Roman" w:hAnsi="Times New Roman" w:cs="Times New Roman"/>
+          <w:lang w:val="en-CA"/>
+        </w:rPr>
+        <w:t xml:space="preserve">“Ah, but that’s far too slow for you. </w:t>
+      </w:r>
+      <w:r>
+        <w:rPr>
+          <w:rFonts w:ascii="Times New Roman" w:hAnsi="Times New Roman" w:cs="Times New Roman"/>
+          <w:lang w:val="en-CA"/>
+        </w:rPr>
+        <w:t xml:space="preserve">You want acclaim </w:t>
+      </w:r>
+      <w:r>
+        <w:rPr>
+          <w:rFonts w:ascii="Times New Roman" w:hAnsi="Times New Roman" w:cs="Times New Roman"/>
+          <w:i/>
+          <w:iCs/>
+          <w:lang w:val="en-CA"/>
+        </w:rPr>
+        <w:t>now</w:t>
+      </w:r>
+      <w:r>
+        <w:rPr>
+          <w:rFonts w:ascii="Times New Roman" w:hAnsi="Times New Roman" w:cs="Times New Roman"/>
+          <w:lang w:val="en-CA"/>
+        </w:rPr>
+        <w:t>. You want to be applauded. You want to feel the high of going from the degenerate to the saint</w:t>
+      </w:r>
+      <w:r>
+        <w:rPr>
+          <w:rFonts w:ascii="Times New Roman" w:hAnsi="Times New Roman" w:cs="Times New Roman"/>
+          <w:lang w:val="en-CA"/>
+        </w:rPr>
+        <w:t xml:space="preserve"> in the blink of an eye</w:t>
+      </w:r>
+      <w:r>
+        <w:rPr>
+          <w:rFonts w:ascii="Times New Roman" w:hAnsi="Times New Roman" w:cs="Times New Roman"/>
+          <w:lang w:val="en-CA"/>
+        </w:rPr>
+        <w:t>.</w:t>
+      </w:r>
+      <w:r>
+        <w:rPr>
+          <w:rFonts w:ascii="Times New Roman" w:hAnsi="Times New Roman" w:cs="Times New Roman"/>
+          <w:lang w:val="en-CA"/>
+        </w:rPr>
+        <w:t xml:space="preserve"> You’re far too selfish to want to put in any actual effort there, so you chose the easy way. You hallucinated a hero</w:t>
+      </w:r>
+      <w:r>
+        <w:rPr>
+          <w:rFonts w:ascii="Times New Roman" w:hAnsi="Times New Roman" w:cs="Times New Roman"/>
+          <w:lang w:val="en-CA"/>
+        </w:rPr>
+        <w:t>, and you tell yourself that you’re chosen…”</w:t>
       </w:r>
     </w:p>
     <w:p>
@@ -33001,7 +32995,49 @@
           <w:rFonts w:ascii="Times New Roman" w:hAnsi="Times New Roman" w:cs="Times New Roman"/>
           <w:lang w:val="en-CA"/>
         </w:rPr>
-        <w:t>“Then try to help her, big hero.”</w:t>
+        <w:t xml:space="preserve">No, no! How can I prove it to you… No, shut up! I don’t care about what you think. </w:t>
+      </w:r>
+      <w:r>
+        <w:rPr>
+          <w:rFonts w:ascii="Times New Roman" w:hAnsi="Times New Roman" w:cs="Times New Roman"/>
+          <w:lang w:val="en-CA"/>
+        </w:rPr>
+        <w:t>Why should I care about you? You called her a “lost cause</w:t>
+      </w:r>
+      <w:r>
+        <w:rPr>
+          <w:rFonts w:ascii="Times New Roman" w:hAnsi="Times New Roman" w:cs="Times New Roman"/>
+          <w:lang w:val="en-CA"/>
+        </w:rPr>
+        <w:t>.</w:t>
+      </w:r>
+      <w:r>
+        <w:rPr>
+          <w:rFonts w:ascii="Times New Roman" w:hAnsi="Times New Roman" w:cs="Times New Roman"/>
+          <w:lang w:val="en-CA"/>
+        </w:rPr>
+        <w:t>” I’m the one trying to help</w:t>
+      </w:r>
+      <w:r>
+        <w:rPr>
+          <w:rFonts w:ascii="Times New Roman" w:hAnsi="Times New Roman" w:cs="Times New Roman"/>
+          <w:lang w:val="en-CA"/>
+        </w:rPr>
+        <w:t>, so say what you want</w:t>
+      </w:r>
+      <w:r>
+        <w:rPr>
+          <w:rFonts w:ascii="Times New Roman" w:hAnsi="Times New Roman" w:cs="Times New Roman"/>
+          <w:lang w:val="en-CA"/>
+        </w:rPr>
+        <w:t xml:space="preserve">, but only one of us is risking ourselves </w:t>
+      </w:r>
+      <w:r>
+        <w:rPr>
+          <w:rFonts w:ascii="Times New Roman" w:hAnsi="Times New Roman" w:cs="Times New Roman"/>
+          <w:lang w:val="en-CA"/>
+        </w:rPr>
+        <w:t>for the greater good!</w:t>
       </w:r>
     </w:p>
     <w:p>
@@ -33019,63 +33055,42 @@
           <w:rFonts w:ascii="Times New Roman" w:hAnsi="Times New Roman" w:cs="Times New Roman"/>
           <w:lang w:val="en-CA"/>
         </w:rPr>
-        <w:t>Elder dissipates</w:t>
-      </w:r>
-      <w:r>
-        <w:rPr>
-          <w:rFonts w:ascii="Times New Roman" w:hAnsi="Times New Roman" w:cs="Times New Roman"/>
-          <w:lang w:val="en-CA"/>
-        </w:rPr>
-        <w:t xml:space="preserve">. </w:t>
-      </w:r>
-      <w:r>
-        <w:rPr>
-          <w:rFonts w:ascii="Times New Roman" w:hAnsi="Times New Roman" w:cs="Times New Roman"/>
-          <w:lang w:val="en-CA"/>
-        </w:rPr>
-        <w:t xml:space="preserve">The same despair comes to me once more. </w:t>
-      </w:r>
-      <w:r>
-        <w:rPr>
-          <w:rFonts w:ascii="Times New Roman" w:hAnsi="Times New Roman" w:cs="Times New Roman"/>
-          <w:lang w:val="en-CA"/>
-        </w:rPr>
-        <w:t xml:space="preserve">Have I really </w:t>
-      </w:r>
-      <w:r>
-        <w:rPr>
-          <w:rFonts w:ascii="Times New Roman" w:hAnsi="Times New Roman" w:cs="Times New Roman"/>
-          <w:lang w:val="en-CA"/>
-        </w:rPr>
-        <w:t>come</w:t>
-      </w:r>
-      <w:r>
-        <w:rPr>
-          <w:rFonts w:ascii="Times New Roman" w:hAnsi="Times New Roman" w:cs="Times New Roman"/>
-          <w:lang w:val="en-CA"/>
-        </w:rPr>
-        <w:t xml:space="preserve"> all the way out here just to see her get killed</w:t>
-      </w:r>
-      <w:r>
-        <w:rPr>
-          <w:rFonts w:ascii="Times New Roman" w:hAnsi="Times New Roman" w:cs="Times New Roman"/>
-          <w:lang w:val="en-CA"/>
-        </w:rPr>
-        <w:t xml:space="preserve"> right in front of me</w:t>
-      </w:r>
-      <w:r>
-        <w:rPr>
-          <w:rFonts w:ascii="Times New Roman" w:hAnsi="Times New Roman" w:cs="Times New Roman"/>
-          <w:lang w:val="en-CA"/>
-        </w:rPr>
-        <w:t>?</w:t>
-      </w:r>
-      <w:r>
-        <w:rPr>
-          <w:rFonts w:ascii="Times New Roman" w:hAnsi="Times New Roman" w:cs="Times New Roman"/>
-          <w:lang w:val="en-CA"/>
-        </w:rPr>
-        <w:t xml:space="preserve"> Is there really nothing else I can do?</w:t>
+        <w:t>“</w:t>
+      </w:r>
+      <w:r>
+        <w:rPr>
+          <w:rFonts w:ascii="Times New Roman" w:hAnsi="Times New Roman" w:cs="Times New Roman"/>
+          <w:lang w:val="en-CA"/>
+        </w:rPr>
+        <w:t>You can</w:t>
+      </w:r>
+      <w:r>
+        <w:rPr>
+          <w:rFonts w:ascii="Times New Roman" w:hAnsi="Times New Roman" w:cs="Times New Roman"/>
+          <w:lang w:val="en-CA"/>
+        </w:rPr>
+        <w:t xml:space="preserve"> k</w:t>
+      </w:r>
+      <w:r>
+        <w:rPr>
+          <w:rFonts w:ascii="Times New Roman" w:hAnsi="Times New Roman" w:cs="Times New Roman"/>
+          <w:lang w:val="en-CA"/>
+        </w:rPr>
+        <w:t>eep lying to yourself, big hero</w:t>
+      </w:r>
+      <w:r>
+        <w:rPr>
+          <w:rFonts w:ascii="Times New Roman" w:hAnsi="Times New Roman" w:cs="Times New Roman"/>
+          <w:lang w:val="en-CA"/>
+        </w:rPr>
+        <w:t>, but you can do nothing.</w:t>
+      </w:r>
+      <w:r>
+        <w:rPr>
+          <w:rFonts w:ascii="Times New Roman" w:hAnsi="Times New Roman" w:cs="Times New Roman"/>
+          <w:lang w:val="en-CA"/>
+        </w:rPr>
+        <w:t>”</w:t>
       </w:r>
     </w:p>
     <w:p>
@@ -33093,63 +33108,63 @@
           <w:rFonts w:ascii="Times New Roman" w:hAnsi="Times New Roman" w:cs="Times New Roman"/>
           <w:lang w:val="en-CA"/>
         </w:rPr>
-        <w:t xml:space="preserve">No, </w:t>
-      </w:r>
-      <w:r>
-        <w:rPr>
-          <w:rFonts w:ascii="Times New Roman" w:hAnsi="Times New Roman" w:cs="Times New Roman"/>
-          <w:lang w:val="en-CA"/>
-        </w:rPr>
-        <w:t xml:space="preserve">the giant’s voice </w:t>
-      </w:r>
-      <w:r>
-        <w:rPr>
-          <w:rFonts w:ascii="Times New Roman" w:hAnsi="Times New Roman" w:cs="Times New Roman"/>
-          <w:lang w:val="en-CA"/>
-        </w:rPr>
-        <w:t xml:space="preserve">appears slightly left </w:t>
-      </w:r>
-      <w:r>
-        <w:rPr>
-          <w:rFonts w:ascii="Times New Roman" w:hAnsi="Times New Roman" w:cs="Times New Roman"/>
-          <w:lang w:val="en-CA"/>
-        </w:rPr>
-        <w:t>of</w:t>
-      </w:r>
-      <w:r>
-        <w:rPr>
-          <w:rFonts w:ascii="Times New Roman" w:hAnsi="Times New Roman" w:cs="Times New Roman"/>
-          <w:lang w:val="en-CA"/>
-        </w:rPr>
-        <w:t xml:space="preserve"> my heart</w:t>
-      </w:r>
-      <w:r>
-        <w:rPr>
-          <w:rFonts w:ascii="Times New Roman" w:hAnsi="Times New Roman" w:cs="Times New Roman"/>
-          <w:lang w:val="en-CA"/>
-        </w:rPr>
-        <w:t xml:space="preserve">. There is one </w:t>
-      </w:r>
-      <w:r>
-        <w:rPr>
-          <w:rFonts w:ascii="Times New Roman" w:hAnsi="Times New Roman" w:cs="Times New Roman"/>
-          <w:lang w:val="en-CA"/>
-        </w:rPr>
-        <w:t>last</w:t>
-      </w:r>
-      <w:r>
-        <w:rPr>
-          <w:rFonts w:ascii="Times New Roman" w:hAnsi="Times New Roman" w:cs="Times New Roman"/>
-          <w:lang w:val="en-CA"/>
-        </w:rPr>
-        <w:t xml:space="preserve"> thing you can </w:t>
-      </w:r>
-      <w:r>
-        <w:rPr>
-          <w:rFonts w:ascii="Times New Roman" w:hAnsi="Times New Roman" w:cs="Times New Roman"/>
-          <w:lang w:val="en-CA"/>
-        </w:rPr>
-        <w:t>try.</w:t>
+        <w:t>Elder dissipates</w:t>
+      </w:r>
+      <w:r>
+        <w:rPr>
+          <w:rFonts w:ascii="Times New Roman" w:hAnsi="Times New Roman" w:cs="Times New Roman"/>
+          <w:lang w:val="en-CA"/>
+        </w:rPr>
+        <w:t xml:space="preserve">. </w:t>
+      </w:r>
+      <w:r>
+        <w:rPr>
+          <w:rFonts w:ascii="Times New Roman" w:hAnsi="Times New Roman" w:cs="Times New Roman"/>
+          <w:lang w:val="en-CA"/>
+        </w:rPr>
+        <w:t xml:space="preserve">The same despair comes to me once more. </w:t>
+      </w:r>
+      <w:r>
+        <w:rPr>
+          <w:rFonts w:ascii="Times New Roman" w:hAnsi="Times New Roman" w:cs="Times New Roman"/>
+          <w:lang w:val="en-CA"/>
+        </w:rPr>
+        <w:t xml:space="preserve">Have I really </w:t>
+      </w:r>
+      <w:r>
+        <w:rPr>
+          <w:rFonts w:ascii="Times New Roman" w:hAnsi="Times New Roman" w:cs="Times New Roman"/>
+          <w:lang w:val="en-CA"/>
+        </w:rPr>
+        <w:t>come</w:t>
+      </w:r>
+      <w:r>
+        <w:rPr>
+          <w:rFonts w:ascii="Times New Roman" w:hAnsi="Times New Roman" w:cs="Times New Roman"/>
+          <w:lang w:val="en-CA"/>
+        </w:rPr>
+        <w:t xml:space="preserve"> all the way out here just to see her get killed</w:t>
+      </w:r>
+      <w:r>
+        <w:rPr>
+          <w:rFonts w:ascii="Times New Roman" w:hAnsi="Times New Roman" w:cs="Times New Roman"/>
+          <w:lang w:val="en-CA"/>
+        </w:rPr>
+        <w:t xml:space="preserve"> right in front of me</w:t>
+      </w:r>
+      <w:r>
+        <w:rPr>
+          <w:rFonts w:ascii="Times New Roman" w:hAnsi="Times New Roman" w:cs="Times New Roman"/>
+          <w:lang w:val="en-CA"/>
+        </w:rPr>
+        <w:t>?</w:t>
+      </w:r>
+      <w:r>
+        <w:rPr>
+          <w:rFonts w:ascii="Times New Roman" w:hAnsi="Times New Roman" w:cs="Times New Roman"/>
+          <w:lang w:val="en-CA"/>
+        </w:rPr>
+        <w:t xml:space="preserve"> Is there really nothing else I can do?</w:t>
       </w:r>
     </w:p>
     <w:p>
@@ -33167,14 +33182,70 @@
           <w:rFonts w:ascii="Times New Roman" w:hAnsi="Times New Roman" w:cs="Times New Roman"/>
           <w:lang w:val="en-CA"/>
         </w:rPr>
-        <w:t>Oh</w:t>
-      </w:r>
-      <w:r>
-        <w:rPr>
-          <w:rFonts w:ascii="Times New Roman" w:hAnsi="Times New Roman" w:cs="Times New Roman"/>
-          <w:lang w:val="en-CA"/>
-        </w:rPr>
-        <w:t>.</w:t>
+        <w:t xml:space="preserve">No, </w:t>
+      </w:r>
+      <w:r>
+        <w:rPr>
+          <w:rFonts w:ascii="Times New Roman" w:hAnsi="Times New Roman" w:cs="Times New Roman"/>
+          <w:lang w:val="en-CA"/>
+        </w:rPr>
+        <w:t xml:space="preserve">the giant’s voice </w:t>
+      </w:r>
+      <w:r>
+        <w:rPr>
+          <w:rFonts w:ascii="Times New Roman" w:hAnsi="Times New Roman" w:cs="Times New Roman"/>
+          <w:lang w:val="en-CA"/>
+        </w:rPr>
+        <w:t>speaks</w:t>
+      </w:r>
+      <w:r>
+        <w:rPr>
+          <w:rFonts w:ascii="Times New Roman" w:hAnsi="Times New Roman" w:cs="Times New Roman"/>
+          <w:lang w:val="en-CA"/>
+        </w:rPr>
+        <w:t xml:space="preserve"> slightly left </w:t>
+      </w:r>
+      <w:r>
+        <w:rPr>
+          <w:rFonts w:ascii="Times New Roman" w:hAnsi="Times New Roman" w:cs="Times New Roman"/>
+          <w:lang w:val="en-CA"/>
+        </w:rPr>
+        <w:t>of</w:t>
+      </w:r>
+      <w:r>
+        <w:rPr>
+          <w:rFonts w:ascii="Times New Roman" w:hAnsi="Times New Roman" w:cs="Times New Roman"/>
+          <w:lang w:val="en-CA"/>
+        </w:rPr>
+        <w:t xml:space="preserve"> my heart</w:t>
+      </w:r>
+      <w:r>
+        <w:rPr>
+          <w:rFonts w:ascii="Times New Roman" w:hAnsi="Times New Roman" w:cs="Times New Roman"/>
+          <w:lang w:val="en-CA"/>
+        </w:rPr>
+        <w:t xml:space="preserve">. There is one </w:t>
+      </w:r>
+      <w:r>
+        <w:rPr>
+          <w:rFonts w:ascii="Times New Roman" w:hAnsi="Times New Roman" w:cs="Times New Roman"/>
+          <w:lang w:val="en-CA"/>
+        </w:rPr>
+        <w:t>last</w:t>
+      </w:r>
+      <w:r>
+        <w:rPr>
+          <w:rFonts w:ascii="Times New Roman" w:hAnsi="Times New Roman" w:cs="Times New Roman"/>
+          <w:lang w:val="en-CA"/>
+        </w:rPr>
+        <w:t xml:space="preserve"> thing you can </w:t>
+      </w:r>
+      <w:r>
+        <w:rPr>
+          <w:rFonts w:ascii="Times New Roman" w:hAnsi="Times New Roman" w:cs="Times New Roman"/>
+          <w:lang w:val="en-CA"/>
+        </w:rPr>
+        <w:t>try.</w:t>
       </w:r>
     </w:p>
     <w:p>
@@ -33192,7 +33263,14 @@
           <w:rFonts w:ascii="Times New Roman" w:hAnsi="Times New Roman" w:cs="Times New Roman"/>
           <w:lang w:val="en-CA"/>
         </w:rPr>
-        <w:t>Oh, yes.</w:t>
+        <w:t>Oh</w:t>
+      </w:r>
+      <w:r>
+        <w:rPr>
+          <w:rFonts w:ascii="Times New Roman" w:hAnsi="Times New Roman" w:cs="Times New Roman"/>
+          <w:lang w:val="en-CA"/>
+        </w:rPr>
+        <w:t>.</w:t>
       </w:r>
     </w:p>
     <w:p>
@@ -33210,98 +33288,7 @@
           <w:rFonts w:ascii="Times New Roman" w:hAnsi="Times New Roman" w:cs="Times New Roman"/>
           <w:lang w:val="en-CA"/>
         </w:rPr>
-        <w:t>Ha. How silly I was.</w:t>
-      </w:r>
-      <w:r>
-        <w:rPr>
-          <w:rFonts w:ascii="Times New Roman" w:hAnsi="Times New Roman" w:cs="Times New Roman" w:hint="eastAsia"/>
-          <w:lang w:val="en-CA"/>
-        </w:rPr>
-        <w:t xml:space="preserve"> How ignorant</w:t>
-      </w:r>
-      <w:r>
-        <w:rPr>
-          <w:rFonts w:ascii="Times New Roman" w:hAnsi="Times New Roman" w:cs="Times New Roman" w:hint="eastAsia"/>
-          <w:lang w:val="en-CA"/>
-        </w:rPr>
-        <w:t xml:space="preserve"> I was</w:t>
-      </w:r>
-      <w:r>
-        <w:rPr>
-          <w:rFonts w:ascii="Times New Roman" w:hAnsi="Times New Roman" w:cs="Times New Roman" w:hint="eastAsia"/>
-          <w:lang w:val="en-CA"/>
-        </w:rPr>
-        <w:t xml:space="preserve"> to hope</w:t>
-      </w:r>
-      <w:r>
-        <w:rPr>
-          <w:rFonts w:ascii="Times New Roman" w:hAnsi="Times New Roman" w:cs="Times New Roman"/>
-          <w:lang w:val="en-CA"/>
-        </w:rPr>
-        <w:t xml:space="preserve"> for a perfect ending</w:t>
-      </w:r>
-      <w:r>
-        <w:rPr>
-          <w:rFonts w:ascii="Times New Roman" w:hAnsi="Times New Roman" w:cs="Times New Roman" w:hint="eastAsia"/>
-          <w:lang w:val="en-CA"/>
-        </w:rPr>
-        <w:t>! Of course, I can</w:t>
-      </w:r>
-      <w:r>
-        <w:rPr>
-          <w:rFonts w:ascii="Times New Roman" w:hAnsi="Times New Roman" w:cs="Times New Roman"/>
-          <w:lang w:val="en-CA"/>
-        </w:rPr>
-        <w:t>’</w:t>
-      </w:r>
-      <w:r>
-        <w:rPr>
-          <w:rFonts w:ascii="Times New Roman" w:hAnsi="Times New Roman" w:cs="Times New Roman" w:hint="eastAsia"/>
-          <w:lang w:val="en-CA"/>
-        </w:rPr>
-        <w:t>t just</w:t>
-      </w:r>
-      <w:r>
-        <w:rPr>
-          <w:rFonts w:ascii="Times New Roman" w:hAnsi="Times New Roman" w:cs="Times New Roman"/>
-          <w:lang w:val="en-CA"/>
-        </w:rPr>
-        <w:t>…</w:t>
-      </w:r>
-      <w:r>
-        <w:rPr>
-          <w:rFonts w:ascii="Times New Roman" w:hAnsi="Times New Roman" w:cs="Times New Roman"/>
-          <w:lang w:val="en-CA"/>
-        </w:rPr>
-        <w:t xml:space="preserve"> Ah</w:t>
-      </w:r>
-      <w:r>
-        <w:rPr>
-          <w:rFonts w:ascii="Times New Roman" w:hAnsi="Times New Roman" w:cs="Times New Roman" w:hint="eastAsia"/>
-          <w:lang w:val="en-CA"/>
-        </w:rPr>
-        <w:t>, i</w:t>
-      </w:r>
-      <w:r>
-        <w:rPr>
-          <w:rFonts w:ascii="Times New Roman" w:hAnsi="Times New Roman" w:cs="Times New Roman" w:hint="eastAsia"/>
-          <w:lang w:val="en-CA"/>
-        </w:rPr>
-        <w:t>t was inevitable</w:t>
-      </w:r>
-      <w:r>
-        <w:rPr>
-          <w:rFonts w:ascii="Times New Roman" w:hAnsi="Times New Roman" w:cs="Times New Roman" w:hint="eastAsia"/>
-          <w:lang w:val="en-CA"/>
-        </w:rPr>
-        <w:t xml:space="preserve"> after all</w:t>
-      </w:r>
-      <w:r>
-        <w:rPr>
-          <w:rFonts w:ascii="Times New Roman" w:hAnsi="Times New Roman" w:cs="Times New Roman" w:hint="eastAsia"/>
-          <w:lang w:val="en-CA"/>
-        </w:rPr>
-        <w:t>.</w:t>
+        <w:t>Oh, yes.</w:t>
       </w:r>
     </w:p>
     <w:p>
@@ -33319,21 +33306,56 @@
           <w:rFonts w:ascii="Times New Roman" w:hAnsi="Times New Roman" w:cs="Times New Roman"/>
           <w:lang w:val="en-CA"/>
         </w:rPr>
-        <w:t>I wish…</w:t>
-      </w:r>
-      <w:r>
-        <w:rPr>
-          <w:rFonts w:ascii="Times New Roman" w:hAnsi="Times New Roman" w:cs="Times New Roman" w:hint="eastAsia"/>
-          <w:lang w:val="en-CA"/>
-        </w:rPr>
-        <w:t xml:space="preserve"> </w:t>
-      </w:r>
-      <w:r>
-        <w:rPr>
-          <w:rFonts w:ascii="Times New Roman" w:hAnsi="Times New Roman" w:cs="Times New Roman"/>
-          <w:lang w:val="en-CA"/>
-        </w:rPr>
-        <w:t>I wish I could get one more corn, just one more would do.</w:t>
+        <w:t>Ha. How silly I was.</w:t>
+      </w:r>
+      <w:r>
+        <w:rPr>
+          <w:rFonts w:ascii="Times New Roman" w:hAnsi="Times New Roman" w:cs="Times New Roman" w:hint="eastAsia"/>
+          <w:lang w:val="en-CA"/>
+        </w:rPr>
+        <w:t xml:space="preserve"> How ignorant</w:t>
+      </w:r>
+      <w:r>
+        <w:rPr>
+          <w:rFonts w:ascii="Times New Roman" w:hAnsi="Times New Roman" w:cs="Times New Roman" w:hint="eastAsia"/>
+          <w:lang w:val="en-CA"/>
+        </w:rPr>
+        <w:t xml:space="preserve"> I was</w:t>
+      </w:r>
+      <w:r>
+        <w:rPr>
+          <w:rFonts w:ascii="Times New Roman" w:hAnsi="Times New Roman" w:cs="Times New Roman" w:hint="eastAsia"/>
+          <w:lang w:val="en-CA"/>
+        </w:rPr>
+        <w:t xml:space="preserve"> to hope</w:t>
+      </w:r>
+      <w:r>
+        <w:rPr>
+          <w:rFonts w:ascii="Times New Roman" w:hAnsi="Times New Roman" w:cs="Times New Roman"/>
+          <w:lang w:val="en-CA"/>
+        </w:rPr>
+        <w:t xml:space="preserve"> for a perfect ending</w:t>
+      </w:r>
+      <w:r>
+        <w:rPr>
+          <w:rFonts w:ascii="Times New Roman" w:hAnsi="Times New Roman" w:cs="Times New Roman" w:hint="eastAsia"/>
+          <w:lang w:val="en-CA"/>
+        </w:rPr>
+        <w:t>!</w:t>
+      </w:r>
+      <w:r>
+        <w:rPr>
+          <w:rFonts w:ascii="Times New Roman" w:hAnsi="Times New Roman" w:cs="Times New Roman"/>
+          <w:lang w:val="en-CA"/>
+        </w:rPr>
+        <w:t xml:space="preserve"> What was I thinking?</w:t>
+      </w:r>
+      <w:r>
+        <w:rPr>
+          <w:rFonts w:ascii="Times New Roman" w:hAnsi="Times New Roman" w:cs="Times New Roman"/>
+          <w:lang w:val="en-CA"/>
+        </w:rPr>
+        <w:t xml:space="preserve"> I should’ve known – I have known all along. I just refused to see it.</w:t>
       </w:r>
     </w:p>
     <w:p>
@@ -33351,7 +33373,14 @@
           <w:rFonts w:ascii="Times New Roman" w:hAnsi="Times New Roman" w:cs="Times New Roman"/>
           <w:lang w:val="en-CA"/>
         </w:rPr>
-        <w:t>Even if my body heavies…</w:t>
+        <w:t xml:space="preserve">I’m not </w:t>
+      </w:r>
+      <w:r>
+        <w:rPr>
+          <w:rFonts w:ascii="Times New Roman" w:hAnsi="Times New Roman" w:cs="Times New Roman"/>
+          <w:lang w:val="en-CA"/>
+        </w:rPr>
+        <w:t>the giant.</w:t>
       </w:r>
     </w:p>
     <w:p>
@@ -33369,57 +33398,28 @@
           <w:rFonts w:ascii="Times New Roman" w:hAnsi="Times New Roman" w:cs="Times New Roman"/>
           <w:lang w:val="en-CA"/>
         </w:rPr>
-        <w:lastRenderedPageBreak/>
-        <w:t xml:space="preserve">I put all my force into </w:t>
-      </w:r>
-      <w:r>
-        <w:rPr>
-          <w:rFonts w:ascii="Times New Roman" w:hAnsi="Times New Roman" w:cs="Times New Roman"/>
-          <w:lang w:val="en-CA"/>
-        </w:rPr>
-        <w:t>my</w:t>
-      </w:r>
-      <w:r>
-        <w:rPr>
-          <w:rFonts w:ascii="Times New Roman" w:hAnsi="Times New Roman" w:cs="Times New Roman"/>
-          <w:lang w:val="en-CA"/>
-        </w:rPr>
-        <w:t xml:space="preserve"> hind legs </w:t>
-      </w:r>
-      <w:r>
-        <w:rPr>
-          <w:rFonts w:ascii="Times New Roman" w:hAnsi="Times New Roman" w:cs="Times New Roman"/>
-          <w:lang w:val="en-CA"/>
-        </w:rPr>
-        <w:t xml:space="preserve">and jump into the air. </w:t>
-      </w:r>
-      <w:r>
-        <w:rPr>
-          <w:rFonts w:ascii="Times New Roman" w:hAnsi="Times New Roman" w:cs="Times New Roman"/>
-          <w:lang w:val="en-CA"/>
-        </w:rPr>
-        <w:t xml:space="preserve">My head collides against hers, </w:t>
-      </w:r>
-      <w:r>
-        <w:rPr>
-          <w:rFonts w:ascii="Times New Roman" w:hAnsi="Times New Roman" w:cs="Times New Roman"/>
-          <w:lang w:val="en-CA"/>
-        </w:rPr>
-        <w:t xml:space="preserve">pushing her out of the way. </w:t>
-      </w:r>
-      <w:r>
-        <w:rPr>
-          <w:rFonts w:ascii="Times New Roman" w:hAnsi="Times New Roman" w:cs="Times New Roman"/>
-          <w:lang w:val="en-CA"/>
-        </w:rPr>
-        <w:t>She lands on all four legs, watching in disbelief as two-five-two-nine</w:t>
-      </w:r>
-      <w:r>
-        <w:rPr>
-          <w:rFonts w:ascii="Times New Roman" w:hAnsi="Times New Roman" w:cs="Times New Roman"/>
-          <w:lang w:val="en-CA"/>
-        </w:rPr>
-        <w:t>’s body is engulfed by the sky piece that was meant for her.</w:t>
+        <w:t xml:space="preserve">But how </w:t>
+      </w:r>
+      <w:r>
+        <w:rPr>
+          <w:rFonts w:ascii="Times New Roman" w:hAnsi="Times New Roman" w:cs="Times New Roman"/>
+          <w:lang w:val="en-CA"/>
+        </w:rPr>
+        <w:t>I wish…</w:t>
+      </w:r>
+      <w:r>
+        <w:rPr>
+          <w:rFonts w:ascii="Times New Roman" w:hAnsi="Times New Roman" w:cs="Times New Roman" w:hint="eastAsia"/>
+          <w:lang w:val="en-CA"/>
+        </w:rPr>
+        <w:t xml:space="preserve"> </w:t>
+      </w:r>
+      <w:r>
+        <w:rPr>
+          <w:rFonts w:ascii="Times New Roman" w:hAnsi="Times New Roman" w:cs="Times New Roman"/>
+          <w:lang w:val="en-CA"/>
+        </w:rPr>
+        <w:t>I wish I could get one more corn, just one more would do.</w:t>
       </w:r>
     </w:p>
     <w:p>
@@ -33437,238 +33437,7 @@
           <w:rFonts w:ascii="Times New Roman" w:hAnsi="Times New Roman" w:cs="Times New Roman"/>
           <w:lang w:val="en-CA"/>
         </w:rPr>
-        <w:t xml:space="preserve">Everything is water. </w:t>
-      </w:r>
-      <w:r>
-        <w:rPr>
-          <w:rFonts w:ascii="Times New Roman" w:hAnsi="Times New Roman" w:cs="Times New Roman"/>
-          <w:lang w:val="en-CA"/>
-        </w:rPr>
-        <w:t xml:space="preserve">This is death, I know it. </w:t>
-      </w:r>
-      <w:r>
-        <w:rPr>
-          <w:rFonts w:ascii="Times New Roman" w:hAnsi="Times New Roman" w:cs="Times New Roman"/>
-          <w:lang w:val="en-CA"/>
-        </w:rPr>
-        <w:t>I cannot breathe, I cannot move, my entire body swallowed by it.</w:t>
-      </w:r>
-      <w:r>
-        <w:rPr>
-          <w:rFonts w:ascii="Times New Roman" w:hAnsi="Times New Roman" w:cs="Times New Roman"/>
-          <w:lang w:val="en-CA"/>
-        </w:rPr>
-        <w:t xml:space="preserve"> </w:t>
-      </w:r>
-      <w:r>
-        <w:rPr>
-          <w:rFonts w:ascii="Times New Roman" w:hAnsi="Times New Roman" w:cs="Times New Roman"/>
-          <w:lang w:val="en-CA"/>
-        </w:rPr>
-        <w:t>The sky has descended</w:t>
-      </w:r>
-      <w:r>
-        <w:rPr>
-          <w:rFonts w:ascii="Times New Roman" w:eastAsia="Yu Mincho" w:hAnsi="Times New Roman" w:cs="Times New Roman" w:hint="eastAsia"/>
-          <w:lang w:val="en-CA" w:eastAsia="ja-JP"/>
-        </w:rPr>
-        <w:t xml:space="preserve"> wholly</w:t>
-      </w:r>
-      <w:r>
-        <w:rPr>
-          <w:rFonts w:ascii="Times New Roman" w:hAnsi="Times New Roman" w:cs="Times New Roman"/>
-          <w:lang w:val="en-CA"/>
-        </w:rPr>
-        <w:t xml:space="preserve"> upon me</w:t>
-      </w:r>
-      <w:r>
-        <w:rPr>
-          <w:rFonts w:ascii="Times New Roman" w:hAnsi="Times New Roman" w:cs="Times New Roman"/>
-          <w:lang w:val="en-CA"/>
-        </w:rPr>
-        <w:t xml:space="preserve">. </w:t>
-      </w:r>
-      <w:r>
-        <w:rPr>
-          <w:rFonts w:ascii="Times New Roman" w:hAnsi="Times New Roman" w:cs="Times New Roman"/>
-          <w:lang w:val="en-CA"/>
-        </w:rPr>
-        <w:t xml:space="preserve">My </w:t>
-      </w:r>
-      <w:r>
-        <w:rPr>
-          <w:rFonts w:ascii="Times New Roman" w:hAnsi="Times New Roman" w:cs="Times New Roman"/>
-          <w:lang w:val="en-CA"/>
-        </w:rPr>
-        <w:t>back is damaged beyond repair</w:t>
-      </w:r>
-      <w:r>
-        <w:rPr>
-          <w:rFonts w:ascii="Times New Roman" w:hAnsi="Times New Roman" w:cs="Times New Roman"/>
-          <w:lang w:val="en-CA"/>
-        </w:rPr>
-        <w:t xml:space="preserve"> </w:t>
-      </w:r>
-      <w:r>
-        <w:rPr>
-          <w:rFonts w:ascii="Times New Roman" w:hAnsi="Times New Roman" w:cs="Times New Roman"/>
-          <w:lang w:val="en-CA"/>
-        </w:rPr>
-        <w:t>from</w:t>
-      </w:r>
-      <w:r>
-        <w:rPr>
-          <w:rFonts w:ascii="Times New Roman" w:hAnsi="Times New Roman" w:cs="Times New Roman"/>
-          <w:lang w:val="en-CA"/>
-        </w:rPr>
-        <w:t xml:space="preserve"> the impact</w:t>
-      </w:r>
-      <w:r>
-        <w:rPr>
-          <w:rFonts w:ascii="Times New Roman" w:eastAsia="Yu Mincho" w:hAnsi="Times New Roman" w:cs="Times New Roman" w:hint="eastAsia"/>
-          <w:lang w:val="en-CA" w:eastAsia="ja-JP"/>
-        </w:rPr>
-        <w:t>.</w:t>
-      </w:r>
-      <w:r>
-        <w:rPr>
-          <w:rFonts w:ascii="Times New Roman" w:hAnsi="Times New Roman" w:cs="Times New Roman"/>
-          <w:lang w:val="en-CA"/>
-        </w:rPr>
-        <w:t xml:space="preserve"> </w:t>
-      </w:r>
-      <w:r>
-        <w:rPr>
-          <w:rFonts w:ascii="Times New Roman" w:eastAsia="Yu Mincho" w:hAnsi="Times New Roman" w:cs="Times New Roman" w:hint="eastAsia"/>
-          <w:lang w:val="en-CA" w:eastAsia="ja-JP"/>
-        </w:rPr>
-        <w:t>An excruciating pain</w:t>
-      </w:r>
-      <w:r>
-        <w:rPr>
-          <w:rFonts w:ascii="Times New Roman" w:eastAsia="Yu Mincho" w:hAnsi="Times New Roman" w:cs="Times New Roman" w:hint="eastAsia"/>
-          <w:lang w:val="en-CA" w:eastAsia="ja-JP"/>
-        </w:rPr>
-        <w:t xml:space="preserve"> took over</w:t>
-      </w:r>
-      <w:r>
-        <w:rPr>
-          <w:rFonts w:ascii="Times New Roman" w:hAnsi="Times New Roman" w:cs="Times New Roman"/>
-          <w:lang w:val="en-CA"/>
-        </w:rPr>
-        <w:t>, a white-hot</w:t>
-      </w:r>
-      <w:r>
-        <w:rPr>
-          <w:rFonts w:ascii="Times New Roman" w:hAnsi="Times New Roman" w:cs="Times New Roman"/>
-          <w:lang w:val="en-CA"/>
-        </w:rPr>
-        <w:t xml:space="preserve"> tear</w:t>
-      </w:r>
-      <w:r>
-        <w:rPr>
-          <w:rFonts w:ascii="Times New Roman" w:hAnsi="Times New Roman" w:cs="Times New Roman"/>
-          <w:lang w:val="en-CA"/>
-        </w:rPr>
-        <w:t xml:space="preserve"> that penetrated my exoskeleton</w:t>
-      </w:r>
-      <w:r>
-        <w:rPr>
-          <w:rFonts w:ascii="Times New Roman" w:hAnsi="Times New Roman" w:cs="Times New Roman"/>
-          <w:lang w:val="en-CA"/>
-        </w:rPr>
-        <w:t xml:space="preserve">. It caved in, </w:t>
-      </w:r>
-      <w:r>
-        <w:rPr>
-          <w:rFonts w:ascii="Times New Roman" w:hAnsi="Times New Roman" w:cs="Times New Roman"/>
-          <w:lang w:val="en-CA"/>
-        </w:rPr>
-        <w:t xml:space="preserve">stinging and ripping my flesh… </w:t>
-      </w:r>
-      <w:r>
-        <w:rPr>
-          <w:rFonts w:ascii="Times New Roman" w:hAnsi="Times New Roman" w:cs="Times New Roman"/>
-          <w:lang w:val="en-CA"/>
-        </w:rPr>
-        <w:t>This is death</w:t>
-      </w:r>
-      <w:r>
-        <w:rPr>
-          <w:rFonts w:ascii="Times New Roman" w:hAnsi="Times New Roman" w:cs="Times New Roman"/>
-          <w:lang w:val="en-CA"/>
-        </w:rPr>
-        <w:t xml:space="preserve">. </w:t>
-      </w:r>
-      <w:r>
-        <w:rPr>
-          <w:rFonts w:ascii="Times New Roman" w:hAnsi="Times New Roman" w:cs="Times New Roman"/>
-          <w:lang w:val="en-CA"/>
-        </w:rPr>
-        <w:t>Every movement of my legs</w:t>
-      </w:r>
-      <w:r>
-        <w:rPr>
-          <w:rFonts w:ascii="Times New Roman" w:hAnsi="Times New Roman" w:cs="Times New Roman"/>
-          <w:lang w:val="en-CA"/>
-        </w:rPr>
-        <w:t xml:space="preserve"> only </w:t>
-      </w:r>
-      <w:r>
-        <w:rPr>
-          <w:rFonts w:ascii="Times New Roman" w:hAnsi="Times New Roman" w:cs="Times New Roman"/>
-          <w:lang w:val="en-CA"/>
-        </w:rPr>
-        <w:t>buries</w:t>
-      </w:r>
-      <w:r>
-        <w:rPr>
-          <w:rFonts w:ascii="Times New Roman" w:hAnsi="Times New Roman" w:cs="Times New Roman"/>
-          <w:lang w:val="en-CA"/>
-        </w:rPr>
-        <w:t xml:space="preserve"> me deeper within the water. </w:t>
-      </w:r>
-      <w:r>
-        <w:rPr>
-          <w:rFonts w:ascii="Times New Roman" w:hAnsi="Times New Roman" w:cs="Times New Roman"/>
-          <w:lang w:val="en-CA"/>
-        </w:rPr>
-        <w:t xml:space="preserve">The world is mute. </w:t>
-      </w:r>
-      <w:r>
-        <w:rPr>
-          <w:rFonts w:ascii="Times New Roman" w:hAnsi="Times New Roman" w:cs="Times New Roman"/>
-          <w:lang w:val="en-CA"/>
-        </w:rPr>
-        <w:t>There is no smell in any direction, everything is distorted</w:t>
-      </w:r>
-      <w:r>
-        <w:rPr>
-          <w:rFonts w:ascii="Times New Roman" w:hAnsi="Times New Roman" w:cs="Times New Roman"/>
-          <w:lang w:val="en-CA"/>
-        </w:rPr>
-        <w:t xml:space="preserve"> in vision</w:t>
-      </w:r>
-      <w:r>
-        <w:rPr>
-          <w:rFonts w:ascii="Times New Roman" w:hAnsi="Times New Roman" w:cs="Times New Roman"/>
-          <w:lang w:val="en-CA"/>
-        </w:rPr>
-        <w:t>, as though everything is everywhere at once, as though I am seeing the world from the sky.</w:t>
-      </w:r>
-      <w:r>
-        <w:rPr>
-          <w:rFonts w:ascii="Times New Roman" w:hAnsi="Times New Roman" w:cs="Times New Roman"/>
-          <w:lang w:val="en-CA"/>
-        </w:rPr>
-        <w:t xml:space="preserve"> As though I am the sky itself.</w:t>
-      </w:r>
-      <w:r>
-        <w:rPr>
-          <w:rFonts w:ascii="Times New Roman" w:hAnsi="Times New Roman" w:cs="Times New Roman"/>
-          <w:lang w:val="en-CA"/>
-        </w:rPr>
-        <w:t xml:space="preserve"> This must be the way of the world, then.</w:t>
+        <w:t>Even if my body heavies…</w:t>
       </w:r>
     </w:p>
     <w:p>
@@ -33677,6 +33446,355 @@
         <w:ind w:firstLine="420"/>
         <w:jc w:val="both"/>
         <w:rPr>
+          <w:rFonts w:ascii="Times New Roman" w:hAnsi="Times New Roman" w:cs="Times New Roman"/>
+          <w:lang w:val="en-CA"/>
+        </w:rPr>
+      </w:pPr>
+      <w:r>
+        <w:rPr>
+          <w:rFonts w:ascii="Times New Roman" w:hAnsi="Times New Roman" w:cs="Times New Roman"/>
+          <w:lang w:val="en-CA"/>
+        </w:rPr>
+        <w:t xml:space="preserve">I put all my force into </w:t>
+      </w:r>
+      <w:r>
+        <w:rPr>
+          <w:rFonts w:ascii="Times New Roman" w:hAnsi="Times New Roman" w:cs="Times New Roman"/>
+          <w:lang w:val="en-CA"/>
+        </w:rPr>
+        <w:t>my</w:t>
+      </w:r>
+      <w:r>
+        <w:rPr>
+          <w:rFonts w:ascii="Times New Roman" w:hAnsi="Times New Roman" w:cs="Times New Roman"/>
+          <w:lang w:val="en-CA"/>
+        </w:rPr>
+        <w:t xml:space="preserve"> hind legs </w:t>
+      </w:r>
+      <w:r>
+        <w:rPr>
+          <w:rFonts w:ascii="Times New Roman" w:hAnsi="Times New Roman" w:cs="Times New Roman"/>
+          <w:lang w:val="en-CA"/>
+        </w:rPr>
+        <w:t xml:space="preserve">and jump into the air. </w:t>
+      </w:r>
+      <w:r>
+        <w:rPr>
+          <w:rFonts w:ascii="Times New Roman" w:hAnsi="Times New Roman" w:cs="Times New Roman"/>
+          <w:lang w:val="en-CA"/>
+        </w:rPr>
+        <w:t>I hit her head-on</w:t>
+      </w:r>
+      <w:r>
+        <w:rPr>
+          <w:rFonts w:ascii="Times New Roman" w:hAnsi="Times New Roman" w:cs="Times New Roman"/>
+          <w:lang w:val="en-CA"/>
+        </w:rPr>
+        <w:t xml:space="preserve">, </w:t>
+      </w:r>
+      <w:r>
+        <w:rPr>
+          <w:rFonts w:ascii="Times New Roman" w:hAnsi="Times New Roman" w:cs="Times New Roman"/>
+          <w:lang w:val="en-CA"/>
+        </w:rPr>
+        <w:t xml:space="preserve">pushing her out of the way. </w:t>
+      </w:r>
+      <w:r>
+        <w:rPr>
+          <w:rFonts w:ascii="Times New Roman" w:hAnsi="Times New Roman" w:cs="Times New Roman"/>
+          <w:lang w:val="en-CA"/>
+        </w:rPr>
+        <w:t>She lands on all four legs, watching in disbelief as two-five-two-nine</w:t>
+      </w:r>
+      <w:r>
+        <w:rPr>
+          <w:rFonts w:ascii="Times New Roman" w:hAnsi="Times New Roman" w:cs="Times New Roman"/>
+          <w:lang w:val="en-CA"/>
+        </w:rPr>
+        <w:t>’s body is engulfed by the sky piece that was meant for her.</w:t>
+      </w:r>
+    </w:p>
+    <w:p>
+      <w:pPr>
+        <w:widowControl/>
+        <w:ind w:firstLine="420"/>
+        <w:jc w:val="both"/>
+        <w:rPr>
+          <w:rFonts w:ascii="Times New Roman" w:hAnsi="Times New Roman" w:cs="Times New Roman"/>
+          <w:lang w:val="en-CA"/>
+        </w:rPr>
+      </w:pPr>
+      <w:r>
+        <w:rPr>
+          <w:rFonts w:ascii="Times New Roman" w:hAnsi="Times New Roman" w:cs="Times New Roman"/>
+          <w:lang w:val="en-CA"/>
+        </w:rPr>
+        <w:t>Then it comes down.</w:t>
+      </w:r>
+    </w:p>
+    <w:p>
+      <w:pPr>
+        <w:widowControl/>
+        <w:ind w:firstLine="420"/>
+        <w:jc w:val="both"/>
+        <w:rPr>
+          <w:rFonts w:ascii="Times New Roman" w:hAnsi="Times New Roman" w:cs="Times New Roman"/>
+          <w:lang w:val="en-CA"/>
+        </w:rPr>
+      </w:pPr>
+      <w:r>
+        <w:rPr>
+          <w:rFonts w:ascii="Times New Roman" w:hAnsi="Times New Roman" w:cs="Times New Roman"/>
+          <w:lang w:val="en-CA"/>
+        </w:rPr>
+        <w:t xml:space="preserve">Everything is water. </w:t>
+      </w:r>
+      <w:r>
+        <w:rPr>
+          <w:rFonts w:ascii="Times New Roman" w:hAnsi="Times New Roman" w:cs="Times New Roman"/>
+          <w:lang w:val="en-CA"/>
+        </w:rPr>
+        <w:t xml:space="preserve">This is death, I know it. </w:t>
+      </w:r>
+      <w:r>
+        <w:rPr>
+          <w:rFonts w:ascii="Times New Roman" w:hAnsi="Times New Roman" w:cs="Times New Roman"/>
+          <w:lang w:val="en-CA"/>
+        </w:rPr>
+        <w:t>I cannot breathe, I cannot move, my entire body swallowed by it.</w:t>
+      </w:r>
+      <w:r>
+        <w:rPr>
+          <w:rFonts w:ascii="Times New Roman" w:hAnsi="Times New Roman" w:cs="Times New Roman"/>
+          <w:lang w:val="en-CA"/>
+        </w:rPr>
+        <w:t xml:space="preserve"> </w:t>
+      </w:r>
+      <w:r>
+        <w:rPr>
+          <w:rFonts w:ascii="Times New Roman" w:hAnsi="Times New Roman" w:cs="Times New Roman"/>
+          <w:lang w:val="en-CA"/>
+        </w:rPr>
+        <w:t>The sky has descended</w:t>
+      </w:r>
+      <w:r>
+        <w:rPr>
+          <w:rFonts w:ascii="Times New Roman" w:eastAsia="Yu Mincho" w:hAnsi="Times New Roman" w:cs="Times New Roman" w:hint="eastAsia"/>
+          <w:lang w:val="en-CA" w:eastAsia="ja-JP"/>
+        </w:rPr>
+        <w:t xml:space="preserve"> wholly</w:t>
+      </w:r>
+      <w:r>
+        <w:rPr>
+          <w:rFonts w:ascii="Times New Roman" w:hAnsi="Times New Roman" w:cs="Times New Roman"/>
+          <w:lang w:val="en-CA"/>
+        </w:rPr>
+        <w:t xml:space="preserve"> upon me</w:t>
+      </w:r>
+      <w:r>
+        <w:rPr>
+          <w:rFonts w:ascii="Times New Roman" w:hAnsi="Times New Roman" w:cs="Times New Roman"/>
+          <w:lang w:val="en-CA"/>
+        </w:rPr>
+        <w:t xml:space="preserve">. </w:t>
+      </w:r>
+      <w:r>
+        <w:rPr>
+          <w:rFonts w:ascii="Times New Roman" w:hAnsi="Times New Roman" w:cs="Times New Roman"/>
+          <w:lang w:val="en-CA"/>
+        </w:rPr>
+        <w:t xml:space="preserve">My </w:t>
+      </w:r>
+      <w:r>
+        <w:rPr>
+          <w:rFonts w:ascii="Times New Roman" w:hAnsi="Times New Roman" w:cs="Times New Roman"/>
+          <w:lang w:val="en-CA"/>
+        </w:rPr>
+        <w:t>back is damaged beyond repair</w:t>
+      </w:r>
+      <w:r>
+        <w:rPr>
+          <w:rFonts w:ascii="Times New Roman" w:hAnsi="Times New Roman" w:cs="Times New Roman"/>
+          <w:lang w:val="en-CA"/>
+        </w:rPr>
+        <w:t xml:space="preserve"> </w:t>
+      </w:r>
+      <w:r>
+        <w:rPr>
+          <w:rFonts w:ascii="Times New Roman" w:hAnsi="Times New Roman" w:cs="Times New Roman"/>
+          <w:lang w:val="en-CA"/>
+        </w:rPr>
+        <w:t>from</w:t>
+      </w:r>
+      <w:r>
+        <w:rPr>
+          <w:rFonts w:ascii="Times New Roman" w:hAnsi="Times New Roman" w:cs="Times New Roman"/>
+          <w:lang w:val="en-CA"/>
+        </w:rPr>
+        <w:t xml:space="preserve"> the impact</w:t>
+      </w:r>
+      <w:r>
+        <w:rPr>
+          <w:rFonts w:ascii="Times New Roman" w:eastAsia="Yu Mincho" w:hAnsi="Times New Roman" w:cs="Times New Roman" w:hint="eastAsia"/>
+          <w:lang w:val="en-CA" w:eastAsia="ja-JP"/>
+        </w:rPr>
+        <w:t>.</w:t>
+      </w:r>
+      <w:r>
+        <w:rPr>
+          <w:rFonts w:ascii="Times New Roman" w:hAnsi="Times New Roman" w:cs="Times New Roman"/>
+          <w:lang w:val="en-CA"/>
+        </w:rPr>
+        <w:t xml:space="preserve"> </w:t>
+      </w:r>
+      <w:r>
+        <w:rPr>
+          <w:rFonts w:ascii="Times New Roman" w:eastAsia="Yu Mincho" w:hAnsi="Times New Roman" w:cs="Times New Roman" w:hint="eastAsia"/>
+          <w:lang w:val="en-CA" w:eastAsia="ja-JP"/>
+        </w:rPr>
+        <w:t>An excruciating pain</w:t>
+      </w:r>
+      <w:r>
+        <w:rPr>
+          <w:rFonts w:ascii="Times New Roman" w:eastAsia="Yu Mincho" w:hAnsi="Times New Roman" w:cs="Times New Roman" w:hint="eastAsia"/>
+          <w:lang w:val="en-CA" w:eastAsia="ja-JP"/>
+        </w:rPr>
+        <w:t xml:space="preserve"> took over</w:t>
+      </w:r>
+      <w:r>
+        <w:rPr>
+          <w:rFonts w:ascii="Times New Roman" w:hAnsi="Times New Roman" w:cs="Times New Roman"/>
+          <w:lang w:val="en-CA"/>
+        </w:rPr>
+        <w:t>, a white-hot</w:t>
+      </w:r>
+      <w:r>
+        <w:rPr>
+          <w:rFonts w:ascii="Times New Roman" w:hAnsi="Times New Roman" w:cs="Times New Roman"/>
+          <w:lang w:val="en-CA"/>
+        </w:rPr>
+        <w:t xml:space="preserve"> tear</w:t>
+      </w:r>
+      <w:r>
+        <w:rPr>
+          <w:rFonts w:ascii="Times New Roman" w:hAnsi="Times New Roman" w:cs="Times New Roman"/>
+          <w:lang w:val="en-CA"/>
+        </w:rPr>
+        <w:t xml:space="preserve"> that penetrated my exoskeleton</w:t>
+      </w:r>
+      <w:r>
+        <w:rPr>
+          <w:rFonts w:ascii="Times New Roman" w:hAnsi="Times New Roman" w:cs="Times New Roman"/>
+          <w:lang w:val="en-CA"/>
+        </w:rPr>
+        <w:t xml:space="preserve">. It caved in, </w:t>
+      </w:r>
+      <w:r>
+        <w:rPr>
+          <w:rFonts w:ascii="Times New Roman" w:hAnsi="Times New Roman" w:cs="Times New Roman"/>
+          <w:lang w:val="en-CA"/>
+        </w:rPr>
+        <w:t xml:space="preserve">stinging and ripping my flesh… </w:t>
+      </w:r>
+      <w:r>
+        <w:rPr>
+          <w:rFonts w:ascii="Times New Roman" w:hAnsi="Times New Roman" w:cs="Times New Roman"/>
+          <w:lang w:val="en-CA"/>
+        </w:rPr>
+        <w:t>This is death</w:t>
+      </w:r>
+      <w:r>
+        <w:rPr>
+          <w:rFonts w:ascii="Times New Roman" w:hAnsi="Times New Roman" w:cs="Times New Roman"/>
+          <w:lang w:val="en-CA"/>
+        </w:rPr>
+        <w:t xml:space="preserve">. </w:t>
+      </w:r>
+      <w:r>
+        <w:rPr>
+          <w:rFonts w:ascii="Times New Roman" w:hAnsi="Times New Roman" w:cs="Times New Roman"/>
+          <w:lang w:val="en-CA"/>
+        </w:rPr>
+        <w:t>Every movement of my legs</w:t>
+      </w:r>
+      <w:r>
+        <w:rPr>
+          <w:rFonts w:ascii="Times New Roman" w:hAnsi="Times New Roman" w:cs="Times New Roman"/>
+          <w:lang w:val="en-CA"/>
+        </w:rPr>
+        <w:t xml:space="preserve"> only </w:t>
+      </w:r>
+      <w:r>
+        <w:rPr>
+          <w:rFonts w:ascii="Times New Roman" w:hAnsi="Times New Roman" w:cs="Times New Roman"/>
+          <w:lang w:val="en-CA"/>
+        </w:rPr>
+        <w:t>buries</w:t>
+      </w:r>
+      <w:r>
+        <w:rPr>
+          <w:rFonts w:ascii="Times New Roman" w:hAnsi="Times New Roman" w:cs="Times New Roman"/>
+          <w:lang w:val="en-CA"/>
+        </w:rPr>
+        <w:t xml:space="preserve"> me deeper within the water. </w:t>
+      </w:r>
+      <w:r>
+        <w:rPr>
+          <w:rFonts w:ascii="Times New Roman" w:hAnsi="Times New Roman" w:cs="Times New Roman"/>
+          <w:lang w:val="en-CA"/>
+        </w:rPr>
+        <w:t xml:space="preserve">The world is mute. </w:t>
+      </w:r>
+      <w:r>
+        <w:rPr>
+          <w:rFonts w:ascii="Times New Roman" w:hAnsi="Times New Roman" w:cs="Times New Roman"/>
+          <w:lang w:val="en-CA"/>
+        </w:rPr>
+        <w:t xml:space="preserve">There is no smell in any </w:t>
+      </w:r>
+      <w:r>
+        <w:rPr>
+          <w:rFonts w:ascii="Times New Roman" w:hAnsi="Times New Roman" w:cs="Times New Roman"/>
+          <w:lang w:val="en-CA"/>
+        </w:rPr>
+        <w:lastRenderedPageBreak/>
+        <w:t>direction, everything is distorted</w:t>
+      </w:r>
+      <w:r>
+        <w:rPr>
+          <w:rFonts w:ascii="Times New Roman" w:hAnsi="Times New Roman" w:cs="Times New Roman"/>
+          <w:lang w:val="en-CA"/>
+        </w:rPr>
+        <w:t xml:space="preserve"> in vision</w:t>
+      </w:r>
+      <w:r>
+        <w:rPr>
+          <w:rFonts w:ascii="Times New Roman" w:hAnsi="Times New Roman" w:cs="Times New Roman"/>
+          <w:lang w:val="en-CA"/>
+        </w:rPr>
+        <w:t>, as though everything is everywhere at once, as though I am seeing the world from the sky.</w:t>
+      </w:r>
+      <w:r>
+        <w:rPr>
+          <w:rFonts w:ascii="Times New Roman" w:hAnsi="Times New Roman" w:cs="Times New Roman"/>
+          <w:lang w:val="en-CA"/>
+        </w:rPr>
+        <w:t xml:space="preserve"> As though I am the sky itself</w:t>
+      </w:r>
+      <w:r>
+        <w:rPr>
+          <w:rFonts w:ascii="Times New Roman" w:hAnsi="Times New Roman" w:cs="Times New Roman"/>
+          <w:lang w:val="en-CA"/>
+        </w:rPr>
+        <w:t>, shattered, broken into a million pieces.</w:t>
+      </w:r>
+    </w:p>
+    <w:p>
+      <w:pPr>
+        <w:widowControl/>
+        <w:ind w:firstLine="420"/>
+        <w:jc w:val="both"/>
+        <w:rPr>
           <w:rFonts w:ascii="Times New Roman" w:eastAsia="Yu Mincho" w:hAnsi="Times New Roman" w:cs="Times New Roman"/>
           <w:lang w:val="en-CA" w:eastAsia="ja-JP"/>
         </w:rPr>
@@ -33686,7 +33804,70 @@
           <w:rFonts w:ascii="Times New Roman" w:hAnsi="Times New Roman" w:cs="Times New Roman"/>
           <w:lang w:val="en-CA"/>
         </w:rPr>
-        <w:t xml:space="preserve">Water hugs me, and drenches the pain away. </w:t>
+        <w:t>W</w:t>
+      </w:r>
+      <w:r>
+        <w:rPr>
+          <w:rFonts w:ascii="Times New Roman" w:hAnsi="Times New Roman" w:cs="Times New Roman"/>
+          <w:lang w:val="en-CA"/>
+        </w:rPr>
+        <w:t>ater hugs me</w:t>
+      </w:r>
+      <w:r>
+        <w:rPr>
+          <w:rFonts w:ascii="Times New Roman" w:hAnsi="Times New Roman" w:cs="Times New Roman"/>
+          <w:lang w:val="en-CA"/>
+        </w:rPr>
+        <w:t>.</w:t>
+      </w:r>
+      <w:r>
+        <w:rPr>
+          <w:rFonts w:ascii="Times New Roman" w:hAnsi="Times New Roman" w:cs="Times New Roman"/>
+          <w:lang w:val="en-CA"/>
+        </w:rPr>
+        <w:t xml:space="preserve"> </w:t>
+      </w:r>
+      <w:r>
+        <w:rPr>
+          <w:rFonts w:ascii="Times New Roman" w:hAnsi="Times New Roman" w:cs="Times New Roman"/>
+          <w:lang w:val="en-CA"/>
+        </w:rPr>
+        <w:t>S</w:t>
+      </w:r>
+      <w:r>
+        <w:rPr>
+          <w:rFonts w:ascii="Times New Roman" w:hAnsi="Times New Roman" w:cs="Times New Roman"/>
+          <w:lang w:val="en-CA"/>
+        </w:rPr>
+        <w:t xml:space="preserve">lowly, </w:t>
+      </w:r>
+      <w:r>
+        <w:rPr>
+          <w:rFonts w:ascii="Times New Roman" w:hAnsi="Times New Roman" w:cs="Times New Roman"/>
+          <w:lang w:val="en-CA"/>
+        </w:rPr>
+        <w:t xml:space="preserve">my </w:t>
+      </w:r>
+      <w:r>
+        <w:rPr>
+          <w:rFonts w:ascii="Times New Roman" w:hAnsi="Times New Roman" w:cs="Times New Roman"/>
+          <w:lang w:val="en-CA"/>
+        </w:rPr>
+        <w:t>pain</w:t>
+      </w:r>
+      <w:r>
+        <w:rPr>
+          <w:rFonts w:ascii="Times New Roman" w:hAnsi="Times New Roman" w:cs="Times New Roman"/>
+          <w:lang w:val="en-CA"/>
+        </w:rPr>
+        <w:t xml:space="preserve"> drenches</w:t>
+      </w:r>
+      <w:r>
+        <w:rPr>
+          <w:rFonts w:ascii="Times New Roman" w:hAnsi="Times New Roman" w:cs="Times New Roman"/>
+          <w:lang w:val="en-CA"/>
+        </w:rPr>
+        <w:t xml:space="preserve"> away. </w:t>
       </w:r>
       <w:r>
         <w:rPr>
@@ -33749,7 +33930,35 @@
           <w:rFonts w:ascii="Times New Roman" w:hAnsi="Times New Roman" w:cs="Times New Roman"/>
           <w:lang w:val="en-CA"/>
         </w:rPr>
-        <w:t>, in its place is the black veil of nothingness</w:t>
+        <w:t xml:space="preserve">, in its place </w:t>
+      </w:r>
+      <w:r>
+        <w:rPr>
+          <w:rFonts w:ascii="Times New Roman" w:hAnsi="Times New Roman" w:cs="Times New Roman"/>
+          <w:lang w:val="en-CA"/>
+        </w:rPr>
+        <w:t xml:space="preserve">lies </w:t>
+      </w:r>
+      <w:r>
+        <w:rPr>
+          <w:rFonts w:ascii="Times New Roman" w:hAnsi="Times New Roman" w:cs="Times New Roman"/>
+          <w:lang w:val="en-CA"/>
+        </w:rPr>
+        <w:t xml:space="preserve">the black </w:t>
+      </w:r>
+      <w:r>
+        <w:rPr>
+          <w:rFonts w:ascii="Times New Roman" w:hAnsi="Times New Roman" w:cs="Times New Roman"/>
+          <w:lang w:val="en-CA"/>
+        </w:rPr>
+        <w:t>chasm</w:t>
+      </w:r>
+      <w:r>
+        <w:rPr>
+          <w:rFonts w:ascii="Times New Roman" w:hAnsi="Times New Roman" w:cs="Times New Roman"/>
+          <w:lang w:val="en-CA"/>
+        </w:rPr>
+        <w:t xml:space="preserve"> of nothingness</w:t>
       </w:r>
       <w:r>
         <w:rPr>
@@ -37536,7 +37745,6 @@
   <w:style w:type="character" w:default="1" w:styleId="a0">
     <w:name w:val="Default Paragraph Font"/>
     <w:uiPriority w:val="1"/>
-    <w:semiHidden/>
     <w:unhideWhenUsed/>
   </w:style>
   <w:style w:type="table" w:default="1" w:styleId="a1">

--- a/documents/Rain - 2026.9.14.docx
+++ b/documents/Rain - 2026.9.14.docx
@@ -474,7 +474,7 @@
           <w:rFonts w:ascii="Times New Roman" w:hAnsi="Times New Roman" w:cs="Times New Roman"/>
           <w:lang w:val="en-CA"/>
         </w:rPr>
-        <w:t xml:space="preserve">The rain shall stop momentarily, I tell myself, secretly </w:t>
+        <w:t xml:space="preserve">The rain shall stop momentarily, I told myself, secretly </w:t>
       </w:r>
       <w:r>
         <w:rPr>
@@ -523,7 +523,7 @@
           <w:rFonts w:ascii="Times New Roman" w:hAnsi="Times New Roman" w:cs="Times New Roman"/>
           <w:lang w:val="en-CA"/>
         </w:rPr>
-        <w:t>, I tell myself</w:t>
+        <w:t>, I told myself</w:t>
       </w:r>
       <w:r>
         <w:rPr>
@@ -1246,7 +1246,7 @@
           <w:rFonts w:ascii="Times New Roman" w:hAnsi="Times New Roman" w:cs="Times New Roman" w:hint="eastAsia"/>
           <w:lang w:val="en-CA"/>
         </w:rPr>
-        <w:t>forewent all forms of negotiation</w:t>
+        <w:t>forwent all forms of negotiation</w:t>
       </w:r>
       <w:r>
         <w:rPr>
@@ -2211,7 +2211,7 @@
           <w:rFonts w:ascii="Times New Roman" w:hAnsi="Times New Roman" w:cs="Times New Roman"/>
           <w:lang w:val="en-CA"/>
         </w:rPr>
-        <w:t>deblitate</w:t>
+        <w:t>debilitate</w:t>
       </w:r>
       <w:r>
         <w:rPr>
@@ -3354,7 +3354,7 @@
         <w:rPr>
           <w:rFonts w:ascii="Times New Roman" w:hAnsi="Times New Roman" w:cs="Times New Roman"/>
         </w:rPr>
-        <w:t>flies</w:t>
+        <w:t>files</w:t>
       </w:r>
       <w:r>
         <w:rPr>
@@ -7294,7 +7294,7 @@
           <w:rFonts w:ascii="Times New Roman" w:hAnsi="Times New Roman" w:cs="Times New Roman"/>
           <w:lang w:val="en-CA"/>
         </w:rPr>
-        <w:t>“Hey,” My voice sounds foreign</w:t>
+        <w:t>“Hey,” My voice sounded foreign</w:t>
       </w:r>
       <w:r>
         <w:rPr>
@@ -15428,7 +15428,7 @@
           <w:rFonts w:ascii="Times New Roman" w:hAnsi="Times New Roman" w:cs="Times New Roman" w:hint="eastAsia"/>
           <w:lang w:val="en-CA"/>
         </w:rPr>
-        <w:t xml:space="preserve">jump in front of the man and yelled: </w:t>
+        <w:t xml:space="preserve">jump in front of the man and yell: </w:t>
       </w:r>
       <w:r>
         <w:rPr>
@@ -21572,7 +21572,7 @@
           <w:rFonts w:ascii="Times New Roman" w:eastAsia="Yu Mincho" w:hAnsi="Times New Roman" w:cs="Times New Roman" w:hint="eastAsia"/>
           <w:lang w:val="en-CA" w:eastAsia="ja-JP"/>
         </w:rPr>
-        <w:t xml:space="preserve">Air was all around, I only knew </w:t>
+        <w:t xml:space="preserve">Air was all around, I only know </w:t>
       </w:r>
       <w:r>
         <w:rPr>
@@ -21586,7 +21586,7 @@
           <w:rFonts w:ascii="Times New Roman" w:eastAsia="Yu Mincho" w:hAnsi="Times New Roman" w:cs="Times New Roman" w:hint="eastAsia"/>
           <w:lang w:val="en-CA" w:eastAsia="ja-JP"/>
         </w:rPr>
-        <w:t>how much better than corn it was</w:t>
+        <w:t>how much better than corn it is</w:t>
       </w:r>
       <w:r>
         <w:rPr>
@@ -21771,7 +21771,7 @@
           <w:rFonts w:ascii="Times New Roman" w:hAnsi="Times New Roman" w:cs="Times New Roman" w:hint="eastAsia"/>
           <w:lang w:val="en-CA"/>
         </w:rPr>
-        <w:t>But nobody came.</w:t>
+        <w:t>But nobody comes.</w:t>
       </w:r>
       <w:r>
         <w:rPr>
@@ -22309,7 +22309,7 @@
           <w:rFonts w:ascii="Times New Roman" w:hAnsi="Times New Roman" w:cs="Times New Roman"/>
           <w:lang w:val="en-CA"/>
         </w:rPr>
-        <w:t xml:space="preserve">moved past me, the ground shakes. Then another, and the ground shakes again. </w:t>
+        <w:t xml:space="preserve">moves past me, the ground shakes. Then another, and the ground shakes again. </w:t>
       </w:r>
       <w:r>
         <w:rPr>
@@ -22439,14 +22439,14 @@
           <w:rFonts w:ascii="Times New Roman" w:hAnsi="Times New Roman" w:cs="Times New Roman"/>
           <w:lang w:val="en-CA"/>
         </w:rPr>
-        <w:t>remained, and no sky pieces</w:t>
-      </w:r>
-      <w:r>
-        <w:rPr>
-          <w:rFonts w:ascii="Times New Roman" w:hAnsi="Times New Roman" w:cs="Times New Roman"/>
-          <w:lang w:val="en-CA"/>
-        </w:rPr>
-        <w:t xml:space="preserve"> fell.</w:t>
+        <w:t>remains, and no sky pieces</w:t>
+      </w:r>
+      <w:r>
+        <w:rPr>
+          <w:rFonts w:ascii="Times New Roman" w:hAnsi="Times New Roman" w:cs="Times New Roman"/>
+          <w:lang w:val="en-CA"/>
+        </w:rPr>
+        <w:t xml:space="preserve"> fall.</w:t>
       </w:r>
       <w:r>
         <w:rPr>
@@ -22814,7 +22814,7 @@
           <w:rFonts w:ascii="Times New Roman" w:hAnsi="Times New Roman" w:cs="Times New Roman"/>
           <w:lang w:val="en-CA"/>
         </w:rPr>
-        <w:t xml:space="preserve"> of their figures bled into the yellow sky</w:t>
+        <w:t xml:space="preserve"> of their figures bleed into the yellow sky</w:t>
       </w:r>
       <w:r>
         <w:rPr>
@@ -22835,7 +22835,7 @@
           <w:rFonts w:ascii="Times New Roman" w:hAnsi="Times New Roman" w:cs="Times New Roman"/>
           <w:lang w:val="en-CA"/>
         </w:rPr>
-        <w:t>Rivers ran down</w:t>
+        <w:t>Rivers run down</w:t>
       </w:r>
       <w:r>
         <w:rPr>
@@ -23302,7 +23302,7 @@
           <w:rFonts w:ascii="Times New Roman" w:hAnsi="Times New Roman" w:cs="Times New Roman"/>
           <w:lang w:val="en-CA"/>
         </w:rPr>
-        <w:t xml:space="preserve"> immediately faded from my mind</w:t>
+        <w:t xml:space="preserve"> immediately fade from my mind</w:t>
       </w:r>
       <w:r>
         <w:rPr>
@@ -24649,7 +24649,7 @@
           <w:rFonts w:ascii="Times New Roman" w:hAnsi="Times New Roman" w:cs="Times New Roman"/>
           <w:lang w:val="en-CA"/>
         </w:rPr>
-        <w:t>sat within.</w:t>
+        <w:t>sits within.</w:t>
       </w:r>
       <w:r>
         <w:rPr>
@@ -25401,7 +25401,7 @@
           <w:rFonts w:ascii="Times New Roman" w:hAnsi="Times New Roman" w:cs="Times New Roman"/>
           <w:lang w:val="en-CA"/>
         </w:rPr>
-        <w:t>At the crossroads, I turned left into tunnel east-east-south, behind the workers.</w:t>
+        <w:t>At the crossroads, I turn left into tunnel east-east-south, behind the workers.</w:t>
       </w:r>
       <w:r>
         <w:rPr>
@@ -25415,7 +25415,7 @@
           <w:rFonts w:ascii="Times New Roman" w:hAnsi="Times New Roman" w:cs="Times New Roman"/>
           <w:lang w:val="en-CA"/>
         </w:rPr>
-        <w:t>The scent grows. Everyone was packed neatly here</w:t>
+        <w:t>The scent grows. Everyone is packed neatly here</w:t>
       </w:r>
       <w:r>
         <w:rPr>
@@ -25612,7 +25612,7 @@
           <w:rFonts w:ascii="Times New Roman" w:hAnsi="Times New Roman" w:cs="Times New Roman" w:hint="eastAsia"/>
           <w:lang w:val="en-CA"/>
         </w:rPr>
-        <w:t>I hesitated</w:t>
+        <w:t>I hesitate</w:t>
       </w:r>
       <w:r>
         <w:rPr>
@@ -26101,7 +26101,7 @@
           <w:rFonts w:ascii="Times New Roman" w:hAnsi="Times New Roman" w:cs="Times New Roman" w:hint="eastAsia"/>
           <w:lang w:val="en-CA"/>
         </w:rPr>
-        <w:t xml:space="preserve">Elder exhaled sharply through all her </w:t>
+        <w:t xml:space="preserve">Elder exhales sharply through all her </w:t>
       </w:r>
       <w:r>
         <w:rPr>
@@ -26188,7 +26188,7 @@
           <w:rFonts w:ascii="Times New Roman" w:hAnsi="Times New Roman" w:cs="Times New Roman"/>
           <w:lang w:val="en-CA"/>
         </w:rPr>
-        <w:t xml:space="preserve"> Her head turned sharply towards other Elder, who lowered her own head quickly in </w:t>
+        <w:t xml:space="preserve"> Her head turns sharply towards other Elder, who lowers her own head quickly in </w:t>
       </w:r>
       <w:r>
         <w:rPr>
@@ -26560,14 +26560,14 @@
           <w:rFonts w:ascii="Times New Roman" w:hAnsi="Times New Roman" w:cs="Times New Roman"/>
           <w:lang w:val="en-CA"/>
         </w:rPr>
-        <w:t>shook</w:t>
-      </w:r>
-      <w:r>
-        <w:rPr>
-          <w:rFonts w:ascii="Times New Roman" w:hAnsi="Times New Roman" w:cs="Times New Roman" w:hint="eastAsia"/>
-          <w:lang w:val="en-CA"/>
-        </w:rPr>
-        <w:t xml:space="preserve"> with rage. </w:t>
+        <w:t>shak</w:t>
+      </w:r>
+      <w:r>
+        <w:rPr>
+          <w:rFonts w:ascii="Times New Roman" w:hAnsi="Times New Roman" w:cs="Times New Roman" w:hint="eastAsia"/>
+          <w:lang w:val="en-CA"/>
+        </w:rPr>
+        <w:t xml:space="preserve">e with rage. </w:t>
       </w:r>
       <w:r>
         <w:rPr>
@@ -26627,7 +26627,7 @@
           <w:rFonts w:ascii="Times New Roman" w:hAnsi="Times New Roman" w:cs="Times New Roman" w:hint="eastAsia"/>
           <w:lang w:val="en-CA"/>
         </w:rPr>
-        <w:t>Other Elder became silent.</w:t>
+        <w:t>Other Elder becomes silent.</w:t>
       </w:r>
       <w:r>
         <w:rPr>
@@ -29205,7 +29205,7 @@
           <w:rFonts w:ascii="Times New Roman" w:hAnsi="Times New Roman" w:cs="Times New Roman"/>
           <w:lang w:val="en-CA"/>
         </w:rPr>
-        <w:t xml:space="preserve">Elders stopped </w:t>
+        <w:t xml:space="preserve">Elders stop </w:t>
       </w:r>
       <w:r>
         <w:rPr>
@@ -29331,7 +29331,7 @@
           <w:lang w:val="en-CA"/>
         </w:rPr>
         <w:tab/>
-        <w:t>Other Elder’s antennae twitched with rage.</w:t>
+        <w:t>Other Elder’s antennae twitch with rage.</w:t>
       </w:r>
     </w:p>
     <w:p>
@@ -29433,7 +29433,7 @@
           <w:rFonts w:ascii="Times New Roman" w:hAnsi="Times New Roman" w:cs="Times New Roman"/>
           <w:lang w:val="en-CA"/>
         </w:rPr>
-        <w:t xml:space="preserve"> dismissed coldly</w:t>
+        <w:t xml:space="preserve"> dismisses coldly</w:t>
       </w:r>
       <w:r>
         <w:rPr>
@@ -29973,7 +29973,7 @@
           <w:rFonts w:ascii="Times New Roman" w:hAnsi="Times New Roman" w:cs="Times New Roman"/>
           <w:lang w:val="en-CA"/>
         </w:rPr>
-        <w:t>“Enough.” Elder spoke again after her long silence, “</w:t>
+        <w:t>“Enough.” Elder speaks again after her long silence, “</w:t>
       </w:r>
       <w:r>
         <w:rPr>
@@ -30670,7 +30670,7 @@
           <w:rFonts w:ascii="Times New Roman" w:hAnsi="Times New Roman" w:cs="Times New Roman"/>
           <w:lang w:val="en-CA"/>
         </w:rPr>
-        <w:t>Elder commanded as I started crawling towards the exit.</w:t>
+        <w:t>Elder commands as I start crawling towards the exit.</w:t>
       </w:r>
     </w:p>
     <w:p>
@@ -30795,7 +30795,7 @@
           <w:lang w:val="en-CA"/>
         </w:rPr>
         <w:tab/>
-        <w:t>I continued to crawl towards the exit without replying.</w:t>
+        <w:t>I continue to crawl towards the exit without replying.</w:t>
       </w:r>
     </w:p>
     <w:p>
@@ -33659,7 +33659,7 @@
           <w:rFonts w:ascii="Times New Roman" w:eastAsia="Yu Mincho" w:hAnsi="Times New Roman" w:cs="Times New Roman" w:hint="eastAsia"/>
           <w:lang w:val="en-CA" w:eastAsia="ja-JP"/>
         </w:rPr>
-        <w:t xml:space="preserve"> took over</w:t>
+        <w:t xml:space="preserve"> takes over</w:t>
       </w:r>
       <w:r>
         <w:rPr>
@@ -33680,14 +33680,14 @@
           <w:rFonts w:ascii="Times New Roman" w:hAnsi="Times New Roman" w:cs="Times New Roman"/>
           <w:lang w:val="en-CA"/>
         </w:rPr>
-        <w:t xml:space="preserve"> that penetrated my exoskeleton</w:t>
-      </w:r>
-      <w:r>
-        <w:rPr>
-          <w:rFonts w:ascii="Times New Roman" w:hAnsi="Times New Roman" w:cs="Times New Roman"/>
-          <w:lang w:val="en-CA"/>
-        </w:rPr>
-        <w:t xml:space="preserve">. It caved in, </w:t>
+        <w:t xml:space="preserve"> that penetrates my exoskeleton</w:t>
+      </w:r>
+      <w:r>
+        <w:rPr>
+          <w:rFonts w:ascii="Times New Roman" w:hAnsi="Times New Roman" w:cs="Times New Roman"/>
+          <w:lang w:val="en-CA"/>
+        </w:rPr>
+        <w:t xml:space="preserve">. It caves in, </w:t>
       </w:r>
       <w:r>
         <w:rPr>
@@ -33895,7 +33895,7 @@
           <w:rFonts w:ascii="Times New Roman" w:hAnsi="Times New Roman" w:cs="Times New Roman"/>
           <w:lang w:val="en-CA"/>
         </w:rPr>
-        <w:t xml:space="preserve">The heaviness in my body, the wetness on my legs, the sharp pain in my back all departed, </w:t>
+        <w:t xml:space="preserve">The heaviness in my body, the wetness on my legs, the sharp pain in my back all depart, </w:t>
       </w:r>
       <w:r>
         <w:rPr>
@@ -34685,7 +34685,7 @@
           <w:rFonts w:ascii="Times New Roman" w:hAnsi="Times New Roman" w:cs="Times New Roman"/>
           <w:lang w:val="en-CA"/>
         </w:rPr>
-        <w:t xml:space="preserve">that never changed </w:t>
+        <w:t xml:space="preserve">that has never changed </w:t>
       </w:r>
       <w:r>
         <w:rPr>
